--- a/shinmok1/pack/2609/H1MOGO26-09_38_SET.docx
+++ b/shinmok1/pack/2609/H1MOGO26-09_38_SET.docx
@@ -58,7 +58,7 @@
           <w:sz w:val="16"/>
           <w:u w:val="none"/>
         </w:rPr>
-        <w:t>(   )반 (   )번 이름(            )  CHECK ___/35  전용 ___/68.0점</w:t>
+        <w:t>(   )반 (   )번 이름(            )  CHECK ___/35  전용 ___/30.0점</w:t>
       </w:r>
     </w:p>
     <w:p>
@@ -1449,7 +1449,7 @@
           <w:sz w:val="18"/>
           <w:u w:val="none"/>
         </w:rPr>
-        <w:t>PART 2 · 전용문제  (선택형 13 · 서답형 7 · 68.0점)</w:t>
+        <w:t>PART 2 · 전용문제  (선택형 8 · 서답형 2 · 30.0점)</w:t>
       </w:r>
     </w:p>
     <w:p>
@@ -1474,33 +1474,17 @@
           <w:sz w:val="17"/>
           <w:u w:val="none"/>
         </w:rPr>
-        <w:t xml:space="preserve"> 윗글의 </w:t>
-      </w:r>
-      <w:r>
-        <w:rPr>
-          <w:rFonts w:ascii="맑은 고딕" w:hAnsi="맑은 고딕" w:eastAsia="맑은 고딕"/>
-          <w:b/>
-          <w:sz w:val="17"/>
-          <w:u w:val="none"/>
-        </w:rPr>
-        <w:t>제목</w:t>
+        <w:t xml:space="preserve"> 다음 글에 대한 &lt;보기&gt;의 설명 중 </w:t>
       </w:r>
       <w:r>
         <w:rPr>
           <w:rFonts w:ascii="맑은 고딕" w:hAnsi="맑은 고딕" w:eastAsia="맑은 고딕"/>
           <w:b w:val="0"/>
           <w:sz w:val="17"/>
-          <w:u w:val="none"/>
-        </w:rPr>
-        <w:t>으로 가장 적절한 것은? [3.0점]</w:t>
-      </w:r>
-    </w:p>
-    <w:p>
-      <w:pPr>
-        <w:spacing w:before="0" w:after="0" w:line="269" w:lineRule="auto"/>
-        <w:ind w:left="180" w:hanging="180"/>
-        <w:snapToGrid w:val="0"/>
-      </w:pPr>
+          <w:u w:val="single"/>
+        </w:rPr>
+        <w:t>틀린</w:t>
+      </w:r>
       <w:r>
         <w:rPr>
           <w:rFonts w:ascii="맑은 고딕" w:hAnsi="맑은 고딕" w:eastAsia="맑은 고딕"/>
@@ -1508,360 +1492,7 @@
           <w:sz w:val="17"/>
           <w:u w:val="none"/>
         </w:rPr>
-        <w:t>① Body Parts: The Most Reliable Units Ever Devised</w:t>
-      </w:r>
-    </w:p>
-    <w:p>
-      <w:pPr>
-        <w:spacing w:before="0" w:after="0" w:line="269" w:lineRule="auto"/>
-        <w:ind w:left="180" w:hanging="180"/>
-        <w:snapToGrid w:val="0"/>
-      </w:pPr>
-      <w:r>
-        <w:rPr>
-          <w:rFonts w:ascii="맑은 고딕" w:hAnsi="맑은 고딕" w:eastAsia="맑은 고딕"/>
-          <w:b w:val="0"/>
-          <w:sz w:val="17"/>
-          <w:u w:val="none"/>
-        </w:rPr>
-        <w:t>② Why Personal Measures Deserve to Replace Shared Standards</w:t>
-      </w:r>
-    </w:p>
-    <w:p>
-      <w:pPr>
-        <w:spacing w:before="0" w:after="0" w:line="269" w:lineRule="auto"/>
-        <w:ind w:left="180" w:hanging="180"/>
-        <w:snapToGrid w:val="0"/>
-      </w:pPr>
-      <w:r>
-        <w:rPr>
-          <w:rFonts w:ascii="맑은 고딕" w:hAnsi="맑은 고딕" w:eastAsia="맑은 고딕"/>
-          <w:b w:val="0"/>
-          <w:sz w:val="17"/>
-          <w:u w:val="none"/>
-        </w:rPr>
-        <w:t>③ Measurement Speaks Only When Everyone Agrees on Its Words</w:t>
-      </w:r>
-    </w:p>
-    <w:p>
-      <w:pPr>
-        <w:spacing w:before="0" w:after="0" w:line="269" w:lineRule="auto"/>
-        <w:ind w:left="180" w:hanging="180"/>
-        <w:snapToGrid w:val="0"/>
-      </w:pPr>
-      <w:r>
-        <w:rPr>
-          <w:rFonts w:ascii="맑은 고딕" w:hAnsi="맑은 고딕" w:eastAsia="맑은 고딕"/>
-          <w:b w:val="0"/>
-          <w:sz w:val="17"/>
-          <w:u w:val="none"/>
-        </w:rPr>
-        <w:t>④ How Trade Disputes Were Settled in the Earliest Settlements</w:t>
-      </w:r>
-    </w:p>
-    <w:p>
-      <w:pPr>
-        <w:spacing w:before="0" w:after="0" w:line="269" w:lineRule="auto"/>
-        <w:ind w:left="180" w:hanging="180"/>
-        <w:snapToGrid w:val="0"/>
-      </w:pPr>
-      <w:r>
-        <w:rPr>
-          <w:rFonts w:ascii="맑은 고딕" w:hAnsi="맑은 고딕" w:eastAsia="맑은 고딕"/>
-          <w:b w:val="0"/>
-          <w:sz w:val="17"/>
-          <w:u w:val="none"/>
-        </w:rPr>
-        <w:t>⑤ Language and Numbers: Two Skills Every Merchant Needs</w:t>
-      </w:r>
-    </w:p>
-    <w:p>
-      <w:pPr>
-        <w:keepNext/>
-        <w:spacing w:before="80" w:after="20" w:line="276" w:lineRule="auto"/>
-        <w:snapToGrid w:val="0"/>
-      </w:pPr>
-      <w:r>
-        <w:rPr>
-          <w:rFonts w:ascii="맑은 고딕" w:hAnsi="맑은 고딕" w:eastAsia="맑은 고딕"/>
-          <w:b/>
-          <w:sz w:val="17"/>
-          <w:u w:val="none"/>
-        </w:rPr>
-        <w:t>38-2.</w:t>
-      </w:r>
-      <w:r>
-        <w:rPr>
-          <w:rFonts w:ascii="맑은 고딕" w:hAnsi="맑은 고딕" w:eastAsia="맑은 고딕"/>
-          <w:b w:val="0"/>
-          <w:sz w:val="17"/>
-          <w:u w:val="none"/>
-        </w:rPr>
-        <w:t xml:space="preserve"> 윗글의 </w:t>
-      </w:r>
-      <w:r>
-        <w:rPr>
-          <w:rFonts w:ascii="맑은 고딕" w:hAnsi="맑은 고딕" w:eastAsia="맑은 고딕"/>
-          <w:b/>
-          <w:sz w:val="17"/>
-          <w:u w:val="none"/>
-        </w:rPr>
-        <w:t>요지</w:t>
-      </w:r>
-      <w:r>
-        <w:rPr>
-          <w:rFonts w:ascii="맑은 고딕" w:hAnsi="맑은 고딕" w:eastAsia="맑은 고딕"/>
-          <w:b w:val="0"/>
-          <w:sz w:val="17"/>
-          <w:u w:val="none"/>
-        </w:rPr>
-        <w:t>를 가장 잘 나타내는 속담은? [3.0점]</w:t>
-      </w:r>
-    </w:p>
-    <w:p>
-      <w:pPr>
-        <w:spacing w:before="0" w:after="0" w:line="269" w:lineRule="auto"/>
-        <w:ind w:left="180" w:hanging="180"/>
-        <w:snapToGrid w:val="0"/>
-      </w:pPr>
-      <w:r>
-        <w:rPr>
-          <w:rFonts w:ascii="맑은 고딕" w:hAnsi="맑은 고딕" w:eastAsia="맑은 고딕"/>
-          <w:b w:val="0"/>
-          <w:sz w:val="17"/>
-          <w:u w:val="none"/>
-        </w:rPr>
-        <w:t>① The pen is mightier than the sword.</w:t>
-      </w:r>
-    </w:p>
-    <w:p>
-      <w:pPr>
-        <w:spacing w:before="0" w:after="0" w:line="269" w:lineRule="auto"/>
-        <w:ind w:left="180" w:hanging="180"/>
-        <w:snapToGrid w:val="0"/>
-      </w:pPr>
-      <w:r>
-        <w:rPr>
-          <w:rFonts w:ascii="맑은 고딕" w:hAnsi="맑은 고딕" w:eastAsia="맑은 고딕"/>
-          <w:b w:val="0"/>
-          <w:sz w:val="17"/>
-          <w:u w:val="none"/>
-        </w:rPr>
-        <w:t>② Actions speak louder than words.</w:t>
-      </w:r>
-    </w:p>
-    <w:p>
-      <w:pPr>
-        <w:spacing w:before="0" w:after="0" w:line="269" w:lineRule="auto"/>
-        <w:ind w:left="180" w:hanging="180"/>
-        <w:snapToGrid w:val="0"/>
-      </w:pPr>
-      <w:r>
-        <w:rPr>
-          <w:rFonts w:ascii="맑은 고딕" w:hAnsi="맑은 고딕" w:eastAsia="맑은 고딕"/>
-          <w:b w:val="0"/>
-          <w:sz w:val="17"/>
-          <w:u w:val="none"/>
-        </w:rPr>
-        <w:t>③ Everyone must sing from the same hymn sheet.</w:t>
-      </w:r>
-    </w:p>
-    <w:p>
-      <w:pPr>
-        <w:spacing w:before="0" w:after="0" w:line="269" w:lineRule="auto"/>
-        <w:ind w:left="180" w:hanging="180"/>
-        <w:snapToGrid w:val="0"/>
-      </w:pPr>
-      <w:r>
-        <w:rPr>
-          <w:rFonts w:ascii="맑은 고딕" w:hAnsi="맑은 고딕" w:eastAsia="맑은 고딕"/>
-          <w:b w:val="0"/>
-          <w:sz w:val="17"/>
-          <w:u w:val="none"/>
-        </w:rPr>
-        <w:t>④ Rome was not built in a day.</w:t>
-      </w:r>
-    </w:p>
-    <w:p>
-      <w:pPr>
-        <w:spacing w:before="0" w:after="0" w:line="269" w:lineRule="auto"/>
-        <w:ind w:left="180" w:hanging="180"/>
-        <w:snapToGrid w:val="0"/>
-      </w:pPr>
-      <w:r>
-        <w:rPr>
-          <w:rFonts w:ascii="맑은 고딕" w:hAnsi="맑은 고딕" w:eastAsia="맑은 고딕"/>
-          <w:b w:val="0"/>
-          <w:sz w:val="17"/>
-          <w:u w:val="none"/>
-        </w:rPr>
-        <w:t>⑤ Every man is the architect of his own fortune.</w:t>
-      </w:r>
-    </w:p>
-    <w:p>
-      <w:pPr>
-        <w:keepNext/>
-        <w:spacing w:before="80" w:after="20" w:line="276" w:lineRule="auto"/>
-        <w:snapToGrid w:val="0"/>
-      </w:pPr>
-      <w:r>
-        <w:rPr>
-          <w:rFonts w:ascii="맑은 고딕" w:hAnsi="맑은 고딕" w:eastAsia="맑은 고딕"/>
-          <w:b/>
-          <w:sz w:val="17"/>
-          <w:u w:val="none"/>
-        </w:rPr>
-        <w:t>38-3.</w:t>
-      </w:r>
-      <w:r>
-        <w:rPr>
-          <w:rFonts w:ascii="맑은 고딕" w:hAnsi="맑은 고딕" w:eastAsia="맑은 고딕"/>
-          <w:b w:val="0"/>
-          <w:sz w:val="17"/>
-          <w:u w:val="none"/>
-        </w:rPr>
-        <w:t xml:space="preserve"> 윗글의 내용과 일치하지 </w:t>
-      </w:r>
-      <w:r>
-        <w:rPr>
-          <w:rFonts w:ascii="맑은 고딕" w:hAnsi="맑은 고딕" w:eastAsia="맑은 고딕"/>
-          <w:b/>
-          <w:sz w:val="17"/>
-          <w:u w:val="none"/>
-        </w:rPr>
-        <w:t>않는</w:t>
-      </w:r>
-      <w:r>
-        <w:rPr>
-          <w:rFonts w:ascii="맑은 고딕" w:hAnsi="맑은 고딕" w:eastAsia="맑은 고딕"/>
-          <w:b w:val="0"/>
-          <w:sz w:val="17"/>
-          <w:u w:val="none"/>
-        </w:rPr>
-        <w:t xml:space="preserve"> 것은? [3.0점]</w:t>
-      </w:r>
-    </w:p>
-    <w:p>
-      <w:pPr>
-        <w:spacing w:before="0" w:after="0" w:line="269" w:lineRule="auto"/>
-        <w:ind w:left="180" w:hanging="180"/>
-        <w:snapToGrid w:val="0"/>
-      </w:pPr>
-      <w:r>
-        <w:rPr>
-          <w:rFonts w:ascii="맑은 고딕" w:hAnsi="맑은 고딕" w:eastAsia="맑은 고딕"/>
-          <w:b w:val="0"/>
-          <w:sz w:val="17"/>
-          <w:u w:val="none"/>
-        </w:rPr>
-        <w:t>① 측정 단위의 잠재력을 온전히 활용하려면 완전한 일관성이 필요하다.</w:t>
-      </w:r>
-    </w:p>
-    <w:p>
-      <w:pPr>
-        <w:spacing w:before="0" w:after="0" w:line="269" w:lineRule="auto"/>
-        <w:ind w:left="180" w:hanging="180"/>
-        <w:snapToGrid w:val="0"/>
-      </w:pPr>
-      <w:r>
-        <w:rPr>
-          <w:rFonts w:ascii="맑은 고딕" w:hAnsi="맑은 고딕" w:eastAsia="맑은 고딕"/>
-          <w:b w:val="0"/>
-          <w:sz w:val="17"/>
-          <w:u w:val="none"/>
-        </w:rPr>
-        <w:t>② 주관적 척도는 유용한 지식을 담고 있지만 개인 경험에 기반해 공유가 어려울 수 있다.</w:t>
-      </w:r>
-    </w:p>
-    <w:p>
-      <w:pPr>
-        <w:spacing w:before="0" w:after="0" w:line="269" w:lineRule="auto"/>
-        <w:ind w:left="180" w:hanging="180"/>
-        <w:snapToGrid w:val="0"/>
-      </w:pPr>
-      <w:r>
-        <w:rPr>
-          <w:rFonts w:ascii="맑은 고딕" w:hAnsi="맑은 고딕" w:eastAsia="맑은 고딕"/>
-          <w:b w:val="0"/>
-          <w:sz w:val="17"/>
-          <w:u w:val="none"/>
-        </w:rPr>
-        <w:t>③ Porter는 측정을 공유된 규칙으로 문화·지리의 차이를 잇는 ‘거리의 기술’로 설명한다.</w:t>
-      </w:r>
-    </w:p>
-    <w:p>
-      <w:pPr>
-        <w:spacing w:before="0" w:after="0" w:line="269" w:lineRule="auto"/>
-        <w:ind w:left="180" w:hanging="180"/>
-        <w:snapToGrid w:val="0"/>
-      </w:pPr>
-      <w:r>
-        <w:rPr>
-          <w:rFonts w:ascii="맑은 고딕" w:hAnsi="맑은 고딕" w:eastAsia="맑은 고딕"/>
-          <w:b w:val="0"/>
-          <w:sz w:val="17"/>
-          <w:u w:val="none"/>
-        </w:rPr>
-        <w:t>④ 최초의 사회에서 단위의 정의는 특정 신체 부위와 같다는 것을 아는 정도로 단순할 수 있었다.</w:t>
-      </w:r>
-    </w:p>
-    <w:p>
-      <w:pPr>
-        <w:spacing w:before="0" w:after="0" w:line="269" w:lineRule="auto"/>
-        <w:ind w:left="180" w:hanging="180"/>
-        <w:snapToGrid w:val="0"/>
-      </w:pPr>
-      <w:r>
-        <w:rPr>
-          <w:rFonts w:ascii="맑은 고딕" w:hAnsi="맑은 고딕" w:eastAsia="맑은 고딕"/>
-          <w:b w:val="0"/>
-          <w:sz w:val="17"/>
-          <w:u w:val="none"/>
-        </w:rPr>
-        <w:t>⑤ 교역이나 공물을 둘러싼 의견 충돌은 측정에서 더 큰 일관성을 요구하는 갈등의 순간이다.</w:t>
-      </w:r>
-    </w:p>
-    <w:p>
-      <w:pPr>
-        <w:keepNext/>
-        <w:spacing w:before="80" w:after="20" w:line="276" w:lineRule="auto"/>
-        <w:snapToGrid w:val="0"/>
-      </w:pPr>
-      <w:r>
-        <w:rPr>
-          <w:rFonts w:ascii="맑은 고딕" w:hAnsi="맑은 고딕" w:eastAsia="맑은 고딕"/>
-          <w:b/>
-          <w:sz w:val="17"/>
-          <w:u w:val="none"/>
-        </w:rPr>
-        <w:t>38-4.</w:t>
-      </w:r>
-      <w:r>
-        <w:rPr>
-          <w:rFonts w:ascii="맑은 고딕" w:hAnsi="맑은 고딕" w:eastAsia="맑은 고딕"/>
-          <w:b w:val="0"/>
-          <w:sz w:val="17"/>
-          <w:u w:val="none"/>
-        </w:rPr>
-        <w:t xml:space="preserve"> 윗글의 밑줄 친 ①~⑤ 중 어법상 </w:t>
-      </w:r>
-      <w:r>
-        <w:rPr>
-          <w:rFonts w:ascii="맑은 고딕" w:hAnsi="맑은 고딕" w:eastAsia="맑은 고딕"/>
-          <w:b/>
-          <w:sz w:val="17"/>
-          <w:u w:val="none"/>
-        </w:rPr>
-        <w:t>옳은</w:t>
-      </w:r>
-      <w:r>
-        <w:rPr>
-          <w:rFonts w:ascii="맑은 고딕" w:hAnsi="맑은 고딕" w:eastAsia="맑은 고딕"/>
-          <w:b w:val="0"/>
-          <w:sz w:val="17"/>
-          <w:u w:val="none"/>
-        </w:rPr>
-        <w:t xml:space="preserve"> 것은? [3.0점]</w:t>
+        <w:t xml:space="preserve"> 것만을 있는 대로 고른 것은? [3.3점]</w:t>
       </w:r>
     </w:p>
     <w:p>
@@ -1884,7 +1515,7 @@
           <w:sz w:val="17"/>
           <w:u w:val="none"/>
         </w:rPr>
-        <w:t xml:space="preserve">To harness the full potential of units of measurement, we need some degree of consistency. Subjective measures contain useful knowledge, but this can be difficult to share, ① </w:t>
+        <w:t>To harness the full potential of units of measurement, we need some degree of consistency. Subjective measures contain useful knowledge, but this can be difficult to share, ⓐ</w:t>
       </w:r>
       <w:r>
         <w:rPr>
@@ -1893,7 +1524,7 @@
           <w:sz w:val="17"/>
           <w:u w:val="single"/>
         </w:rPr>
-        <w:t>based</w:t>
+        <w:t>based as it is</w:t>
       </w:r>
       <w:r>
         <w:rPr>
@@ -1902,7 +1533,7 @@
           <w:sz w:val="17"/>
           <w:u w:val="none"/>
         </w:rPr>
-        <w:t xml:space="preserve"> as it is on an individual’s experience. The historian of science Theodore M. Porter describes measurement as a ‘technology of distance’: a tool that uses shared rules to bridge differences of culture and geography, ② </w:t>
+        <w:t xml:space="preserve"> on an individual’s experience. The historian of science Theodore M. Porter describes measurement as a ‘technology of distance’: a tool that uses shared rules to bridge differences of culture and geography, ⓑ</w:t>
       </w:r>
       <w:r>
         <w:rPr>
@@ -1911,7 +1542,7 @@
           <w:sz w:val="17"/>
           <w:u w:val="single"/>
         </w:rPr>
-        <w:t>allowed</w:t>
+        <w:t>allowing for</w:t>
       </w:r>
       <w:r>
         <w:rPr>
@@ -1920,7 +1551,7 @@
           <w:sz w:val="17"/>
           <w:u w:val="none"/>
         </w:rPr>
-        <w:t xml:space="preserve"> for the exchange of information. ③ </w:t>
+        <w:t xml:space="preserve"> the exchange of information. Following this logic, if measurement is another sort of language, then just as with words, individual units need reliable definitions in order to communicate. In the earliest societies, these definitions might need to be shared no more widely than a single settlement, meaning that the definition can be no more complex than knowing that a unit was equal to a certain body part. As these communities grew in size, ⓒ</w:t>
       </w:r>
       <w:r>
         <w:rPr>
@@ -1929,7 +1560,7 @@
           <w:sz w:val="17"/>
           <w:u w:val="single"/>
         </w:rPr>
-        <w:t>Followed</w:t>
+        <w:t>though</w:t>
       </w:r>
       <w:r>
         <w:rPr>
@@ -1938,7 +1569,186 @@
           <w:sz w:val="17"/>
           <w:u w:val="none"/>
         </w:rPr>
-        <w:t xml:space="preserve"> this logic, if measurement is another sort of language, then just as with words, individual units need reliable definitions in order to communicate. In the earliest societies, these definitions might need to be shared no more widely than a single settlement, ④ </w:t>
+        <w:t>, the inadequacies of this system would become evident.</w:t>
+      </w:r>
+    </w:p>
+    <w:p>
+      <w:pPr>
+        <w:spacing w:before="0" w:after="0" w:line="288" w:lineRule="auto"/>
+        <w:ind w:left="40"/>
+        <w:snapToGrid w:val="0"/>
+        <w:pBdr>
+          <w:top w:val="single" w:sz="4" w:space="2" w:color="9B6BD0"/>
+          <w:left w:val="single" w:sz="4" w:space="2" w:color="9B6BD0"/>
+          <w:bottom w:val="single" w:sz="4" w:space="2" w:color="9B6BD0"/>
+          <w:right w:val="single" w:sz="4" w:space="2" w:color="9B6BD0"/>
+        </w:pBdr>
+        <w:shd w:val="clear" w:color="auto" w:fill="FAF5FF"/>
+      </w:pPr>
+      <w:r>
+        <w:rPr>
+          <w:rFonts w:ascii="맑은 고딕" w:hAnsi="맑은 고딕" w:eastAsia="맑은 고딕"/>
+          <w:b/>
+          <w:sz w:val="17"/>
+          <w:u w:val="none"/>
+        </w:rPr>
+        <w:t>&lt;보 기&gt;</w:t>
+      </w:r>
+    </w:p>
+    <w:p>
+      <w:pPr>
+        <w:spacing w:before="0" w:after="0" w:line="288" w:lineRule="auto"/>
+        <w:ind w:left="40"/>
+        <w:snapToGrid w:val="0"/>
+        <w:pBdr>
+          <w:top w:val="single" w:sz="4" w:space="2" w:color="9B6BD0"/>
+          <w:left w:val="single" w:sz="4" w:space="2" w:color="9B6BD0"/>
+          <w:bottom w:val="single" w:sz="4" w:space="2" w:color="9B6BD0"/>
+          <w:right w:val="single" w:sz="4" w:space="2" w:color="9B6BD0"/>
+        </w:pBdr>
+        <w:shd w:val="clear" w:color="auto" w:fill="FAF5FF"/>
+      </w:pPr>
+      <w:r>
+        <w:rPr>
+          <w:rFonts w:ascii="맑은 고딕" w:hAnsi="맑은 고딕" w:eastAsia="맑은 고딕"/>
+          <w:b w:val="0"/>
+          <w:sz w:val="17"/>
+          <w:u w:val="none"/>
+        </w:rPr>
+        <w:t>(a) The writer compares measurement to a language that needs reliable definitions.</w:t>
+      </w:r>
+    </w:p>
+    <w:p>
+      <w:pPr>
+        <w:spacing w:before="0" w:after="0" w:line="288" w:lineRule="auto"/>
+        <w:ind w:left="40"/>
+        <w:snapToGrid w:val="0"/>
+        <w:pBdr>
+          <w:top w:val="single" w:sz="4" w:space="2" w:color="9B6BD0"/>
+          <w:left w:val="single" w:sz="4" w:space="2" w:color="9B6BD0"/>
+          <w:bottom w:val="single" w:sz="4" w:space="2" w:color="9B6BD0"/>
+          <w:right w:val="single" w:sz="4" w:space="2" w:color="9B6BD0"/>
+        </w:pBdr>
+        <w:shd w:val="clear" w:color="auto" w:fill="FAF5FF"/>
+      </w:pPr>
+      <w:r>
+        <w:rPr>
+          <w:rFonts w:ascii="맑은 고딕" w:hAnsi="맑은 고딕" w:eastAsia="맑은 고딕"/>
+          <w:b w:val="0"/>
+          <w:sz w:val="17"/>
+          <w:u w:val="none"/>
+        </w:rPr>
+        <w:t>(b) ⓐ ‘based as it is’ is a participial phrase with a meaning of reason.</w:t>
+      </w:r>
+    </w:p>
+    <w:p>
+      <w:pPr>
+        <w:spacing w:before="0" w:after="0" w:line="288" w:lineRule="auto"/>
+        <w:ind w:left="40"/>
+        <w:snapToGrid w:val="0"/>
+        <w:pBdr>
+          <w:top w:val="single" w:sz="4" w:space="2" w:color="9B6BD0"/>
+          <w:left w:val="single" w:sz="4" w:space="2" w:color="9B6BD0"/>
+          <w:bottom w:val="single" w:sz="4" w:space="2" w:color="9B6BD0"/>
+          <w:right w:val="single" w:sz="4" w:space="2" w:color="9B6BD0"/>
+        </w:pBdr>
+        <w:shd w:val="clear" w:color="auto" w:fill="FAF5FF"/>
+      </w:pPr>
+      <w:r>
+        <w:rPr>
+          <w:rFonts w:ascii="맑은 고딕" w:hAnsi="맑은 고딕" w:eastAsia="맑은 고딕"/>
+          <w:b w:val="0"/>
+          <w:sz w:val="17"/>
+          <w:u w:val="none"/>
+        </w:rPr>
+        <w:t>(c) ⓑ ‘allowing for’ can be replaced by ‘and it allows for’.</w:t>
+      </w:r>
+    </w:p>
+    <w:p>
+      <w:pPr>
+        <w:spacing w:before="0" w:after="0" w:line="288" w:lineRule="auto"/>
+        <w:ind w:left="40"/>
+        <w:snapToGrid w:val="0"/>
+        <w:pBdr>
+          <w:top w:val="single" w:sz="4" w:space="2" w:color="9B6BD0"/>
+          <w:left w:val="single" w:sz="4" w:space="2" w:color="9B6BD0"/>
+          <w:bottom w:val="single" w:sz="4" w:space="2" w:color="9B6BD0"/>
+          <w:right w:val="single" w:sz="4" w:space="2" w:color="9B6BD0"/>
+        </w:pBdr>
+        <w:shd w:val="clear" w:color="auto" w:fill="FAF5FF"/>
+      </w:pPr>
+      <w:r>
+        <w:rPr>
+          <w:rFonts w:ascii="맑은 고딕" w:hAnsi="맑은 고딕" w:eastAsia="맑은 고딕"/>
+          <w:b w:val="0"/>
+          <w:sz w:val="17"/>
+          <w:u w:val="none"/>
+        </w:rPr>
+        <w:t>(d) According to Porter, measurement makes cultural differences larger.</w:t>
+      </w:r>
+    </w:p>
+    <w:p>
+      <w:pPr>
+        <w:spacing w:before="0" w:after="60" w:line="288" w:lineRule="auto"/>
+        <w:ind w:left="40"/>
+        <w:snapToGrid w:val="0"/>
+        <w:pBdr>
+          <w:top w:val="single" w:sz="4" w:space="2" w:color="9B6BD0"/>
+          <w:left w:val="single" w:sz="4" w:space="2" w:color="9B6BD0"/>
+          <w:bottom w:val="single" w:sz="4" w:space="2" w:color="9B6BD0"/>
+          <w:right w:val="single" w:sz="4" w:space="2" w:color="9B6BD0"/>
+        </w:pBdr>
+        <w:shd w:val="clear" w:color="auto" w:fill="FAF5FF"/>
+      </w:pPr>
+      <w:r>
+        <w:rPr>
+          <w:rFonts w:ascii="맑은 고딕" w:hAnsi="맑은 고딕" w:eastAsia="맑은 고딕"/>
+          <w:b w:val="0"/>
+          <w:sz w:val="17"/>
+          <w:u w:val="none"/>
+        </w:rPr>
+        <w:t>(e) ⓒ ‘though’ shows that the body-part system worked even better as communities grew.</w:t>
+      </w:r>
+    </w:p>
+    <w:p>
+      <w:pPr>
+        <w:spacing w:before="0" w:after="20" w:line="276" w:lineRule="auto"/>
+        <w:ind w:left="80"/>
+        <w:snapToGrid w:val="0"/>
+      </w:pPr>
+      <w:r>
+        <w:rPr>
+          <w:rFonts w:ascii="맑은 고딕" w:hAnsi="맑은 고딕" w:eastAsia="맑은 고딕"/>
+          <w:b w:val="0"/>
+          <w:sz w:val="17"/>
+          <w:u w:val="none"/>
+        </w:rPr>
+        <w:t>① (a), (c)    ② (d), (e)    ③ (b), (d)    ④ (a), (b), (e)    ⑤ (c), (d), (e)</w:t>
+      </w:r>
+    </w:p>
+    <w:p>
+      <w:pPr>
+        <w:keepNext/>
+        <w:spacing w:before="80" w:after="20" w:line="276" w:lineRule="auto"/>
+        <w:snapToGrid w:val="0"/>
+      </w:pPr>
+      <w:r>
+        <w:rPr>
+          <w:rFonts w:ascii="맑은 고딕" w:hAnsi="맑은 고딕" w:eastAsia="맑은 고딕"/>
+          <w:b/>
+          <w:sz w:val="17"/>
+          <w:u w:val="none"/>
+        </w:rPr>
+        <w:t>38-2.</w:t>
+      </w:r>
+      <w:r>
+        <w:rPr>
+          <w:rFonts w:ascii="맑은 고딕" w:hAnsi="맑은 고딕" w:eastAsia="맑은 고딕"/>
+          <w:b w:val="0"/>
+          <w:sz w:val="17"/>
+          <w:u w:val="none"/>
+        </w:rPr>
+        <w:t xml:space="preserve"> 다음 글의 밑줄 친 ⓐ ~ ⓕ 중, 어법상 </w:t>
       </w:r>
       <w:r>
         <w:rPr>
@@ -1947,7 +1757,7 @@
           <w:sz w:val="17"/>
           <w:u w:val="single"/>
         </w:rPr>
-        <w:t>means</w:t>
+        <w:t>틀린</w:t>
       </w:r>
       <w:r>
         <w:rPr>
@@ -1956,68 +1766,7 @@
           <w:sz w:val="17"/>
           <w:u w:val="none"/>
         </w:rPr>
-        <w:t xml:space="preserve"> that the definition can be no more complex than knowing that a unit was equal to a certain body part. As these communities grew in size, though, the inadequacies of this system would become evident. Imagine a disagreement over trade or tribute: it is a moment of conflict ⑤ </w:t>
-      </w:r>
-      <w:r>
-        <w:rPr>
-          <w:rFonts w:ascii="맑은 고딕" w:hAnsi="맑은 고딕" w:eastAsia="맑은 고딕"/>
-          <w:b w:val="0"/>
-          <w:sz w:val="17"/>
-          <w:u w:val="single"/>
-        </w:rPr>
-        <w:t>what</w:t>
-      </w:r>
-      <w:r>
-        <w:rPr>
-          <w:rFonts w:ascii="맑은 고딕" w:hAnsi="맑은 고딕" w:eastAsia="맑은 고딕"/>
-          <w:b w:val="0"/>
-          <w:sz w:val="17"/>
-          <w:u w:val="none"/>
-        </w:rPr>
-        <w:t xml:space="preserve"> demands greater consistency in measurement.</w:t>
-      </w:r>
-    </w:p>
-    <w:p>
-      <w:pPr>
-        <w:keepNext/>
-        <w:spacing w:before="80" w:after="20" w:line="276" w:lineRule="auto"/>
-        <w:snapToGrid w:val="0"/>
-      </w:pPr>
-      <w:r>
-        <w:rPr>
-          <w:rFonts w:ascii="맑은 고딕" w:hAnsi="맑은 고딕" w:eastAsia="맑은 고딕"/>
-          <w:b/>
-          <w:sz w:val="17"/>
-          <w:u w:val="none"/>
-        </w:rPr>
-        <w:t>38-5.</w:t>
-      </w:r>
-      <w:r>
-        <w:rPr>
-          <w:rFonts w:ascii="맑은 고딕" w:hAnsi="맑은 고딕" w:eastAsia="맑은 고딕"/>
-          <w:b w:val="0"/>
-          <w:sz w:val="17"/>
-          <w:u w:val="none"/>
-        </w:rPr>
-        <w:t xml:space="preserve"> 윗글의 밑줄 친 ①~⑤ 중 문맥상 낱말의 쓰임이 적절하지 </w:t>
-      </w:r>
-      <w:r>
-        <w:rPr>
-          <w:rFonts w:ascii="맑은 고딕" w:hAnsi="맑은 고딕" w:eastAsia="맑은 고딕"/>
-          <w:b/>
-          <w:sz w:val="17"/>
-          <w:u w:val="none"/>
-        </w:rPr>
-        <w:t>않은</w:t>
-      </w:r>
-      <w:r>
-        <w:rPr>
-          <w:rFonts w:ascii="맑은 고딕" w:hAnsi="맑은 고딕" w:eastAsia="맑은 고딕"/>
-          <w:b w:val="0"/>
-          <w:sz w:val="17"/>
-          <w:u w:val="none"/>
-        </w:rPr>
-        <w:t xml:space="preserve"> 것은? [3.0점]</w:t>
+        <w:t xml:space="preserve"> 것을 모두 고른 것은? [3.1점]</w:t>
       </w:r>
     </w:p>
     <w:p>
@@ -2040,7 +1789,7 @@
           <w:sz w:val="17"/>
           <w:u w:val="none"/>
         </w:rPr>
-        <w:t xml:space="preserve">To harness the full potential of units of measurement, we need some degree of consistency. ① </w:t>
+        <w:t>ⓐ</w:t>
       </w:r>
       <w:r>
         <w:rPr>
@@ -2049,7 +1798,7 @@
           <w:sz w:val="17"/>
           <w:u w:val="single"/>
         </w:rPr>
-        <w:t>Subjective</w:t>
+        <w:t>Harness</w:t>
       </w:r>
       <w:r>
         <w:rPr>
@@ -2058,7 +1807,7 @@
           <w:sz w:val="17"/>
           <w:u w:val="none"/>
         </w:rPr>
-        <w:t xml:space="preserve"> measures contain useful knowledge, but this can be difficult to share, based as it is on an individual’s experience. The historian of science Theodore M. Porter describes measurement as a ‘technology of distance’: a tool that uses shared rules to ② </w:t>
+        <w:t xml:space="preserve"> the full potential of units of measurement, we need some degree of consistency. Subjective measures contain useful knowledge, but this can be difficult to share, based as it is on an individual’s experience. The historian of science Theodore M. Porter describes measurement as a ‘technology of distance’: a tool ⓑ</w:t>
       </w:r>
       <w:r>
         <w:rPr>
@@ -2067,7 +1816,7 @@
           <w:sz w:val="17"/>
           <w:u w:val="single"/>
         </w:rPr>
-        <w:t>bridge</w:t>
+        <w:t>that</w:t>
       </w:r>
       <w:r>
         <w:rPr>
@@ -2076,7 +1825,7 @@
           <w:sz w:val="17"/>
           <w:u w:val="none"/>
         </w:rPr>
-        <w:t xml:space="preserve"> differences of culture and geography, allowing for the exchange of information. Following this logic, if measurement is another sort of language, then just as with words, individual units need ③ </w:t>
+        <w:t xml:space="preserve"> uses shared rules to bridge differences of culture and geography, allowing for the exchange of information. ⓓ</w:t>
       </w:r>
       <w:r>
         <w:rPr>
@@ -2085,7 +1834,7 @@
           <w:sz w:val="17"/>
           <w:u w:val="single"/>
         </w:rPr>
-        <w:t>flexible</w:t>
+        <w:t>Following</w:t>
       </w:r>
       <w:r>
         <w:rPr>
@@ -2094,7 +1843,7 @@
           <w:sz w:val="17"/>
           <w:u w:val="none"/>
         </w:rPr>
-        <w:t xml:space="preserve"> definitions in order to communicate. In the earliest societies, these definitions might need to be shared no more widely than a ④ </w:t>
+        <w:t xml:space="preserve"> this logic, if measurement is another sort of language, then just as with words, individual units ⓒ</w:t>
       </w:r>
       <w:r>
         <w:rPr>
@@ -2103,7 +1852,7 @@
           <w:sz w:val="17"/>
           <w:u w:val="single"/>
         </w:rPr>
-        <w:t>single</w:t>
+        <w:t>needs</w:t>
       </w:r>
       <w:r>
         <w:rPr>
@@ -2112,7 +1861,7 @@
           <w:sz w:val="17"/>
           <w:u w:val="none"/>
         </w:rPr>
-        <w:t xml:space="preserve"> settlement, meaning that the definition can be no more complex than knowing that a unit was equal to a certain body part. As these communities grew in size, though, the ⑤ </w:t>
+        <w:t xml:space="preserve"> reliable definitions in order to communicate. In the earliest societies, these definitions might need to be shared no ⓕ</w:t>
       </w:r>
       <w:r>
         <w:rPr>
@@ -2121,7 +1870,7 @@
           <w:sz w:val="17"/>
           <w:u w:val="single"/>
         </w:rPr>
-        <w:t>inadequacies</w:t>
+        <w:t>much</w:t>
       </w:r>
       <w:r>
         <w:rPr>
@@ -2130,7 +1879,41 @@
           <w:sz w:val="17"/>
           <w:u w:val="none"/>
         </w:rPr>
-        <w:t xml:space="preserve"> of this system would become evident. Imagine a disagreement over trade or tribute: it is a moment of conflict that demands greater consistency in measurement.</w:t>
+        <w:t xml:space="preserve"> widely than a single settlement, meaning that the definition can be no more complex than knowing that a unit was equal to a certain body part. As these communities grew in size, though, the inadequacies of this system ⓔ</w:t>
+      </w:r>
+      <w:r>
+        <w:rPr>
+          <w:rFonts w:ascii="맑은 고딕" w:hAnsi="맑은 고딕" w:eastAsia="맑은 고딕"/>
+          <w:b w:val="0"/>
+          <w:sz w:val="17"/>
+          <w:u w:val="single"/>
+        </w:rPr>
+        <w:t>would</w:t>
+      </w:r>
+      <w:r>
+        <w:rPr>
+          <w:rFonts w:ascii="맑은 고딕" w:hAnsi="맑은 고딕" w:eastAsia="맑은 고딕"/>
+          <w:b w:val="0"/>
+          <w:sz w:val="17"/>
+          <w:u w:val="none"/>
+        </w:rPr>
+        <w:t xml:space="preserve"> become evident.</w:t>
+      </w:r>
+    </w:p>
+    <w:p>
+      <w:pPr>
+        <w:spacing w:before="0" w:after="20" w:line="276" w:lineRule="auto"/>
+        <w:ind w:left="80"/>
+        <w:snapToGrid w:val="0"/>
+      </w:pPr>
+      <w:r>
+        <w:rPr>
+          <w:rFonts w:ascii="맑은 고딕" w:hAnsi="맑은 고딕" w:eastAsia="맑은 고딕"/>
+          <w:b w:val="0"/>
+          <w:sz w:val="17"/>
+          <w:u w:val="none"/>
+        </w:rPr>
+        <w:t>① ⓑ, ⓓ    ② ⓒ, ⓔ    ③ ⓐ, ⓑ, ⓕ    ④ ⓓ, ⓔ, ⓕ    ⑤ ⓐ, ⓒ, ⓕ</w:t>
       </w:r>
     </w:p>
     <w:p>
@@ -2146,7 +1929,7 @@
           <w:sz w:val="17"/>
           <w:u w:val="none"/>
         </w:rPr>
-        <w:t>38-6.</w:t>
+        <w:t>38-3.</w:t>
       </w:r>
       <w:r>
         <w:rPr>
@@ -2155,7 +1938,7 @@
           <w:sz w:val="17"/>
           <w:u w:val="none"/>
         </w:rPr>
-        <w:t xml:space="preserve"> 윗글의 빈칸에 들어갈 말로 가장 적절한 것은? [3.0점]</w:t>
+        <w:t xml:space="preserve"> 다음 글의 (A), (B), (C)의 각 괄호 안에서 문맥에 맞는 낱말로 가장 적절한 것은? [3.0점]</w:t>
       </w:r>
     </w:p>
     <w:p>
@@ -2178,7 +1961,7 @@
           <w:sz w:val="17"/>
           <w:u w:val="none"/>
         </w:rPr>
-        <w:t>To harness the full potential of units of measurement, we need some degree of consistency. Subjective measures contain useful knowledge, but this can be difficult to share, based as it is on an individual’s experience. The historian of science Theodore M. Porter describes measurement as a ‘technology of distance’: a tool that uses shared rules  , allowing for the exchange of information. Following this logic, if measurement is another sort of language, then just as with words, individual units need reliable definitions in order to communicate. In the earliest societies, these definitions might need to be shared no more widely than a single settlement, meaning that the definition can be no more complex than knowing that a unit was equal to a certain body part. As these communities grew in size, though, the inadequacies of this system would become evident. Imagine a disagreement over trade or tribute: it is a moment of conflict that demands greater consistency in measurement.</w:t>
+        <w:t>To harness the full potential of units of measurement, we need some degree of (A) [consistency / variety]. (B) [Subjective / Objective] measures contain useful knowledge, but this can be difficult to share, based as it is on an individual’s experience. The historian of science Theodore M. Porter describes measurement as a ‘technology of distance’: a tool that uses shared rules to bridge differences of culture and geography, allowing for the exchange of information. Following this logic, if measurement is another sort of language, then just as with words, individual units need reliable definitions in order to communicate. In the earliest societies, these definitions might need to be shared no more widely than a single settlement, meaning that the definition can be no more complex than knowing that a unit was equal to a certain body part. As these communities grew in size, though, the (C) [inadequacies / advantages] of this system would become evident.</w:t>
       </w:r>
     </w:p>
     <w:p>
@@ -2194,7 +1977,7 @@
           <w:sz w:val="17"/>
           <w:u w:val="none"/>
         </w:rPr>
-        <w:t>① to close the gaps between distant and unfamiliar communities</w:t>
+        <w:t>① (A) variety  (B) Subjective  (C) inadequacies</w:t>
       </w:r>
     </w:p>
     <w:p>
@@ -2210,7 +1993,7 @@
           <w:sz w:val="17"/>
           <w:u w:val="none"/>
         </w:rPr>
-        <w:t>② to preserve the knowledge contained in personal experience</w:t>
+        <w:t>② (A) consistency  (B) Objective  (C) advantages</w:t>
       </w:r>
     </w:p>
     <w:p>
@@ -2226,7 +2009,7 @@
           <w:sz w:val="17"/>
           <w:u w:val="none"/>
         </w:rPr>
-        <w:t>③ to keep each unit equal to a certain body part</w:t>
+        <w:t>③ (A) consistency  (B) Subjective  (C) inadequacies</w:t>
       </w:r>
     </w:p>
     <w:p>
@@ -2242,7 +2025,7 @@
           <w:sz w:val="17"/>
           <w:u w:val="none"/>
         </w:rPr>
-        <w:t>④ to settle every disagreement over trade or tribute</w:t>
+        <w:t>④ (A) variety  (B) Objective  (C) inadequacies</w:t>
       </w:r>
     </w:p>
     <w:p>
@@ -2258,7 +2041,7 @@
           <w:sz w:val="17"/>
           <w:u w:val="none"/>
         </w:rPr>
-        <w:t>⑤ to replace words with numbers in daily conversation</w:t>
+        <w:t>⑤ (A) consistency  (B) Subjective  (C) advantages</w:t>
       </w:r>
     </w:p>
     <w:p>
@@ -2274,7 +2057,7 @@
           <w:sz w:val="17"/>
           <w:u w:val="none"/>
         </w:rPr>
-        <w:t>38-7.</w:t>
+        <w:t>38-4.</w:t>
       </w:r>
       <w:r>
         <w:rPr>
@@ -2283,25 +2066,7 @@
           <w:sz w:val="17"/>
           <w:u w:val="none"/>
         </w:rPr>
-        <w:t xml:space="preserve"> 다음 중 윗글의 내용과 일치하지 </w:t>
-      </w:r>
-      <w:r>
-        <w:rPr>
-          <w:rFonts w:ascii="맑은 고딕" w:hAnsi="맑은 고딕" w:eastAsia="맑은 고딕"/>
-          <w:b/>
-          <w:sz w:val="17"/>
-          <w:u w:val="none"/>
-        </w:rPr>
-        <w:t>않는</w:t>
-      </w:r>
-      <w:r>
-        <w:rPr>
-          <w:rFonts w:ascii="맑은 고딕" w:hAnsi="맑은 고딕" w:eastAsia="맑은 고딕"/>
-          <w:b w:val="0"/>
-          <w:sz w:val="17"/>
-          <w:u w:val="none"/>
-        </w:rPr>
-        <w:t xml:space="preserve"> 것을 있는 대로 고른 것은? (부분점수 없음) [3.0점]</w:t>
+        <w:t xml:space="preserve"> 윗글의 내용과 일치하는 것은? [2.7점]</w:t>
       </w:r>
     </w:p>
     <w:p>
@@ -2324,7 +2089,130 @@
           <w:sz w:val="17"/>
           <w:u w:val="none"/>
         </w:rPr>
-        <w:t>ⓐ Personal ways of measuring hold knowledge that is worth having but hard to pass on.</w:t>
+        <w:t>To harness the full potential of units of measurement, we need some degree of consistency. Subjective measures contain useful knowledge, but this can be difficult to share, based as it is on an individual’s experience. The historian of science Theodore M. Porter describes measurement as a ‘technology of distance’: a tool that uses shared rules to bridge differences of culture and geography, allowing for the exchange of information. Following this logic, if measurement is another sort of language, then just as with words, individual units need reliable definitions in order to communicate. In the earliest societies, these definitions might need to be shared no more widely than a single settlement, meaning that the definition can be no more complex than knowing that a unit was equal to a certain body part. As these communities grew in size, though, the inadequacies of this system would become evident.</w:t>
+      </w:r>
+    </w:p>
+    <w:p>
+      <w:pPr>
+        <w:spacing w:before="0" w:after="0" w:line="269" w:lineRule="auto"/>
+        <w:ind w:left="180" w:hanging="180"/>
+        <w:snapToGrid w:val="0"/>
+      </w:pPr>
+      <w:r>
+        <w:rPr>
+          <w:rFonts w:ascii="맑은 고딕" w:hAnsi="맑은 고딕" w:eastAsia="맑은 고딕"/>
+          <w:b w:val="0"/>
+          <w:sz w:val="17"/>
+          <w:u w:val="none"/>
+        </w:rPr>
+        <w:t>① 초기 사회에서 단위의 정의는 단일 정착지 안에서만 공유되면 충분했을 것이다.</w:t>
+      </w:r>
+    </w:p>
+    <w:p>
+      <w:pPr>
+        <w:spacing w:before="0" w:after="0" w:line="269" w:lineRule="auto"/>
+        <w:ind w:left="180" w:hanging="180"/>
+        <w:snapToGrid w:val="0"/>
+      </w:pPr>
+      <w:r>
+        <w:rPr>
+          <w:rFonts w:ascii="맑은 고딕" w:hAnsi="맑은 고딕" w:eastAsia="맑은 고딕"/>
+          <w:b w:val="0"/>
+          <w:sz w:val="17"/>
+          <w:u w:val="none"/>
+        </w:rPr>
+        <w:t>② 주관적 척도는 유용한 지식을 담고 있지 않다.</w:t>
+      </w:r>
+    </w:p>
+    <w:p>
+      <w:pPr>
+        <w:spacing w:before="0" w:after="0" w:line="269" w:lineRule="auto"/>
+        <w:ind w:left="180" w:hanging="180"/>
+        <w:snapToGrid w:val="0"/>
+      </w:pPr>
+      <w:r>
+        <w:rPr>
+          <w:rFonts w:ascii="맑은 고딕" w:hAnsi="맑은 고딕" w:eastAsia="맑은 고딕"/>
+          <w:b w:val="0"/>
+          <w:sz w:val="17"/>
+          <w:u w:val="none"/>
+        </w:rPr>
+        <w:t>③ Porter는 측정을 ‘시간의 기술’이라고 묘사했다.</w:t>
+      </w:r>
+    </w:p>
+    <w:p>
+      <w:pPr>
+        <w:spacing w:before="0" w:after="0" w:line="269" w:lineRule="auto"/>
+        <w:ind w:left="180" w:hanging="180"/>
+        <w:snapToGrid w:val="0"/>
+      </w:pPr>
+      <w:r>
+        <w:rPr>
+          <w:rFonts w:ascii="맑은 고딕" w:hAnsi="맑은 고딕" w:eastAsia="맑은 고딕"/>
+          <w:b w:val="0"/>
+          <w:sz w:val="17"/>
+          <w:u w:val="none"/>
+        </w:rPr>
+        <w:t>④ 가장 초기의 사회는 신체 부위 대신 복잡한 수학 공식으로 단위를 정의했다.</w:t>
+      </w:r>
+    </w:p>
+    <w:p>
+      <w:pPr>
+        <w:spacing w:before="0" w:after="0" w:line="269" w:lineRule="auto"/>
+        <w:ind w:left="180" w:hanging="180"/>
+        <w:snapToGrid w:val="0"/>
+      </w:pPr>
+      <w:r>
+        <w:rPr>
+          <w:rFonts w:ascii="맑은 고딕" w:hAnsi="맑은 고딕" w:eastAsia="맑은 고딕"/>
+          <w:b w:val="0"/>
+          <w:sz w:val="17"/>
+          <w:u w:val="none"/>
+        </w:rPr>
+        <w:t>⑤ 공동체가 커지면서 신체 부위 기반 체계는 더 정확해졌다.</w:t>
+      </w:r>
+    </w:p>
+    <w:p>
+      <w:pPr>
+        <w:keepNext/>
+        <w:spacing w:before="80" w:after="20" w:line="276" w:lineRule="auto"/>
+        <w:snapToGrid w:val="0"/>
+      </w:pPr>
+      <w:r>
+        <w:rPr>
+          <w:rFonts w:ascii="맑은 고딕" w:hAnsi="맑은 고딕" w:eastAsia="맑은 고딕"/>
+          <w:b/>
+          <w:sz w:val="17"/>
+          <w:u w:val="none"/>
+        </w:rPr>
+        <w:t>38-5.</w:t>
+      </w:r>
+      <w:r>
+        <w:rPr>
+          <w:rFonts w:ascii="맑은 고딕" w:hAnsi="맑은 고딕" w:eastAsia="맑은 고딕"/>
+          <w:b w:val="0"/>
+          <w:sz w:val="17"/>
+          <w:u w:val="none"/>
+        </w:rPr>
+        <w:t xml:space="preserve"> [A]와 [B]를 읽고 이해한 것으로 가장 적절하지 </w:t>
+      </w:r>
+      <w:r>
+        <w:rPr>
+          <w:rFonts w:ascii="맑은 고딕" w:hAnsi="맑은 고딕" w:eastAsia="맑은 고딕"/>
+          <w:b w:val="0"/>
+          <w:sz w:val="17"/>
+          <w:u w:val="single"/>
+        </w:rPr>
+        <w:t>않은</w:t>
+      </w:r>
+      <w:r>
+        <w:rPr>
+          <w:rFonts w:ascii="맑은 고딕" w:hAnsi="맑은 고딕" w:eastAsia="맑은 고딕"/>
+          <w:b w:val="0"/>
+          <w:sz w:val="17"/>
+          <w:u w:val="none"/>
+        </w:rPr>
+        <w:t xml:space="preserve"> 것은? [3.2점]</w:t>
       </w:r>
     </w:p>
     <w:p>
@@ -2347,7 +2235,153 @@
           <w:sz w:val="17"/>
           <w:u w:val="none"/>
         </w:rPr>
-        <w:t>ⓑ Porter regards measurement as something that works only inside a single culture.</w:t>
+        <w:t>[A] In the earliest societies, these definitions might need to be shared no more widely than a single settlement, meaning that the definition can be no more complex than knowing that a unit was equal to a certain body part. As these communities grew in size, though, the inadequacies of this system would become evident.</w:t>
+      </w:r>
+    </w:p>
+    <w:p>
+      <w:pPr>
+        <w:spacing w:before="0" w:after="60" w:line="288" w:lineRule="auto"/>
+        <w:ind w:left="40"/>
+        <w:snapToGrid w:val="0"/>
+        <w:pBdr>
+          <w:top w:val="single" w:sz="4" w:space="2" w:color="6B7FB8"/>
+          <w:left w:val="single" w:sz="4" w:space="2" w:color="6B7FB8"/>
+          <w:bottom w:val="single" w:sz="4" w:space="2" w:color="6B7FB8"/>
+          <w:right w:val="single" w:sz="4" w:space="2" w:color="6B7FB8"/>
+        </w:pBdr>
+        <w:shd w:val="clear" w:color="auto" w:fill="EEF2FF"/>
+      </w:pPr>
+      <w:r>
+        <w:rPr>
+          <w:rFonts w:ascii="맑은 고딕" w:hAnsi="맑은 고딕" w:eastAsia="맑은 고딕"/>
+          <w:b w:val="0"/>
+          <w:sz w:val="17"/>
+          <w:u w:val="none"/>
+        </w:rPr>
+        <w:t>[B] For centuries, each town set its clocks by the sun overhead, so noon in one town came a few minutes before noon in the next. Nobody minded until railways linked distant cities. Suddenly trains needed timetables that every station could read the same way, and local time had to give way to a shared standard.</w:t>
+      </w:r>
+    </w:p>
+    <w:p>
+      <w:pPr>
+        <w:spacing w:before="0" w:after="0" w:line="269" w:lineRule="auto"/>
+        <w:ind w:left="180" w:hanging="180"/>
+        <w:snapToGrid w:val="0"/>
+      </w:pPr>
+      <w:r>
+        <w:rPr>
+          <w:rFonts w:ascii="맑은 고딕" w:hAnsi="맑은 고딕" w:eastAsia="맑은 고딕"/>
+          <w:b w:val="0"/>
+          <w:sz w:val="17"/>
+          <w:u w:val="none"/>
+        </w:rPr>
+        <w:t>① Both texts describe a local standard that worked well for a small community.</w:t>
+      </w:r>
+    </w:p>
+    <w:p>
+      <w:pPr>
+        <w:spacing w:before="0" w:after="0" w:line="269" w:lineRule="auto"/>
+        <w:ind w:left="180" w:hanging="180"/>
+        <w:snapToGrid w:val="0"/>
+      </w:pPr>
+      <w:r>
+        <w:rPr>
+          <w:rFonts w:ascii="맑은 고딕" w:hAnsi="맑은 고딕" w:eastAsia="맑은 고딕"/>
+          <w:b w:val="0"/>
+          <w:sz w:val="17"/>
+          <w:u w:val="none"/>
+        </w:rPr>
+        <w:t>② In both texts, growth in connection or size reveals the weakness of a local system.</w:t>
+      </w:r>
+    </w:p>
+    <w:p>
+      <w:pPr>
+        <w:spacing w:before="0" w:after="0" w:line="269" w:lineRule="auto"/>
+        <w:ind w:left="180" w:hanging="180"/>
+        <w:snapToGrid w:val="0"/>
+      </w:pPr>
+      <w:r>
+        <w:rPr>
+          <w:rFonts w:ascii="맑은 고딕" w:hAnsi="맑은 고딕" w:eastAsia="맑은 고딕"/>
+          <w:b w:val="0"/>
+          <w:sz w:val="17"/>
+          <w:u w:val="none"/>
+        </w:rPr>
+        <w:t>③ [B]’s railways play a role similar to the growth of communities in [A].</w:t>
+      </w:r>
+    </w:p>
+    <w:p>
+      <w:pPr>
+        <w:spacing w:before="0" w:after="0" w:line="269" w:lineRule="auto"/>
+        <w:ind w:left="180" w:hanging="180"/>
+        <w:snapToGrid w:val="0"/>
+      </w:pPr>
+      <w:r>
+        <w:rPr>
+          <w:rFonts w:ascii="맑은 고딕" w:hAnsi="맑은 고딕" w:eastAsia="맑은 고딕"/>
+          <w:b w:val="0"/>
+          <w:sz w:val="17"/>
+          <w:u w:val="none"/>
+        </w:rPr>
+        <w:t>④ Both texts suggest that local standards should be kept even after communities connect.</w:t>
+      </w:r>
+    </w:p>
+    <w:p>
+      <w:pPr>
+        <w:spacing w:before="0" w:after="0" w:line="269" w:lineRule="auto"/>
+        <w:ind w:left="180" w:hanging="180"/>
+        <w:snapToGrid w:val="0"/>
+      </w:pPr>
+      <w:r>
+        <w:rPr>
+          <w:rFonts w:ascii="맑은 고딕" w:hAnsi="맑은 고딕" w:eastAsia="맑은 고딕"/>
+          <w:b w:val="0"/>
+          <w:sz w:val="17"/>
+          <w:u w:val="none"/>
+        </w:rPr>
+        <w:t>⑤ Both texts point to the need for shared rules to exchange information across distance.</w:t>
+      </w:r>
+    </w:p>
+    <w:p>
+      <w:pPr>
+        <w:keepNext/>
+        <w:spacing w:before="80" w:after="20" w:line="276" w:lineRule="auto"/>
+        <w:snapToGrid w:val="0"/>
+      </w:pPr>
+      <w:r>
+        <w:rPr>
+          <w:rFonts w:ascii="맑은 고딕" w:hAnsi="맑은 고딕" w:eastAsia="맑은 고딕"/>
+          <w:b/>
+          <w:sz w:val="17"/>
+          <w:u w:val="none"/>
+        </w:rPr>
+        <w:t>38-6.</w:t>
+      </w:r>
+      <w:r>
+        <w:rPr>
+          <w:rFonts w:ascii="맑은 고딕" w:hAnsi="맑은 고딕" w:eastAsia="맑은 고딕"/>
+          <w:b w:val="0"/>
+          <w:sz w:val="17"/>
+          <w:u w:val="none"/>
+        </w:rPr>
+        <w:t xml:space="preserve"> 밑줄 친 </w:t>
+      </w:r>
+      <w:r>
+        <w:rPr>
+          <w:rFonts w:ascii="맑은 고딕" w:hAnsi="맑은 고딕" w:eastAsia="맑은 고딕"/>
+          <w:b w:val="0"/>
+          <w:sz w:val="17"/>
+          <w:u w:val="single"/>
+        </w:rPr>
+        <w:t>a ‘technology of distance’</w:t>
+      </w:r>
+      <w:r>
+        <w:rPr>
+          <w:rFonts w:ascii="맑은 고딕" w:hAnsi="맑은 고딕" w:eastAsia="맑은 고딕"/>
+          <w:b w:val="0"/>
+          <w:sz w:val="17"/>
+          <w:u w:val="none"/>
+        </w:rPr>
+        <w:t>가 의미하는 바로 가장 적절한 것은? [2.9점]</w:t>
       </w:r>
     </w:p>
     <w:p>
@@ -2370,7 +2404,148 @@
           <w:sz w:val="17"/>
           <w:u w:val="none"/>
         </w:rPr>
-        <w:t>ⓒ Just as words do, units require dependable definitions if they are to carry information.</w:t>
+        <w:t xml:space="preserve">To harness the full potential of units of measurement, we need some degree of consistency. Subjective measures contain useful knowledge, but this can be difficult to share, based as it is on an individual’s experience. The historian of science Theodore M. Porter describes measurement as </w:t>
+      </w:r>
+      <w:r>
+        <w:rPr>
+          <w:rFonts w:ascii="맑은 고딕" w:hAnsi="맑은 고딕" w:eastAsia="맑은 고딕"/>
+          <w:b w:val="0"/>
+          <w:sz w:val="17"/>
+          <w:u w:val="single"/>
+        </w:rPr>
+        <w:t>a ‘technology of distance’</w:t>
+      </w:r>
+      <w:r>
+        <w:rPr>
+          <w:rFonts w:ascii="맑은 고딕" w:hAnsi="맑은 고딕" w:eastAsia="맑은 고딕"/>
+          <w:b w:val="0"/>
+          <w:sz w:val="17"/>
+          <w:u w:val="none"/>
+        </w:rPr>
+        <w:t>: a tool that uses shared rules to bridge differences of culture and geography, allowing for the exchange of information. Following this logic, if measurement is another sort of language, then just as with words, individual units need reliable definitions in order to communicate. In the earliest societies, these definitions might need to be shared no more widely than a single settlement, meaning that the definition can be no more complex than knowing that a unit was equal to a certain body part. As these communities grew in size, though, the inadequacies of this system would become evident.</w:t>
+      </w:r>
+    </w:p>
+    <w:p>
+      <w:pPr>
+        <w:spacing w:before="0" w:after="0" w:line="269" w:lineRule="auto"/>
+        <w:ind w:left="180" w:hanging="180"/>
+        <w:snapToGrid w:val="0"/>
+      </w:pPr>
+      <w:r>
+        <w:rPr>
+          <w:rFonts w:ascii="맑은 고딕" w:hAnsi="맑은 고딕" w:eastAsia="맑은 고딕"/>
+          <w:b w:val="0"/>
+          <w:sz w:val="17"/>
+          <w:u w:val="none"/>
+        </w:rPr>
+        <w:t>① a means of letting people far apart share information using common rules</w:t>
+      </w:r>
+    </w:p>
+    <w:p>
+      <w:pPr>
+        <w:spacing w:before="0" w:after="0" w:line="269" w:lineRule="auto"/>
+        <w:ind w:left="180" w:hanging="180"/>
+        <w:snapToGrid w:val="0"/>
+      </w:pPr>
+      <w:r>
+        <w:rPr>
+          <w:rFonts w:ascii="맑은 고딕" w:hAnsi="맑은 고딕" w:eastAsia="맑은 고딕"/>
+          <w:b w:val="0"/>
+          <w:sz w:val="17"/>
+          <w:u w:val="none"/>
+        </w:rPr>
+        <w:t>② a device for measuring how far apart two places are</w:t>
+      </w:r>
+    </w:p>
+    <w:p>
+      <w:pPr>
+        <w:spacing w:before="0" w:after="0" w:line="269" w:lineRule="auto"/>
+        <w:ind w:left="180" w:hanging="180"/>
+        <w:snapToGrid w:val="0"/>
+      </w:pPr>
+      <w:r>
+        <w:rPr>
+          <w:rFonts w:ascii="맑은 고딕" w:hAnsi="맑은 고딕" w:eastAsia="맑은 고딕"/>
+          <w:b w:val="0"/>
+          <w:sz w:val="17"/>
+          <w:u w:val="none"/>
+        </w:rPr>
+        <w:t>③ a way of keeping different cultures separate from each other</w:t>
+      </w:r>
+    </w:p>
+    <w:p>
+      <w:pPr>
+        <w:spacing w:before="0" w:after="0" w:line="269" w:lineRule="auto"/>
+        <w:ind w:left="180" w:hanging="180"/>
+        <w:snapToGrid w:val="0"/>
+      </w:pPr>
+      <w:r>
+        <w:rPr>
+          <w:rFonts w:ascii="맑은 고딕" w:hAnsi="맑은 고딕" w:eastAsia="맑은 고딕"/>
+          <w:b w:val="0"/>
+          <w:sz w:val="17"/>
+          <w:u w:val="none"/>
+        </w:rPr>
+        <w:t>④ a method of traveling long distances more quickly</w:t>
+      </w:r>
+    </w:p>
+    <w:p>
+      <w:pPr>
+        <w:spacing w:before="0" w:after="0" w:line="269" w:lineRule="auto"/>
+        <w:ind w:left="180" w:hanging="180"/>
+        <w:snapToGrid w:val="0"/>
+      </w:pPr>
+      <w:r>
+        <w:rPr>
+          <w:rFonts w:ascii="맑은 고딕" w:hAnsi="맑은 고딕" w:eastAsia="맑은 고딕"/>
+          <w:b w:val="0"/>
+          <w:sz w:val="17"/>
+          <w:u w:val="none"/>
+        </w:rPr>
+        <w:t>⑤ a skill that only experts in measurement can use</w:t>
+      </w:r>
+    </w:p>
+    <w:p>
+      <w:pPr>
+        <w:keepNext/>
+        <w:spacing w:before="80" w:after="20" w:line="276" w:lineRule="auto"/>
+        <w:snapToGrid w:val="0"/>
+      </w:pPr>
+      <w:r>
+        <w:rPr>
+          <w:rFonts w:ascii="맑은 고딕" w:hAnsi="맑은 고딕" w:eastAsia="맑은 고딕"/>
+          <w:b/>
+          <w:sz w:val="17"/>
+          <w:u w:val="none"/>
+        </w:rPr>
+        <w:t>38-7.</w:t>
+      </w:r>
+      <w:r>
+        <w:rPr>
+          <w:rFonts w:ascii="맑은 고딕" w:hAnsi="맑은 고딕" w:eastAsia="맑은 고딕"/>
+          <w:b w:val="0"/>
+          <w:sz w:val="17"/>
+          <w:u w:val="none"/>
+        </w:rPr>
+        <w:t xml:space="preserve"> 다음 글에서 전체 흐름과 관계 </w:t>
+      </w:r>
+      <w:r>
+        <w:rPr>
+          <w:rFonts w:ascii="맑은 고딕" w:hAnsi="맑은 고딕" w:eastAsia="맑은 고딕"/>
+          <w:b w:val="0"/>
+          <w:sz w:val="17"/>
+          <w:u w:val="single"/>
+        </w:rPr>
+        <w:t>없는</w:t>
+      </w:r>
+      <w:r>
+        <w:rPr>
+          <w:rFonts w:ascii="맑은 고딕" w:hAnsi="맑은 고딕" w:eastAsia="맑은 고딕"/>
+          <w:b w:val="0"/>
+          <w:sz w:val="17"/>
+          <w:u w:val="none"/>
+        </w:rPr>
+        <w:t xml:space="preserve"> 문장은? [3.0점]</w:t>
       </w:r>
     </w:p>
     <w:p>
@@ -2393,7 +2568,84 @@
           <w:sz w:val="17"/>
           <w:u w:val="none"/>
         </w:rPr>
-        <w:t>ⓓ In the earliest societies every unit had to be defined identically across all settlements.</w:t>
+        <w:t>To harness the full potential of units of measurement, we need some degree of consistency. ① Subjective measures contain useful knowledge, but this can be difficult to share, based as it is on an individual’s experience. ② The historian of science Theodore M. Porter describes measurement as a ‘technology of distance’: a tool that uses shared rules to bridge differences of culture and geography, allowing for the exchange of information. ③ Learning a foreign language is easier for children than for adults. ④ Following this logic, if measurement is another sort of language, then just as with words, individual units need reliable definitions in order to communicate. ⑤ In the earliest societies, these definitions might need to be shared no more widely than a single settlement.</w:t>
+      </w:r>
+    </w:p>
+    <w:p>
+      <w:pPr>
+        <w:spacing w:before="0" w:after="20" w:line="276" w:lineRule="auto"/>
+        <w:ind w:left="80"/>
+        <w:snapToGrid w:val="0"/>
+      </w:pPr>
+      <w:r>
+        <w:rPr>
+          <w:rFonts w:ascii="맑은 고딕" w:hAnsi="맑은 고딕" w:eastAsia="맑은 고딕"/>
+          <w:b w:val="0"/>
+          <w:sz w:val="17"/>
+          <w:u w:val="none"/>
+        </w:rPr>
+        <w:t>① ①    ② ②    ③ ③    ④ ④    ⑤ ⑤</w:t>
+      </w:r>
+    </w:p>
+    <w:p>
+      <w:pPr>
+        <w:keepNext/>
+        <w:spacing w:before="80" w:after="40" w:line="276" w:lineRule="auto"/>
+        <w:snapToGrid w:val="0"/>
+        <w:shd w:val="clear" w:color="auto" w:fill="8A3A12"/>
+      </w:pPr>
+      <w:r>
+        <w:rPr>
+          <w:rFonts w:ascii="맑은 고딕" w:hAnsi="맑은 고딕" w:eastAsia="맑은 고딕"/>
+          <w:b/>
+          <w:color w:val="FFFFFF"/>
+          <w:sz w:val="17"/>
+          <w:u w:val="none"/>
+        </w:rPr>
+        <w:t>서답형  38-서1 ~ 38-서2</w:t>
+      </w:r>
+    </w:p>
+    <w:p>
+      <w:pPr>
+        <w:keepNext/>
+        <w:spacing w:before="80" w:after="20" w:line="276" w:lineRule="auto"/>
+        <w:snapToGrid w:val="0"/>
+      </w:pPr>
+      <w:r>
+        <w:rPr>
+          <w:rFonts w:ascii="맑은 고딕" w:hAnsi="맑은 고딕" w:eastAsia="맑은 고딕"/>
+          <w:b/>
+          <w:sz w:val="17"/>
+          <w:u w:val="none"/>
+        </w:rPr>
+        <w:t>38-서1.</w:t>
+      </w:r>
+      <w:r>
+        <w:rPr>
+          <w:rFonts w:ascii="맑은 고딕" w:hAnsi="맑은 고딕" w:eastAsia="맑은 고딕"/>
+          <w:b w:val="0"/>
+          <w:sz w:val="17"/>
+          <w:u w:val="none"/>
+        </w:rPr>
+        <w:t xml:space="preserve"> 다음 글의 내용을 요약하고자 한다. 빈칸 (1)~(3)에 들어갈 말을 본문에서 찾아 </w:t>
+      </w:r>
+      <w:r>
+        <w:rPr>
+          <w:rFonts w:ascii="맑은 고딕" w:hAnsi="맑은 고딕" w:eastAsia="맑은 고딕"/>
+          <w:b w:val="0"/>
+          <w:sz w:val="17"/>
+          <w:u w:val="single"/>
+        </w:rPr>
+        <w:t>반드시 변형하여</w:t>
+      </w:r>
+      <w:r>
+        <w:rPr>
+          <w:rFonts w:ascii="맑은 고딕" w:hAnsi="맑은 고딕" w:eastAsia="맑은 고딕"/>
+          <w:b w:val="0"/>
+          <w:sz w:val="17"/>
+          <w:u w:val="none"/>
+        </w:rPr>
+        <w:t xml:space="preserve"> 쓰시오. (한 칸에 한 단어) [각 1점, 총 3점] [3.0점]</w:t>
       </w:r>
     </w:p>
     <w:p>
@@ -2416,14 +2668,21 @@
           <w:sz w:val="17"/>
           <w:u w:val="none"/>
         </w:rPr>
-        <w:t>ⓔ Growth in community size never exposed the weakness of body-based units.</w:t>
+        <w:t>To harness the full potential of units of measurement, we need some degree of consistency. Subjective measures contain useful knowledge, but this can be difficult to share, based as it is on an individual’s experience. The historian of science Theodore M. Porter describes measurement as a ‘technology of distance’: a tool that uses shared rules to bridge differences of culture and geography, allowing for the exchange of information. Following this logic, if measurement is another sort of language, then just as with words, individual units need reliable definitions in order to communicate. In the earliest societies, these definitions might need to be shared no more widely than a single settlement, meaning that the definition can be no more complex than knowing that a unit was equal to a certain body part. As these communities grew in size, though, the inadequacies of this system would become evident.</w:t>
       </w:r>
     </w:p>
     <w:p>
       <w:pPr>
-        <w:spacing w:before="0" w:after="20" w:line="276" w:lineRule="auto"/>
-        <w:ind w:left="80"/>
+        <w:spacing w:before="0" w:after="60" w:line="288" w:lineRule="auto"/>
+        <w:ind w:left="40"/>
         <w:snapToGrid w:val="0"/>
+        <w:pBdr>
+          <w:top w:val="single" w:sz="4" w:space="2" w:color="C99B4E"/>
+          <w:left w:val="single" w:sz="4" w:space="2" w:color="C99B4E"/>
+          <w:bottom w:val="single" w:sz="4" w:space="2" w:color="C99B4E"/>
+          <w:right w:val="single" w:sz="4" w:space="2" w:color="C99B4E"/>
+        </w:pBdr>
+        <w:shd w:val="clear" w:color="auto" w:fill="FFF8E1"/>
       </w:pPr>
       <w:r>
         <w:rPr>
@@ -2432,7 +2691,91 @@
           <w:sz w:val="17"/>
           <w:u w:val="none"/>
         </w:rPr>
-        <w:t>① ⓐ, ⓑ    ② ⓑ, ⓓ    ③ ⓑ, ⓔ    ④ ⓑ, ⓓ, ⓔ    ⑤ ⓒ, ⓓ, ⓔ</w:t>
+        <w:t>Like words, units of measurement must be (1) ________ and (2) ________ defined to allow (3) ________ across larger communities.</w:t>
+      </w:r>
+    </w:p>
+    <w:p>
+      <w:pPr>
+        <w:spacing w:before="0" w:after="0" w:line="288" w:lineRule="auto"/>
+        <w:ind w:left="40"/>
+        <w:snapToGrid w:val="0"/>
+        <w:pBdr>
+          <w:top w:val="single" w:sz="4" w:space="2" w:color="9B6BD0"/>
+          <w:left w:val="single" w:sz="4" w:space="2" w:color="9B6BD0"/>
+          <w:bottom w:val="single" w:sz="4" w:space="2" w:color="9B6BD0"/>
+          <w:right w:val="single" w:sz="4" w:space="2" w:color="9B6BD0"/>
+        </w:pBdr>
+        <w:shd w:val="clear" w:color="auto" w:fill="FAF5FF"/>
+      </w:pPr>
+      <w:r>
+        <w:rPr>
+          <w:rFonts w:ascii="맑은 고딕" w:hAnsi="맑은 고딕" w:eastAsia="맑은 고딕"/>
+          <w:b/>
+          <w:sz w:val="17"/>
+          <w:u w:val="none"/>
+        </w:rPr>
+        <w:t>&lt;조 건&gt;</w:t>
+      </w:r>
+    </w:p>
+    <w:p>
+      <w:pPr>
+        <w:spacing w:before="0" w:after="0" w:line="288" w:lineRule="auto"/>
+        <w:ind w:left="40"/>
+        <w:snapToGrid w:val="0"/>
+        <w:pBdr>
+          <w:top w:val="single" w:sz="4" w:space="2" w:color="9B6BD0"/>
+          <w:left w:val="single" w:sz="4" w:space="2" w:color="9B6BD0"/>
+          <w:bottom w:val="single" w:sz="4" w:space="2" w:color="9B6BD0"/>
+          <w:right w:val="single" w:sz="4" w:space="2" w:color="9B6BD0"/>
+        </w:pBdr>
+        <w:shd w:val="clear" w:color="auto" w:fill="FAF5FF"/>
+      </w:pPr>
+      <w:r>
+        <w:rPr>
+          <w:rFonts w:ascii="맑은 고딕" w:hAnsi="맑은 고딕" w:eastAsia="맑은 고딕"/>
+          <w:b w:val="0"/>
+          <w:sz w:val="17"/>
+          <w:u w:val="none"/>
+        </w:rPr>
+        <w:t>1. 본문의 단어를 반드시 변형(품사·어형)하여 쓸 것 — 본문 형태 그대로 쓰면 0점</w:t>
+      </w:r>
+    </w:p>
+    <w:p>
+      <w:pPr>
+        <w:spacing w:before="0" w:after="60" w:line="288" w:lineRule="auto"/>
+        <w:ind w:left="40"/>
+        <w:snapToGrid w:val="0"/>
+        <w:pBdr>
+          <w:top w:val="single" w:sz="4" w:space="2" w:color="9B6BD0"/>
+          <w:left w:val="single" w:sz="4" w:space="2" w:color="9B6BD0"/>
+          <w:bottom w:val="single" w:sz="4" w:space="2" w:color="9B6BD0"/>
+          <w:right w:val="single" w:sz="4" w:space="2" w:color="9B6BD0"/>
+        </w:pBdr>
+        <w:shd w:val="clear" w:color="auto" w:fill="FAF5FF"/>
+      </w:pPr>
+      <w:r>
+        <w:rPr>
+          <w:rFonts w:ascii="맑은 고딕" w:hAnsi="맑은 고딕" w:eastAsia="맑은 고딕"/>
+          <w:b w:val="0"/>
+          <w:sz w:val="17"/>
+          <w:u w:val="none"/>
+        </w:rPr>
+        <w:t>2. 답안지에 소문항 번호를 정확하게 기입할 것  예) 1-(1) 1-(2) 1-(3)</w:t>
+      </w:r>
+    </w:p>
+    <w:p>
+      <w:pPr>
+        <w:spacing w:before="0" w:after="40" w:line="360" w:lineRule="auto"/>
+        <w:snapToGrid w:val="0"/>
+      </w:pPr>
+      <w:r>
+        <w:rPr>
+          <w:rFonts w:ascii="맑은 고딕" w:hAnsi="맑은 고딕" w:eastAsia="맑은 고딕"/>
+          <w:b w:val="0"/>
+          <w:sz w:val="17"/>
+          <w:u w:val="none"/>
+        </w:rPr>
+        <w:t>(1) ______________   (2) ______________   (3) ______________</w:t>
       </w:r>
     </w:p>
     <w:p>
@@ -2448,7 +2791,7 @@
           <w:sz w:val="17"/>
           <w:u w:val="none"/>
         </w:rPr>
-        <w:t>38-8.</w:t>
+        <w:t>38-서2.</w:t>
       </w:r>
       <w:r>
         <w:rPr>
@@ -2457,7 +2800,7 @@
           <w:sz w:val="17"/>
           <w:u w:val="none"/>
         </w:rPr>
-        <w:t xml:space="preserve"> 다음 글의 빈칸 ⓐ~ⓒ에 들어갈 말을 [보기]에서 골라 바르게 짝지은 것은? [3.0점]</w:t>
+        <w:t xml:space="preserve"> 다음 우리말과 같은 뜻이 되도록 &lt;보기&gt;의 표현을 모두 사용하여 &lt;조건&gt;에 맞게 영작하시오. [3점] [3.0점]</w:t>
       </w:r>
     </w:p>
     <w:p>
@@ -2480,45 +2823,72 @@
           <w:sz w:val="17"/>
           <w:u w:val="none"/>
         </w:rPr>
-        <w:t>Measurement works as a language only when its units carry ⓐ ________ meanings that everyone accepts. In a tiny settlement, a unit tied to the length of a foot was ⓑ ________ enough, because all who used it could see the very foot in question. But once trade linked many communities, such loose definitions turned into a source of ⓒ ________ rather than a means of exchange.</w:t>
+        <w:t xml:space="preserve">In the earliest societies, </w:t>
+      </w:r>
+      <w:r>
+        <w:rPr>
+          <w:rFonts w:ascii="맑은 고딕" w:hAnsi="맑은 고딕" w:eastAsia="맑은 고딕"/>
+          <w:b w:val="0"/>
+          <w:sz w:val="17"/>
+          <w:u w:val="single"/>
+        </w:rPr>
+        <w:t>these definitions might need to be shared no more widely than a single settlement</w:t>
+      </w:r>
+      <w:r>
+        <w:rPr>
+          <w:rFonts w:ascii="맑은 고딕" w:hAnsi="맑은 고딕" w:eastAsia="맑은 고딕"/>
+          <w:b w:val="0"/>
+          <w:sz w:val="17"/>
+          <w:u w:val="none"/>
+        </w:rPr>
+        <w:t>.</w:t>
       </w:r>
     </w:p>
     <w:p>
       <w:pPr>
-        <w:spacing w:before="0" w:after="0" w:line="336" w:lineRule="auto"/>
+        <w:spacing w:before="0" w:after="60" w:line="288" w:lineRule="auto"/>
         <w:ind w:left="40"/>
         <w:snapToGrid w:val="0"/>
         <w:pBdr>
-          <w:top w:val="single" w:sz="4" w:space="2" w:color="555555"/>
-          <w:left w:val="single" w:sz="4" w:space="2" w:color="555555"/>
-          <w:bottom w:val="single" w:sz="4" w:space="2" w:color="555555"/>
-          <w:right w:val="single" w:sz="4" w:space="2" w:color="555555"/>
+          <w:top w:val="single" w:sz="4" w:space="2" w:color="C99B4E"/>
+          <w:left w:val="single" w:sz="4" w:space="2" w:color="C99B4E"/>
+          <w:bottom w:val="single" w:sz="4" w:space="2" w:color="C99B4E"/>
+          <w:right w:val="single" w:sz="4" w:space="2" w:color="C99B4E"/>
         </w:pBdr>
-        <w:shd w:val="clear" w:color="auto" w:fill="FFFFFF"/>
-      </w:pPr>
-      <w:r>
-        <w:rPr>
-          <w:rFonts w:ascii="맑은 고딕" w:hAnsi="맑은 고딕" w:eastAsia="맑은 고딕"/>
-          <w:b/>
+        <w:shd w:val="clear" w:color="auto" w:fill="FFF8E1"/>
+      </w:pPr>
+      <w:r>
+        <w:rPr>
+          <w:rFonts w:ascii="맑은 고딕" w:hAnsi="맑은 고딕" w:eastAsia="맑은 고딕"/>
+          <w:b w:val="0"/>
           <w:sz w:val="17"/>
           <w:u w:val="none"/>
         </w:rPr>
-        <w:t>조건 · 보기</w:t>
+        <w:t>가장 초기의 사회에서 이 정의들은 단일 정착지보다 더 넓게 공유될 필요가 없었다.</w:t>
       </w:r>
     </w:p>
     <w:p>
       <w:pPr>
-        <w:spacing w:before="0" w:after="60" w:line="336" w:lineRule="auto"/>
+        <w:spacing w:before="0" w:after="60" w:line="288" w:lineRule="auto"/>
         <w:ind w:left="40"/>
         <w:snapToGrid w:val="0"/>
         <w:pBdr>
-          <w:top w:val="single" w:sz="4" w:space="2" w:color="555555"/>
-          <w:left w:val="single" w:sz="4" w:space="2" w:color="555555"/>
-          <w:bottom w:val="single" w:sz="4" w:space="2" w:color="555555"/>
-          <w:right w:val="single" w:sz="4" w:space="2" w:color="555555"/>
+          <w:top w:val="single" w:sz="4" w:space="2" w:color="9B6BD0"/>
+          <w:left w:val="single" w:sz="4" w:space="2" w:color="9B6BD0"/>
+          <w:bottom w:val="single" w:sz="4" w:space="2" w:color="9B6BD0"/>
+          <w:right w:val="single" w:sz="4" w:space="2" w:color="9B6BD0"/>
         </w:pBdr>
-        <w:shd w:val="clear" w:color="auto" w:fill="FFFFFF"/>
-      </w:pPr>
+        <w:shd w:val="clear" w:color="auto" w:fill="FAF5FF"/>
+      </w:pPr>
+      <w:r>
+        <w:rPr>
+          <w:rFonts w:ascii="맑은 고딕" w:hAnsi="맑은 고딕" w:eastAsia="맑은 고딕"/>
+          <w:b/>
+          <w:sz w:val="17"/>
+          <w:u w:val="none"/>
+        </w:rPr>
+        <w:t>&lt;보 기&gt;</w:t>
+      </w:r>
       <w:r>
         <w:rPr>
           <w:rFonts w:ascii="맑은 고딕" w:hAnsi="맑은 고딕" w:eastAsia="맑은 고딕"/>
@@ -2526,14 +2896,44 @@
           <w:sz w:val="17"/>
           <w:u w:val="none"/>
         </w:rPr>
-        <w:t>[보기] stable  /  adequate  /  freedom  /  conflict</w:t>
+        <w:t xml:space="preserve"> in the earliest societies / these definitions / need / to be shared / no / more / widely / than / a single settlement</w:t>
       </w:r>
     </w:p>
     <w:p>
       <w:pPr>
-        <w:spacing w:before="0" w:after="0" w:line="269" w:lineRule="auto"/>
-        <w:ind w:left="180" w:hanging="180"/>
+        <w:spacing w:before="0" w:after="0" w:line="288" w:lineRule="auto"/>
+        <w:ind w:left="40"/>
         <w:snapToGrid w:val="0"/>
+        <w:pBdr>
+          <w:top w:val="single" w:sz="4" w:space="2" w:color="9B6BD0"/>
+          <w:left w:val="single" w:sz="4" w:space="2" w:color="9B6BD0"/>
+          <w:bottom w:val="single" w:sz="4" w:space="2" w:color="9B6BD0"/>
+          <w:right w:val="single" w:sz="4" w:space="2" w:color="9B6BD0"/>
+        </w:pBdr>
+        <w:shd w:val="clear" w:color="auto" w:fill="FAF5FF"/>
+      </w:pPr>
+      <w:r>
+        <w:rPr>
+          <w:rFonts w:ascii="맑은 고딕" w:hAnsi="맑은 고딕" w:eastAsia="맑은 고딕"/>
+          <w:b/>
+          <w:sz w:val="17"/>
+          <w:u w:val="none"/>
+        </w:rPr>
+        <w:t>&lt;조 건&gt;</w:t>
+      </w:r>
+    </w:p>
+    <w:p>
+      <w:pPr>
+        <w:spacing w:before="0" w:after="0" w:line="288" w:lineRule="auto"/>
+        <w:ind w:left="40"/>
+        <w:snapToGrid w:val="0"/>
+        <w:pBdr>
+          <w:top w:val="single" w:sz="4" w:space="2" w:color="9B6BD0"/>
+          <w:left w:val="single" w:sz="4" w:space="2" w:color="9B6BD0"/>
+          <w:bottom w:val="single" w:sz="4" w:space="2" w:color="9B6BD0"/>
+          <w:right w:val="single" w:sz="4" w:space="2" w:color="9B6BD0"/>
+        </w:pBdr>
+        <w:shd w:val="clear" w:color="auto" w:fill="FAF5FF"/>
       </w:pPr>
       <w:r>
         <w:rPr>
@@ -2542,14 +2942,21 @@
           <w:sz w:val="17"/>
           <w:u w:val="none"/>
         </w:rPr>
-        <w:t>① ⓐ stable – ⓑ adequate – ⓒ conflict</w:t>
+        <w:t>1. &lt;보기&gt;의 표현을 모두 한 번씩만 사용할 것</w:t>
       </w:r>
     </w:p>
     <w:p>
       <w:pPr>
-        <w:spacing w:before="0" w:after="0" w:line="269" w:lineRule="auto"/>
-        <w:ind w:left="180" w:hanging="180"/>
+        <w:spacing w:before="0" w:after="0" w:line="288" w:lineRule="auto"/>
+        <w:ind w:left="40"/>
         <w:snapToGrid w:val="0"/>
+        <w:pBdr>
+          <w:top w:val="single" w:sz="4" w:space="2" w:color="9B6BD0"/>
+          <w:left w:val="single" w:sz="4" w:space="2" w:color="9B6BD0"/>
+          <w:bottom w:val="single" w:sz="4" w:space="2" w:color="9B6BD0"/>
+          <w:right w:val="single" w:sz="4" w:space="2" w:color="9B6BD0"/>
+        </w:pBdr>
+        <w:shd w:val="clear" w:color="auto" w:fill="FAF5FF"/>
       </w:pPr>
       <w:r>
         <w:rPr>
@@ -2558,14 +2965,21 @@
           <w:sz w:val="17"/>
           <w:u w:val="none"/>
         </w:rPr>
-        <w:t>② ⓐ stable – ⓑ adequate – ⓒ freedom</w:t>
+        <w:t>2. 필요시 어형을 바꾸되 다른 단어를 추가하지 말 것 (콤마 사용 가능)</w:t>
       </w:r>
     </w:p>
     <w:p>
       <w:pPr>
-        <w:spacing w:before="0" w:after="0" w:line="269" w:lineRule="auto"/>
-        <w:ind w:left="180" w:hanging="180"/>
+        <w:spacing w:before="0" w:after="0" w:line="288" w:lineRule="auto"/>
+        <w:ind w:left="40"/>
         <w:snapToGrid w:val="0"/>
+        <w:pBdr>
+          <w:top w:val="single" w:sz="4" w:space="2" w:color="9B6BD0"/>
+          <w:left w:val="single" w:sz="4" w:space="2" w:color="9B6BD0"/>
+          <w:bottom w:val="single" w:sz="4" w:space="2" w:color="9B6BD0"/>
+          <w:right w:val="single" w:sz="4" w:space="2" w:color="9B6BD0"/>
+        </w:pBdr>
+        <w:shd w:val="clear" w:color="auto" w:fill="FAF5FF"/>
       </w:pPr>
       <w:r>
         <w:rPr>
@@ -2574,14 +2988,21 @@
           <w:sz w:val="17"/>
           <w:u w:val="none"/>
         </w:rPr>
-        <w:t>③ ⓐ adequate – ⓑ stable – ⓒ conflict</w:t>
+        <w:t>3. ‘no more ~ than’ 비교 구문을 쓸 것</w:t>
       </w:r>
     </w:p>
     <w:p>
       <w:pPr>
-        <w:spacing w:before="0" w:after="0" w:line="269" w:lineRule="auto"/>
-        <w:ind w:left="180" w:hanging="180"/>
+        <w:spacing w:before="0" w:after="0" w:line="288" w:lineRule="auto"/>
+        <w:ind w:left="40"/>
         <w:snapToGrid w:val="0"/>
+        <w:pBdr>
+          <w:top w:val="single" w:sz="4" w:space="2" w:color="9B6BD0"/>
+          <w:left w:val="single" w:sz="4" w:space="2" w:color="9B6BD0"/>
+          <w:bottom w:val="single" w:sz="4" w:space="2" w:color="9B6BD0"/>
+          <w:right w:val="single" w:sz="4" w:space="2" w:color="9B6BD0"/>
+        </w:pBdr>
+        <w:shd w:val="clear" w:color="auto" w:fill="FAF5FF"/>
       </w:pPr>
       <w:r>
         <w:rPr>
@@ -2590,14 +3011,21 @@
           <w:sz w:val="17"/>
           <w:u w:val="none"/>
         </w:rPr>
-        <w:t>④ ⓐ stable – ⓑ conflict – ⓒ freedom</w:t>
+        <w:t>4. 총 17단어로 쓸 것</w:t>
       </w:r>
     </w:p>
     <w:p>
       <w:pPr>
-        <w:spacing w:before="0" w:after="0" w:line="269" w:lineRule="auto"/>
-        <w:ind w:left="180" w:hanging="180"/>
+        <w:spacing w:before="0" w:after="60" w:line="288" w:lineRule="auto"/>
+        <w:ind w:left="40"/>
         <w:snapToGrid w:val="0"/>
+        <w:pBdr>
+          <w:top w:val="single" w:sz="4" w:space="2" w:color="9B6BD0"/>
+          <w:left w:val="single" w:sz="4" w:space="2" w:color="9B6BD0"/>
+          <w:bottom w:val="single" w:sz="4" w:space="2" w:color="9B6BD0"/>
+          <w:right w:val="single" w:sz="4" w:space="2" w:color="9B6BD0"/>
+        </w:pBdr>
+        <w:shd w:val="clear" w:color="auto" w:fill="FAF5FF"/>
       </w:pPr>
       <w:r>
         <w:rPr>
@@ -2606,7 +3034,40 @@
           <w:sz w:val="17"/>
           <w:u w:val="none"/>
         </w:rPr>
-        <w:t>⑤ ⓐ adequate – ⓑ stable – ⓒ freedom</w:t>
+        <w:t>5. 답안지에 소문항 번호를 정확하게 기입할 것</w:t>
+      </w:r>
+    </w:p>
+    <w:p>
+      <w:pPr>
+        <w:spacing w:before="0" w:after="40" w:line="360" w:lineRule="auto"/>
+        <w:snapToGrid w:val="0"/>
+      </w:pPr>
+      <w:r>
+        <w:rPr>
+          <w:rFonts w:ascii="맑은 고딕" w:hAnsi="맑은 고딕" w:eastAsia="맑은 고딕"/>
+          <w:b w:val="0"/>
+          <w:sz w:val="17"/>
+          <w:u w:val="none"/>
+        </w:rPr>
+        <w:t>⇒ ______________________________________________________________ .</w:t>
+      </w:r>
+    </w:p>
+    <w:p>
+      <w:pPr>
+        <w:keepNext/>
+        <w:spacing w:before="80" w:after="40" w:line="276" w:lineRule="auto"/>
+        <w:snapToGrid w:val="0"/>
+        <w:shd w:val="clear" w:color="auto" w:fill="6B21A8"/>
+      </w:pPr>
+      <w:r>
+        <w:rPr>
+          <w:rFonts w:ascii="맑은 고딕" w:hAnsi="맑은 고딕" w:eastAsia="맑은 고딕"/>
+          <w:b/>
+          <w:color w:val="FFFFFF"/>
+          <w:sz w:val="17"/>
+          <w:u w:val="none"/>
+        </w:rPr>
+        <w:t>[지문 구조]  ※ 앞 문항을 모두 푼 뒤에 풀 것</w:t>
       </w:r>
     </w:p>
     <w:p>
@@ -2622,7 +3083,7 @@
           <w:sz w:val="17"/>
           <w:u w:val="none"/>
         </w:rPr>
-        <w:t>38-9.</w:t>
+        <w:t>38-8.</w:t>
       </w:r>
       <w:r>
         <w:rPr>
@@ -2631,17 +3092,22 @@
           <w:sz w:val="17"/>
           <w:u w:val="none"/>
         </w:rPr>
-        <w:t xml:space="preserve"> 다음은 윗글을 요약한 글이다. 밑줄 친 ①~⑤ 중 윗글의 내용과 일치하지 </w:t>
-      </w:r>
-      <w:r>
-        <w:rPr>
-          <w:rFonts w:ascii="맑은 고딕" w:hAnsi="맑은 고딕" w:eastAsia="맑은 고딕"/>
-          <w:b/>
-          <w:sz w:val="17"/>
-          <w:u w:val="none"/>
-        </w:rPr>
-        <w:t>않는</w:t>
-      </w:r>
+        <w:t xml:space="preserve"> 글의 흐름으로 보아, 주어진 문장이 들어가기에 가장 적절한 곳은? [2.8점]</w:t>
+      </w:r>
+    </w:p>
+    <w:p>
+      <w:pPr>
+        <w:spacing w:before="0" w:after="60" w:line="288" w:lineRule="auto"/>
+        <w:ind w:left="40"/>
+        <w:snapToGrid w:val="0"/>
+        <w:pBdr>
+          <w:top w:val="single" w:sz="4" w:space="2" w:color="C99B4E"/>
+          <w:left w:val="single" w:sz="4" w:space="2" w:color="C99B4E"/>
+          <w:bottom w:val="single" w:sz="4" w:space="2" w:color="C99B4E"/>
+          <w:right w:val="single" w:sz="4" w:space="2" w:color="C99B4E"/>
+        </w:pBdr>
+        <w:shd w:val="clear" w:color="auto" w:fill="FFF8E1"/>
+      </w:pPr>
       <w:r>
         <w:rPr>
           <w:rFonts w:ascii="맑은 고딕" w:hAnsi="맑은 고딕" w:eastAsia="맑은 고딕"/>
@@ -2649,7 +3115,7 @@
           <w:sz w:val="17"/>
           <w:u w:val="none"/>
         </w:rPr>
-        <w:t xml:space="preserve"> 것은? [3.0점]</w:t>
+        <w:t>Subjective measures contain useful knowledge, but this can be difficult to share, based as it is on an individual’s experience.</w:t>
       </w:r>
     </w:p>
     <w:p>
@@ -2672,2223 +3138,23 @@
           <w:sz w:val="17"/>
           <w:u w:val="none"/>
         </w:rPr>
-        <w:t xml:space="preserve">① </w:t>
-      </w:r>
+        <w:t>To harness the full potential of units of measurement, we need some degree of consistency. ( ① ) The historian of science Theodore M. Porter describes measurement as a ‘technology of distance’: a tool that uses shared rules to bridge differences of culture and geography, allowing for the exchange of information. ( ② ) Following this logic, if measurement is another sort of language, then just as with words, individual units need reliable definitions in order to communicate. ( ③ ) In the earliest societies, these definitions might need to be shared no more widely than a single settlement, meaning that the definition can be no more complex than knowing that a unit was equal to a certain body part. ( ④ ) As these communities grew in size, though, the inadequacies of this system would become evident. ( ⑤ )</w:t>
+      </w:r>
+    </w:p>
+    <w:p>
+      <w:pPr>
+        <w:spacing w:before="0" w:after="20" w:line="276" w:lineRule="auto"/>
+        <w:ind w:left="80"/>
+        <w:snapToGrid w:val="0"/>
+      </w:pPr>
       <w:r>
         <w:rPr>
           <w:rFonts w:ascii="맑은 고딕" w:hAnsi="맑은 고딕" w:eastAsia="맑은 고딕"/>
           <w:b w:val="0"/>
           <w:sz w:val="17"/>
-          <w:u w:val="single"/>
-        </w:rPr>
-        <w:t>Measurement can be treated as a kind of language</w:t>
-      </w:r>
-      <w:r>
-        <w:rPr>
-          <w:rFonts w:ascii="맑은 고딕" w:hAnsi="맑은 고딕" w:eastAsia="맑은 고딕"/>
-          <w:b w:val="0"/>
-          <w:sz w:val="17"/>
-          <w:u w:val="none"/>
-        </w:rPr>
-        <w:t xml:space="preserve">, ② </w:t>
-      </w:r>
-      <w:r>
-        <w:rPr>
-          <w:rFonts w:ascii="맑은 고딕" w:hAnsi="맑은 고딕" w:eastAsia="맑은 고딕"/>
-          <w:b w:val="0"/>
-          <w:sz w:val="17"/>
-          <w:u w:val="single"/>
-        </w:rPr>
-        <w:t>so its units need definitions that others can rely on</w:t>
-      </w:r>
-      <w:r>
-        <w:rPr>
-          <w:rFonts w:ascii="맑은 고딕" w:hAnsi="맑은 고딕" w:eastAsia="맑은 고딕"/>
-          <w:b w:val="0"/>
-          <w:sz w:val="17"/>
-          <w:u w:val="none"/>
-        </w:rPr>
-        <w:t xml:space="preserve">. ③ </w:t>
-      </w:r>
-      <w:r>
-        <w:rPr>
-          <w:rFonts w:ascii="맑은 고딕" w:hAnsi="맑은 고딕" w:eastAsia="맑은 고딕"/>
-          <w:b w:val="0"/>
-          <w:sz w:val="17"/>
-          <w:u w:val="single"/>
-        </w:rPr>
-        <w:t>In a small early community, a body-part standard was far too complex to be of any use</w:t>
-      </w:r>
-      <w:r>
-        <w:rPr>
-          <w:rFonts w:ascii="맑은 고딕" w:hAnsi="맑은 고딕" w:eastAsia="맑은 고딕"/>
-          <w:b w:val="0"/>
-          <w:sz w:val="17"/>
-          <w:u w:val="none"/>
-        </w:rPr>
-        <w:t xml:space="preserve">, ④ </w:t>
-      </w:r>
-      <w:r>
-        <w:rPr>
-          <w:rFonts w:ascii="맑은 고딕" w:hAnsi="맑은 고딕" w:eastAsia="맑은 고딕"/>
-          <w:b w:val="0"/>
-          <w:sz w:val="17"/>
-          <w:u w:val="single"/>
-        </w:rPr>
-        <w:t>but as groups expanded and began to trade</w:t>
-      </w:r>
-      <w:r>
-        <w:rPr>
-          <w:rFonts w:ascii="맑은 고딕" w:hAnsi="맑은 고딕" w:eastAsia="맑은 고딕"/>
-          <w:b w:val="0"/>
-          <w:sz w:val="17"/>
-          <w:u w:val="none"/>
-        </w:rPr>
-        <w:t xml:space="preserve">, ⑤ </w:t>
-      </w:r>
-      <w:r>
-        <w:rPr>
-          <w:rFonts w:ascii="맑은 고딕" w:hAnsi="맑은 고딕" w:eastAsia="맑은 고딕"/>
-          <w:b w:val="0"/>
-          <w:sz w:val="17"/>
-          <w:u w:val="single"/>
-        </w:rPr>
-        <w:t>such vague standards produced disputes that called for firmer consistency</w:t>
-      </w:r>
-      <w:r>
-        <w:rPr>
-          <w:rFonts w:ascii="맑은 고딕" w:hAnsi="맑은 고딕" w:eastAsia="맑은 고딕"/>
-          <w:b w:val="0"/>
-          <w:sz w:val="17"/>
-          <w:u w:val="none"/>
-        </w:rPr>
-        <w:t>.</w:t>
-      </w:r>
-    </w:p>
-    <w:p>
-      <w:pPr>
-        <w:keepNext/>
-        <w:spacing w:before="80" w:after="20" w:line="276" w:lineRule="auto"/>
-        <w:snapToGrid w:val="0"/>
-      </w:pPr>
-      <w:r>
-        <w:rPr>
-          <w:rFonts w:ascii="맑은 고딕" w:hAnsi="맑은 고딕" w:eastAsia="맑은 고딕"/>
-          <w:b/>
-          <w:sz w:val="17"/>
-          <w:u w:val="none"/>
-        </w:rPr>
-        <w:t>38-12.</w:t>
-      </w:r>
-      <w:r>
-        <w:rPr>
-          <w:rFonts w:ascii="맑은 고딕" w:hAnsi="맑은 고딕" w:eastAsia="맑은 고딕"/>
-          <w:b w:val="0"/>
-          <w:sz w:val="17"/>
-          <w:u w:val="none"/>
-        </w:rPr>
-        <w:t xml:space="preserve"> 다음 글의 (A)~(D)의 각 네모 안에서 어법에 맞는 표현으로 가장 적절한 것끼리 짝지은 것은? [4.0점]</w:t>
-      </w:r>
-    </w:p>
-    <w:p>
-      <w:pPr>
-        <w:spacing w:before="0" w:after="60" w:line="288" w:lineRule="auto"/>
-        <w:ind w:left="40"/>
-        <w:snapToGrid w:val="0"/>
-        <w:pBdr>
-          <w:top w:val="single" w:sz="4" w:space="2" w:color="999999"/>
-          <w:left w:val="single" w:sz="4" w:space="2" w:color="999999"/>
-          <w:bottom w:val="single" w:sz="4" w:space="2" w:color="999999"/>
-          <w:right w:val="single" w:sz="4" w:space="2" w:color="999999"/>
-        </w:pBdr>
-        <w:shd w:val="clear" w:color="auto" w:fill="F6F3EA"/>
-      </w:pPr>
-      <w:r>
-        <w:rPr>
-          <w:rFonts w:ascii="맑은 고딕" w:hAnsi="맑은 고딕" w:eastAsia="맑은 고딕"/>
-          <w:b w:val="0"/>
-          <w:sz w:val="17"/>
-          <w:u w:val="none"/>
-        </w:rPr>
-        <w:t xml:space="preserve">In 2024, a team of economic historians compared trade records from twelve market towns in northern Europe. The team’s central (A) </w:t>
-      </w:r>
-      <w:r>
-        <w:rPr>
-          <w:rFonts w:ascii="맑은 고딕" w:hAnsi="맑은 고딕" w:eastAsia="맑은 고딕"/>
-          <w:b/>
-          <w:sz w:val="17"/>
-          <w:u w:val="none"/>
-        </w:rPr>
-        <w:t>[thesis / theses]</w:t>
-      </w:r>
-      <w:r>
-        <w:rPr>
-          <w:rFonts w:ascii="맑은 고딕" w:hAnsi="맑은 고딕" w:eastAsia="맑은 고딕"/>
-          <w:b w:val="0"/>
-          <w:sz w:val="17"/>
-          <w:u w:val="none"/>
-        </w:rPr>
-        <w:t xml:space="preserve"> was that a shared unit spreads only when trade crosses town borders. The (B) </w:t>
-      </w:r>
-      <w:r>
-        <w:rPr>
-          <w:rFonts w:ascii="맑은 고딕" w:hAnsi="맑은 고딕" w:eastAsia="맑은 고딕"/>
-          <w:b/>
-          <w:sz w:val="17"/>
-          <w:u w:val="none"/>
-        </w:rPr>
-        <w:t>[basis / bases]</w:t>
-      </w:r>
-      <w:r>
-        <w:rPr>
-          <w:rFonts w:ascii="맑은 고딕" w:hAnsi="맑은 고딕" w:eastAsia="맑은 고딕"/>
-          <w:b w:val="0"/>
-          <w:sz w:val="17"/>
-          <w:u w:val="none"/>
-        </w:rPr>
-        <w:t xml:space="preserve"> of the two oldest systems, one tied to the foot and the other to the forearm, were nearly identical in size, yet the towns that formed the (C) </w:t>
-      </w:r>
-      <w:r>
-        <w:rPr>
-          <w:rFonts w:ascii="맑은 고딕" w:hAnsi="맑은 고딕" w:eastAsia="맑은 고딕"/>
-          <w:b/>
-          <w:sz w:val="17"/>
-          <w:u w:val="none"/>
-        </w:rPr>
-        <w:t>[nucleus / nuclei]</w:t>
-      </w:r>
-      <w:r>
-        <w:rPr>
-          <w:rFonts w:ascii="맑은 고딕" w:hAnsi="맑은 고딕" w:eastAsia="맑은 고딕"/>
-          <w:b w:val="0"/>
-          <w:sz w:val="17"/>
-          <w:u w:val="none"/>
-        </w:rPr>
-        <w:t xml:space="preserve"> of regional trade abandoned both within a generation. A single standard, the team argues, (D) </w:t>
-      </w:r>
-      <w:r>
-        <w:rPr>
-          <w:rFonts w:ascii="맑은 고딕" w:hAnsi="맑은 고딕" w:eastAsia="맑은 고딕"/>
-          <w:b/>
-          <w:sz w:val="17"/>
-          <w:u w:val="none"/>
-        </w:rPr>
-        <w:t>[was / were]</w:t>
-      </w:r>
-      <w:r>
-        <w:rPr>
-          <w:rFonts w:ascii="맑은 고딕" w:hAnsi="맑은 고딕" w:eastAsia="맑은 고딕"/>
-          <w:b w:val="0"/>
-          <w:sz w:val="17"/>
-          <w:u w:val="none"/>
-        </w:rPr>
-        <w:t xml:space="preserve"> a means of avoiding disputes rather than a matter of convenience.</w:t>
-      </w:r>
-    </w:p>
-    <w:p>
-      <w:pPr>
-        <w:spacing w:before="0" w:after="0" w:line="269" w:lineRule="auto"/>
-        <w:ind w:left="180" w:hanging="180"/>
-        <w:snapToGrid w:val="0"/>
-      </w:pPr>
-      <w:r>
-        <w:rPr>
-          <w:rFonts w:ascii="맑은 고딕" w:hAnsi="맑은 고딕" w:eastAsia="맑은 고딕"/>
-          <w:b w:val="0"/>
-          <w:sz w:val="17"/>
-          <w:u w:val="none"/>
-        </w:rPr>
-        <w:t>① (A) thesis – (B) bases – (C) nuclei – (D) was</w:t>
-      </w:r>
-    </w:p>
-    <w:p>
-      <w:pPr>
-        <w:spacing w:before="0" w:after="0" w:line="269" w:lineRule="auto"/>
-        <w:ind w:left="180" w:hanging="180"/>
-        <w:snapToGrid w:val="0"/>
-      </w:pPr>
-      <w:r>
-        <w:rPr>
-          <w:rFonts w:ascii="맑은 고딕" w:hAnsi="맑은 고딕" w:eastAsia="맑은 고딕"/>
-          <w:b w:val="0"/>
-          <w:sz w:val="17"/>
-          <w:u w:val="none"/>
-        </w:rPr>
-        <w:t>② (A) thesis – (B) basis – (C) nuclei – (D) was</w:t>
-      </w:r>
-    </w:p>
-    <w:p>
-      <w:pPr>
-        <w:spacing w:before="0" w:after="0" w:line="269" w:lineRule="auto"/>
-        <w:ind w:left="180" w:hanging="180"/>
-        <w:snapToGrid w:val="0"/>
-      </w:pPr>
-      <w:r>
-        <w:rPr>
-          <w:rFonts w:ascii="맑은 고딕" w:hAnsi="맑은 고딕" w:eastAsia="맑은 고딕"/>
-          <w:b w:val="0"/>
-          <w:sz w:val="17"/>
-          <w:u w:val="none"/>
-        </w:rPr>
-        <w:t>③ (A) theses – (B) bases – (C) nuclei – (D) were</w:t>
-      </w:r>
-    </w:p>
-    <w:p>
-      <w:pPr>
-        <w:spacing w:before="0" w:after="0" w:line="269" w:lineRule="auto"/>
-        <w:ind w:left="180" w:hanging="180"/>
-        <w:snapToGrid w:val="0"/>
-      </w:pPr>
-      <w:r>
-        <w:rPr>
-          <w:rFonts w:ascii="맑은 고딕" w:hAnsi="맑은 고딕" w:eastAsia="맑은 고딕"/>
-          <w:b w:val="0"/>
-          <w:sz w:val="17"/>
-          <w:u w:val="none"/>
-        </w:rPr>
-        <w:t>④ (A) thesis – (B) bases – (C) nucleus – (D) was</w:t>
-      </w:r>
-    </w:p>
-    <w:p>
-      <w:pPr>
-        <w:spacing w:before="0" w:after="0" w:line="269" w:lineRule="auto"/>
-        <w:ind w:left="180" w:hanging="180"/>
-        <w:snapToGrid w:val="0"/>
-      </w:pPr>
-      <w:r>
-        <w:rPr>
-          <w:rFonts w:ascii="맑은 고딕" w:hAnsi="맑은 고딕" w:eastAsia="맑은 고딕"/>
-          <w:b w:val="0"/>
-          <w:sz w:val="17"/>
-          <w:u w:val="none"/>
-        </w:rPr>
-        <w:t>⑤ (A) thesis – (B) bases – (C) nuclei – (D) were</w:t>
-      </w:r>
-    </w:p>
-    <w:p>
-      <w:pPr>
-        <w:keepNext/>
-        <w:spacing w:before="80" w:after="20" w:line="276" w:lineRule="auto"/>
-        <w:snapToGrid w:val="0"/>
-      </w:pPr>
-      <w:r>
-        <w:rPr>
-          <w:rFonts w:ascii="맑은 고딕" w:hAnsi="맑은 고딕" w:eastAsia="맑은 고딕"/>
-          <w:b/>
-          <w:sz w:val="17"/>
-          <w:u w:val="none"/>
-        </w:rPr>
-        <w:t>38-13.</w:t>
-      </w:r>
-      <w:r>
-        <w:rPr>
-          <w:rFonts w:ascii="맑은 고딕" w:hAnsi="맑은 고딕" w:eastAsia="맑은 고딕"/>
-          <w:b w:val="0"/>
-          <w:sz w:val="17"/>
-          <w:u w:val="none"/>
-        </w:rPr>
-        <w:t xml:space="preserve"> 다음 글의 (A), (B), (C)의 각 네모 안에서 문맥에 맞는 낱말로 가장 적절한 것끼리 짝지은 것은? [3.0점]</w:t>
-      </w:r>
-    </w:p>
-    <w:p>
-      <w:pPr>
-        <w:spacing w:before="0" w:after="60" w:line="288" w:lineRule="auto"/>
-        <w:ind w:left="40"/>
-        <w:snapToGrid w:val="0"/>
-        <w:pBdr>
-          <w:top w:val="single" w:sz="4" w:space="2" w:color="999999"/>
-          <w:left w:val="single" w:sz="4" w:space="2" w:color="999999"/>
-          <w:bottom w:val="single" w:sz="4" w:space="2" w:color="999999"/>
-          <w:right w:val="single" w:sz="4" w:space="2" w:color="999999"/>
-        </w:pBdr>
-        <w:shd w:val="clear" w:color="auto" w:fill="F6F3EA"/>
-      </w:pPr>
-      <w:r>
-        <w:rPr>
-          <w:rFonts w:ascii="맑은 고딕" w:hAnsi="맑은 고딕" w:eastAsia="맑은 고딕"/>
-          <w:b w:val="0"/>
-          <w:sz w:val="17"/>
-          <w:u w:val="none"/>
-        </w:rPr>
-        <w:t xml:space="preserve">Merchants who were entirely (A) </w:t>
-      </w:r>
-      <w:r>
-        <w:rPr>
-          <w:rFonts w:ascii="맑은 고딕" w:hAnsi="맑은 고딕" w:eastAsia="맑은 고딕"/>
-          <w:b/>
-          <w:sz w:val="17"/>
-          <w:u w:val="none"/>
-        </w:rPr>
-        <w:t>[reliable / reliant]</w:t>
-      </w:r>
-      <w:r>
-        <w:rPr>
-          <w:rFonts w:ascii="맑은 고딕" w:hAnsi="맑은 고딕" w:eastAsia="맑은 고딕"/>
-          <w:b w:val="0"/>
-          <w:sz w:val="17"/>
-          <w:u w:val="none"/>
-        </w:rPr>
-        <w:t xml:space="preserve"> on a single local unit soon discovered that trade across regions was almost impossible. (B) </w:t>
-      </w:r>
-      <w:r>
-        <w:rPr>
-          <w:rFonts w:ascii="맑은 고딕" w:hAnsi="맑은 고딕" w:eastAsia="맑은 고딕"/>
-          <w:b/>
-          <w:sz w:val="17"/>
-          <w:u w:val="none"/>
-        </w:rPr>
-        <w:t>[Historic / Historical]</w:t>
-      </w:r>
-      <w:r>
-        <w:rPr>
-          <w:rFonts w:ascii="맑은 고딕" w:hAnsi="맑은 고딕" w:eastAsia="맑은 고딕"/>
-          <w:b w:val="0"/>
-          <w:sz w:val="17"/>
-          <w:u w:val="none"/>
-        </w:rPr>
-        <w:t xml:space="preserve"> records from medieval markets show that the same word for a ‘foot’ could mean four different lengths within a day’s ride. Only when rulers imposed (C) </w:t>
-      </w:r>
-      <w:r>
-        <w:rPr>
-          <w:rFonts w:ascii="맑은 고딕" w:hAnsi="맑은 고딕" w:eastAsia="맑은 고딕"/>
-          <w:b/>
-          <w:sz w:val="17"/>
-          <w:u w:val="none"/>
-        </w:rPr>
-        <w:t>[comparable / comparative]</w:t>
-      </w:r>
-      <w:r>
-        <w:rPr>
-          <w:rFonts w:ascii="맑은 고딕" w:hAnsi="맑은 고딕" w:eastAsia="맑은 고딕"/>
-          <w:b w:val="0"/>
-          <w:sz w:val="17"/>
-          <w:u w:val="none"/>
-        </w:rPr>
-        <w:t xml:space="preserve"> units — measures that could be set side by side and checked — did long-distance exchange become routine.</w:t>
-      </w:r>
-    </w:p>
-    <w:p>
-      <w:pPr>
-        <w:spacing w:before="0" w:after="0" w:line="269" w:lineRule="auto"/>
-        <w:ind w:left="180" w:hanging="180"/>
-        <w:snapToGrid w:val="0"/>
-      </w:pPr>
-      <w:r>
-        <w:rPr>
-          <w:rFonts w:ascii="맑은 고딕" w:hAnsi="맑은 고딕" w:eastAsia="맑은 고딕"/>
-          <w:b w:val="0"/>
-          <w:sz w:val="17"/>
-          <w:u w:val="none"/>
-        </w:rPr>
-        <w:t>① (A) reliant – (B) Historical – (C) comparable</w:t>
-      </w:r>
-    </w:p>
-    <w:p>
-      <w:pPr>
-        <w:spacing w:before="0" w:after="0" w:line="269" w:lineRule="auto"/>
-        <w:ind w:left="180" w:hanging="180"/>
-        <w:snapToGrid w:val="0"/>
-      </w:pPr>
-      <w:r>
-        <w:rPr>
-          <w:rFonts w:ascii="맑은 고딕" w:hAnsi="맑은 고딕" w:eastAsia="맑은 고딕"/>
-          <w:b w:val="0"/>
-          <w:sz w:val="17"/>
-          <w:u w:val="none"/>
-        </w:rPr>
-        <w:t>② (A) reliable – (B) Historical – (C) comparable</w:t>
-      </w:r>
-    </w:p>
-    <w:p>
-      <w:pPr>
-        <w:spacing w:before="0" w:after="0" w:line="269" w:lineRule="auto"/>
-        <w:ind w:left="180" w:hanging="180"/>
-        <w:snapToGrid w:val="0"/>
-      </w:pPr>
-      <w:r>
-        <w:rPr>
-          <w:rFonts w:ascii="맑은 고딕" w:hAnsi="맑은 고딕" w:eastAsia="맑은 고딕"/>
-          <w:b w:val="0"/>
-          <w:sz w:val="17"/>
-          <w:u w:val="none"/>
-        </w:rPr>
-        <w:t>③ (A) reliant – (B) Historic – (C) comparable</w:t>
-      </w:r>
-    </w:p>
-    <w:p>
-      <w:pPr>
-        <w:spacing w:before="0" w:after="0" w:line="269" w:lineRule="auto"/>
-        <w:ind w:left="180" w:hanging="180"/>
-        <w:snapToGrid w:val="0"/>
-      </w:pPr>
-      <w:r>
-        <w:rPr>
-          <w:rFonts w:ascii="맑은 고딕" w:hAnsi="맑은 고딕" w:eastAsia="맑은 고딕"/>
-          <w:b w:val="0"/>
-          <w:sz w:val="17"/>
-          <w:u w:val="none"/>
-        </w:rPr>
-        <w:t>④ (A) reliant – (B) Historical – (C) comparative</w:t>
-      </w:r>
-    </w:p>
-    <w:p>
-      <w:pPr>
-        <w:spacing w:before="0" w:after="0" w:line="269" w:lineRule="auto"/>
-        <w:ind w:left="180" w:hanging="180"/>
-        <w:snapToGrid w:val="0"/>
-      </w:pPr>
-      <w:r>
-        <w:rPr>
-          <w:rFonts w:ascii="맑은 고딕" w:hAnsi="맑은 고딕" w:eastAsia="맑은 고딕"/>
-          <w:b w:val="0"/>
-          <w:sz w:val="17"/>
-          <w:u w:val="none"/>
-        </w:rPr>
-        <w:t>⑤ (A) reliable – (B) Historic – (C) comparative</w:t>
-      </w:r>
-    </w:p>
-    <w:p>
-      <w:pPr>
-        <w:keepNext/>
-        <w:spacing w:before="80" w:after="40" w:line="276" w:lineRule="auto"/>
-        <w:snapToGrid w:val="0"/>
-        <w:shd w:val="clear" w:color="auto" w:fill="8A3A12"/>
-      </w:pPr>
-      <w:r>
-        <w:rPr>
-          <w:rFonts w:ascii="맑은 고딕" w:hAnsi="맑은 고딕" w:eastAsia="맑은 고딕"/>
-          <w:b/>
-          <w:color w:val="FFFFFF"/>
-          <w:sz w:val="17"/>
-          <w:u w:val="none"/>
-        </w:rPr>
-        <w:t>서답형  38-서1 ~ 38-서7</w:t>
-      </w:r>
-    </w:p>
-    <w:p>
-      <w:pPr>
-        <w:keepNext/>
-        <w:spacing w:before="80" w:after="20" w:line="276" w:lineRule="auto"/>
-        <w:snapToGrid w:val="0"/>
-      </w:pPr>
-      <w:r>
-        <w:rPr>
-          <w:rFonts w:ascii="맑은 고딕" w:hAnsi="맑은 고딕" w:eastAsia="맑은 고딕"/>
-          <w:b/>
-          <w:sz w:val="17"/>
-          <w:u w:val="none"/>
-        </w:rPr>
-        <w:t>38-서1.</w:t>
-      </w:r>
-      <w:r>
-        <w:rPr>
-          <w:rFonts w:ascii="맑은 고딕" w:hAnsi="맑은 고딕" w:eastAsia="맑은 고딕"/>
-          <w:b w:val="0"/>
-          <w:sz w:val="17"/>
-          <w:u w:val="none"/>
-        </w:rPr>
-        <w:t xml:space="preserve"> 윗글을 바탕으로 아래 ‘요리 동아리’ 일화의 빈칸 (1)~(3)을 &lt;조건&gt;에 맞게 채우시오. [4.0점]</w:t>
-      </w:r>
-    </w:p>
-    <w:p>
-      <w:pPr>
-        <w:spacing w:before="0" w:after="60" w:line="288" w:lineRule="auto"/>
-        <w:ind w:left="40"/>
-        <w:snapToGrid w:val="0"/>
-        <w:pBdr>
-          <w:top w:val="single" w:sz="4" w:space="2" w:color="999999"/>
-          <w:left w:val="single" w:sz="4" w:space="2" w:color="999999"/>
-          <w:bottom w:val="single" w:sz="4" w:space="2" w:color="999999"/>
-          <w:right w:val="single" w:sz="4" w:space="2" w:color="999999"/>
-        </w:pBdr>
-        <w:shd w:val="clear" w:color="auto" w:fill="F6F3EA"/>
-      </w:pPr>
-      <w:r>
-        <w:rPr>
-          <w:rFonts w:ascii="맑은 고딕" w:hAnsi="맑은 고딕" w:eastAsia="맑은 고딕"/>
-          <w:b w:val="0"/>
-          <w:sz w:val="17"/>
-          <w:u w:val="none"/>
-        </w:rPr>
-        <w:t>[A Cooking Club Lesson]</w:t>
-      </w:r>
-    </w:p>
-    <w:p>
-      <w:pPr>
-        <w:spacing w:before="0" w:after="60" w:line="288" w:lineRule="auto"/>
-        <w:ind w:left="40"/>
-        <w:snapToGrid w:val="0"/>
-        <w:pBdr>
-          <w:top w:val="single" w:sz="4" w:space="2" w:color="999999"/>
-          <w:left w:val="single" w:sz="4" w:space="2" w:color="999999"/>
-          <w:bottom w:val="single" w:sz="4" w:space="2" w:color="999999"/>
-          <w:right w:val="single" w:sz="4" w:space="2" w:color="999999"/>
-        </w:pBdr>
-        <w:shd w:val="clear" w:color="auto" w:fill="F6F3EA"/>
-      </w:pPr>
-    </w:p>
-    <w:p>
-      <w:pPr>
-        <w:spacing w:before="0" w:after="60" w:line="288" w:lineRule="auto"/>
-        <w:ind w:left="40"/>
-        <w:snapToGrid w:val="0"/>
-        <w:pBdr>
-          <w:top w:val="single" w:sz="4" w:space="2" w:color="999999"/>
-          <w:left w:val="single" w:sz="4" w:space="2" w:color="999999"/>
-          <w:bottom w:val="single" w:sz="4" w:space="2" w:color="999999"/>
-          <w:right w:val="single" w:sz="4" w:space="2" w:color="999999"/>
-        </w:pBdr>
-        <w:shd w:val="clear" w:color="auto" w:fill="F6F3EA"/>
-      </w:pPr>
-      <w:r>
-        <w:rPr>
-          <w:rFonts w:ascii="맑은 고딕" w:hAnsi="맑은 고딕" w:eastAsia="맑은 고딕"/>
-          <w:b w:val="0"/>
-          <w:sz w:val="17"/>
-          <w:u w:val="none"/>
-        </w:rPr>
-        <w:t>My grandmother’s recipe cards say things like “a handful of flour” and “a pinch of salt.” At home, that never caused a problem, because I knew exactly how big her hands were. But when our cooking club of twenty students tried the same card, every team’s bread came out differently, and two teams even argued about who had followed the recipe correctly. We realized that a rule based on one person’s experience cannot be (1) ________ easily. So we rewrote the card in grams. Only then did I understand why the article calls for some degree of (2) ________, and why it describes measurement as (3) ________ between people who never meet.</w:t>
-      </w:r>
-    </w:p>
-    <w:p>
-      <w:pPr>
-        <w:spacing w:before="0" w:after="0" w:line="336" w:lineRule="auto"/>
-        <w:ind w:left="40"/>
-        <w:snapToGrid w:val="0"/>
-        <w:pBdr>
-          <w:top w:val="single" w:sz="4" w:space="2" w:color="555555"/>
-          <w:left w:val="single" w:sz="4" w:space="2" w:color="555555"/>
-          <w:bottom w:val="single" w:sz="4" w:space="2" w:color="555555"/>
-          <w:right w:val="single" w:sz="4" w:space="2" w:color="555555"/>
-        </w:pBdr>
-        <w:shd w:val="clear" w:color="auto" w:fill="FFFFFF"/>
-      </w:pPr>
-      <w:r>
-        <w:rPr>
-          <w:rFonts w:ascii="맑은 고딕" w:hAnsi="맑은 고딕" w:eastAsia="맑은 고딕"/>
-          <w:b/>
-          <w:sz w:val="17"/>
-          <w:u w:val="none"/>
-        </w:rPr>
-        <w:t>조건 · 보기</w:t>
-      </w:r>
-    </w:p>
-    <w:p>
-      <w:pPr>
-        <w:spacing w:before="0" w:after="0" w:line="336" w:lineRule="auto"/>
-        <w:ind w:left="40"/>
-        <w:snapToGrid w:val="0"/>
-        <w:pBdr>
-          <w:top w:val="single" w:sz="4" w:space="2" w:color="555555"/>
-          <w:left w:val="single" w:sz="4" w:space="2" w:color="555555"/>
-          <w:bottom w:val="single" w:sz="4" w:space="2" w:color="555555"/>
-          <w:right w:val="single" w:sz="4" w:space="2" w:color="555555"/>
-        </w:pBdr>
-        <w:shd w:val="clear" w:color="auto" w:fill="FFFFFF"/>
-      </w:pPr>
-      <w:r>
-        <w:rPr>
-          <w:rFonts w:ascii="맑은 고딕" w:hAnsi="맑은 고딕" w:eastAsia="맑은 고딕"/>
-          <w:b w:val="0"/>
-          <w:sz w:val="17"/>
-          <w:u w:val="none"/>
-        </w:rPr>
-        <w:t>&lt;조건&gt;</w:t>
-        <w:br/>
-        <w:t xml:space="preserve">(1)과 (2)는 윗글에서 찾아서 </w:t>
-      </w:r>
-      <w:r>
-        <w:rPr>
-          <w:rFonts w:ascii="맑은 고딕" w:hAnsi="맑은 고딕" w:eastAsia="맑은 고딕"/>
-          <w:b/>
-          <w:sz w:val="17"/>
-          <w:u w:val="none"/>
-        </w:rPr>
-        <w:t>그대로 한 단어</w:t>
-      </w:r>
-      <w:r>
-        <w:rPr>
-          <w:rFonts w:ascii="맑은 고딕" w:hAnsi="맑은 고딕" w:eastAsia="맑은 고딕"/>
-          <w:b w:val="0"/>
-          <w:sz w:val="17"/>
-          <w:u w:val="none"/>
-        </w:rPr>
-        <w:t>로 쓸 것 ((1)은 본문에 과거분사형으로 등장)</w:t>
-      </w:r>
-    </w:p>
-    <w:p>
-      <w:pPr>
-        <w:spacing w:before="0" w:after="60" w:line="336" w:lineRule="auto"/>
-        <w:ind w:left="40"/>
-        <w:snapToGrid w:val="0"/>
-        <w:pBdr>
-          <w:top w:val="single" w:sz="4" w:space="2" w:color="555555"/>
-          <w:left w:val="single" w:sz="4" w:space="2" w:color="555555"/>
-          <w:bottom w:val="single" w:sz="4" w:space="2" w:color="555555"/>
-          <w:right w:val="single" w:sz="4" w:space="2" w:color="555555"/>
-        </w:pBdr>
-        <w:shd w:val="clear" w:color="auto" w:fill="FFFFFF"/>
-      </w:pPr>
-      <w:r>
-        <w:rPr>
-          <w:rFonts w:ascii="맑은 고딕" w:hAnsi="맑은 고딕" w:eastAsia="맑은 고딕"/>
-          <w:b w:val="0"/>
-          <w:sz w:val="17"/>
-          <w:u w:val="none"/>
-        </w:rPr>
-        <w:t xml:space="preserve">(3)은 아래 [보기]에 주어진 표현만을 </w:t>
-      </w:r>
-      <w:r>
-        <w:rPr>
-          <w:rFonts w:ascii="맑은 고딕" w:hAnsi="맑은 고딕" w:eastAsia="맑은 고딕"/>
-          <w:b/>
-          <w:sz w:val="17"/>
-          <w:u w:val="none"/>
-        </w:rPr>
-        <w:t>모두</w:t>
-      </w:r>
-      <w:r>
-        <w:rPr>
-          <w:rFonts w:ascii="맑은 고딕" w:hAnsi="맑은 고딕" w:eastAsia="맑은 고딕"/>
-          <w:b w:val="0"/>
-          <w:sz w:val="17"/>
-          <w:u w:val="none"/>
-        </w:rPr>
-        <w:t xml:space="preserve"> 사용할 것 (※필요한 경우 문맥과 어법에 맞게 동사 형태를 변형할 것)</w:t>
-        <w:br/>
-        <w:t>[보기] bridge  /  that  /  tool  /  differences  /  a</w:t>
-      </w:r>
-    </w:p>
-    <w:p>
-      <w:pPr>
-        <w:keepNext/>
-        <w:spacing w:before="80" w:after="20" w:line="276" w:lineRule="auto"/>
-        <w:snapToGrid w:val="0"/>
-      </w:pPr>
-      <w:r>
-        <w:rPr>
-          <w:rFonts w:ascii="맑은 고딕" w:hAnsi="맑은 고딕" w:eastAsia="맑은 고딕"/>
-          <w:b/>
-          <w:sz w:val="17"/>
-          <w:u w:val="none"/>
-        </w:rPr>
-        <w:t>38-서2.</w:t>
-      </w:r>
-      <w:r>
-        <w:rPr>
-          <w:rFonts w:ascii="맑은 고딕" w:hAnsi="맑은 고딕" w:eastAsia="맑은 고딕"/>
-          <w:b w:val="0"/>
-          <w:sz w:val="17"/>
-          <w:u w:val="none"/>
-        </w:rPr>
-        <w:t xml:space="preserve"> 다음 글의 밑줄 친 (1)~(4)에서 문맥·어법상 알맞은 말을 골라 쓰시오. [4.0점]</w:t>
-      </w:r>
-    </w:p>
-    <w:p>
-      <w:pPr>
-        <w:spacing w:before="0" w:after="60" w:line="288" w:lineRule="auto"/>
-        <w:ind w:left="40"/>
-        <w:snapToGrid w:val="0"/>
-        <w:pBdr>
-          <w:top w:val="single" w:sz="4" w:space="2" w:color="999999"/>
-          <w:left w:val="single" w:sz="4" w:space="2" w:color="999999"/>
-          <w:bottom w:val="single" w:sz="4" w:space="2" w:color="999999"/>
-          <w:right w:val="single" w:sz="4" w:space="2" w:color="999999"/>
-        </w:pBdr>
-        <w:shd w:val="clear" w:color="auto" w:fill="F6F3EA"/>
-      </w:pPr>
-      <w:r>
-        <w:rPr>
-          <w:rFonts w:ascii="맑은 고딕" w:hAnsi="맑은 고딕" w:eastAsia="맑은 고딕"/>
-          <w:b w:val="0"/>
-          <w:sz w:val="17"/>
-          <w:u w:val="none"/>
-        </w:rPr>
-        <w:t xml:space="preserve">To harness the full potential of units of measurement, we need some degree of (1) </w:t>
-      </w:r>
-      <w:r>
-        <w:rPr>
-          <w:rFonts w:ascii="맑은 고딕" w:hAnsi="맑은 고딕" w:eastAsia="맑은 고딕"/>
-          <w:b/>
-          <w:sz w:val="17"/>
-          <w:u w:val="none"/>
-        </w:rPr>
-        <w:t>[ⓐ flexibility / ⓑ consistency]</w:t>
-      </w:r>
-      <w:r>
-        <w:rPr>
-          <w:rFonts w:ascii="맑은 고딕" w:hAnsi="맑은 고딕" w:eastAsia="맑은 고딕"/>
-          <w:b w:val="0"/>
-          <w:sz w:val="17"/>
-          <w:u w:val="none"/>
-        </w:rPr>
-        <w:t xml:space="preserve">. Subjective measures contain useful knowledge, but this can be difficult to share, based as it is on an individual’s experience. The historian of science Theodore M. Porter describes measurement as a ‘technology of distance’: a tool that uses shared rules to bridge differences of culture and geography, (2) </w:t>
-      </w:r>
-      <w:r>
-        <w:rPr>
-          <w:rFonts w:ascii="맑은 고딕" w:hAnsi="맑은 고딕" w:eastAsia="맑은 고딕"/>
-          <w:b/>
-          <w:sz w:val="17"/>
-          <w:u w:val="none"/>
-        </w:rPr>
-        <w:t>[ⓐ allowing / ⓑ allowed]</w:t>
-      </w:r>
-      <w:r>
-        <w:rPr>
-          <w:rFonts w:ascii="맑은 고딕" w:hAnsi="맑은 고딕" w:eastAsia="맑은 고딕"/>
-          <w:b w:val="0"/>
-          <w:sz w:val="17"/>
-          <w:u w:val="none"/>
-        </w:rPr>
-        <w:t xml:space="preserve"> for the exchange of information. Following this logic, if measurement is another sort of language, then just as with words, individual units need reliable definitions in order to communicate. In the earliest societies, (3) </w:t>
-      </w:r>
-      <w:r>
-        <w:rPr>
-          <w:rFonts w:ascii="맑은 고딕" w:hAnsi="맑은 고딕" w:eastAsia="맑은 고딕"/>
-          <w:b/>
-          <w:sz w:val="17"/>
-          <w:u w:val="none"/>
-        </w:rPr>
-        <w:t>[ⓐ these definitions had to be agreed on by every settlement in the region / ⓑ these definitions might need to be shared no more widely than a single settlement]</w:t>
-      </w:r>
-      <w:r>
-        <w:rPr>
-          <w:rFonts w:ascii="맑은 고딕" w:hAnsi="맑은 고딕" w:eastAsia="맑은 고딕"/>
-          <w:b w:val="0"/>
-          <w:sz w:val="17"/>
-          <w:u w:val="none"/>
-        </w:rPr>
-        <w:t xml:space="preserve">, meaning that the definition can be no more complex than knowing that a unit was equal to a certain body part. As these communities grew in size, though, the (4) </w:t>
-      </w:r>
-      <w:r>
-        <w:rPr>
-          <w:rFonts w:ascii="맑은 고딕" w:hAnsi="맑은 고딕" w:eastAsia="맑은 고딕"/>
-          <w:b/>
-          <w:sz w:val="17"/>
-          <w:u w:val="none"/>
-        </w:rPr>
-        <w:t>[ⓐ inadequacies / ⓑ advantages]</w:t>
-      </w:r>
-      <w:r>
-        <w:rPr>
-          <w:rFonts w:ascii="맑은 고딕" w:hAnsi="맑은 고딕" w:eastAsia="맑은 고딕"/>
-          <w:b w:val="0"/>
-          <w:sz w:val="17"/>
-          <w:u w:val="none"/>
-        </w:rPr>
-        <w:t xml:space="preserve"> of this system would become evident.</w:t>
-      </w:r>
-    </w:p>
-    <w:p>
-      <w:pPr>
-        <w:spacing w:before="0" w:after="0" w:line="336" w:lineRule="auto"/>
-        <w:ind w:left="40"/>
-        <w:snapToGrid w:val="0"/>
-        <w:pBdr>
-          <w:top w:val="single" w:sz="4" w:space="2" w:color="555555"/>
-          <w:left w:val="single" w:sz="4" w:space="2" w:color="555555"/>
-          <w:bottom w:val="single" w:sz="4" w:space="2" w:color="555555"/>
-          <w:right w:val="single" w:sz="4" w:space="2" w:color="555555"/>
-        </w:pBdr>
-        <w:shd w:val="clear" w:color="auto" w:fill="FFFFFF"/>
-      </w:pPr>
-      <w:r>
-        <w:rPr>
-          <w:rFonts w:ascii="맑은 고딕" w:hAnsi="맑은 고딕" w:eastAsia="맑은 고딕"/>
-          <w:b/>
-          <w:sz w:val="17"/>
-          <w:u w:val="none"/>
-        </w:rPr>
-        <w:t>조건 · 보기</w:t>
-      </w:r>
-    </w:p>
-    <w:p>
-      <w:pPr>
-        <w:spacing w:before="0" w:after="0" w:line="336" w:lineRule="auto"/>
-        <w:ind w:left="40"/>
-        <w:snapToGrid w:val="0"/>
-        <w:pBdr>
-          <w:top w:val="single" w:sz="4" w:space="2" w:color="555555"/>
-          <w:left w:val="single" w:sz="4" w:space="2" w:color="555555"/>
-          <w:bottom w:val="single" w:sz="4" w:space="2" w:color="555555"/>
-          <w:right w:val="single" w:sz="4" w:space="2" w:color="555555"/>
-        </w:pBdr>
-        <w:shd w:val="clear" w:color="auto" w:fill="FFFFFF"/>
-      </w:pPr>
-      <w:r>
-        <w:rPr>
-          <w:rFonts w:ascii="맑은 고딕" w:hAnsi="맑은 고딕" w:eastAsia="맑은 고딕"/>
-          <w:b w:val="0"/>
-          <w:sz w:val="17"/>
-          <w:u w:val="none"/>
-        </w:rPr>
-        <w:t xml:space="preserve">&lt;조건&gt;각 소문항 안에서 ⓐ와 ⓑ 중 하나만 골라 </w:t>
-      </w:r>
-      <w:r>
-        <w:rPr>
-          <w:rFonts w:ascii="맑은 고딕" w:hAnsi="맑은 고딕" w:eastAsia="맑은 고딕"/>
-          <w:b/>
-          <w:sz w:val="17"/>
-          <w:u w:val="none"/>
-        </w:rPr>
-        <w:t>기호 또는 답 전체</w:t>
-      </w:r>
-      <w:r>
-        <w:rPr>
-          <w:rFonts w:ascii="맑은 고딕" w:hAnsi="맑은 고딕" w:eastAsia="맑은 고딕"/>
-          <w:b w:val="0"/>
-          <w:sz w:val="17"/>
-          <w:u w:val="none"/>
-        </w:rPr>
-        <w:t>를 쓸 것</w:t>
-      </w:r>
-    </w:p>
-    <w:p>
-      <w:pPr>
-        <w:spacing w:before="0" w:after="60" w:line="336" w:lineRule="auto"/>
-        <w:ind w:left="40"/>
-        <w:snapToGrid w:val="0"/>
-        <w:pBdr>
-          <w:top w:val="single" w:sz="4" w:space="2" w:color="555555"/>
-          <w:left w:val="single" w:sz="4" w:space="2" w:color="555555"/>
-          <w:bottom w:val="single" w:sz="4" w:space="2" w:color="555555"/>
-          <w:right w:val="single" w:sz="4" w:space="2" w:color="555555"/>
-        </w:pBdr>
-        <w:shd w:val="clear" w:color="auto" w:fill="FFFFFF"/>
-      </w:pPr>
-      <w:r>
-        <w:rPr>
-          <w:rFonts w:ascii="맑은 고딕" w:hAnsi="맑은 고딕" w:eastAsia="맑은 고딕"/>
-          <w:b w:val="0"/>
-          <w:sz w:val="17"/>
-          <w:u w:val="none"/>
-        </w:rPr>
-        <w:t>답안지에 소문항 번호를 정확하게 기입할 것 (예: 2-(1) 2-(2) 2-(3) 2-(4))</w:t>
-      </w:r>
-    </w:p>
-    <w:p>
-      <w:pPr>
-        <w:keepNext/>
-        <w:spacing w:before="80" w:after="20" w:line="276" w:lineRule="auto"/>
-        <w:snapToGrid w:val="0"/>
-      </w:pPr>
-      <w:r>
-        <w:rPr>
-          <w:rFonts w:ascii="맑은 고딕" w:hAnsi="맑은 고딕" w:eastAsia="맑은 고딕"/>
-          <w:b/>
-          <w:sz w:val="17"/>
-          <w:u w:val="none"/>
-        </w:rPr>
-        <w:t>38-서3.</w:t>
-      </w:r>
-      <w:r>
-        <w:rPr>
-          <w:rFonts w:ascii="맑은 고딕" w:hAnsi="맑은 고딕" w:eastAsia="맑은 고딕"/>
-          <w:b w:val="0"/>
-          <w:sz w:val="17"/>
-          <w:u w:val="none"/>
-        </w:rPr>
-        <w:t xml:space="preserve"> 윗글의 내용에 근거하여 다음 질문에 &lt;조건&gt;에 맞게 영어로 답하시오. [4.0점]</w:t>
-      </w:r>
-    </w:p>
-    <w:p>
-      <w:pPr>
-        <w:spacing w:before="0" w:after="60" w:line="288" w:lineRule="auto"/>
-        <w:ind w:left="40"/>
-        <w:snapToGrid w:val="0"/>
-        <w:pBdr>
-          <w:top w:val="single" w:sz="4" w:space="2" w:color="999999"/>
-          <w:left w:val="single" w:sz="4" w:space="2" w:color="999999"/>
-          <w:bottom w:val="single" w:sz="4" w:space="2" w:color="999999"/>
-          <w:right w:val="single" w:sz="4" w:space="2" w:color="999999"/>
-        </w:pBdr>
-        <w:shd w:val="clear" w:color="auto" w:fill="F6F3EA"/>
-      </w:pPr>
-      <w:r>
-        <w:rPr>
-          <w:rFonts w:ascii="맑은 고딕" w:hAnsi="맑은 고딕" w:eastAsia="맑은 고딕"/>
-          <w:b/>
-          <w:sz w:val="17"/>
-          <w:u w:val="none"/>
-        </w:rPr>
-        <w:t>Q1.</w:t>
-      </w:r>
-      <w:r>
-        <w:rPr>
-          <w:rFonts w:ascii="맑은 고딕" w:hAnsi="맑은 고딕" w:eastAsia="맑은 고딕"/>
-          <w:b w:val="0"/>
-          <w:sz w:val="17"/>
-          <w:u w:val="none"/>
-        </w:rPr>
-        <w:t xml:space="preserve"> According to Theodore M. Porter, what does measurement use in order to bridge differences of culture and geography?</w:t>
-      </w:r>
-    </w:p>
-    <w:p>
-      <w:pPr>
-        <w:spacing w:before="0" w:after="60" w:line="288" w:lineRule="auto"/>
-        <w:ind w:left="40"/>
-        <w:snapToGrid w:val="0"/>
-        <w:pBdr>
-          <w:top w:val="single" w:sz="4" w:space="2" w:color="999999"/>
-          <w:left w:val="single" w:sz="4" w:space="2" w:color="999999"/>
-          <w:bottom w:val="single" w:sz="4" w:space="2" w:color="999999"/>
-          <w:right w:val="single" w:sz="4" w:space="2" w:color="999999"/>
-        </w:pBdr>
-        <w:shd w:val="clear" w:color="auto" w:fill="F6F3EA"/>
-      </w:pPr>
-    </w:p>
-    <w:p>
-      <w:pPr>
-        <w:spacing w:before="0" w:after="60" w:line="288" w:lineRule="auto"/>
-        <w:ind w:left="40"/>
-        <w:snapToGrid w:val="0"/>
-        <w:pBdr>
-          <w:top w:val="single" w:sz="4" w:space="2" w:color="999999"/>
-          <w:left w:val="single" w:sz="4" w:space="2" w:color="999999"/>
-          <w:bottom w:val="single" w:sz="4" w:space="2" w:color="999999"/>
-          <w:right w:val="single" w:sz="4" w:space="2" w:color="999999"/>
-        </w:pBdr>
-        <w:shd w:val="clear" w:color="auto" w:fill="F6F3EA"/>
-      </w:pPr>
-      <w:r>
-        <w:rPr>
-          <w:rFonts w:ascii="맑은 고딕" w:hAnsi="맑은 고딕" w:eastAsia="맑은 고딕"/>
-          <w:b w:val="0"/>
-          <w:sz w:val="17"/>
-          <w:u w:val="none"/>
-        </w:rPr>
-        <w:t>A1. It uses → ________________________ .</w:t>
-      </w:r>
-    </w:p>
-    <w:p>
-      <w:pPr>
-        <w:spacing w:before="0" w:after="60" w:line="288" w:lineRule="auto"/>
-        <w:ind w:left="40"/>
-        <w:snapToGrid w:val="0"/>
-        <w:pBdr>
-          <w:top w:val="single" w:sz="4" w:space="2" w:color="999999"/>
-          <w:left w:val="single" w:sz="4" w:space="2" w:color="999999"/>
-          <w:bottom w:val="single" w:sz="4" w:space="2" w:color="999999"/>
-          <w:right w:val="single" w:sz="4" w:space="2" w:color="999999"/>
-        </w:pBdr>
-        <w:shd w:val="clear" w:color="auto" w:fill="F6F3EA"/>
-      </w:pPr>
-      <w:r>
-        <w:rPr>
-          <w:rFonts w:ascii="맑은 고딕" w:hAnsi="맑은 고딕" w:eastAsia="맑은 고딕"/>
-          <w:b/>
-          <w:sz w:val="17"/>
-          <w:u w:val="none"/>
-        </w:rPr>
-        <w:t>Q2.</w:t>
-      </w:r>
-      <w:r>
-        <w:rPr>
-          <w:rFonts w:ascii="맑은 고딕" w:hAnsi="맑은 고딕" w:eastAsia="맑은 고딕"/>
-          <w:b w:val="0"/>
-          <w:sz w:val="17"/>
-          <w:u w:val="none"/>
-        </w:rPr>
-        <w:t xml:space="preserve"> In the earliest societies, what was a unit understood to be equal to?</w:t>
-      </w:r>
-    </w:p>
-    <w:p>
-      <w:pPr>
-        <w:spacing w:before="0" w:after="60" w:line="288" w:lineRule="auto"/>
-        <w:ind w:left="40"/>
-        <w:snapToGrid w:val="0"/>
-        <w:pBdr>
-          <w:top w:val="single" w:sz="4" w:space="2" w:color="999999"/>
-          <w:left w:val="single" w:sz="4" w:space="2" w:color="999999"/>
-          <w:bottom w:val="single" w:sz="4" w:space="2" w:color="999999"/>
-          <w:right w:val="single" w:sz="4" w:space="2" w:color="999999"/>
-        </w:pBdr>
-        <w:shd w:val="clear" w:color="auto" w:fill="F6F3EA"/>
-      </w:pPr>
-    </w:p>
-    <w:p>
-      <w:pPr>
-        <w:spacing w:before="0" w:after="60" w:line="288" w:lineRule="auto"/>
-        <w:ind w:left="40"/>
-        <w:snapToGrid w:val="0"/>
-        <w:pBdr>
-          <w:top w:val="single" w:sz="4" w:space="2" w:color="999999"/>
-          <w:left w:val="single" w:sz="4" w:space="2" w:color="999999"/>
-          <w:bottom w:val="single" w:sz="4" w:space="2" w:color="999999"/>
-          <w:right w:val="single" w:sz="4" w:space="2" w:color="999999"/>
-        </w:pBdr>
-        <w:shd w:val="clear" w:color="auto" w:fill="F6F3EA"/>
-      </w:pPr>
-      <w:r>
-        <w:rPr>
-          <w:rFonts w:ascii="맑은 고딕" w:hAnsi="맑은 고딕" w:eastAsia="맑은 고딕"/>
-          <w:b w:val="0"/>
-          <w:sz w:val="17"/>
-          <w:u w:val="none"/>
-        </w:rPr>
-        <w:t>A2. It was equal to → ________________________ .</w:t>
-      </w:r>
-    </w:p>
-    <w:p>
-      <w:pPr>
-        <w:spacing w:before="0" w:after="0" w:line="336" w:lineRule="auto"/>
-        <w:ind w:left="40"/>
-        <w:snapToGrid w:val="0"/>
-        <w:pBdr>
-          <w:top w:val="single" w:sz="4" w:space="2" w:color="555555"/>
-          <w:left w:val="single" w:sz="4" w:space="2" w:color="555555"/>
-          <w:bottom w:val="single" w:sz="4" w:space="2" w:color="555555"/>
-          <w:right w:val="single" w:sz="4" w:space="2" w:color="555555"/>
-        </w:pBdr>
-        <w:shd w:val="clear" w:color="auto" w:fill="FFFFFF"/>
-      </w:pPr>
-      <w:r>
-        <w:rPr>
-          <w:rFonts w:ascii="맑은 고딕" w:hAnsi="맑은 고딕" w:eastAsia="맑은 고딕"/>
-          <w:b/>
-          <w:sz w:val="17"/>
-          <w:u w:val="none"/>
-        </w:rPr>
-        <w:t>조건 · 보기</w:t>
-      </w:r>
-    </w:p>
-    <w:p>
-      <w:pPr>
-        <w:spacing w:before="0" w:after="0" w:line="336" w:lineRule="auto"/>
-        <w:ind w:left="40"/>
-        <w:snapToGrid w:val="0"/>
-        <w:pBdr>
-          <w:top w:val="single" w:sz="4" w:space="2" w:color="555555"/>
-          <w:left w:val="single" w:sz="4" w:space="2" w:color="555555"/>
-          <w:bottom w:val="single" w:sz="4" w:space="2" w:color="555555"/>
-          <w:right w:val="single" w:sz="4" w:space="2" w:color="555555"/>
-        </w:pBdr>
-        <w:shd w:val="clear" w:color="auto" w:fill="FFFFFF"/>
-      </w:pPr>
-      <w:r>
-        <w:rPr>
-          <w:rFonts w:ascii="맑은 고딕" w:hAnsi="맑은 고딕" w:eastAsia="맑은 고딕"/>
-          <w:b w:val="0"/>
-          <w:sz w:val="17"/>
-          <w:u w:val="none"/>
-        </w:rPr>
-        <w:t>&lt;조건&gt;</w:t>
-        <w:br/>
-        <w:t xml:space="preserve">A1은 </w:t>
-      </w:r>
-      <w:r>
-        <w:rPr>
-          <w:rFonts w:ascii="맑은 고딕" w:hAnsi="맑은 고딕" w:eastAsia="맑은 고딕"/>
-          <w:b/>
-          <w:sz w:val="17"/>
-          <w:u w:val="none"/>
-        </w:rPr>
-        <w:t>2단어</w:t>
-      </w:r>
-      <w:r>
-        <w:rPr>
-          <w:rFonts w:ascii="맑은 고딕" w:hAnsi="맑은 고딕" w:eastAsia="맑은 고딕"/>
-          <w:b w:val="0"/>
-          <w:sz w:val="17"/>
-          <w:u w:val="none"/>
-        </w:rPr>
-        <w:t xml:space="preserve">, A2는 </w:t>
-      </w:r>
-      <w:r>
-        <w:rPr>
-          <w:rFonts w:ascii="맑은 고딕" w:hAnsi="맑은 고딕" w:eastAsia="맑은 고딕"/>
-          <w:b/>
-          <w:sz w:val="17"/>
-          <w:u w:val="none"/>
-        </w:rPr>
-        <w:t>4단어</w:t>
-      </w:r>
-      <w:r>
-        <w:rPr>
-          <w:rFonts w:ascii="맑은 고딕" w:hAnsi="맑은 고딕" w:eastAsia="맑은 고딕"/>
-          <w:b w:val="0"/>
-          <w:sz w:val="17"/>
-          <w:u w:val="none"/>
-        </w:rPr>
-        <w:t>로 쓸 것</w:t>
-      </w:r>
-    </w:p>
-    <w:p>
-      <w:pPr>
-        <w:spacing w:before="0" w:after="60" w:line="336" w:lineRule="auto"/>
-        <w:ind w:left="40"/>
-        <w:snapToGrid w:val="0"/>
-        <w:pBdr>
-          <w:top w:val="single" w:sz="4" w:space="2" w:color="555555"/>
-          <w:left w:val="single" w:sz="4" w:space="2" w:color="555555"/>
-          <w:bottom w:val="single" w:sz="4" w:space="2" w:color="555555"/>
-          <w:right w:val="single" w:sz="4" w:space="2" w:color="555555"/>
-        </w:pBdr>
-        <w:shd w:val="clear" w:color="auto" w:fill="FFFFFF"/>
-      </w:pPr>
-      <w:r>
-        <w:rPr>
-          <w:rFonts w:ascii="맑은 고딕" w:hAnsi="맑은 고딕" w:eastAsia="맑은 고딕"/>
-          <w:b w:val="0"/>
-          <w:sz w:val="17"/>
-          <w:u w:val="none"/>
-        </w:rPr>
-        <w:t>윗글의 표현을 그대로 사용할 것 · 답란에 이미 인쇄된 단어를 반복 기재하면 감점</w:t>
-      </w:r>
-    </w:p>
-    <w:p>
-      <w:pPr>
-        <w:keepNext/>
-        <w:spacing w:before="80" w:after="20" w:line="276" w:lineRule="auto"/>
-        <w:snapToGrid w:val="0"/>
-      </w:pPr>
-      <w:r>
-        <w:rPr>
-          <w:rFonts w:ascii="맑은 고딕" w:hAnsi="맑은 고딕" w:eastAsia="맑은 고딕"/>
-          <w:b/>
-          <w:sz w:val="17"/>
-          <w:u w:val="none"/>
-        </w:rPr>
-        <w:t>38-서4.</w:t>
-      </w:r>
-      <w:r>
-        <w:rPr>
-          <w:rFonts w:ascii="맑은 고딕" w:hAnsi="맑은 고딕" w:eastAsia="맑은 고딕"/>
-          <w:b w:val="0"/>
-          <w:sz w:val="17"/>
-          <w:u w:val="none"/>
-        </w:rPr>
-        <w:t xml:space="preserve"> 다음 윗글의 문장을 &lt;조건&gt;에 맞게 같은 의미의 문장으로 바꿔 쓰시오. [4.0점]</w:t>
-      </w:r>
-    </w:p>
-    <w:p>
-      <w:pPr>
-        <w:spacing w:before="0" w:after="60" w:line="288" w:lineRule="auto"/>
-        <w:ind w:left="40"/>
-        <w:snapToGrid w:val="0"/>
-        <w:pBdr>
-          <w:top w:val="single" w:sz="4" w:space="2" w:color="999999"/>
-          <w:left w:val="single" w:sz="4" w:space="2" w:color="999999"/>
-          <w:bottom w:val="single" w:sz="4" w:space="2" w:color="999999"/>
-          <w:right w:val="single" w:sz="4" w:space="2" w:color="999999"/>
-        </w:pBdr>
-        <w:shd w:val="clear" w:color="auto" w:fill="F6F3EA"/>
-      </w:pPr>
-      <w:r>
-        <w:rPr>
-          <w:rFonts w:ascii="맑은 고딕" w:hAnsi="맑은 고딕" w:eastAsia="맑은 고딕"/>
-          <w:b w:val="0"/>
-          <w:sz w:val="17"/>
-          <w:u w:val="none"/>
-        </w:rPr>
-        <w:t>As these communities grew in size, though, the inadequacies of this system would become evident.</w:t>
-      </w:r>
-    </w:p>
-    <w:p>
-      <w:pPr>
-        <w:spacing w:before="0" w:after="60" w:line="288" w:lineRule="auto"/>
-        <w:ind w:left="40"/>
-        <w:snapToGrid w:val="0"/>
-        <w:pBdr>
-          <w:top w:val="single" w:sz="4" w:space="2" w:color="999999"/>
-          <w:left w:val="single" w:sz="4" w:space="2" w:color="999999"/>
-          <w:bottom w:val="single" w:sz="4" w:space="2" w:color="999999"/>
-          <w:right w:val="single" w:sz="4" w:space="2" w:color="999999"/>
-        </w:pBdr>
-        <w:shd w:val="clear" w:color="auto" w:fill="F6F3EA"/>
-      </w:pPr>
-    </w:p>
-    <w:p>
-      <w:pPr>
-        <w:spacing w:before="0" w:after="60" w:line="288" w:lineRule="auto"/>
-        <w:ind w:left="40"/>
-        <w:snapToGrid w:val="0"/>
-        <w:pBdr>
-          <w:top w:val="single" w:sz="4" w:space="2" w:color="999999"/>
-          <w:left w:val="single" w:sz="4" w:space="2" w:color="999999"/>
-          <w:bottom w:val="single" w:sz="4" w:space="2" w:color="999999"/>
-          <w:right w:val="single" w:sz="4" w:space="2" w:color="999999"/>
-        </w:pBdr>
-        <w:shd w:val="clear" w:color="auto" w:fill="F6F3EA"/>
-      </w:pPr>
-    </w:p>
-    <w:p>
-      <w:pPr>
-        <w:spacing w:before="0" w:after="60" w:line="288" w:lineRule="auto"/>
-        <w:ind w:left="40"/>
-        <w:snapToGrid w:val="0"/>
-        <w:pBdr>
-          <w:top w:val="single" w:sz="4" w:space="2" w:color="999999"/>
-          <w:left w:val="single" w:sz="4" w:space="2" w:color="999999"/>
-          <w:bottom w:val="single" w:sz="4" w:space="2" w:color="999999"/>
-          <w:right w:val="single" w:sz="4" w:space="2" w:color="999999"/>
-        </w:pBdr>
-        <w:shd w:val="clear" w:color="auto" w:fill="F6F3EA"/>
-      </w:pPr>
-      <w:r>
-        <w:rPr>
-          <w:rFonts w:ascii="맑은 고딕" w:hAnsi="맑은 고딕" w:eastAsia="맑은 고딕"/>
-          <w:b w:val="0"/>
-          <w:sz w:val="17"/>
-          <w:u w:val="none"/>
-        </w:rPr>
-        <w:t>The growth of these communities in size, though, → ________________________________________ .</w:t>
-      </w:r>
-    </w:p>
-    <w:p>
-      <w:pPr>
-        <w:spacing w:before="0" w:after="0" w:line="336" w:lineRule="auto"/>
-        <w:ind w:left="40"/>
-        <w:snapToGrid w:val="0"/>
-        <w:pBdr>
-          <w:top w:val="single" w:sz="4" w:space="2" w:color="555555"/>
-          <w:left w:val="single" w:sz="4" w:space="2" w:color="555555"/>
-          <w:bottom w:val="single" w:sz="4" w:space="2" w:color="555555"/>
-          <w:right w:val="single" w:sz="4" w:space="2" w:color="555555"/>
-        </w:pBdr>
-        <w:shd w:val="clear" w:color="auto" w:fill="FFFFFF"/>
-      </w:pPr>
-      <w:r>
-        <w:rPr>
-          <w:rFonts w:ascii="맑은 고딕" w:hAnsi="맑은 고딕" w:eastAsia="맑은 고딕"/>
-          <w:b/>
-          <w:sz w:val="17"/>
-          <w:u w:val="none"/>
-        </w:rPr>
-        <w:t>조건 · 보기</w:t>
-      </w:r>
-    </w:p>
-    <w:p>
-      <w:pPr>
-        <w:spacing w:before="0" w:after="0" w:line="336" w:lineRule="auto"/>
-        <w:ind w:left="40"/>
-        <w:snapToGrid w:val="0"/>
-        <w:pBdr>
-          <w:top w:val="single" w:sz="4" w:space="2" w:color="555555"/>
-          <w:left w:val="single" w:sz="4" w:space="2" w:color="555555"/>
-          <w:bottom w:val="single" w:sz="4" w:space="2" w:color="555555"/>
-          <w:right w:val="single" w:sz="4" w:space="2" w:color="555555"/>
-        </w:pBdr>
-        <w:shd w:val="clear" w:color="auto" w:fill="FFFFFF"/>
-      </w:pPr>
-      <w:r>
-        <w:rPr>
-          <w:rFonts w:ascii="맑은 고딕" w:hAnsi="맑은 고딕" w:eastAsia="맑은 고딕"/>
-          <w:b w:val="0"/>
-          <w:sz w:val="17"/>
-          <w:u w:val="none"/>
-        </w:rPr>
-        <w:t>&lt;조건&gt;</w:t>
-        <w:br/>
-        <w:t>주어진 시작 부분(The growth of these communities in size, though,)에 이어서 쓸 것</w:t>
-      </w:r>
-    </w:p>
-    <w:p>
-      <w:pPr>
-        <w:spacing w:before="0" w:after="0" w:line="336" w:lineRule="auto"/>
-        <w:ind w:left="40"/>
-        <w:snapToGrid w:val="0"/>
-        <w:pBdr>
-          <w:top w:val="single" w:sz="4" w:space="2" w:color="555555"/>
-          <w:left w:val="single" w:sz="4" w:space="2" w:color="555555"/>
-          <w:bottom w:val="single" w:sz="4" w:space="2" w:color="555555"/>
-          <w:right w:val="single" w:sz="4" w:space="2" w:color="555555"/>
-        </w:pBdr>
-        <w:shd w:val="clear" w:color="auto" w:fill="FFFFFF"/>
-      </w:pPr>
-      <w:r>
-        <w:rPr>
-          <w:rFonts w:ascii="맑은 고딕" w:hAnsi="맑은 고딕" w:eastAsia="맑은 고딕"/>
-          <w:b w:val="0"/>
-          <w:sz w:val="17"/>
-          <w:u w:val="none"/>
-        </w:rPr>
-        <w:t xml:space="preserve">동사 </w:t>
-      </w:r>
-      <w:r>
-        <w:rPr>
-          <w:rFonts w:ascii="맑은 고딕" w:hAnsi="맑은 고딕" w:eastAsia="맑은 고딕"/>
-          <w:b/>
-          <w:sz w:val="17"/>
-          <w:u w:val="none"/>
-        </w:rPr>
-        <w:t>make</w:t>
-      </w:r>
-      <w:r>
-        <w:rPr>
-          <w:rFonts w:ascii="맑은 고딕" w:hAnsi="맑은 고딕" w:eastAsia="맑은 고딕"/>
-          <w:b w:val="0"/>
-          <w:sz w:val="17"/>
-          <w:u w:val="none"/>
-        </w:rPr>
-        <w:t xml:space="preserve">를 사용한 5형식(make + 목적어 + 형용사)으로 쓰되, 형용사는 문장 </w:t>
-      </w:r>
-      <w:r>
-        <w:rPr>
-          <w:rFonts w:ascii="맑은 고딕" w:hAnsi="맑은 고딕" w:eastAsia="맑은 고딕"/>
-          <w:b/>
-          <w:sz w:val="17"/>
-          <w:u w:val="none"/>
-        </w:rPr>
-        <w:t>맨 끝</w:t>
-      </w:r>
-      <w:r>
-        <w:rPr>
-          <w:rFonts w:ascii="맑은 고딕" w:hAnsi="맑은 고딕" w:eastAsia="맑은 고딕"/>
-          <w:b w:val="0"/>
-          <w:sz w:val="17"/>
-          <w:u w:val="none"/>
-        </w:rPr>
-        <w:t>에 둘 것</w:t>
-      </w:r>
-    </w:p>
-    <w:p>
-      <w:pPr>
-        <w:spacing w:before="0" w:after="60" w:line="336" w:lineRule="auto"/>
-        <w:ind w:left="40"/>
-        <w:snapToGrid w:val="0"/>
-        <w:pBdr>
-          <w:top w:val="single" w:sz="4" w:space="2" w:color="555555"/>
-          <w:left w:val="single" w:sz="4" w:space="2" w:color="555555"/>
-          <w:bottom w:val="single" w:sz="4" w:space="2" w:color="555555"/>
-          <w:right w:val="single" w:sz="4" w:space="2" w:color="555555"/>
-        </w:pBdr>
-        <w:shd w:val="clear" w:color="auto" w:fill="FFFFFF"/>
-      </w:pPr>
-      <w:r>
-        <w:rPr>
-          <w:rFonts w:ascii="맑은 고딕" w:hAnsi="맑은 고딕" w:eastAsia="맑은 고딕"/>
-          <w:b w:val="0"/>
-          <w:sz w:val="17"/>
-          <w:u w:val="none"/>
-        </w:rPr>
-        <w:t>[보기]의 표현을 모두 사용하고 필요 시 어형을 변형할 것: make  /  would  /  evident  /  inadequacy  /  of this system  /  the</w:t>
-      </w:r>
-    </w:p>
-    <w:p>
-      <w:pPr>
-        <w:keepNext/>
-        <w:spacing w:before="80" w:after="20" w:line="276" w:lineRule="auto"/>
-        <w:snapToGrid w:val="0"/>
-      </w:pPr>
-      <w:r>
-        <w:rPr>
-          <w:rFonts w:ascii="맑은 고딕" w:hAnsi="맑은 고딕" w:eastAsia="맑은 고딕"/>
-          <w:b/>
-          <w:sz w:val="17"/>
-          <w:u w:val="none"/>
-        </w:rPr>
-        <w:t>38-서5.</w:t>
-      </w:r>
-      <w:r>
-        <w:rPr>
-          <w:rFonts w:ascii="맑은 고딕" w:hAnsi="맑은 고딕" w:eastAsia="맑은 고딕"/>
-          <w:b w:val="0"/>
-          <w:sz w:val="17"/>
-          <w:u w:val="none"/>
-        </w:rPr>
-        <w:t xml:space="preserve"> 다음 글의 밑줄 친 ⓐ~ⓕ 중 어법상 </w:t>
-      </w:r>
-      <w:r>
-        <w:rPr>
-          <w:rFonts w:ascii="맑은 고딕" w:hAnsi="맑은 고딕" w:eastAsia="맑은 고딕"/>
-          <w:b/>
-          <w:sz w:val="17"/>
-          <w:u w:val="none"/>
-        </w:rPr>
-        <w:t>틀린</w:t>
-      </w:r>
-      <w:r>
-        <w:rPr>
-          <w:rFonts w:ascii="맑은 고딕" w:hAnsi="맑은 고딕" w:eastAsia="맑은 고딕"/>
-          <w:b w:val="0"/>
-          <w:sz w:val="17"/>
-          <w:u w:val="none"/>
-        </w:rPr>
-        <w:t xml:space="preserve"> 것을 </w:t>
-      </w:r>
-      <w:r>
-        <w:rPr>
-          <w:rFonts w:ascii="맑은 고딕" w:hAnsi="맑은 고딕" w:eastAsia="맑은 고딕"/>
-          <w:b/>
-          <w:sz w:val="17"/>
-          <w:u w:val="none"/>
-        </w:rPr>
-        <w:t>2개</w:t>
-      </w:r>
-      <w:r>
-        <w:rPr>
-          <w:rFonts w:ascii="맑은 고딕" w:hAnsi="맑은 고딕" w:eastAsia="맑은 고딕"/>
-          <w:b w:val="0"/>
-          <w:sz w:val="17"/>
-          <w:u w:val="none"/>
-        </w:rPr>
-        <w:t xml:space="preserve"> 찾아 기호를 쓰고, 각각 </w:t>
-      </w:r>
-      <w:r>
-        <w:rPr>
-          <w:rFonts w:ascii="맑은 고딕" w:hAnsi="맑은 고딕" w:eastAsia="맑은 고딕"/>
-          <w:b/>
-          <w:sz w:val="17"/>
-          <w:u w:val="none"/>
-        </w:rPr>
-        <w:t>한 단어 또는 두 단어</w:t>
-      </w:r>
-      <w:r>
-        <w:rPr>
-          <w:rFonts w:ascii="맑은 고딕" w:hAnsi="맑은 고딕" w:eastAsia="맑은 고딕"/>
-          <w:b w:val="0"/>
-          <w:sz w:val="17"/>
-          <w:u w:val="none"/>
-        </w:rPr>
-        <w:t>로 바르게 고치시오. [4.0점]</w:t>
-      </w:r>
-    </w:p>
-    <w:p>
-      <w:pPr>
-        <w:spacing w:before="0" w:after="60" w:line="288" w:lineRule="auto"/>
-        <w:ind w:left="40"/>
-        <w:snapToGrid w:val="0"/>
-        <w:pBdr>
-          <w:top w:val="single" w:sz="4" w:space="2" w:color="999999"/>
-          <w:left w:val="single" w:sz="4" w:space="2" w:color="999999"/>
-          <w:bottom w:val="single" w:sz="4" w:space="2" w:color="999999"/>
-          <w:right w:val="single" w:sz="4" w:space="2" w:color="999999"/>
-        </w:pBdr>
-        <w:shd w:val="clear" w:color="auto" w:fill="F6F3EA"/>
-      </w:pPr>
-      <w:r>
-        <w:rPr>
-          <w:rFonts w:ascii="맑은 고딕" w:hAnsi="맑은 고딕" w:eastAsia="맑은 고딕"/>
-          <w:b w:val="0"/>
-          <w:sz w:val="17"/>
-          <w:u w:val="none"/>
-        </w:rPr>
-        <w:t xml:space="preserve">To harness the full potential of units of measurement, we need some degree of consistency. Subjective measures contain useful knowledge, but this can be difficult to share, ⓐ </w:t>
-      </w:r>
-      <w:r>
-        <w:rPr>
-          <w:rFonts w:ascii="맑은 고딕" w:hAnsi="맑은 고딕" w:eastAsia="맑은 고딕"/>
-          <w:b w:val="0"/>
-          <w:sz w:val="17"/>
-          <w:u w:val="single"/>
-        </w:rPr>
-        <w:t>based</w:t>
-      </w:r>
-      <w:r>
-        <w:rPr>
-          <w:rFonts w:ascii="맑은 고딕" w:hAnsi="맑은 고딕" w:eastAsia="맑은 고딕"/>
-          <w:b w:val="0"/>
-          <w:sz w:val="17"/>
-          <w:u w:val="none"/>
-        </w:rPr>
-        <w:t xml:space="preserve"> as it is on an individual’s experience. The historian of science Theodore M. Porter describes measurement as a ‘technology of distance’: a tool that uses shared rules to bridge differences of culture and geography, ⓑ </w:t>
-      </w:r>
-      <w:r>
-        <w:rPr>
-          <w:rFonts w:ascii="맑은 고딕" w:hAnsi="맑은 고딕" w:eastAsia="맑은 고딕"/>
-          <w:b w:val="0"/>
-          <w:sz w:val="17"/>
-          <w:u w:val="single"/>
-        </w:rPr>
-        <w:t>allowing</w:t>
-      </w:r>
-      <w:r>
-        <w:rPr>
-          <w:rFonts w:ascii="맑은 고딕" w:hAnsi="맑은 고딕" w:eastAsia="맑은 고딕"/>
-          <w:b w:val="0"/>
-          <w:sz w:val="17"/>
-          <w:u w:val="none"/>
-        </w:rPr>
-        <w:t xml:space="preserve"> for the exchange of information. Following this logic, if measurement is another sort of language, then just as with words, individual units need reliable definitions in order to communicate. In the earliest societies, these definitions might need to ⓒ </w:t>
-      </w:r>
-      <w:r>
-        <w:rPr>
-          <w:rFonts w:ascii="맑은 고딕" w:hAnsi="맑은 고딕" w:eastAsia="맑은 고딕"/>
-          <w:b w:val="0"/>
-          <w:sz w:val="17"/>
-          <w:u w:val="single"/>
-        </w:rPr>
-        <w:t>share</w:t>
-      </w:r>
-      <w:r>
-        <w:rPr>
-          <w:rFonts w:ascii="맑은 고딕" w:hAnsi="맑은 고딕" w:eastAsia="맑은 고딕"/>
-          <w:b w:val="0"/>
-          <w:sz w:val="17"/>
-          <w:u w:val="none"/>
-        </w:rPr>
-        <w:t xml:space="preserve"> no more widely than a single settlement, meaning that the definition can be no more complex than ⓓ </w:t>
-      </w:r>
-      <w:r>
-        <w:rPr>
-          <w:rFonts w:ascii="맑은 고딕" w:hAnsi="맑은 고딕" w:eastAsia="맑은 고딕"/>
-          <w:b w:val="0"/>
-          <w:sz w:val="17"/>
-          <w:u w:val="single"/>
-        </w:rPr>
-        <w:t>knowing</w:t>
-      </w:r>
-      <w:r>
-        <w:rPr>
-          <w:rFonts w:ascii="맑은 고딕" w:hAnsi="맑은 고딕" w:eastAsia="맑은 고딕"/>
-          <w:b w:val="0"/>
-          <w:sz w:val="17"/>
-          <w:u w:val="none"/>
-        </w:rPr>
-        <w:t xml:space="preserve"> that a unit was equal to a certain body part. As these communities grew in size, though, the inadequacies of this system would become ⓔ </w:t>
-      </w:r>
-      <w:r>
-        <w:rPr>
-          <w:rFonts w:ascii="맑은 고딕" w:hAnsi="맑은 고딕" w:eastAsia="맑은 고딕"/>
-          <w:b w:val="0"/>
-          <w:sz w:val="17"/>
-          <w:u w:val="single"/>
-        </w:rPr>
-        <w:t>evident</w:t>
-      </w:r>
-      <w:r>
-        <w:rPr>
-          <w:rFonts w:ascii="맑은 고딕" w:hAnsi="맑은 고딕" w:eastAsia="맑은 고딕"/>
-          <w:b w:val="0"/>
-          <w:sz w:val="17"/>
-          <w:u w:val="none"/>
-        </w:rPr>
-        <w:t xml:space="preserve">. Imagine a disagreement over trade or tribute: it is a moment of conflict that ⓕ </w:t>
-      </w:r>
-      <w:r>
-        <w:rPr>
-          <w:rFonts w:ascii="맑은 고딕" w:hAnsi="맑은 고딕" w:eastAsia="맑은 고딕"/>
-          <w:b w:val="0"/>
-          <w:sz w:val="17"/>
-          <w:u w:val="single"/>
-        </w:rPr>
-        <w:t>demand</w:t>
-      </w:r>
-      <w:r>
-        <w:rPr>
-          <w:rFonts w:ascii="맑은 고딕" w:hAnsi="맑은 고딕" w:eastAsia="맑은 고딕"/>
-          <w:b w:val="0"/>
-          <w:sz w:val="17"/>
-          <w:u w:val="none"/>
-        </w:rPr>
-        <w:t xml:space="preserve"> greater consistency in measurement.</w:t>
-      </w:r>
-    </w:p>
-    <w:p>
-      <w:pPr>
-        <w:spacing w:before="0" w:after="0" w:line="336" w:lineRule="auto"/>
-        <w:ind w:left="40"/>
-        <w:snapToGrid w:val="0"/>
-        <w:pBdr>
-          <w:top w:val="single" w:sz="4" w:space="2" w:color="555555"/>
-          <w:left w:val="single" w:sz="4" w:space="2" w:color="555555"/>
-          <w:bottom w:val="single" w:sz="4" w:space="2" w:color="555555"/>
-          <w:right w:val="single" w:sz="4" w:space="2" w:color="555555"/>
-        </w:pBdr>
-        <w:shd w:val="clear" w:color="auto" w:fill="FFFFFF"/>
-      </w:pPr>
-      <w:r>
-        <w:rPr>
-          <w:rFonts w:ascii="맑은 고딕" w:hAnsi="맑은 고딕" w:eastAsia="맑은 고딕"/>
-          <w:b/>
-          <w:sz w:val="17"/>
-          <w:u w:val="none"/>
-        </w:rPr>
-        <w:t>조건 · 보기</w:t>
-      </w:r>
-    </w:p>
-    <w:p>
-      <w:pPr>
-        <w:spacing w:before="0" w:after="0" w:line="336" w:lineRule="auto"/>
-        <w:ind w:left="40"/>
-        <w:snapToGrid w:val="0"/>
-        <w:pBdr>
-          <w:top w:val="single" w:sz="4" w:space="2" w:color="555555"/>
-          <w:left w:val="single" w:sz="4" w:space="2" w:color="555555"/>
-          <w:bottom w:val="single" w:sz="4" w:space="2" w:color="555555"/>
-          <w:right w:val="single" w:sz="4" w:space="2" w:color="555555"/>
-        </w:pBdr>
-        <w:shd w:val="clear" w:color="auto" w:fill="FFFFFF"/>
-      </w:pPr>
-      <w:r>
-        <w:rPr>
-          <w:rFonts w:ascii="맑은 고딕" w:hAnsi="맑은 고딕" w:eastAsia="맑은 고딕"/>
-          <w:b w:val="0"/>
-          <w:sz w:val="17"/>
-          <w:u w:val="none"/>
-        </w:rPr>
-        <w:t>답안 작성</w:t>
-        <w:br/>
-        <w:t>기호 (    ) → 고친 표현: ________________</w:t>
-      </w:r>
-    </w:p>
-    <w:p>
-      <w:pPr>
-        <w:spacing w:before="0" w:after="60" w:line="336" w:lineRule="auto"/>
-        <w:ind w:left="40"/>
-        <w:snapToGrid w:val="0"/>
-        <w:pBdr>
-          <w:top w:val="single" w:sz="4" w:space="2" w:color="555555"/>
-          <w:left w:val="single" w:sz="4" w:space="2" w:color="555555"/>
-          <w:bottom w:val="single" w:sz="4" w:space="2" w:color="555555"/>
-          <w:right w:val="single" w:sz="4" w:space="2" w:color="555555"/>
-        </w:pBdr>
-        <w:shd w:val="clear" w:color="auto" w:fill="FFFFFF"/>
-      </w:pPr>
-      <w:r>
-        <w:rPr>
-          <w:rFonts w:ascii="맑은 고딕" w:hAnsi="맑은 고딕" w:eastAsia="맑은 고딕"/>
-          <w:b w:val="0"/>
-          <w:sz w:val="17"/>
-          <w:u w:val="none"/>
-        </w:rPr>
-        <w:t>기호 (    ) → 고친 표현: ________________</w:t>
-      </w:r>
-    </w:p>
-    <w:p>
-      <w:pPr>
-        <w:keepNext/>
-        <w:spacing w:before="80" w:after="20" w:line="276" w:lineRule="auto"/>
-        <w:snapToGrid w:val="0"/>
-      </w:pPr>
-      <w:r>
-        <w:rPr>
-          <w:rFonts w:ascii="맑은 고딕" w:hAnsi="맑은 고딕" w:eastAsia="맑은 고딕"/>
-          <w:b/>
-          <w:sz w:val="17"/>
-          <w:u w:val="none"/>
-        </w:rPr>
-        <w:t>38-서6.</w:t>
-      </w:r>
-      <w:r>
-        <w:rPr>
-          <w:rFonts w:ascii="맑은 고딕" w:hAnsi="맑은 고딕" w:eastAsia="맑은 고딕"/>
-          <w:b w:val="0"/>
-          <w:sz w:val="17"/>
-          <w:u w:val="none"/>
-        </w:rPr>
-        <w:t xml:space="preserve"> 다음 글의 (A)~(C)의 빈칸을 문맥 및 주어진 &lt;조건&gt;에 맞게 완성하시오. [4.0점]</w:t>
-      </w:r>
-    </w:p>
-    <w:p>
-      <w:pPr>
-        <w:spacing w:before="0" w:after="60" w:line="288" w:lineRule="auto"/>
-        <w:ind w:left="40"/>
-        <w:snapToGrid w:val="0"/>
-        <w:pBdr>
-          <w:top w:val="single" w:sz="4" w:space="2" w:color="999999"/>
-          <w:left w:val="single" w:sz="4" w:space="2" w:color="999999"/>
-          <w:bottom w:val="single" w:sz="4" w:space="2" w:color="999999"/>
-          <w:right w:val="single" w:sz="4" w:space="2" w:color="999999"/>
-        </w:pBdr>
-        <w:shd w:val="clear" w:color="auto" w:fill="F6F3EA"/>
-      </w:pPr>
-      <w:r>
-        <w:rPr>
-          <w:rFonts w:ascii="맑은 고딕" w:hAnsi="맑은 고딕" w:eastAsia="맑은 고딕"/>
-          <w:b w:val="0"/>
-          <w:sz w:val="17"/>
-          <w:u w:val="none"/>
-        </w:rPr>
-        <w:t>To harness the full potential of units of measurement, we need some degree of consistency. Subjective measures contain useful knowledge, but this can be difficult to share, based as it is on an individual’s experience. The historian of science Theodore M. Porter describes measurement as a ‘technology of distance’: (A) ________ ______________________________, allowing for the exchange of information. Following this logic, if measurement is another sort of language, then just as with words, (B) ________ ______________________________. In the earliest societies, these definitions might need to be shared no more widely than a single settlement. As these communities grew in size, though, the inadequacies of this system would become evident. Imagine a disagreement over trade or tribute: it is (C) ________ ______________________________.</w:t>
-      </w:r>
-    </w:p>
-    <w:p>
-      <w:pPr>
-        <w:spacing w:before="0" w:after="0" w:line="336" w:lineRule="auto"/>
-        <w:ind w:left="40"/>
-        <w:snapToGrid w:val="0"/>
-        <w:pBdr>
-          <w:top w:val="single" w:sz="4" w:space="2" w:color="555555"/>
-          <w:left w:val="single" w:sz="4" w:space="2" w:color="555555"/>
-          <w:bottom w:val="single" w:sz="4" w:space="2" w:color="555555"/>
-          <w:right w:val="single" w:sz="4" w:space="2" w:color="555555"/>
-        </w:pBdr>
-        <w:shd w:val="clear" w:color="auto" w:fill="FFFFFF"/>
-      </w:pPr>
-      <w:r>
-        <w:rPr>
-          <w:rFonts w:ascii="맑은 고딕" w:hAnsi="맑은 고딕" w:eastAsia="맑은 고딕"/>
-          <w:b/>
-          <w:sz w:val="17"/>
-          <w:u w:val="none"/>
-        </w:rPr>
-        <w:t>조건 · 보기</w:t>
-      </w:r>
-    </w:p>
-    <w:p>
-      <w:pPr>
-        <w:spacing w:before="0" w:after="0" w:line="336" w:lineRule="auto"/>
-        <w:ind w:left="40"/>
-        <w:snapToGrid w:val="0"/>
-        <w:pBdr>
-          <w:top w:val="single" w:sz="4" w:space="2" w:color="555555"/>
-          <w:left w:val="single" w:sz="4" w:space="2" w:color="555555"/>
-          <w:bottom w:val="single" w:sz="4" w:space="2" w:color="555555"/>
-          <w:right w:val="single" w:sz="4" w:space="2" w:color="555555"/>
-        </w:pBdr>
-        <w:shd w:val="clear" w:color="auto" w:fill="FFFFFF"/>
-      </w:pPr>
-      <w:r>
-        <w:rPr>
-          <w:rFonts w:ascii="맑은 고딕" w:hAnsi="맑은 고딕" w:eastAsia="맑은 고딕"/>
-          <w:b w:val="0"/>
-          <w:sz w:val="17"/>
-          <w:u w:val="none"/>
-        </w:rPr>
-        <w:t xml:space="preserve">&lt;조건&gt;각 빈칸에 </w:t>
-      </w:r>
-      <w:r>
-        <w:rPr>
-          <w:rFonts w:ascii="맑은 고딕" w:hAnsi="맑은 고딕" w:eastAsia="맑은 고딕"/>
-          <w:b/>
-          <w:sz w:val="17"/>
-          <w:u w:val="none"/>
-        </w:rPr>
-        <w:t>주어진 표현을 변형 없이 모두</w:t>
-      </w:r>
-      <w:r>
-        <w:rPr>
-          <w:rFonts w:ascii="맑은 고딕" w:hAnsi="맑은 고딕" w:eastAsia="맑은 고딕"/>
-          <w:b w:val="0"/>
-          <w:sz w:val="17"/>
-          <w:u w:val="none"/>
-        </w:rPr>
-        <w:t xml:space="preserve"> 사용할 것</w:t>
-      </w:r>
-    </w:p>
-    <w:p>
-      <w:pPr>
-        <w:spacing w:before="0" w:after="0" w:line="336" w:lineRule="auto"/>
-        <w:ind w:left="40"/>
-        <w:snapToGrid w:val="0"/>
-        <w:pBdr>
-          <w:top w:val="single" w:sz="4" w:space="2" w:color="555555"/>
-          <w:left w:val="single" w:sz="4" w:space="2" w:color="555555"/>
-          <w:bottom w:val="single" w:sz="4" w:space="2" w:color="555555"/>
-          <w:right w:val="single" w:sz="4" w:space="2" w:color="555555"/>
-        </w:pBdr>
-        <w:shd w:val="clear" w:color="auto" w:fill="FFFFFF"/>
-      </w:pPr>
-      <w:r>
-        <w:rPr>
-          <w:rFonts w:ascii="맑은 고딕" w:hAnsi="맑은 고딕" w:eastAsia="맑은 고딕"/>
-          <w:b w:val="0"/>
-          <w:sz w:val="17"/>
-          <w:u w:val="none"/>
-        </w:rPr>
-        <w:t>단어 추가 없음 · 어순 오류 시 0점</w:t>
-      </w:r>
-    </w:p>
-    <w:p>
-      <w:pPr>
-        <w:spacing w:before="0" w:after="0" w:line="336" w:lineRule="auto"/>
-        <w:ind w:left="40"/>
-        <w:snapToGrid w:val="0"/>
-        <w:pBdr>
-          <w:top w:val="single" w:sz="4" w:space="2" w:color="555555"/>
-          <w:left w:val="single" w:sz="4" w:space="2" w:color="555555"/>
-          <w:bottom w:val="single" w:sz="4" w:space="2" w:color="555555"/>
-          <w:right w:val="single" w:sz="4" w:space="2" w:color="555555"/>
-        </w:pBdr>
-        <w:shd w:val="clear" w:color="auto" w:fill="FFFFFF"/>
-      </w:pPr>
-      <w:r>
-        <w:rPr>
-          <w:rFonts w:ascii="맑은 고딕" w:hAnsi="맑은 고딕" w:eastAsia="맑은 고딕"/>
-          <w:b w:val="0"/>
-          <w:sz w:val="17"/>
-          <w:u w:val="none"/>
-        </w:rPr>
-        <w:t>답안지에 소문항 번호를 정확하게 기입할 것 (예: 6-(A) 6-(B) 6-(C))(A) bridge  /  shared rules  /  to  /  that  /  a tool  /  uses  /  differences  /  of culture and geography</w:t>
-      </w:r>
-    </w:p>
-    <w:p>
-      <w:pPr>
-        <w:spacing w:before="0" w:after="0" w:line="336" w:lineRule="auto"/>
-        <w:ind w:left="40"/>
-        <w:snapToGrid w:val="0"/>
-        <w:pBdr>
-          <w:top w:val="single" w:sz="4" w:space="2" w:color="555555"/>
-          <w:left w:val="single" w:sz="4" w:space="2" w:color="555555"/>
-          <w:bottom w:val="single" w:sz="4" w:space="2" w:color="555555"/>
-          <w:right w:val="single" w:sz="4" w:space="2" w:color="555555"/>
-        </w:pBdr>
-        <w:shd w:val="clear" w:color="auto" w:fill="FFFFFF"/>
-      </w:pPr>
-      <w:r>
-        <w:rPr>
-          <w:rFonts w:ascii="맑은 고딕" w:hAnsi="맑은 고딕" w:eastAsia="맑은 고딕"/>
-          <w:b w:val="0"/>
-          <w:sz w:val="17"/>
-          <w:u w:val="none"/>
-        </w:rPr>
-        <w:t>(B) in order to  /  reliable  /  need  /  definitions  /  communicate  /  individual units</w:t>
-      </w:r>
-    </w:p>
-    <w:p>
-      <w:pPr>
-        <w:spacing w:before="0" w:after="60" w:line="336" w:lineRule="auto"/>
-        <w:ind w:left="40"/>
-        <w:snapToGrid w:val="0"/>
-        <w:pBdr>
-          <w:top w:val="single" w:sz="4" w:space="2" w:color="555555"/>
-          <w:left w:val="single" w:sz="4" w:space="2" w:color="555555"/>
-          <w:bottom w:val="single" w:sz="4" w:space="2" w:color="555555"/>
-          <w:right w:val="single" w:sz="4" w:space="2" w:color="555555"/>
-        </w:pBdr>
-        <w:shd w:val="clear" w:color="auto" w:fill="FFFFFF"/>
-      </w:pPr>
-      <w:r>
-        <w:rPr>
-          <w:rFonts w:ascii="맑은 고딕" w:hAnsi="맑은 고딕" w:eastAsia="맑은 고딕"/>
-          <w:b w:val="0"/>
-          <w:sz w:val="17"/>
-          <w:u w:val="none"/>
-        </w:rPr>
-        <w:t>(C) demands  /  that  /  a moment  /  greater consistency  /  of conflict  /  in measurement</w:t>
-      </w:r>
-    </w:p>
-    <w:p>
-      <w:pPr>
-        <w:keepNext/>
-        <w:spacing w:before="80" w:after="20" w:line="276" w:lineRule="auto"/>
-        <w:snapToGrid w:val="0"/>
-      </w:pPr>
-      <w:r>
-        <w:rPr>
-          <w:rFonts w:ascii="맑은 고딕" w:hAnsi="맑은 고딕" w:eastAsia="맑은 고딕"/>
-          <w:b/>
-          <w:sz w:val="17"/>
-          <w:u w:val="none"/>
-        </w:rPr>
-        <w:t>38-서7.</w:t>
-      </w:r>
-      <w:r>
-        <w:rPr>
-          <w:rFonts w:ascii="맑은 고딕" w:hAnsi="맑은 고딕" w:eastAsia="맑은 고딕"/>
-          <w:b w:val="0"/>
-          <w:sz w:val="17"/>
-          <w:u w:val="none"/>
-        </w:rPr>
-        <w:t xml:space="preserve"> 다음 글의 내용을 한 문장으로 요약하고자 한다. 빈칸 (A), (B)에 들어갈 말로 가장 적절한 것을 &lt;조건&gt;에 맞게 쓰시오. [4.0점]</w:t>
-      </w:r>
-    </w:p>
-    <w:p>
-      <w:pPr>
-        <w:spacing w:before="0" w:after="60" w:line="288" w:lineRule="auto"/>
-        <w:ind w:left="40"/>
-        <w:snapToGrid w:val="0"/>
-        <w:pBdr>
-          <w:top w:val="single" w:sz="4" w:space="2" w:color="999999"/>
-          <w:left w:val="single" w:sz="4" w:space="2" w:color="999999"/>
-          <w:bottom w:val="single" w:sz="4" w:space="2" w:color="999999"/>
-          <w:right w:val="single" w:sz="4" w:space="2" w:color="999999"/>
-        </w:pBdr>
-        <w:shd w:val="clear" w:color="auto" w:fill="F6F3EA"/>
-      </w:pPr>
-      <w:r>
-        <w:rPr>
-          <w:rFonts w:ascii="맑은 고딕" w:hAnsi="맑은 고딕" w:eastAsia="맑은 고딕"/>
-          <w:b w:val="0"/>
-          <w:sz w:val="17"/>
-          <w:u w:val="none"/>
-        </w:rPr>
-        <w:t>Because subjective measures are (A) ________ in one person’s experience, they resist being shared; measurement becomes a shared language only when its units are (B) ________ by rules that everyone accepts.</w:t>
-      </w:r>
-    </w:p>
-    <w:p>
-      <w:pPr>
-        <w:spacing w:before="0" w:after="0" w:line="336" w:lineRule="auto"/>
-        <w:ind w:left="40"/>
-        <w:snapToGrid w:val="0"/>
-        <w:pBdr>
-          <w:top w:val="single" w:sz="4" w:space="2" w:color="555555"/>
-          <w:left w:val="single" w:sz="4" w:space="2" w:color="555555"/>
-          <w:bottom w:val="single" w:sz="4" w:space="2" w:color="555555"/>
-          <w:right w:val="single" w:sz="4" w:space="2" w:color="555555"/>
-        </w:pBdr>
-        <w:shd w:val="clear" w:color="auto" w:fill="FFFFFF"/>
-      </w:pPr>
-      <w:r>
-        <w:rPr>
-          <w:rFonts w:ascii="맑은 고딕" w:hAnsi="맑은 고딕" w:eastAsia="맑은 고딕"/>
-          <w:b/>
-          <w:sz w:val="17"/>
-          <w:u w:val="none"/>
-        </w:rPr>
-        <w:t>조건 · 보기</w:t>
-      </w:r>
-    </w:p>
-    <w:p>
-      <w:pPr>
-        <w:spacing w:before="0" w:after="0" w:line="336" w:lineRule="auto"/>
-        <w:ind w:left="40"/>
-        <w:snapToGrid w:val="0"/>
-        <w:pBdr>
-          <w:top w:val="single" w:sz="4" w:space="2" w:color="555555"/>
-          <w:left w:val="single" w:sz="4" w:space="2" w:color="555555"/>
-          <w:bottom w:val="single" w:sz="4" w:space="2" w:color="555555"/>
-          <w:right w:val="single" w:sz="4" w:space="2" w:color="555555"/>
-        </w:pBdr>
-        <w:shd w:val="clear" w:color="auto" w:fill="FFFFFF"/>
-      </w:pPr>
-      <w:r>
-        <w:rPr>
-          <w:rFonts w:ascii="맑은 고딕" w:hAnsi="맑은 고딕" w:eastAsia="맑은 고딕"/>
-          <w:b w:val="0"/>
-          <w:sz w:val="17"/>
-          <w:u w:val="none"/>
-        </w:rPr>
-        <w:t xml:space="preserve">&lt;조건&gt;(A), (B) 모두 각 </w:t>
-      </w:r>
-      <w:r>
-        <w:rPr>
-          <w:rFonts w:ascii="맑은 고딕" w:hAnsi="맑은 고딕" w:eastAsia="맑은 고딕"/>
-          <w:b/>
-          <w:sz w:val="17"/>
-          <w:u w:val="none"/>
-        </w:rPr>
-        <w:t>한 단어</w:t>
-      </w:r>
-      <w:r>
-        <w:rPr>
-          <w:rFonts w:ascii="맑은 고딕" w:hAnsi="맑은 고딕" w:eastAsia="맑은 고딕"/>
-          <w:b w:val="0"/>
-          <w:sz w:val="17"/>
-          <w:u w:val="none"/>
-        </w:rPr>
-        <w:t>로 작성할 것</w:t>
-      </w:r>
-    </w:p>
-    <w:p>
-      <w:pPr>
-        <w:spacing w:before="0" w:after="60" w:line="336" w:lineRule="auto"/>
-        <w:ind w:left="40"/>
-        <w:snapToGrid w:val="0"/>
-        <w:pBdr>
-          <w:top w:val="single" w:sz="4" w:space="2" w:color="555555"/>
-          <w:left w:val="single" w:sz="4" w:space="2" w:color="555555"/>
-          <w:bottom w:val="single" w:sz="4" w:space="2" w:color="555555"/>
-          <w:right w:val="single" w:sz="4" w:space="2" w:color="555555"/>
-        </w:pBdr>
-        <w:shd w:val="clear" w:color="auto" w:fill="FFFFFF"/>
-      </w:pPr>
-      <w:r>
-        <w:rPr>
-          <w:rFonts w:ascii="맑은 고딕" w:hAnsi="맑은 고딕" w:eastAsia="맑은 고딕"/>
-          <w:b w:val="0"/>
-          <w:sz w:val="17"/>
-          <w:u w:val="none"/>
-        </w:rPr>
-        <w:t>아래 [보기]에서 고를 것 (※필요한 경우 문맥과 어법에 맞게 형태를 변형할 것)[보기] root  /  restrict  /  define  /  persuade  /  expand  /  respond  /  replace  /  share</w:t>
-      </w:r>
-    </w:p>
-    <w:p>
-      <w:pPr>
-        <w:keepNext/>
-        <w:spacing w:before="80" w:after="40" w:line="276" w:lineRule="auto"/>
-        <w:snapToGrid w:val="0"/>
-        <w:shd w:val="clear" w:color="auto" w:fill="6B21A8"/>
-      </w:pPr>
-      <w:r>
-        <w:rPr>
-          <w:rFonts w:ascii="맑은 고딕" w:hAnsi="맑은 고딕" w:eastAsia="맑은 고딕"/>
-          <w:b/>
-          <w:color w:val="FFFFFF"/>
-          <w:sz w:val="17"/>
-          <w:u w:val="none"/>
-        </w:rPr>
-        <w:t>[지문 구조]  ※ 앞 문항을 모두 푼 뒤에 풀 것</w:t>
-      </w:r>
-    </w:p>
-    <w:p>
-      <w:pPr>
-        <w:keepNext/>
-        <w:spacing w:before="80" w:after="20" w:line="276" w:lineRule="auto"/>
-        <w:snapToGrid w:val="0"/>
-      </w:pPr>
-      <w:r>
-        <w:rPr>
-          <w:rFonts w:ascii="맑은 고딕" w:hAnsi="맑은 고딕" w:eastAsia="맑은 고딕"/>
-          <w:b/>
-          <w:sz w:val="17"/>
-          <w:u w:val="none"/>
-        </w:rPr>
-        <w:t>38-10.</w:t>
-      </w:r>
-      <w:r>
-        <w:rPr>
-          <w:rFonts w:ascii="맑은 고딕" w:hAnsi="맑은 고딕" w:eastAsia="맑은 고딕"/>
-          <w:b w:val="0"/>
-          <w:sz w:val="17"/>
-          <w:u w:val="none"/>
-        </w:rPr>
-        <w:t xml:space="preserve"> 글의 흐름으로 보아, 주어진 문장이 들어가기에 가장 적절한 곳은? [3.0점]</w:t>
-      </w:r>
-    </w:p>
-    <w:p>
-      <w:pPr>
-        <w:spacing w:before="0" w:after="0" w:line="336" w:lineRule="auto"/>
-        <w:ind w:left="40"/>
-        <w:snapToGrid w:val="0"/>
-        <w:pBdr>
-          <w:top w:val="single" w:sz="4" w:space="2" w:color="555555"/>
-          <w:left w:val="single" w:sz="4" w:space="2" w:color="555555"/>
-          <w:bottom w:val="single" w:sz="4" w:space="2" w:color="555555"/>
-          <w:right w:val="single" w:sz="4" w:space="2" w:color="555555"/>
-        </w:pBdr>
-        <w:shd w:val="clear" w:color="auto" w:fill="FFFFFF"/>
-      </w:pPr>
-      <w:r>
-        <w:rPr>
-          <w:rFonts w:ascii="맑은 고딕" w:hAnsi="맑은 고딕" w:eastAsia="맑은 고딕"/>
-          <w:b/>
-          <w:sz w:val="17"/>
-          <w:u w:val="none"/>
-        </w:rPr>
-        <w:t>조건 · 보기</w:t>
-      </w:r>
-    </w:p>
-    <w:p>
-      <w:pPr>
-        <w:spacing w:before="0" w:after="60" w:line="336" w:lineRule="auto"/>
-        <w:ind w:left="40"/>
-        <w:snapToGrid w:val="0"/>
-        <w:pBdr>
-          <w:top w:val="single" w:sz="4" w:space="2" w:color="555555"/>
-          <w:left w:val="single" w:sz="4" w:space="2" w:color="555555"/>
-          <w:bottom w:val="single" w:sz="4" w:space="2" w:color="555555"/>
-          <w:right w:val="single" w:sz="4" w:space="2" w:color="555555"/>
-        </w:pBdr>
-        <w:shd w:val="clear" w:color="auto" w:fill="FFFFFF"/>
-      </w:pPr>
-      <w:r>
-        <w:rPr>
-          <w:rFonts w:ascii="맑은 고딕" w:hAnsi="맑은 고딕" w:eastAsia="맑은 고딕"/>
-          <w:b w:val="0"/>
-          <w:sz w:val="17"/>
-          <w:u w:val="none"/>
-        </w:rPr>
-        <w:t>Even so, we should not dismiss the rougher, more personal ways of measuring that came first.</w:t>
-      </w:r>
-    </w:p>
-    <w:p>
-      <w:pPr>
-        <w:spacing w:before="0" w:after="60" w:line="288" w:lineRule="auto"/>
-        <w:ind w:left="40"/>
-        <w:snapToGrid w:val="0"/>
-        <w:pBdr>
-          <w:top w:val="single" w:sz="4" w:space="2" w:color="999999"/>
-          <w:left w:val="single" w:sz="4" w:space="2" w:color="999999"/>
-          <w:bottom w:val="single" w:sz="4" w:space="2" w:color="999999"/>
-          <w:right w:val="single" w:sz="4" w:space="2" w:color="999999"/>
-        </w:pBdr>
-        <w:shd w:val="clear" w:color="auto" w:fill="F6F3EA"/>
-      </w:pPr>
-      <w:r>
-        <w:rPr>
-          <w:rFonts w:ascii="맑은 고딕" w:hAnsi="맑은 고딕" w:eastAsia="맑은 고딕"/>
-          <w:b w:val="0"/>
-          <w:sz w:val="17"/>
-          <w:u w:val="none"/>
-        </w:rPr>
-        <w:t>To harness the full potential of units of measurement, we need some degree of consistency. ( ① ) Subjective measures contain useful knowledge, but this can be difficult to share, based as it is on an individual’s experience. ( ② ) The historian of science Theodore M. Porter describes measurement as a ‘technology of distance’: a tool that uses shared rules to bridge differences of culture and geography, allowing for the exchange of information. ( ③ ) Following this logic, if measurement is another sort of language, then just as with words, individual units need reliable definitions in order to communicate. ( ④ ) In the earliest societies, these definitions might need to be shared no more widely than a single settlement, meaning that the definition can be no more complex than knowing that a unit was equal to a certain body part. ( ⑤ ) As these communities grew in size, though, the inadequacies of this system would become evident. Imagine a disagreement over trade or tribute: it is a moment of conflict that demands greater consistency in measurement.</w:t>
-      </w:r>
-    </w:p>
-    <w:p>
-      <w:pPr>
-        <w:keepNext/>
-        <w:spacing w:before="80" w:after="20" w:line="276" w:lineRule="auto"/>
-        <w:snapToGrid w:val="0"/>
-      </w:pPr>
-      <w:r>
-        <w:rPr>
-          <w:rFonts w:ascii="맑은 고딕" w:hAnsi="맑은 고딕" w:eastAsia="맑은 고딕"/>
-          <w:b/>
-          <w:sz w:val="17"/>
-          <w:u w:val="none"/>
-        </w:rPr>
-        <w:t>38-11.</w:t>
-      </w:r>
-      <w:r>
-        <w:rPr>
-          <w:rFonts w:ascii="맑은 고딕" w:hAnsi="맑은 고딕" w:eastAsia="맑은 고딕"/>
-          <w:b w:val="0"/>
-          <w:sz w:val="17"/>
-          <w:u w:val="none"/>
-        </w:rPr>
-        <w:t xml:space="preserve"> 글의 흐름으로 보아, 주어진 문장이 들어가기에 가장 적절한 곳은? [3.0점]</w:t>
-      </w:r>
-    </w:p>
-    <w:p>
-      <w:pPr>
-        <w:spacing w:before="0" w:after="0" w:line="336" w:lineRule="auto"/>
-        <w:ind w:left="40"/>
-        <w:snapToGrid w:val="0"/>
-        <w:pBdr>
-          <w:top w:val="single" w:sz="4" w:space="2" w:color="555555"/>
-          <w:left w:val="single" w:sz="4" w:space="2" w:color="555555"/>
-          <w:bottom w:val="single" w:sz="4" w:space="2" w:color="555555"/>
-          <w:right w:val="single" w:sz="4" w:space="2" w:color="555555"/>
-        </w:pBdr>
-        <w:shd w:val="clear" w:color="auto" w:fill="FFFFFF"/>
-      </w:pPr>
-      <w:r>
-        <w:rPr>
-          <w:rFonts w:ascii="맑은 고딕" w:hAnsi="맑은 고딕" w:eastAsia="맑은 고딕"/>
-          <w:b/>
-          <w:sz w:val="17"/>
-          <w:u w:val="none"/>
-        </w:rPr>
-        <w:t>조건 · 보기</w:t>
-      </w:r>
-    </w:p>
-    <w:p>
-      <w:pPr>
-        <w:spacing w:before="0" w:after="60" w:line="336" w:lineRule="auto"/>
-        <w:ind w:left="40"/>
-        <w:snapToGrid w:val="0"/>
-        <w:pBdr>
-          <w:top w:val="single" w:sz="4" w:space="2" w:color="555555"/>
-          <w:left w:val="single" w:sz="4" w:space="2" w:color="555555"/>
-          <w:bottom w:val="single" w:sz="4" w:space="2" w:color="555555"/>
-          <w:right w:val="single" w:sz="4" w:space="2" w:color="555555"/>
-        </w:pBdr>
-        <w:shd w:val="clear" w:color="auto" w:fill="FFFFFF"/>
-      </w:pPr>
-      <w:r>
-        <w:rPr>
-          <w:rFonts w:ascii="맑은 고딕" w:hAnsi="맑은 고딕" w:eastAsia="맑은 고딕"/>
-          <w:b w:val="0"/>
-          <w:sz w:val="17"/>
-          <w:u w:val="none"/>
-        </w:rPr>
-        <w:t>Such a local rule works only as long as everyone who relies on it lives within sight of the same body.</w:t>
-      </w:r>
-    </w:p>
-    <w:p>
-      <w:pPr>
-        <w:spacing w:before="0" w:after="60" w:line="288" w:lineRule="auto"/>
-        <w:ind w:left="40"/>
-        <w:snapToGrid w:val="0"/>
-        <w:pBdr>
-          <w:top w:val="single" w:sz="4" w:space="2" w:color="999999"/>
-          <w:left w:val="single" w:sz="4" w:space="2" w:color="999999"/>
-          <w:bottom w:val="single" w:sz="4" w:space="2" w:color="999999"/>
-          <w:right w:val="single" w:sz="4" w:space="2" w:color="999999"/>
-        </w:pBdr>
-        <w:shd w:val="clear" w:color="auto" w:fill="F6F3EA"/>
-      </w:pPr>
-      <w:r>
-        <w:rPr>
-          <w:rFonts w:ascii="맑은 고딕" w:hAnsi="맑은 고딕" w:eastAsia="맑은 고딕"/>
-          <w:b w:val="0"/>
-          <w:sz w:val="17"/>
-          <w:u w:val="none"/>
-        </w:rPr>
-        <w:t>To harness the full potential of units of measurement, we need some degree of consistency. Subjective measures contain useful knowledge, but this can be difficult to share, based as it is on an individual’s experience. The historian of science Theodore M. Porter describes measurement as a ‘technology of distance’: a tool that uses shared rules to bridge differences of culture and geography, allowing for the exchange of information. ( ① ) Following this logic, if measurement is another sort of language, then just as with words, individual units need reliable definitions in order to communicate. ( ② ) In the earliest societies, these definitions might need to be shared no more widely than a single settlement, meaning that the definition can be no more complex than knowing that a unit was equal to a certain body part. ( ③ ) As these communities grew in size, though, the inadequacies of this system would become evident. ( ④ ) Imagine a disagreement over trade or tribute: it is a moment of conflict that demands greater consistency in measurement. ( ⑤ )</w:t>
+          <w:u w:val="none"/>
+        </w:rPr>
+        <w:t>① ①    ② ②    ③ ③    ④ ④    ⑤ ⑤</w:t>
       </w:r>
     </w:p>
     <w:p>
@@ -5848,7 +4114,7 @@
           <w:sz w:val="15"/>
           <w:u w:val="none"/>
         </w:rPr>
-        <w:t>38-서1</w:t>
+        <w:t>38-1</w:t>
       </w:r>
       <w:r>
         <w:rPr>
@@ -5857,43 +4123,7 @@
           <w:sz w:val="15"/>
           <w:u w:val="none"/>
         </w:rPr>
-        <w:t xml:space="preserve"> (1) </w:t>
-      </w:r>
-      <w:r>
-        <w:rPr>
-          <w:rFonts w:ascii="맑은 고딕" w:hAnsi="맑은 고딕" w:eastAsia="맑은 고딕"/>
-          <w:b/>
-          <w:sz w:val="15"/>
-          <w:u w:val="none"/>
-        </w:rPr>
-        <w:t>shared</w:t>
-      </w:r>
-      <w:r>
-        <w:rPr>
-          <w:rFonts w:ascii="맑은 고딕" w:hAnsi="맑은 고딕" w:eastAsia="맑은 고딕"/>
-          <w:b w:val="0"/>
-          <w:sz w:val="15"/>
-          <w:u w:val="none"/>
-        </w:rPr>
-        <w:t xml:space="preserve">  ·  (2) </w:t>
-      </w:r>
-      <w:r>
-        <w:rPr>
-          <w:rFonts w:ascii="맑은 고딕" w:hAnsi="맑은 고딕" w:eastAsia="맑은 고딕"/>
-          <w:b/>
-          <w:sz w:val="15"/>
-          <w:u w:val="none"/>
-        </w:rPr>
-        <w:t>consistency</w:t>
-      </w:r>
-      <w:r>
-        <w:rPr>
-          <w:rFonts w:ascii="맑은 고딕" w:hAnsi="맑은 고딕" w:eastAsia="맑은 고딕"/>
-          <w:b w:val="0"/>
-          <w:sz w:val="15"/>
-          <w:u w:val="none"/>
-        </w:rPr>
-        <w:t xml:space="preserve">  ·  (3) a tool that bridges differences</w:t>
+        <w:t xml:space="preserve"> 정답 ② — (a) ○ (b) ○ (c) ○ (d) ✕ (e) ✕</w:t>
       </w:r>
     </w:p>
     <w:p>
@@ -5909,7 +4139,7 @@
           <w:sz w:val="15"/>
           <w:u w:val="none"/>
         </w:rPr>
-        <w:t>38-서2</w:t>
+        <w:t>38-2</w:t>
       </w:r>
       <w:r>
         <w:rPr>
@@ -5918,70 +4148,7 @@
           <w:sz w:val="15"/>
           <w:u w:val="none"/>
         </w:rPr>
-        <w:t xml:space="preserve"> (1) </w:t>
-      </w:r>
-      <w:r>
-        <w:rPr>
-          <w:rFonts w:ascii="맑은 고딕" w:hAnsi="맑은 고딕" w:eastAsia="맑은 고딕"/>
-          <w:b/>
-          <w:sz w:val="15"/>
-          <w:u w:val="none"/>
-        </w:rPr>
-        <w:t>ⓑ consistency</w:t>
-      </w:r>
-      <w:r>
-        <w:rPr>
-          <w:rFonts w:ascii="맑은 고딕" w:hAnsi="맑은 고딕" w:eastAsia="맑은 고딕"/>
-          <w:b w:val="0"/>
-          <w:sz w:val="15"/>
-          <w:u w:val="none"/>
-        </w:rPr>
-        <w:t xml:space="preserve">  ·  (2) </w:t>
-      </w:r>
-      <w:r>
-        <w:rPr>
-          <w:rFonts w:ascii="맑은 고딕" w:hAnsi="맑은 고딕" w:eastAsia="맑은 고딕"/>
-          <w:b/>
-          <w:sz w:val="15"/>
-          <w:u w:val="none"/>
-        </w:rPr>
-        <w:t>ⓐ allowing</w:t>
-      </w:r>
-      <w:r>
-        <w:rPr>
-          <w:rFonts w:ascii="맑은 고딕" w:hAnsi="맑은 고딕" w:eastAsia="맑은 고딕"/>
-          <w:b w:val="0"/>
-          <w:sz w:val="15"/>
-          <w:u w:val="none"/>
-        </w:rPr>
-        <w:t xml:space="preserve">  ·  (3) </w:t>
-      </w:r>
-      <w:r>
-        <w:rPr>
-          <w:rFonts w:ascii="맑은 고딕" w:hAnsi="맑은 고딕" w:eastAsia="맑은 고딕"/>
-          <w:b/>
-          <w:sz w:val="15"/>
-          <w:u w:val="none"/>
-        </w:rPr>
-        <w:t>ⓑ</w:t>
-      </w:r>
-      <w:r>
-        <w:rPr>
-          <w:rFonts w:ascii="맑은 고딕" w:hAnsi="맑은 고딕" w:eastAsia="맑은 고딕"/>
-          <w:b w:val="0"/>
-          <w:sz w:val="15"/>
-          <w:u w:val="none"/>
-        </w:rPr>
-        <w:t xml:space="preserve">  ·  (4) </w:t>
-      </w:r>
-      <w:r>
-        <w:rPr>
-          <w:rFonts w:ascii="맑은 고딕" w:hAnsi="맑은 고딕" w:eastAsia="맑은 고딕"/>
-          <w:b/>
-          <w:sz w:val="15"/>
-          <w:u w:val="none"/>
-        </w:rPr>
-        <w:t>ⓐ inadequacies</w:t>
+        <w:t xml:space="preserve"> 정답 ⑤ — ⓐ Harness → To harness / ⓒ needs → need / ⓕ much → more</w:t>
       </w:r>
     </w:p>
     <w:p>
@@ -5997,7 +4164,7 @@
           <w:sz w:val="15"/>
           <w:u w:val="none"/>
         </w:rPr>
-        <w:t>38-서3</w:t>
+        <w:t>38-3</w:t>
       </w:r>
       <w:r>
         <w:rPr>
@@ -6006,7 +4173,7 @@
           <w:sz w:val="15"/>
           <w:u w:val="none"/>
         </w:rPr>
-        <w:t xml:space="preserve"> A1. shared rules  ·  A2. a certain body part</w:t>
+        <w:t xml:space="preserve"> 정답 ③ — consistency · Subjective · inadequacies</w:t>
       </w:r>
     </w:p>
     <w:p>
@@ -6022,7 +4189,7 @@
           <w:sz w:val="15"/>
           <w:u w:val="none"/>
         </w:rPr>
-        <w:t>38-서4</w:t>
+        <w:t>38-4</w:t>
       </w:r>
       <w:r>
         <w:rPr>
@@ -6031,7 +4198,7 @@
           <w:sz w:val="15"/>
           <w:u w:val="none"/>
         </w:rPr>
-        <w:t xml:space="preserve"> would make the inadequacies of this system evident</w:t>
+        <w:t xml:space="preserve"> 정답 ①</w:t>
       </w:r>
     </w:p>
     <w:p>
@@ -6047,7 +4214,7 @@
           <w:sz w:val="15"/>
           <w:u w:val="none"/>
         </w:rPr>
-        <w:t>38-서5</w:t>
+        <w:t>38-5</w:t>
       </w:r>
       <w:r>
         <w:rPr>
@@ -6056,7 +4223,7 @@
           <w:sz w:val="15"/>
           <w:u w:val="none"/>
         </w:rPr>
-        <w:t xml:space="preserve"> ⓒ share → be shared  ·  ⓕ demand → demands</w:t>
+        <w:t xml:space="preserve"> 정답 ④</w:t>
       </w:r>
     </w:p>
     <w:p>
@@ -6072,7 +4239,7 @@
           <w:sz w:val="15"/>
           <w:u w:val="none"/>
         </w:rPr>
-        <w:t>38-서6</w:t>
+        <w:t>38-6</w:t>
       </w:r>
       <w:r>
         <w:rPr>
@@ -6081,11 +4248,7 @@
           <w:sz w:val="15"/>
           <w:u w:val="none"/>
         </w:rPr>
-        <w:t xml:space="preserve"> (A) a tool that uses shared rules to bridge differences of culture and geography</w:t>
-        <w:br/>
-        <w:t>(B) individual units need reliable definitions in order to communicate</w:t>
-        <w:br/>
-        <w:t>(C) a moment of conflict that demands greater consistency in measurement</w:t>
+        <w:t xml:space="preserve"> 정답 ①</w:t>
       </w:r>
     </w:p>
     <w:p>
@@ -6101,7 +4264,7 @@
           <w:sz w:val="15"/>
           <w:u w:val="none"/>
         </w:rPr>
-        <w:t>38-서7</w:t>
+        <w:t>38-7</w:t>
       </w:r>
       <w:r>
         <w:rPr>
@@ -6110,7 +4273,7 @@
           <w:sz w:val="15"/>
           <w:u w:val="none"/>
         </w:rPr>
-        <w:t xml:space="preserve"> (A) rooted  ·  (B) defined</w:t>
+        <w:t xml:space="preserve"> 정답 ③</w:t>
       </w:r>
     </w:p>
     <w:p>
@@ -6126,7 +4289,7 @@
           <w:sz w:val="15"/>
           <w:u w:val="none"/>
         </w:rPr>
-        <w:t>38-1</w:t>
+        <w:t>38-서1</w:t>
       </w:r>
       <w:r>
         <w:rPr>
@@ -6135,25 +4298,7 @@
           <w:sz w:val="15"/>
           <w:u w:val="none"/>
         </w:rPr>
-        <w:t xml:space="preserve"> </w:t>
-      </w:r>
-      <w:r>
-        <w:rPr>
-          <w:rFonts w:ascii="맑은 고딕" w:hAnsi="맑은 고딕" w:eastAsia="맑은 고딕"/>
-          <w:b/>
-          <w:sz w:val="15"/>
-          <w:u w:val="none"/>
-        </w:rPr>
-        <w:t>③</w:t>
-      </w:r>
-      <w:r>
-        <w:rPr>
-          <w:rFonts w:ascii="맑은 고딕" w:hAnsi="맑은 고딕" w:eastAsia="맑은 고딕"/>
-          <w:b w:val="0"/>
-          <w:sz w:val="15"/>
-          <w:u w:val="none"/>
-        </w:rPr>
-        <w:t xml:space="preserve"> Measurement Speaks Only When Everyone Agrees on Its Words</w:t>
+        <w:t xml:space="preserve"> (1) consistent  (2) reliably  (3) communication</w:t>
       </w:r>
     </w:p>
     <w:p>
@@ -6169,7 +4314,7 @@
           <w:sz w:val="15"/>
           <w:u w:val="none"/>
         </w:rPr>
-        <w:t>38-2</w:t>
+        <w:t>38-서2</w:t>
       </w:r>
       <w:r>
         <w:rPr>
@@ -6178,25 +4323,7 @@
           <w:sz w:val="15"/>
           <w:u w:val="none"/>
         </w:rPr>
-        <w:t xml:space="preserve"> </w:t>
-      </w:r>
-      <w:r>
-        <w:rPr>
-          <w:rFonts w:ascii="맑은 고딕" w:hAnsi="맑은 고딕" w:eastAsia="맑은 고딕"/>
-          <w:b/>
-          <w:sz w:val="15"/>
-          <w:u w:val="none"/>
-        </w:rPr>
-        <w:t>③</w:t>
-      </w:r>
-      <w:r>
-        <w:rPr>
-          <w:rFonts w:ascii="맑은 고딕" w:hAnsi="맑은 고딕" w:eastAsia="맑은 고딕"/>
-          <w:b w:val="0"/>
-          <w:sz w:val="15"/>
-          <w:u w:val="none"/>
-        </w:rPr>
-        <w:t xml:space="preserve"> Everyone must sing from the same hymn sheet.</w:t>
+        <w:t xml:space="preserve"> In the earliest societies, these definitions needed to be shared no more widely than a single settlement.</w:t>
       </w:r>
     </w:p>
     <w:p>
@@ -6212,7 +4339,7 @@
           <w:sz w:val="15"/>
           <w:u w:val="none"/>
         </w:rPr>
-        <w:t>38-3</w:t>
+        <w:t>38-8</w:t>
       </w:r>
       <w:r>
         <w:rPr>
@@ -6221,410 +4348,7 @@
           <w:sz w:val="15"/>
           <w:u w:val="none"/>
         </w:rPr>
-        <w:t xml:space="preserve"> </w:t>
-      </w:r>
-      <w:r>
-        <w:rPr>
-          <w:rFonts w:ascii="맑은 고딕" w:hAnsi="맑은 고딕" w:eastAsia="맑은 고딕"/>
-          <w:b/>
-          <w:sz w:val="15"/>
-          <w:u w:val="none"/>
-        </w:rPr>
-        <w:t>①</w:t>
-      </w:r>
-      <w:r>
-        <w:rPr>
-          <w:rFonts w:ascii="맑은 고딕" w:hAnsi="맑은 고딕" w:eastAsia="맑은 고딕"/>
-          <w:b w:val="0"/>
-          <w:sz w:val="15"/>
-          <w:u w:val="none"/>
-        </w:rPr>
-        <w:t xml:space="preserve"> 측정 단위의 잠재력을 온전히 활용하려면 완전한 일관성이 필요하다.</w:t>
-      </w:r>
-    </w:p>
-    <w:p>
-      <w:pPr>
-        <w:spacing w:before="0" w:after="0" w:line="259" w:lineRule="auto"/>
-        <w:ind w:left="160" w:hanging="160"/>
-        <w:snapToGrid w:val="0"/>
-      </w:pPr>
-      <w:r>
-        <w:rPr>
-          <w:rFonts w:ascii="맑은 고딕" w:hAnsi="맑은 고딕" w:eastAsia="맑은 고딕"/>
-          <w:b/>
-          <w:sz w:val="15"/>
-          <w:u w:val="none"/>
-        </w:rPr>
-        <w:t>38-4</w:t>
-      </w:r>
-      <w:r>
-        <w:rPr>
-          <w:rFonts w:ascii="맑은 고딕" w:hAnsi="맑은 고딕" w:eastAsia="맑은 고딕"/>
-          <w:b w:val="0"/>
-          <w:sz w:val="15"/>
-          <w:u w:val="none"/>
-        </w:rPr>
-        <w:t xml:space="preserve"> </w:t>
-      </w:r>
-      <w:r>
-        <w:rPr>
-          <w:rFonts w:ascii="맑은 고딕" w:hAnsi="맑은 고딕" w:eastAsia="맑은 고딕"/>
-          <w:b/>
-          <w:sz w:val="15"/>
-          <w:u w:val="none"/>
-        </w:rPr>
-        <w:t>①</w:t>
-      </w:r>
-    </w:p>
-    <w:p>
-      <w:pPr>
-        <w:spacing w:before="0" w:after="0" w:line="259" w:lineRule="auto"/>
-        <w:ind w:left="160" w:hanging="160"/>
-        <w:snapToGrid w:val="0"/>
-      </w:pPr>
-      <w:r>
-        <w:rPr>
-          <w:rFonts w:ascii="맑은 고딕" w:hAnsi="맑은 고딕" w:eastAsia="맑은 고딕"/>
-          <w:b/>
-          <w:sz w:val="15"/>
-          <w:u w:val="none"/>
-        </w:rPr>
-        <w:t>38-5</w:t>
-      </w:r>
-      <w:r>
-        <w:rPr>
-          <w:rFonts w:ascii="맑은 고딕" w:hAnsi="맑은 고딕" w:eastAsia="맑은 고딕"/>
-          <w:b w:val="0"/>
-          <w:sz w:val="15"/>
-          <w:u w:val="none"/>
-        </w:rPr>
-        <w:t xml:space="preserve"> </w:t>
-      </w:r>
-      <w:r>
-        <w:rPr>
-          <w:rFonts w:ascii="맑은 고딕" w:hAnsi="맑은 고딕" w:eastAsia="맑은 고딕"/>
-          <w:b/>
-          <w:sz w:val="15"/>
-          <w:u w:val="none"/>
-        </w:rPr>
-        <w:t>③</w:t>
-      </w:r>
-    </w:p>
-    <w:p>
-      <w:pPr>
-        <w:spacing w:before="0" w:after="0" w:line="259" w:lineRule="auto"/>
-        <w:ind w:left="160" w:hanging="160"/>
-        <w:snapToGrid w:val="0"/>
-      </w:pPr>
-      <w:r>
-        <w:rPr>
-          <w:rFonts w:ascii="맑은 고딕" w:hAnsi="맑은 고딕" w:eastAsia="맑은 고딕"/>
-          <w:b/>
-          <w:sz w:val="15"/>
-          <w:u w:val="none"/>
-        </w:rPr>
-        <w:t>38-6</w:t>
-      </w:r>
-      <w:r>
-        <w:rPr>
-          <w:rFonts w:ascii="맑은 고딕" w:hAnsi="맑은 고딕" w:eastAsia="맑은 고딕"/>
-          <w:b w:val="0"/>
-          <w:sz w:val="15"/>
-          <w:u w:val="none"/>
-        </w:rPr>
-        <w:t xml:space="preserve"> </w:t>
-      </w:r>
-      <w:r>
-        <w:rPr>
-          <w:rFonts w:ascii="맑은 고딕" w:hAnsi="맑은 고딕" w:eastAsia="맑은 고딕"/>
-          <w:b/>
-          <w:sz w:val="15"/>
-          <w:u w:val="none"/>
-        </w:rPr>
-        <w:t>①</w:t>
-      </w:r>
-      <w:r>
-        <w:rPr>
-          <w:rFonts w:ascii="맑은 고딕" w:hAnsi="맑은 고딕" w:eastAsia="맑은 고딕"/>
-          <w:b w:val="0"/>
-          <w:sz w:val="15"/>
-          <w:u w:val="none"/>
-        </w:rPr>
-        <w:t xml:space="preserve"> to close the gaps between distant and unfamiliar communities</w:t>
-      </w:r>
-    </w:p>
-    <w:p>
-      <w:pPr>
-        <w:spacing w:before="0" w:after="0" w:line="259" w:lineRule="auto"/>
-        <w:ind w:left="160" w:hanging="160"/>
-        <w:snapToGrid w:val="0"/>
-      </w:pPr>
-      <w:r>
-        <w:rPr>
-          <w:rFonts w:ascii="맑은 고딕" w:hAnsi="맑은 고딕" w:eastAsia="맑은 고딕"/>
-          <w:b/>
-          <w:sz w:val="15"/>
-          <w:u w:val="none"/>
-        </w:rPr>
-        <w:t>38-7</w:t>
-      </w:r>
-      <w:r>
-        <w:rPr>
-          <w:rFonts w:ascii="맑은 고딕" w:hAnsi="맑은 고딕" w:eastAsia="맑은 고딕"/>
-          <w:b w:val="0"/>
-          <w:sz w:val="15"/>
-          <w:u w:val="none"/>
-        </w:rPr>
-        <w:t xml:space="preserve"> </w:t>
-      </w:r>
-      <w:r>
-        <w:rPr>
-          <w:rFonts w:ascii="맑은 고딕" w:hAnsi="맑은 고딕" w:eastAsia="맑은 고딕"/>
-          <w:b/>
-          <w:sz w:val="15"/>
-          <w:u w:val="none"/>
-        </w:rPr>
-        <w:t>④</w:t>
-      </w:r>
-      <w:r>
-        <w:rPr>
-          <w:rFonts w:ascii="맑은 고딕" w:hAnsi="맑은 고딕" w:eastAsia="맑은 고딕"/>
-          <w:b w:val="0"/>
-          <w:sz w:val="15"/>
-          <w:u w:val="none"/>
-        </w:rPr>
-        <w:t xml:space="preserve"> ⓑ, ⓓ, ⓔ</w:t>
-      </w:r>
-    </w:p>
-    <w:p>
-      <w:pPr>
-        <w:spacing w:before="0" w:after="0" w:line="259" w:lineRule="auto"/>
-        <w:ind w:left="160" w:hanging="160"/>
-        <w:snapToGrid w:val="0"/>
-      </w:pPr>
-      <w:r>
-        <w:rPr>
-          <w:rFonts w:ascii="맑은 고딕" w:hAnsi="맑은 고딕" w:eastAsia="맑은 고딕"/>
-          <w:b/>
-          <w:sz w:val="15"/>
-          <w:u w:val="none"/>
-        </w:rPr>
-        <w:t>38-8</w:t>
-      </w:r>
-      <w:r>
-        <w:rPr>
-          <w:rFonts w:ascii="맑은 고딕" w:hAnsi="맑은 고딕" w:eastAsia="맑은 고딕"/>
-          <w:b w:val="0"/>
-          <w:sz w:val="15"/>
-          <w:u w:val="none"/>
-        </w:rPr>
-        <w:t xml:space="preserve"> </w:t>
-      </w:r>
-      <w:r>
-        <w:rPr>
-          <w:rFonts w:ascii="맑은 고딕" w:hAnsi="맑은 고딕" w:eastAsia="맑은 고딕"/>
-          <w:b/>
-          <w:sz w:val="15"/>
-          <w:u w:val="none"/>
-        </w:rPr>
-        <w:t>①</w:t>
-      </w:r>
-      <w:r>
-        <w:rPr>
-          <w:rFonts w:ascii="맑은 고딕" w:hAnsi="맑은 고딕" w:eastAsia="맑은 고딕"/>
-          <w:b w:val="0"/>
-          <w:sz w:val="15"/>
-          <w:u w:val="none"/>
-        </w:rPr>
-        <w:t xml:space="preserve"> ⓐ stable – ⓑ adequate – ⓒ conflict</w:t>
-      </w:r>
-    </w:p>
-    <w:p>
-      <w:pPr>
-        <w:spacing w:before="0" w:after="0" w:line="259" w:lineRule="auto"/>
-        <w:ind w:left="160" w:hanging="160"/>
-        <w:snapToGrid w:val="0"/>
-      </w:pPr>
-      <w:r>
-        <w:rPr>
-          <w:rFonts w:ascii="맑은 고딕" w:hAnsi="맑은 고딕" w:eastAsia="맑은 고딕"/>
-          <w:b/>
-          <w:sz w:val="15"/>
-          <w:u w:val="none"/>
-        </w:rPr>
-        <w:t>38-9</w:t>
-      </w:r>
-      <w:r>
-        <w:rPr>
-          <w:rFonts w:ascii="맑은 고딕" w:hAnsi="맑은 고딕" w:eastAsia="맑은 고딕"/>
-          <w:b w:val="0"/>
-          <w:sz w:val="15"/>
-          <w:u w:val="none"/>
-        </w:rPr>
-        <w:t xml:space="preserve"> </w:t>
-      </w:r>
-      <w:r>
-        <w:rPr>
-          <w:rFonts w:ascii="맑은 고딕" w:hAnsi="맑은 고딕" w:eastAsia="맑은 고딕"/>
-          <w:b/>
-          <w:sz w:val="15"/>
-          <w:u w:val="none"/>
-        </w:rPr>
-        <w:t>③</w:t>
-      </w:r>
-    </w:p>
-    <w:p>
-      <w:pPr>
-        <w:spacing w:before="0" w:after="0" w:line="259" w:lineRule="auto"/>
-        <w:ind w:left="160" w:hanging="160"/>
-        <w:snapToGrid w:val="0"/>
-      </w:pPr>
-      <w:r>
-        <w:rPr>
-          <w:rFonts w:ascii="맑은 고딕" w:hAnsi="맑은 고딕" w:eastAsia="맑은 고딕"/>
-          <w:b/>
-          <w:sz w:val="15"/>
-          <w:u w:val="none"/>
-        </w:rPr>
-        <w:t>38-10</w:t>
-      </w:r>
-      <w:r>
-        <w:rPr>
-          <w:rFonts w:ascii="맑은 고딕" w:hAnsi="맑은 고딕" w:eastAsia="맑은 고딕"/>
-          <w:b w:val="0"/>
-          <w:sz w:val="15"/>
-          <w:u w:val="none"/>
-        </w:rPr>
-        <w:t xml:space="preserve"> </w:t>
-      </w:r>
-      <w:r>
-        <w:rPr>
-          <w:rFonts w:ascii="맑은 고딕" w:hAnsi="맑은 고딕" w:eastAsia="맑은 고딕"/>
-          <w:b/>
-          <w:sz w:val="15"/>
-          <w:u w:val="none"/>
-        </w:rPr>
-        <w:t>①</w:t>
-      </w:r>
-    </w:p>
-    <w:p>
-      <w:pPr>
-        <w:spacing w:before="0" w:after="0" w:line="259" w:lineRule="auto"/>
-        <w:ind w:left="160" w:hanging="160"/>
-        <w:snapToGrid w:val="0"/>
-      </w:pPr>
-      <w:r>
-        <w:rPr>
-          <w:rFonts w:ascii="맑은 고딕" w:hAnsi="맑은 고딕" w:eastAsia="맑은 고딕"/>
-          <w:b/>
-          <w:sz w:val="15"/>
-          <w:u w:val="none"/>
-        </w:rPr>
-        <w:t>38-11</w:t>
-      </w:r>
-      <w:r>
-        <w:rPr>
-          <w:rFonts w:ascii="맑은 고딕" w:hAnsi="맑은 고딕" w:eastAsia="맑은 고딕"/>
-          <w:b w:val="0"/>
-          <w:sz w:val="15"/>
-          <w:u w:val="none"/>
-        </w:rPr>
-        <w:t xml:space="preserve"> </w:t>
-      </w:r>
-      <w:r>
-        <w:rPr>
-          <w:rFonts w:ascii="맑은 고딕" w:hAnsi="맑은 고딕" w:eastAsia="맑은 고딕"/>
-          <w:b/>
-          <w:sz w:val="15"/>
-          <w:u w:val="none"/>
-        </w:rPr>
-        <w:t>③</w:t>
-      </w:r>
-    </w:p>
-    <w:p>
-      <w:pPr>
-        <w:spacing w:before="0" w:after="0" w:line="259" w:lineRule="auto"/>
-        <w:ind w:left="160" w:hanging="160"/>
-        <w:snapToGrid w:val="0"/>
-      </w:pPr>
-      <w:r>
-        <w:rPr>
-          <w:rFonts w:ascii="맑은 고딕" w:hAnsi="맑은 고딕" w:eastAsia="맑은 고딕"/>
-          <w:b/>
-          <w:sz w:val="15"/>
-          <w:u w:val="none"/>
-        </w:rPr>
-        <w:t>38-12</w:t>
-      </w:r>
-      <w:r>
-        <w:rPr>
-          <w:rFonts w:ascii="맑은 고딕" w:hAnsi="맑은 고딕" w:eastAsia="맑은 고딕"/>
-          <w:b w:val="0"/>
-          <w:sz w:val="15"/>
-          <w:u w:val="none"/>
-        </w:rPr>
-        <w:t xml:space="preserve"> </w:t>
-      </w:r>
-      <w:r>
-        <w:rPr>
-          <w:rFonts w:ascii="맑은 고딕" w:hAnsi="맑은 고딕" w:eastAsia="맑은 고딕"/>
-          <w:b/>
-          <w:sz w:val="15"/>
-          <w:u w:val="none"/>
-        </w:rPr>
-        <w:t>①</w:t>
-      </w:r>
-      <w:r>
-        <w:rPr>
-          <w:rFonts w:ascii="맑은 고딕" w:hAnsi="맑은 고딕" w:eastAsia="맑은 고딕"/>
-          <w:b w:val="0"/>
-          <w:sz w:val="15"/>
-          <w:u w:val="none"/>
-        </w:rPr>
-        <w:t xml:space="preserve"> (A) thesis – (B) bases – (C) nuclei – (D) was</w:t>
-      </w:r>
-    </w:p>
-    <w:p>
-      <w:pPr>
-        <w:spacing w:before="0" w:after="0" w:line="259" w:lineRule="auto"/>
-        <w:ind w:left="160" w:hanging="160"/>
-        <w:snapToGrid w:val="0"/>
-      </w:pPr>
-      <w:r>
-        <w:rPr>
-          <w:rFonts w:ascii="맑은 고딕" w:hAnsi="맑은 고딕" w:eastAsia="맑은 고딕"/>
-          <w:b/>
-          <w:sz w:val="15"/>
-          <w:u w:val="none"/>
-        </w:rPr>
-        <w:t>38-13</w:t>
-      </w:r>
-      <w:r>
-        <w:rPr>
-          <w:rFonts w:ascii="맑은 고딕" w:hAnsi="맑은 고딕" w:eastAsia="맑은 고딕"/>
-          <w:b w:val="0"/>
-          <w:sz w:val="15"/>
-          <w:u w:val="none"/>
-        </w:rPr>
-        <w:t xml:space="preserve"> </w:t>
-      </w:r>
-      <w:r>
-        <w:rPr>
-          <w:rFonts w:ascii="맑은 고딕" w:hAnsi="맑은 고딕" w:eastAsia="맑은 고딕"/>
-          <w:b/>
-          <w:sz w:val="15"/>
-          <w:u w:val="none"/>
-        </w:rPr>
-        <w:t>①</w:t>
-      </w:r>
-      <w:r>
-        <w:rPr>
-          <w:rFonts w:ascii="맑은 고딕" w:hAnsi="맑은 고딕" w:eastAsia="맑은 고딕"/>
-          <w:b w:val="0"/>
-          <w:sz w:val="15"/>
-          <w:u w:val="none"/>
-        </w:rPr>
-        <w:t xml:space="preserve"> (A) reliant – (B) Historical – (C) comparable</w:t>
+        <w:t xml:space="preserve"> 정답 ①</w:t>
       </w:r>
     </w:p>
     <w:p>
@@ -6656,7 +4380,7 @@
           <w:sz w:val="14"/>
           <w:u w:val="none"/>
         </w:rPr>
-        <w:t>38-서1</w:t>
+        <w:t>38-1</w:t>
       </w:r>
       <w:r>
         <w:rPr>
@@ -6665,7 +4389,7 @@
           <w:sz w:val="14"/>
           <w:u w:val="none"/>
         </w:rPr>
-        <w:t xml:space="preserve"> (1) 앞의 “cannot be ___ easily”는 본문 S2 “this can be difficult to </w:t>
+        <w:t xml:space="preserve"> </w:t>
       </w:r>
       <w:r>
         <w:rPr>
@@ -6674,7 +4398,7 @@
           <w:sz w:val="14"/>
           <w:u w:val="none"/>
         </w:rPr>
-        <w:t>share</w:t>
+        <w:t>(b) [낯선 구문 decoy]</w:t>
       </w:r>
       <w:r>
         <w:rPr>
@@ -6683,7 +4407,7 @@
           <w:sz w:val="14"/>
           <w:u w:val="none"/>
         </w:rPr>
-        <w:t xml:space="preserve">”·S5 “need to be </w:t>
+        <w:t xml:space="preserve"> ‘형용사/분사 + as + 주어 + 동사’ 양보·이유 구문이 낯설어 틀렸다고 고르면 ③·④. </w:t>
       </w:r>
       <w:r>
         <w:rPr>
@@ -6692,7 +4416,7 @@
           <w:sz w:val="14"/>
           <w:u w:val="none"/>
         </w:rPr>
-        <w:t>shared</w:t>
+        <w:t>(d)</w:t>
       </w:r>
       <w:r>
         <w:rPr>
@@ -6701,117 +4425,7 @@
           <w:sz w:val="14"/>
           <w:u w:val="none"/>
         </w:rPr>
-        <w:t xml:space="preserve">”의 수동 구조와 정확히 맞물린다 → be동사 뒤 과거분사 </w:t>
-      </w:r>
-      <w:r>
-        <w:rPr>
-          <w:rFonts w:ascii="맑은 고딕" w:hAnsi="맑은 고딕" w:eastAsia="맑은 고딕"/>
-          <w:b/>
-          <w:sz w:val="14"/>
-          <w:u w:val="none"/>
-        </w:rPr>
-        <w:t>shared</w:t>
-      </w:r>
-      <w:r>
-        <w:rPr>
-          <w:rFonts w:ascii="맑은 고딕" w:hAnsi="맑은 고딕" w:eastAsia="맑은 고딕"/>
-          <w:b w:val="0"/>
-          <w:sz w:val="14"/>
-          <w:u w:val="none"/>
-        </w:rPr>
-        <w:t xml:space="preserve">. (2) “some degree of ___”는 본문 첫 문장 “some degree of </w:t>
-      </w:r>
-      <w:r>
-        <w:rPr>
-          <w:rFonts w:ascii="맑은 고딕" w:hAnsi="맑은 고딕" w:eastAsia="맑은 고딕"/>
-          <w:b/>
-          <w:sz w:val="14"/>
-          <w:u w:val="none"/>
-        </w:rPr>
-        <w:t>consistency</w:t>
-      </w:r>
-      <w:r>
-        <w:rPr>
-          <w:rFonts w:ascii="맑은 고딕" w:hAnsi="맑은 고딕" w:eastAsia="맑은 고딕"/>
-          <w:b w:val="0"/>
-          <w:sz w:val="14"/>
-          <w:u w:val="none"/>
-        </w:rPr>
-        <w:t xml:space="preserve">”의 그대로 추출. (3) 본문 S3 “a tool that uses shared rules to bridge differences”를 “a tool that </w:t>
-      </w:r>
-      <w:r>
-        <w:rPr>
-          <w:rFonts w:ascii="맑은 고딕" w:hAnsi="맑은 고딕" w:eastAsia="맑은 고딕"/>
-          <w:b/>
-          <w:sz w:val="14"/>
-          <w:u w:val="none"/>
-        </w:rPr>
-        <w:t>bridges</w:t>
-      </w:r>
-      <w:r>
-        <w:rPr>
-          <w:rFonts w:ascii="맑은 고딕" w:hAnsi="맑은 고딕" w:eastAsia="맑은 고딕"/>
-          <w:b w:val="0"/>
-          <w:sz w:val="14"/>
-          <w:u w:val="none"/>
-        </w:rPr>
-        <w:t xml:space="preserve"> differences”로 압축 영작 — 선행사 a tool(단수)이므로 관계절 동사에 3인칭 단수 -s 필수.</w:t>
-        <w:br/>
-        <w:br/>
-      </w:r>
-      <w:r>
-        <w:rPr>
-          <w:rFonts w:ascii="맑은 고딕" w:hAnsi="맑은 고딕" w:eastAsia="맑은 고딕"/>
-          <w:b/>
-          <w:sz w:val="14"/>
-          <w:u w:val="none"/>
-        </w:rPr>
-        <w:t>1등급 함정:</w:t>
-      </w:r>
-      <w:r>
-        <w:rPr>
-          <w:rFonts w:ascii="맑은 고딕" w:hAnsi="맑은 고딕" w:eastAsia="맑은 고딕"/>
-          <w:b w:val="0"/>
-          <w:sz w:val="14"/>
-          <w:u w:val="none"/>
-        </w:rPr>
-        <w:t xml:space="preserve"> (1)에 </w:t>
-      </w:r>
-      <w:r>
-        <w:rPr>
-          <w:rFonts w:ascii="맑은 고딕" w:hAnsi="맑은 고딕" w:eastAsia="맑은 고딕"/>
-          <w:b/>
-          <w:sz w:val="14"/>
-          <w:u w:val="none"/>
-        </w:rPr>
-        <w:t>share</w:t>
-      </w:r>
-      <w:r>
-        <w:rPr>
-          <w:rFonts w:ascii="맑은 고딕" w:hAnsi="맑은 고딕" w:eastAsia="맑은 고딕"/>
-          <w:b w:val="0"/>
-          <w:sz w:val="14"/>
-          <w:u w:val="none"/>
-        </w:rPr>
-        <w:t xml:space="preserve">(원형)를 쓰면 be 뒤 원형 → 어법 오류로 0점. (2)에 </w:t>
-      </w:r>
-      <w:r>
-        <w:rPr>
-          <w:rFonts w:ascii="맑은 고딕" w:hAnsi="맑은 고딕" w:eastAsia="맑은 고딕"/>
-          <w:b/>
-          <w:sz w:val="14"/>
-          <w:u w:val="none"/>
-        </w:rPr>
-        <w:t>consistent</w:t>
-      </w:r>
-      <w:r>
-        <w:rPr>
-          <w:rFonts w:ascii="맑은 고딕" w:hAnsi="맑은 고딕" w:eastAsia="맑은 고딕"/>
-          <w:b w:val="0"/>
-          <w:sz w:val="14"/>
-          <w:u w:val="none"/>
-        </w:rPr>
-        <w:t>(형용사)를 쓰면 of 뒤 품사 오류. (3)에서 bridge를 원형 그대로 두면 “a tool that bridge”로 수일치 오류 — “변형할 것”이라는 조건 문구 자체가 변형 1곳이 반드시 있다는 신호.</w:t>
+        <w:t xml:space="preserve"> bridge의 의미를 ‘넓히다’로 오독.</w:t>
       </w:r>
     </w:p>
     <w:p>
@@ -6827,7 +4441,7 @@
           <w:sz w:val="14"/>
           <w:u w:val="none"/>
         </w:rPr>
-        <w:t>38-서2</w:t>
+        <w:t>38-2</w:t>
       </w:r>
       <w:r>
         <w:rPr>
@@ -6836,7 +4450,7 @@
           <w:sz w:val="14"/>
           <w:u w:val="none"/>
         </w:rPr>
-        <w:t xml:space="preserve"> (3)이 이 문항의 변별 지점 — 두 문장 모두 자연스럽게 읽히지만 ‘every settlement in the region’은 다음 절(정의가 신체 부위 수준으로 단순해도 됨)의 근거가 될 수 없다. (1)·(4)는 약한 반의어 미끼(flexibility·advantages), (2)는 태 판단. </w:t>
+        <w:t xml:space="preserve"> </w:t>
       </w:r>
       <w:r>
         <w:rPr>
@@ -6845,7 +4459,7 @@
           <w:sz w:val="14"/>
           <w:u w:val="none"/>
         </w:rPr>
-        <w:t>채점 함정:</w:t>
+        <w:t>ⓐ [문두 함정]</w:t>
       </w:r>
       <w:r>
         <w:rPr>
@@ -6854,7 +4468,25 @@
           <w:sz w:val="14"/>
           <w:u w:val="none"/>
         </w:rPr>
-        <w:t xml:space="preserve"> 기호와 단어를 엇갈리게 쓰면(예: ⓐ consistency) 0점.</w:t>
+        <w:t xml:space="preserve"> 명령문처럼 읽히지만 뒤에 콤마 + 완전한 절이 있어 부사구여야 한다. </w:t>
+      </w:r>
+      <w:r>
+        <w:rPr>
+          <w:rFonts w:ascii="맑은 고딕" w:hAnsi="맑은 고딕" w:eastAsia="맑은 고딕"/>
+          <w:b/>
+          <w:sz w:val="14"/>
+          <w:u w:val="none"/>
+        </w:rPr>
+        <w:t>ⓒ</w:t>
+      </w:r>
+      <w:r>
+        <w:rPr>
+          <w:rFonts w:ascii="맑은 고딕" w:hAnsi="맑은 고딕" w:eastAsia="맑은 고딕"/>
+          <w:b w:val="0"/>
+          <w:sz w:val="14"/>
+          <w:u w:val="none"/>
+        </w:rPr>
+        <w:t xml:space="preserve"> just as with words 삽입구에 끌려 수 일치를 놓치기 쉽다.</w:t>
       </w:r>
     </w:p>
     <w:p>
@@ -6870,7 +4502,7 @@
           <w:sz w:val="14"/>
           <w:u w:val="none"/>
         </w:rPr>
-        <w:t>38-서3</w:t>
+        <w:t>38-3</w:t>
       </w:r>
       <w:r>
         <w:rPr>
@@ -6879,7 +4511,7 @@
           <w:sz w:val="14"/>
           <w:u w:val="none"/>
         </w:rPr>
-        <w:t xml:space="preserve"> A1은 본문의 “uses shared rules”에서 목적어만 추출 → </w:t>
+        <w:t xml:space="preserve"> </w:t>
       </w:r>
       <w:r>
         <w:rPr>
@@ -6888,7 +4520,7 @@
           <w:sz w:val="14"/>
           <w:u w:val="none"/>
         </w:rPr>
-        <w:t>shared rules</w:t>
+        <w:t>⑤ [한 끗]</w:t>
       </w:r>
       <w:r>
         <w:rPr>
@@ -6897,28 +4529,7 @@
           <w:sz w:val="14"/>
           <w:u w:val="none"/>
         </w:rPr>
-        <w:t>(2단어). ‘rules’만 쓰면 1단어로 조건 위반, ‘uses shared rules’로 쓰면 인쇄어 uses 중복 감점.</w:t>
-        <w:br/>
-        <w:br/>
-        <w:t xml:space="preserve">A2는 “equal to a certain body part”에서 to 뒤만 → </w:t>
-      </w:r>
-      <w:r>
-        <w:rPr>
-          <w:rFonts w:ascii="맑은 고딕" w:hAnsi="맑은 고딕" w:eastAsia="맑은 고딕"/>
-          <w:b/>
-          <w:sz w:val="14"/>
-          <w:u w:val="none"/>
-        </w:rPr>
-        <w:t>a certain body part</w:t>
-      </w:r>
-      <w:r>
-        <w:rPr>
-          <w:rFonts w:ascii="맑은 고딕" w:hAnsi="맑은 고딕" w:eastAsia="맑은 고딕"/>
-          <w:b w:val="0"/>
-          <w:sz w:val="14"/>
-          <w:u w:val="none"/>
-        </w:rPr>
-        <w:t>(4단어). 학생이 ‘to a certain body part’(5단어)로 쓰면 인쇄된 to 중복 + 단어 수 위반의 이중 감점. 관사 a를 빼면 3단어라 역시 위반 — 조건의 단어 수가 관사까지 포함하도록 설계됨.</w:t>
+        <w:t xml:space="preserve"> (C)만 반대 — though의 역접을 놓치면 ‘장점’이 드러난다고 읽게 된다.</w:t>
       </w:r>
     </w:p>
     <w:p>
@@ -6934,7 +4545,7 @@
           <w:sz w:val="14"/>
           <w:u w:val="none"/>
         </w:rPr>
-        <w:t>38-서4</w:t>
+        <w:t>38-4</w:t>
       </w:r>
       <w:r>
         <w:rPr>
@@ -6943,7 +4554,7 @@
           <w:sz w:val="14"/>
           <w:u w:val="none"/>
         </w:rPr>
-        <w:t xml:space="preserve"> 원문의 </w:t>
+        <w:t xml:space="preserve"> </w:t>
       </w:r>
       <w:r>
         <w:rPr>
@@ -6952,7 +4563,7 @@
           <w:sz w:val="14"/>
           <w:u w:val="none"/>
         </w:rPr>
-        <w:t>주어 the inadequacies</w:t>
+        <w:t>③ [단어 바꿔치기]</w:t>
       </w:r>
       <w:r>
         <w:rPr>
@@ -6961,7 +4572,7 @@
           <w:sz w:val="14"/>
           <w:u w:val="none"/>
         </w:rPr>
-        <w:t xml:space="preserve">가 새 문장에서는 make의 </w:t>
+        <w:t xml:space="preserve"> distance → 시간. </w:t>
       </w:r>
       <w:r>
         <w:rPr>
@@ -6970,7 +4581,7 @@
           <w:sz w:val="14"/>
           <w:u w:val="none"/>
         </w:rPr>
-        <w:t>목적어</w:t>
+        <w:t>②</w:t>
       </w:r>
       <w:r>
         <w:rPr>
@@ -6979,117 +4590,7 @@
           <w:sz w:val="14"/>
           <w:u w:val="none"/>
         </w:rPr>
-        <w:t xml:space="preserve">로 내려가고, 원문의 </w:t>
-      </w:r>
-      <w:r>
-        <w:rPr>
-          <w:rFonts w:ascii="맑은 고딕" w:hAnsi="맑은 고딕" w:eastAsia="맑은 고딕"/>
-          <w:b/>
-          <w:sz w:val="14"/>
-          <w:u w:val="none"/>
-        </w:rPr>
-        <w:t>부사절 As these communities grew</w:t>
-      </w:r>
-      <w:r>
-        <w:rPr>
-          <w:rFonts w:ascii="맑은 고딕" w:hAnsi="맑은 고딕" w:eastAsia="맑은 고딕"/>
-          <w:b w:val="0"/>
-          <w:sz w:val="14"/>
-          <w:u w:val="none"/>
-        </w:rPr>
-        <w:t xml:space="preserve">가 명사구 주어 The growth of these communities로 승격된다(원인 → 주어). 따라서 정답은 </w:t>
-      </w:r>
-      <w:r>
-        <w:rPr>
-          <w:rFonts w:ascii="맑은 고딕" w:hAnsi="맑은 고딕" w:eastAsia="맑은 고딕"/>
-          <w:b/>
-          <w:sz w:val="14"/>
-          <w:u w:val="none"/>
-        </w:rPr>
-        <w:t>would make the inadequacies of this system evident</w:t>
-      </w:r>
-      <w:r>
-        <w:rPr>
-          <w:rFonts w:ascii="맑은 고딕" w:hAnsi="맑은 고딕" w:eastAsia="맑은 고딕"/>
-          <w:b w:val="0"/>
-          <w:sz w:val="14"/>
-          <w:u w:val="none"/>
-        </w:rPr>
-        <w:t>.</w:t>
-        <w:br/>
-        <w:br/>
-      </w:r>
-      <w:r>
-        <w:rPr>
-          <w:rFonts w:ascii="맑은 고딕" w:hAnsi="맑은 고딕" w:eastAsia="맑은 고딕"/>
-          <w:b/>
-          <w:sz w:val="14"/>
-          <w:u w:val="none"/>
-        </w:rPr>
-        <w:t>함정 ①:</w:t>
-      </w:r>
-      <w:r>
-        <w:rPr>
-          <w:rFonts w:ascii="맑은 고딕" w:hAnsi="맑은 고딕" w:eastAsia="맑은 고딕"/>
-          <w:b w:val="0"/>
-          <w:sz w:val="14"/>
-          <w:u w:val="none"/>
-        </w:rPr>
-        <w:t xml:space="preserve"> “would make evident the inadequacies of this system”은 문법상 가능하나 조건 2(형용사 맨 끝) 위반 → 감점. </w:t>
-      </w:r>
-      <w:r>
-        <w:rPr>
-          <w:rFonts w:ascii="맑은 고딕" w:hAnsi="맑은 고딕" w:eastAsia="맑은 고딕"/>
-          <w:b/>
-          <w:sz w:val="14"/>
-          <w:u w:val="none"/>
-        </w:rPr>
-        <w:t>함정 ②:</w:t>
-      </w:r>
-      <w:r>
-        <w:rPr>
-          <w:rFonts w:ascii="맑은 고딕" w:hAnsi="맑은 고딕" w:eastAsia="맑은 고딕"/>
-          <w:b w:val="0"/>
-          <w:sz w:val="14"/>
-          <w:u w:val="none"/>
-        </w:rPr>
-        <w:t xml:space="preserve"> inadequacy를 단수로 두면 ‘the inadequacy of this system’ — 의미는 통하나 보기 변형 지시·원문 불일치. </w:t>
-      </w:r>
-      <w:r>
-        <w:rPr>
-          <w:rFonts w:ascii="맑은 고딕" w:hAnsi="맑은 고딕" w:eastAsia="맑은 고딕"/>
-          <w:b/>
-          <w:sz w:val="14"/>
-          <w:u w:val="none"/>
-        </w:rPr>
-        <w:t>함정 ③:</w:t>
-      </w:r>
-      <w:r>
-        <w:rPr>
-          <w:rFonts w:ascii="맑은 고딕" w:hAnsi="맑은 고딕" w:eastAsia="맑은 고딕"/>
-          <w:b w:val="0"/>
-          <w:sz w:val="14"/>
-          <w:u w:val="none"/>
-        </w:rPr>
-        <w:t xml:space="preserve"> would를 빼거나 made로 쓰면 원문의 양태(would)를 잃는다. </w:t>
-      </w:r>
-      <w:r>
-        <w:rPr>
-          <w:rFonts w:ascii="맑은 고딕" w:hAnsi="맑은 고딕" w:eastAsia="맑은 고딕"/>
-          <w:b/>
-          <w:sz w:val="14"/>
-          <w:u w:val="none"/>
-        </w:rPr>
-        <w:t>함정 ④:</w:t>
-      </w:r>
-      <w:r>
-        <w:rPr>
-          <w:rFonts w:ascii="맑은 고딕" w:hAnsi="맑은 고딕" w:eastAsia="맑은 고딕"/>
-          <w:b w:val="0"/>
-          <w:sz w:val="14"/>
-          <w:u w:val="none"/>
-        </w:rPr>
-        <w:t xml:space="preserve"> become을 남겨 “would make … become evident”로 쓰면 보기 밖 단어 추가.</w:t>
+        <w:t xml:space="preserve"> but 앞의 긍정(useful knowledge)을 부정으로 바꿈.</w:t>
       </w:r>
     </w:p>
     <w:p>
@@ -7105,7 +4606,7 @@
           <w:sz w:val="14"/>
           <w:u w:val="none"/>
         </w:rPr>
-        <w:t>38-서5</w:t>
+        <w:t>38-5</w:t>
       </w:r>
       <w:r>
         <w:rPr>
@@ -7123,7 +4624,7 @@
           <w:sz w:val="14"/>
           <w:u w:val="none"/>
         </w:rPr>
-        <w:t>ⓒ (미묘):</w:t>
+        <w:t>④ [결론 반전]</w:t>
       </w:r>
       <w:r>
         <w:rPr>
@@ -7132,7 +4633,7 @@
           <w:sz w:val="14"/>
           <w:u w:val="none"/>
         </w:rPr>
-        <w:t xml:space="preserve"> “definitions might need to share”는 정의가 무언가를 ‘공유한다’는 능동이 되어 의미가 성립하지 않는다. 정의는 사람들에 의해 공유되는 대상 → </w:t>
+        <w:t xml:space="preserve"> [B] local time had to give way — 지역 기준은 ‘물러나야’ 했다. </w:t>
       </w:r>
       <w:r>
         <w:rPr>
@@ -7141,7 +4642,7 @@
           <w:sz w:val="14"/>
           <w:u w:val="none"/>
         </w:rPr>
-        <w:t>be shared</w:t>
+        <w:t>⑤</w:t>
       </w:r>
       <w:r>
         <w:rPr>
@@ -7150,65 +4651,7 @@
           <w:sz w:val="14"/>
           <w:u w:val="none"/>
         </w:rPr>
-        <w:t>. 뒤의 부사구 no more widely(‘더 넓게’)가 수동의 ‘공유되다’와 호응한다는 점이 결정적 단서.</w:t>
-        <w:br/>
-        <w:br/>
-      </w:r>
-      <w:r>
-        <w:rPr>
-          <w:rFonts w:ascii="맑은 고딕" w:hAnsi="맑은 고딕" w:eastAsia="맑은 고딕"/>
-          <w:b/>
-          <w:sz w:val="14"/>
-          <w:u w:val="none"/>
-        </w:rPr>
-        <w:t>ⓕ (단순):</w:t>
-      </w:r>
-      <w:r>
-        <w:rPr>
-          <w:rFonts w:ascii="맑은 고딕" w:hAnsi="맑은 고딕" w:eastAsia="맑은 고딕"/>
-          <w:b w:val="0"/>
-          <w:sz w:val="14"/>
-          <w:u w:val="none"/>
-        </w:rPr>
-        <w:t xml:space="preserve"> “a moment of conflict that ___”에서 that의 선행사를 conflict로 착각하면 어차피 단수, it으로 잡아도 단수 — 어떤 경우든 </w:t>
-      </w:r>
-      <w:r>
-        <w:rPr>
-          <w:rFonts w:ascii="맑은 고딕" w:hAnsi="맑은 고딕" w:eastAsia="맑은 고딕"/>
-          <w:b/>
-          <w:sz w:val="14"/>
-          <w:u w:val="none"/>
-        </w:rPr>
-        <w:t>demands</w:t>
-      </w:r>
-      <w:r>
-        <w:rPr>
-          <w:rFonts w:ascii="맑은 고딕" w:hAnsi="맑은 고딕" w:eastAsia="맑은 고딕"/>
-          <w:b w:val="0"/>
-          <w:sz w:val="14"/>
-          <w:u w:val="none"/>
-        </w:rPr>
-        <w:t>. 원형이 남아 있는 것 자체가 오류.</w:t>
-        <w:br/>
-        <w:br/>
-      </w:r>
-      <w:r>
-        <w:rPr>
-          <w:rFonts w:ascii="맑은 고딕" w:hAnsi="맑은 고딕" w:eastAsia="맑은 고딕"/>
-          <w:b/>
-          <w:sz w:val="14"/>
-          <w:u w:val="none"/>
-        </w:rPr>
-        <w:t>정상형 함정:</w:t>
-      </w:r>
-      <w:r>
-        <w:rPr>
-          <w:rFonts w:ascii="맑은 고딕" w:hAnsi="맑은 고딕" w:eastAsia="맑은 고딕"/>
-          <w:b w:val="0"/>
-          <w:sz w:val="14"/>
-          <w:u w:val="none"/>
-        </w:rPr>
-        <w:t xml:space="preserve"> ⓐ based as it is(도치 강조 분사구문)와 ⓓ than knowing(전치사적 than + 동명사)은 1등급 학생도 흔히 오답으로 고르는 ‘의심받는 정상형’. ⓐ를 basing으로 고치면 ‘개인 경험이 무언가를 기반으로 삼는다’는 능동이 되어 오히려 오류.</w:t>
+        <w:t xml:space="preserve"> Porter의 technology of distance와 [B]의 timetables가 대응 — 적절.</w:t>
       </w:r>
     </w:p>
     <w:p>
@@ -7224,7 +4667,7 @@
           <w:sz w:val="14"/>
           <w:u w:val="none"/>
         </w:rPr>
-        <w:t>38-서6</w:t>
+        <w:t>38-6</w:t>
       </w:r>
       <w:r>
         <w:rPr>
@@ -7233,7 +4676,7 @@
           <w:sz w:val="14"/>
           <w:u w:val="none"/>
         </w:rPr>
-        <w:t xml:space="preserve"> 변형이 금지되어 있으므로 시제·수는 이미 결정된 상태 — 채점은 </w:t>
+        <w:t xml:space="preserve"> </w:t>
       </w:r>
       <w:r>
         <w:rPr>
@@ -7242,7 +4685,7 @@
           <w:sz w:val="14"/>
           <w:u w:val="none"/>
         </w:rPr>
-        <w:t>어순</w:t>
+        <w:t>② [단어 직역 함정]</w:t>
       </w:r>
       <w:r>
         <w:rPr>
@@ -7251,7 +4694,25 @@
           <w:sz w:val="14"/>
           <w:u w:val="none"/>
         </w:rPr>
-        <w:t>에서만 갈린다. (A)에서 ‘to bridge shared rules’·‘differences that uses’ 같은 수식 관계 오류, (B)에서 ‘reliable definitions need individual units’(주객 전도), (C)에서 ‘that demands a moment’ 순의 관계절 위치 오류가 대표 감점. (B)가 2점인 이유: in order to의 위치(문미)와 주어 선택을 함께 묻기 때문.</w:t>
+        <w:t xml:space="preserve"> distance를 ‘거리 측정’으로 읽음. </w:t>
+      </w:r>
+      <w:r>
+        <w:rPr>
+          <w:rFonts w:ascii="맑은 고딕" w:hAnsi="맑은 고딕" w:eastAsia="맑은 고딕"/>
+          <w:b/>
+          <w:sz w:val="14"/>
+          <w:u w:val="none"/>
+        </w:rPr>
+        <w:t>③</w:t>
+      </w:r>
+      <w:r>
+        <w:rPr>
+          <w:rFonts w:ascii="맑은 고딕" w:hAnsi="맑은 고딕" w:eastAsia="맑은 고딕"/>
+          <w:b w:val="0"/>
+          <w:sz w:val="14"/>
+          <w:u w:val="none"/>
+        </w:rPr>
+        <w:t xml:space="preserve"> bridge(잇다)를 반대로 해석.</w:t>
       </w:r>
     </w:p>
     <w:p>
@@ -7267,7 +4728,7 @@
           <w:sz w:val="14"/>
           <w:u w:val="none"/>
         </w:rPr>
-        <w:t>38-서7</w:t>
+        <w:t>38-7</w:t>
       </w:r>
       <w:r>
         <w:rPr>
@@ -7276,7 +4737,7 @@
           <w:sz w:val="14"/>
           <w:u w:val="none"/>
         </w:rPr>
-        <w:t xml:space="preserve"> (A) 본문 ‘based as it is on an individual’s experience’의 재진술 → be </w:t>
+        <w:t xml:space="preserve"> </w:t>
       </w:r>
       <w:r>
         <w:rPr>
@@ -7285,7 +4746,7 @@
           <w:sz w:val="14"/>
           <w:u w:val="none"/>
         </w:rPr>
-        <w:t>rooted</w:t>
+        <w:t>③ [소재어 재사용 함정]</w:t>
       </w:r>
       <w:r>
         <w:rPr>
@@ -7294,61 +4755,7 @@
           <w:sz w:val="14"/>
           <w:u w:val="none"/>
         </w:rPr>
-        <w:t xml:space="preserve"> in(과거분사). (B) 본문 ‘reliable definitions’·‘shared rules’ → be </w:t>
-      </w:r>
-      <w:r>
-        <w:rPr>
-          <w:rFonts w:ascii="맑은 고딕" w:hAnsi="맑은 고딕" w:eastAsia="맑은 고딕"/>
-          <w:b/>
-          <w:sz w:val="14"/>
-          <w:u w:val="none"/>
-        </w:rPr>
-        <w:t>defined</w:t>
-      </w:r>
-      <w:r>
-        <w:rPr>
-          <w:rFonts w:ascii="맑은 고딕" w:hAnsi="맑은 고딕" w:eastAsia="맑은 고딕"/>
-          <w:b w:val="0"/>
-          <w:sz w:val="14"/>
-          <w:u w:val="none"/>
-        </w:rPr>
-        <w:t xml:space="preserve"> by rules. </w:t>
-      </w:r>
-      <w:r>
-        <w:rPr>
-          <w:rFonts w:ascii="맑은 고딕" w:hAnsi="맑은 고딕" w:eastAsia="맑은 고딕"/>
-          <w:b/>
-          <w:sz w:val="14"/>
-          <w:u w:val="none"/>
-        </w:rPr>
-        <w:t>최강 미끼 (B) restricted</w:t>
-      </w:r>
-      <w:r>
-        <w:rPr>
-          <w:rFonts w:ascii="맑은 고딕" w:hAnsi="맑은 고딕" w:eastAsia="맑은 고딕"/>
-          <w:b w:val="0"/>
-          <w:sz w:val="14"/>
-          <w:u w:val="none"/>
-        </w:rPr>
-        <w:t xml:space="preserve">: ‘규칙에 의해 제한된 단위’도 문법상 성립하지만 본문은 규칙이 단위를 ‘정의’해 소통을 가능케 한다는 긍정 방향. (A)에 </w:t>
-      </w:r>
-      <w:r>
-        <w:rPr>
-          <w:rFonts w:ascii="맑은 고딕" w:hAnsi="맑은 고딕" w:eastAsia="맑은 고딕"/>
-          <w:b/>
-          <w:sz w:val="14"/>
-          <w:u w:val="none"/>
-        </w:rPr>
-        <w:t>based</w:t>
-      </w:r>
-      <w:r>
-        <w:rPr>
-          <w:rFonts w:ascii="맑은 고딕" w:hAnsi="맑은 고딕" w:eastAsia="맑은 고딕"/>
-          <w:b w:val="0"/>
-          <w:sz w:val="14"/>
-          <w:u w:val="none"/>
-        </w:rPr>
-        <w:t>를 쓰면 보기 밖 단어 → 0점.</w:t>
+        <w:t xml:space="preserve"> ④의 language를 미리 끌어와 자연스러워 보이지만, ③이 끼면 this logic이 ‘외국어 학습’을 가리키게 된다.</w:t>
       </w:r>
     </w:p>
     <w:p>
@@ -7364,7 +4771,7 @@
           <w:sz w:val="14"/>
           <w:u w:val="none"/>
         </w:rPr>
-        <w:t>38-1</w:t>
+        <w:t>38-서1</w:t>
       </w:r>
       <w:r>
         <w:rPr>
@@ -7373,99 +4780,7 @@
           <w:sz w:val="14"/>
           <w:u w:val="none"/>
         </w:rPr>
-        <w:t xml:space="preserve"> 정답 ③: 본문의 두 축 — ‘측정 = 또 다른 언어’(S4)와 ‘단위에는 신뢰할 수 있는 </w:t>
-      </w:r>
-      <w:r>
-        <w:rPr>
-          <w:rFonts w:ascii="맑은 고딕" w:hAnsi="맑은 고딕" w:eastAsia="맑은 고딕"/>
-          <w:b/>
-          <w:sz w:val="14"/>
-          <w:u w:val="none"/>
-        </w:rPr>
-        <w:t>공유된</w:t>
-      </w:r>
-      <w:r>
-        <w:rPr>
-          <w:rFonts w:ascii="맑은 고딕" w:hAnsi="맑은 고딕" w:eastAsia="맑은 고딕"/>
-          <w:b w:val="0"/>
-          <w:sz w:val="14"/>
-          <w:u w:val="none"/>
-        </w:rPr>
-        <w:t xml:space="preserve"> 정의가 필요하다’(S1·S3·S7) — 를 ‘Speaks Only When Everyone Agrees on Its Words’로 압축. Agrees가 consistency·shared rules를, Words가 language 비유를 받는다.</w:t>
-        <w:br/>
-        <w:br/>
-      </w:r>
-      <w:r>
-        <w:rPr>
-          <w:rFonts w:ascii="맑은 고딕" w:hAnsi="맑은 고딕" w:eastAsia="맑은 고딕"/>
-          <w:b/>
-          <w:sz w:val="14"/>
-          <w:u w:val="none"/>
-        </w:rPr>
-        <w:t>함정 ①</w:t>
-      </w:r>
-      <w:r>
-        <w:rPr>
-          <w:rFonts w:ascii="맑은 고딕" w:hAnsi="맑은 고딕" w:eastAsia="맑은 고딕"/>
-          <w:b w:val="0"/>
-          <w:sz w:val="14"/>
-          <w:u w:val="none"/>
-        </w:rPr>
-        <w:t xml:space="preserve">: 본문 키워드(body part)를 그대로 쓰되 방향 반전 — 신체 부위 단위는 ‘부적절함이 드러난’ 체계다. </w:t>
-      </w:r>
-      <w:r>
-        <w:rPr>
-          <w:rFonts w:ascii="맑은 고딕" w:hAnsi="맑은 고딕" w:eastAsia="맑은 고딕"/>
-          <w:b/>
-          <w:sz w:val="14"/>
-          <w:u w:val="none"/>
-        </w:rPr>
-        <w:t>함정 ②</w:t>
-      </w:r>
-      <w:r>
-        <w:rPr>
-          <w:rFonts w:ascii="맑은 고딕" w:hAnsi="맑은 고딕" w:eastAsia="맑은 고딕"/>
-          <w:b w:val="0"/>
-          <w:sz w:val="14"/>
-          <w:u w:val="none"/>
-        </w:rPr>
-        <w:t xml:space="preserve">: 주관적 척도가 ‘유용한 지식을 담는다’는 부분 인정을 ‘대체해야 한다’로 격상. </w:t>
-      </w:r>
-      <w:r>
-        <w:rPr>
-          <w:rFonts w:ascii="맑은 고딕" w:hAnsi="맑은 고딕" w:eastAsia="맑은 고딕"/>
-          <w:b/>
-          <w:sz w:val="14"/>
-          <w:u w:val="none"/>
-        </w:rPr>
-        <w:t>함정 ④</w:t>
-      </w:r>
-      <w:r>
-        <w:rPr>
-          <w:rFonts w:ascii="맑은 고딕" w:hAnsi="맑은 고딕" w:eastAsia="맑은 고딕"/>
-          <w:b w:val="0"/>
-          <w:sz w:val="14"/>
-          <w:u w:val="none"/>
-        </w:rPr>
-        <w:t xml:space="preserve">: 분쟁은 결론부의 사고 실험(Imagine)일 뿐 해결 과정은 서술되지 않음 — 범위 오독. </w:t>
-      </w:r>
-      <w:r>
-        <w:rPr>
-          <w:rFonts w:ascii="맑은 고딕" w:hAnsi="맑은 고딕" w:eastAsia="맑은 고딕"/>
-          <w:b/>
-          <w:sz w:val="14"/>
-          <w:u w:val="none"/>
-        </w:rPr>
-        <w:t>함정 ⑤</w:t>
-      </w:r>
-      <w:r>
-        <w:rPr>
-          <w:rFonts w:ascii="맑은 고딕" w:hAnsi="맑은 고딕" w:eastAsia="맑은 고딕"/>
-          <w:b w:val="0"/>
-          <w:sz w:val="14"/>
-          <w:u w:val="none"/>
-        </w:rPr>
-        <w:t>: 언어는 비유이지 상인의 ‘기술’이 아니며 본문에 숫자 기술 논의 없음.</w:t>
+        <w:t xml:space="preserve"> (1) consistency ✕ — be 뒤 형용사 (be consistent and reliably defined). (2) reliable ✕ — 분사 수식은 부사. (3) communicate ✕. [채점] 각 1점.</w:t>
       </w:r>
     </w:p>
     <w:p>
@@ -7481,7 +4796,7 @@
           <w:sz w:val="14"/>
           <w:u w:val="none"/>
         </w:rPr>
-        <w:t>38-2</w:t>
+        <w:t>38-서2</w:t>
       </w:r>
       <w:r>
         <w:rPr>
@@ -7490,9 +4805,7 @@
           <w:sz w:val="14"/>
           <w:u w:val="none"/>
         </w:rPr>
-        <w:t xml:space="preserve"> 정답 ③: 본문의 처방은 ‘같은 규칙(shared rules)을 모두가 따라야 정보가 오간다’ — 같은 악보(hymn sheet)를 보고 노래하라는 ③이 교훈 차원에서 정확히 일치.</w:t>
-        <w:br/>
-        <w:br/>
+        <w:t xml:space="preserve"> </w:t>
       </w:r>
       <w:r>
         <w:rPr>
@@ -7501,7 +4814,7 @@
           <w:sz w:val="14"/>
           <w:u w:val="none"/>
         </w:rPr>
-        <w:t>최강 함정 ①</w:t>
+        <w:t>no more wide</w:t>
       </w:r>
       <w:r>
         <w:rPr>
@@ -7510,7 +4823,7 @@
           <w:sz w:val="14"/>
           <w:u w:val="none"/>
         </w:rPr>
-        <w:t xml:space="preserve">: 본문의 language·words 키워드가 ‘펜’으로 공명하지만, 속담의 교훈은 ‘언어의 힘이 폭력보다 세다’이지 ‘공유된 정의’가 아님 — 이미지 매칭의 함정. </w:t>
+        <w:t xml:space="preserve"> ✕ — 동사 shared 수식은 부사. </w:t>
       </w:r>
       <w:r>
         <w:rPr>
@@ -7519,7 +4832,7 @@
           <w:sz w:val="14"/>
           <w:u w:val="none"/>
         </w:rPr>
-        <w:t>함정 ②</w:t>
+        <w:t>need to share</w:t>
       </w:r>
       <w:r>
         <w:rPr>
@@ -7528,43 +4841,7 @@
           <w:sz w:val="14"/>
           <w:u w:val="none"/>
         </w:rPr>
-        <w:t xml:space="preserve">: words가 등장하나 교훈은 ‘말보다 실천’. </w:t>
-      </w:r>
-      <w:r>
-        <w:rPr>
-          <w:rFonts w:ascii="맑은 고딕" w:hAnsi="맑은 고딕" w:eastAsia="맑은 고딕"/>
-          <w:b/>
-          <w:sz w:val="14"/>
-          <w:u w:val="none"/>
-        </w:rPr>
-        <w:t>함정 ④</w:t>
-      </w:r>
-      <w:r>
-        <w:rPr>
-          <w:rFonts w:ascii="맑은 고딕" w:hAnsi="맑은 고딕" w:eastAsia="맑은 고딕"/>
-          <w:b w:val="0"/>
-          <w:sz w:val="14"/>
-          <w:u w:val="none"/>
-        </w:rPr>
-        <w:t xml:space="preserve">: ‘공동체가 커졌다’를 점진적 성취로 오독. </w:t>
-      </w:r>
-      <w:r>
-        <w:rPr>
-          <w:rFonts w:ascii="맑은 고딕" w:hAnsi="맑은 고딕" w:eastAsia="맑은 고딕"/>
-          <w:b/>
-          <w:sz w:val="14"/>
-          <w:u w:val="none"/>
-        </w:rPr>
-        <w:t>함정 ⑤</w:t>
-      </w:r>
-      <w:r>
-        <w:rPr>
-          <w:rFonts w:ascii="맑은 고딕" w:hAnsi="맑은 고딕" w:eastAsia="맑은 고딕"/>
-          <w:b w:val="0"/>
-          <w:sz w:val="14"/>
-          <w:u w:val="none"/>
-        </w:rPr>
-        <w:t>: 개인 경험 기반 척도의 한계를 말하는 본문과 정반대 방향(개인주의).</w:t>
+        <w:t xml:space="preserve"> ✕ — 정의가 ‘공유되는’ 수동. [채점] 비교 구문 1.5 / 수동·시제 1 / 단어 수 0.5.</w:t>
       </w:r>
     </w:p>
     <w:p>
@@ -7580,7 +4857,7 @@
           <w:sz w:val="14"/>
           <w:u w:val="none"/>
         </w:rPr>
-        <w:t>38-3</w:t>
+        <w:t>38-8</w:t>
       </w:r>
       <w:r>
         <w:rPr>
@@ -7589,7 +4866,7 @@
           <w:sz w:val="14"/>
           <w:u w:val="none"/>
         </w:rPr>
-        <w:t xml:space="preserve"> 정답 ①: 본문은 ‘</w:t>
+        <w:t xml:space="preserve"> </w:t>
       </w:r>
       <w:r>
         <w:rPr>
@@ -7598,7 +4875,7 @@
           <w:sz w:val="14"/>
           <w:u w:val="none"/>
         </w:rPr>
-        <w:t>어느 정도의</w:t>
+        <w:t>④ [신체 부위 함정]</w:t>
       </w:r>
       <w:r>
         <w:rPr>
@@ -7607,926 +4884,7 @@
           <w:sz w:val="14"/>
           <w:u w:val="none"/>
         </w:rPr>
-        <w:t xml:space="preserve">(some degree of) 일관성’을 요구할 뿐 ‘완전한’ 일관성을 말하지 않는다. 표면 일치도가 가장 높은 선지(첫 문장을 거의 그대로 옮김)에서 한정 표현 하나만 제거한 </w:t>
-      </w:r>
-      <w:r>
-        <w:rPr>
-          <w:rFonts w:ascii="맑은 고딕" w:hAnsi="맑은 고딕" w:eastAsia="맑은 고딕"/>
-          <w:b/>
-          <w:sz w:val="14"/>
-          <w:u w:val="none"/>
-        </w:rPr>
-        <w:t>조건 누락형</w:t>
-      </w:r>
-      <w:r>
-        <w:rPr>
-          <w:rFonts w:ascii="맑은 고딕" w:hAnsi="맑은 고딕" w:eastAsia="맑은 고딕"/>
-          <w:b w:val="0"/>
-          <w:sz w:val="14"/>
-          <w:u w:val="none"/>
-        </w:rPr>
-        <w:t>. 나머지는 각 문장의 충실한 번역이며, ④는 ‘~보다 더 복잡할 수 없었다’를 ‘그 정도로 단순할 수 있었다’로 뒤집어 옮긴 정당한 환언이므로 ✗로 오인하지 않도록 주의.</w:t>
-      </w:r>
-    </w:p>
-    <w:p>
-      <w:pPr>
-        <w:spacing w:before="0" w:after="20" w:line="259" w:lineRule="auto"/>
-        <w:jc w:val="both"/>
-        <w:snapToGrid w:val="0"/>
-      </w:pPr>
-      <w:r>
-        <w:rPr>
-          <w:rFonts w:ascii="맑은 고딕" w:hAnsi="맑은 고딕" w:eastAsia="맑은 고딕"/>
-          <w:b/>
-          <w:sz w:val="14"/>
-          <w:u w:val="none"/>
-        </w:rPr>
-        <w:t>38-4</w:t>
-      </w:r>
-      <w:r>
-        <w:rPr>
-          <w:rFonts w:ascii="맑은 고딕" w:hAnsi="맑은 고딕" w:eastAsia="맑은 고딕"/>
-          <w:b w:val="0"/>
-          <w:sz w:val="14"/>
-          <w:u w:val="none"/>
-        </w:rPr>
-        <w:t xml:space="preserve"> 정답 ①: </w:t>
-      </w:r>
-      <w:r>
-        <w:rPr>
-          <w:rFonts w:ascii="맑은 고딕" w:hAnsi="맑은 고딕" w:eastAsia="맑은 고딕"/>
-          <w:b/>
-          <w:sz w:val="14"/>
-          <w:u w:val="none"/>
-        </w:rPr>
-        <w:t>based as it is on</w:t>
-      </w:r>
-      <w:r>
-        <w:rPr>
-          <w:rFonts w:ascii="맑은 고딕" w:hAnsi="맑은 고딕" w:eastAsia="맑은 고딕"/>
-          <w:b w:val="0"/>
-          <w:sz w:val="14"/>
-          <w:u w:val="none"/>
-        </w:rPr>
-        <w:t>은 “as it is based on”을 강조 도치한 분사구문으로 완전히 정상이다. 낯선 어순 때문에 1등급 학생도 오류로 의심하는 ‘의심받는 정상형’을 정답 자리에 역배치.</w:t>
-        <w:br/>
-        <w:br/>
-        <w:t xml:space="preserve">②·③·④는 모두 </w:t>
-      </w:r>
-      <w:r>
-        <w:rPr>
-          <w:rFonts w:ascii="맑은 고딕" w:hAnsi="맑은 고딕" w:eastAsia="맑은 고딕"/>
-          <w:b/>
-          <w:sz w:val="14"/>
-          <w:u w:val="none"/>
-        </w:rPr>
-        <w:t>분사구문 ↔ 본동사·태</w:t>
-      </w:r>
-      <w:r>
-        <w:rPr>
-          <w:rFonts w:ascii="맑은 고딕" w:hAnsi="맑은 고딕" w:eastAsia="맑은 고딕"/>
-          <w:b w:val="0"/>
-          <w:sz w:val="14"/>
-          <w:u w:val="none"/>
-        </w:rPr>
-        <w:t xml:space="preserve"> 축: ②는 태(능동 allowing), ③은 태(능동 Following), ④는 본동사가 들어갈 자리가 아님(앞 절 ‘these definitions might need to be shared … settlement’가 이미 완결 → 접속사 없이 본동사 means 불가). ⑤는 관계사 what의 선행사 불가 원칙. 서5의 ⓒ(be shared)·ⓕ(demands)와 포인트가 겹치지 않도록 분사·관계사 축으로 구성.</w:t>
-      </w:r>
-    </w:p>
-    <w:p>
-      <w:pPr>
-        <w:spacing w:before="0" w:after="20" w:line="259" w:lineRule="auto"/>
-        <w:jc w:val="both"/>
-        <w:snapToGrid w:val="0"/>
-      </w:pPr>
-      <w:r>
-        <w:rPr>
-          <w:rFonts w:ascii="맑은 고딕" w:hAnsi="맑은 고딕" w:eastAsia="맑은 고딕"/>
-          <w:b/>
-          <w:sz w:val="14"/>
-          <w:u w:val="none"/>
-        </w:rPr>
-        <w:t>38-5</w:t>
-      </w:r>
-      <w:r>
-        <w:rPr>
-          <w:rFonts w:ascii="맑은 고딕" w:hAnsi="맑은 고딕" w:eastAsia="맑은 고딕"/>
-          <w:b w:val="0"/>
-          <w:sz w:val="14"/>
-          <w:u w:val="none"/>
-        </w:rPr>
-        <w:t xml:space="preserve"> 정답 ③: 단서는 같은 문장이 아니라 </w:t>
-      </w:r>
-      <w:r>
-        <w:rPr>
-          <w:rFonts w:ascii="맑은 고딕" w:hAnsi="맑은 고딕" w:eastAsia="맑은 고딕"/>
-          <w:b/>
-          <w:sz w:val="14"/>
-          <w:u w:val="none"/>
-        </w:rPr>
-        <w:t>3문장 앞</w:t>
-      </w:r>
-      <w:r>
-        <w:rPr>
-          <w:rFonts w:ascii="맑은 고딕" w:hAnsi="맑은 고딕" w:eastAsia="맑은 고딕"/>
-          <w:b w:val="0"/>
-          <w:sz w:val="14"/>
-          <w:u w:val="none"/>
-        </w:rPr>
-        <w:t xml:space="preserve">의 S1 ‘consistency(일관성)’와 S3 ‘shared rules(공유된 규칙)’ — 단위의 정의는 모두가 같은 뜻으로 쓰도록 </w:t>
-      </w:r>
-      <w:r>
-        <w:rPr>
-          <w:rFonts w:ascii="맑은 고딕" w:hAnsi="맑은 고딕" w:eastAsia="맑은 고딕"/>
-          <w:b/>
-          <w:sz w:val="14"/>
-          <w:u w:val="none"/>
-        </w:rPr>
-        <w:t>고정·신뢰</w:t>
-      </w:r>
-      <w:r>
-        <w:rPr>
-          <w:rFonts w:ascii="맑은 고딕" w:hAnsi="맑은 고딕" w:eastAsia="맑은 고딕"/>
-          <w:b w:val="0"/>
-          <w:sz w:val="14"/>
-          <w:u w:val="none"/>
-        </w:rPr>
-        <w:t xml:space="preserve">되어야 소통이 된다. ‘유연한 정의’는 곧 사람마다 달라지는 정의이므로 일관성 요구와 정면 충돌. flexible은 reliable의 직접 반의어가 아닌 </w:t>
-      </w:r>
-      <w:r>
-        <w:rPr>
-          <w:rFonts w:ascii="맑은 고딕" w:hAnsi="맑은 고딕" w:eastAsia="맑은 고딕"/>
-          <w:b/>
-          <w:sz w:val="14"/>
-          <w:u w:val="none"/>
-        </w:rPr>
-        <w:t>인접 개념 치환</w:t>
-      </w:r>
-      <w:r>
-        <w:rPr>
-          <w:rFonts w:ascii="맑은 고딕" w:hAnsi="맑은 고딕" w:eastAsia="맑은 고딕"/>
-          <w:b w:val="0"/>
-          <w:sz w:val="14"/>
-          <w:u w:val="none"/>
-        </w:rPr>
-        <w:t>이라 문장 안에서만 읽으면 자연스럽게 느껴지는 것이 함정.</w:t>
-        <w:br/>
-        <w:br/>
-      </w:r>
-      <w:r>
-        <w:rPr>
-          <w:rFonts w:ascii="맑은 고딕" w:hAnsi="맑은 고딕" w:eastAsia="맑은 고딕"/>
-          <w:b/>
-          <w:sz w:val="14"/>
-          <w:u w:val="none"/>
-        </w:rPr>
-        <w:t>오답 검증</w:t>
-      </w:r>
-      <w:r>
-        <w:rPr>
-          <w:rFonts w:ascii="맑은 고딕" w:hAnsi="맑은 고딕" w:eastAsia="맑은 고딕"/>
-          <w:b w:val="0"/>
-          <w:sz w:val="14"/>
-          <w:u w:val="none"/>
-        </w:rPr>
-        <w:t>: ② bridge는 ‘거리의 기술’과 호응, ④ single은 뒤의 ‘no more complex’(단순함)와 호응, ⑤ inadequacies는 though(역접)·conflict와 호응.</w:t>
-      </w:r>
-    </w:p>
-    <w:p>
-      <w:pPr>
-        <w:spacing w:before="0" w:after="20" w:line="259" w:lineRule="auto"/>
-        <w:jc w:val="both"/>
-        <w:snapToGrid w:val="0"/>
-      </w:pPr>
-      <w:r>
-        <w:rPr>
-          <w:rFonts w:ascii="맑은 고딕" w:hAnsi="맑은 고딕" w:eastAsia="맑은 고딕"/>
-          <w:b/>
-          <w:sz w:val="14"/>
-          <w:u w:val="none"/>
-        </w:rPr>
-        <w:t>38-6</w:t>
-      </w:r>
-      <w:r>
-        <w:rPr>
-          <w:rFonts w:ascii="맑은 고딕" w:hAnsi="맑은 고딕" w:eastAsia="맑은 고딕"/>
-          <w:b w:val="0"/>
-          <w:sz w:val="14"/>
-          <w:u w:val="none"/>
-        </w:rPr>
-        <w:t xml:space="preserve"> 정답 ①: 원문 “bridge differences of culture and geography”의 </w:t>
-      </w:r>
-      <w:r>
-        <w:rPr>
-          <w:rFonts w:ascii="맑은 고딕" w:hAnsi="맑은 고딕" w:eastAsia="맑은 고딕"/>
-          <w:b/>
-          <w:sz w:val="14"/>
-          <w:u w:val="none"/>
-        </w:rPr>
-        <w:t>2단계 패러프레이즈</w:t>
-      </w:r>
-      <w:r>
-        <w:rPr>
-          <w:rFonts w:ascii="맑은 고딕" w:hAnsi="맑은 고딕" w:eastAsia="맑은 고딕"/>
-          <w:b w:val="0"/>
-          <w:sz w:val="14"/>
-          <w:u w:val="none"/>
-        </w:rPr>
-        <w:t>(bridge → close the gaps / culture and geography → distant and unfamiliar communities). ‘distance’라는 이름과 뒤의 ‘exchange’가 결정 단서.</w:t>
-        <w:br/>
-        <w:br/>
-      </w:r>
-      <w:r>
-        <w:rPr>
-          <w:rFonts w:ascii="맑은 고딕" w:hAnsi="맑은 고딕" w:eastAsia="맑은 고딕"/>
-          <w:b/>
-          <w:sz w:val="14"/>
-          <w:u w:val="none"/>
-        </w:rPr>
-        <w:t>최강 함정 ②</w:t>
-      </w:r>
-      <w:r>
-        <w:rPr>
-          <w:rFonts w:ascii="맑은 고딕" w:hAnsi="맑은 고딕" w:eastAsia="맑은 고딕"/>
-          <w:b w:val="0"/>
-          <w:sz w:val="14"/>
-          <w:u w:val="none"/>
-        </w:rPr>
-        <w:t xml:space="preserve">: S2의 토씨(knowledge·experience)를 그대로 가져왔으나 방향이 반대 — 개인 경험 지식은 ‘공유하기 어려운’ 것이고, 도구는 그것을 보존하는 게 아니라 넘어서는 것. </w:t>
-      </w:r>
-      <w:r>
-        <w:rPr>
-          <w:rFonts w:ascii="맑은 고딕" w:hAnsi="맑은 고딕" w:eastAsia="맑은 고딕"/>
-          <w:b/>
-          <w:sz w:val="14"/>
-          <w:u w:val="none"/>
-        </w:rPr>
-        <w:t>함정 ③</w:t>
-      </w:r>
-      <w:r>
-        <w:rPr>
-          <w:rFonts w:ascii="맑은 고딕" w:hAnsi="맑은 고딕" w:eastAsia="맑은 고딕"/>
-          <w:b w:val="0"/>
-          <w:sz w:val="14"/>
-          <w:u w:val="none"/>
-        </w:rPr>
-        <w:t xml:space="preserve">: S5 토씨 그대로 — 신체 부위 기준은 ‘부적절함이 드러난’ 옛 체계. </w:t>
-      </w:r>
-      <w:r>
-        <w:rPr>
-          <w:rFonts w:ascii="맑은 고딕" w:hAnsi="맑은 고딕" w:eastAsia="맑은 고딕"/>
-          <w:b/>
-          <w:sz w:val="14"/>
-          <w:u w:val="none"/>
-        </w:rPr>
-        <w:t>함정 ④</w:t>
-      </w:r>
-      <w:r>
-        <w:rPr>
-          <w:rFonts w:ascii="맑은 고딕" w:hAnsi="맑은 고딕" w:eastAsia="맑은 고딕"/>
-          <w:b w:val="0"/>
-          <w:sz w:val="14"/>
-          <w:u w:val="none"/>
-        </w:rPr>
-        <w:t xml:space="preserve">: 절대어 every + 결론부 ‘분쟁’은 거리 극복의 결과로 ‘요구되는’ 것이지 정의 자체가 아님. </w:t>
-      </w:r>
-      <w:r>
-        <w:rPr>
-          <w:rFonts w:ascii="맑은 고딕" w:hAnsi="맑은 고딕" w:eastAsia="맑은 고딕"/>
-          <w:b/>
-          <w:sz w:val="14"/>
-          <w:u w:val="none"/>
-        </w:rPr>
-        <w:t>⑤</w:t>
-      </w:r>
-      <w:r>
-        <w:rPr>
-          <w:rFonts w:ascii="맑은 고딕" w:hAnsi="맑은 고딕" w:eastAsia="맑은 고딕"/>
-          <w:b w:val="0"/>
-          <w:sz w:val="14"/>
-          <w:u w:val="none"/>
-        </w:rPr>
-        <w:t>: 언어는 비유일 뿐.</w:t>
-      </w:r>
-    </w:p>
-    <w:p>
-      <w:pPr>
-        <w:spacing w:before="0" w:after="20" w:line="259" w:lineRule="auto"/>
-        <w:jc w:val="both"/>
-        <w:snapToGrid w:val="0"/>
-      </w:pPr>
-      <w:r>
-        <w:rPr>
-          <w:rFonts w:ascii="맑은 고딕" w:hAnsi="맑은 고딕" w:eastAsia="맑은 고딕"/>
-          <w:b/>
-          <w:sz w:val="14"/>
-          <w:u w:val="none"/>
-        </w:rPr>
-        <w:t>38-7</w:t>
-      </w:r>
-      <w:r>
-        <w:rPr>
-          <w:rFonts w:ascii="맑은 고딕" w:hAnsi="맑은 고딕" w:eastAsia="맑은 고딕"/>
-          <w:b w:val="0"/>
-          <w:sz w:val="14"/>
-          <w:u w:val="none"/>
-        </w:rPr>
-        <w:t xml:space="preserve"> 정답 ④ (ⓑ·ⓓ·ⓔ): 불일치 3개는 전부 </w:t>
-      </w:r>
-      <w:r>
-        <w:rPr>
-          <w:rFonts w:ascii="맑은 고딕" w:hAnsi="맑은 고딕" w:eastAsia="맑은 고딕"/>
-          <w:b/>
-          <w:sz w:val="14"/>
-          <w:u w:val="none"/>
-        </w:rPr>
-        <w:t>절대어</w:t>
-      </w:r>
-      <w:r>
-        <w:rPr>
-          <w:rFonts w:ascii="맑은 고딕" w:hAnsi="맑은 고딕" w:eastAsia="맑은 고딕"/>
-          <w:b w:val="0"/>
-          <w:sz w:val="14"/>
-          <w:u w:val="none"/>
-        </w:rPr>
-        <w:t>(only·every/all·never)를 품고 있다 — 신목고 복수정답형의 전형적 설계. 일치 2개(ⓐ·ⓒ)는 본문 강도를 보존한 2단계 재진술(contain → hold, difficult to share → hard to pass on, reliable → dependable).</w:t>
-        <w:br/>
-        <w:br/>
-      </w:r>
-      <w:r>
-        <w:rPr>
-          <w:rFonts w:ascii="맑은 고딕" w:hAnsi="맑은 고딕" w:eastAsia="맑은 고딕"/>
-          <w:b/>
-          <w:sz w:val="14"/>
-          <w:u w:val="none"/>
-        </w:rPr>
-        <w:t>함정 ②·③</w:t>
-      </w:r>
-      <w:r>
-        <w:rPr>
-          <w:rFonts w:ascii="맑은 고딕" w:hAnsi="맑은 고딕" w:eastAsia="맑은 고딕"/>
-          <w:b w:val="0"/>
-          <w:sz w:val="14"/>
-          <w:u w:val="none"/>
-        </w:rPr>
-        <w:t xml:space="preserve">: ⓓ 또는 ⓔ 하나를 놓친 부분 조합. 특히 ⓓ는 ‘정의가 필요하다’(S4)는 문장의 잔상 때문에 ○로 오판하기 쉽지만, S5는 정의의 공유 범위가 ‘한 정착지 이내’였다고 말한다. </w:t>
-      </w:r>
-      <w:r>
-        <w:rPr>
-          <w:rFonts w:ascii="맑은 고딕" w:hAnsi="맑은 고딕" w:eastAsia="맑은 고딕"/>
-          <w:b/>
-          <w:sz w:val="14"/>
-          <w:u w:val="none"/>
-        </w:rPr>
-        <w:t>함정 ⑤</w:t>
-      </w:r>
-      <w:r>
-        <w:rPr>
-          <w:rFonts w:ascii="맑은 고딕" w:hAnsi="맑은 고딕" w:eastAsia="맑은 고딕"/>
-          <w:b w:val="0"/>
-          <w:sz w:val="14"/>
-          <w:u w:val="none"/>
-        </w:rPr>
-        <w:t>: ⓒ의 dependable을 본문에 없는 단어로 보고 ✗ 처리하는 키워드 매칭 오류.</w:t>
-      </w:r>
-    </w:p>
-    <w:p>
-      <w:pPr>
-        <w:spacing w:before="0" w:after="20" w:line="259" w:lineRule="auto"/>
-        <w:jc w:val="both"/>
-        <w:snapToGrid w:val="0"/>
-      </w:pPr>
-      <w:r>
-        <w:rPr>
-          <w:rFonts w:ascii="맑은 고딕" w:hAnsi="맑은 고딕" w:eastAsia="맑은 고딕"/>
-          <w:b/>
-          <w:sz w:val="14"/>
-          <w:u w:val="none"/>
-        </w:rPr>
-        <w:t>38-8</w:t>
-      </w:r>
-      <w:r>
-        <w:rPr>
-          <w:rFonts w:ascii="맑은 고딕" w:hAnsi="맑은 고딕" w:eastAsia="맑은 고딕"/>
-          <w:b w:val="0"/>
-          <w:sz w:val="14"/>
-          <w:u w:val="none"/>
-        </w:rPr>
-        <w:t xml:space="preserve"> 정답 ①: ⓐ는 S4 reliable definitions의 재진술 자리 → </w:t>
-      </w:r>
-      <w:r>
-        <w:rPr>
-          <w:rFonts w:ascii="맑은 고딕" w:hAnsi="맑은 고딕" w:eastAsia="맑은 고딕"/>
-          <w:b/>
-          <w:sz w:val="14"/>
-          <w:u w:val="none"/>
-        </w:rPr>
-        <w:t>stable</w:t>
-      </w:r>
-      <w:r>
-        <w:rPr>
-          <w:rFonts w:ascii="맑은 고딕" w:hAnsi="맑은 고딕" w:eastAsia="맑은 고딕"/>
-          <w:b w:val="0"/>
-          <w:sz w:val="14"/>
-          <w:u w:val="none"/>
-        </w:rPr>
-        <w:t xml:space="preserve">(형용사·명사 수식). ⓑ는 “was ___ enough”에서 형용사 보어 → </w:t>
-      </w:r>
-      <w:r>
-        <w:rPr>
-          <w:rFonts w:ascii="맑은 고딕" w:hAnsi="맑은 고딕" w:eastAsia="맑은 고딕"/>
-          <w:b/>
-          <w:sz w:val="14"/>
-          <w:u w:val="none"/>
-        </w:rPr>
-        <w:t>adequate</w:t>
-      </w:r>
-      <w:r>
-        <w:rPr>
-          <w:rFonts w:ascii="맑은 고딕" w:hAnsi="맑은 고딕" w:eastAsia="맑은 고딕"/>
-          <w:b w:val="0"/>
-          <w:sz w:val="14"/>
-          <w:u w:val="none"/>
-        </w:rPr>
-        <w:t xml:space="preserve">(S5 ‘그 이상 복잡할 필요 없음’). ⓒ는 “a source of ___”에 명사 → </w:t>
-      </w:r>
-      <w:r>
-        <w:rPr>
-          <w:rFonts w:ascii="맑은 고딕" w:hAnsi="맑은 고딕" w:eastAsia="맑은 고딕"/>
-          <w:b/>
-          <w:sz w:val="14"/>
-          <w:u w:val="none"/>
-        </w:rPr>
-        <w:t>conflict</w:t>
-      </w:r>
-      <w:r>
-        <w:rPr>
-          <w:rFonts w:ascii="맑은 고딕" w:hAnsi="맑은 고딕" w:eastAsia="맑은 고딕"/>
-          <w:b w:val="0"/>
-          <w:sz w:val="14"/>
-          <w:u w:val="none"/>
-        </w:rPr>
-        <w:t>(S7).</w:t>
-        <w:br/>
-        <w:br/>
-      </w:r>
-      <w:r>
-        <w:rPr>
-          <w:rFonts w:ascii="맑은 고딕" w:hAnsi="맑은 고딕" w:eastAsia="맑은 고딕"/>
-          <w:b/>
-          <w:sz w:val="14"/>
-          <w:u w:val="none"/>
-        </w:rPr>
-        <w:t>미끼 freedom</w:t>
-      </w:r>
-      <w:r>
-        <w:rPr>
-          <w:rFonts w:ascii="맑은 고딕" w:hAnsi="맑은 고딕" w:eastAsia="맑은 고딕"/>
-          <w:b w:val="0"/>
-          <w:sz w:val="14"/>
-          <w:u w:val="none"/>
-        </w:rPr>
-        <w:t xml:space="preserve">: ⓒ 자리에 명사로 형태 조건은 통과하지만, ‘느슨한 정의가 자유의 원천이 되었다’는 S6·S7의 방향(부적절·갈등)과 붕괴 → ②·④·⑤ 탈락. </w:t>
-      </w:r>
-      <w:r>
-        <w:rPr>
-          <w:rFonts w:ascii="맑은 고딕" w:hAnsi="맑은 고딕" w:eastAsia="맑은 고딕"/>
-          <w:b/>
-          <w:sz w:val="14"/>
-          <w:u w:val="none"/>
-        </w:rPr>
-        <w:t>함정 ③</w:t>
-      </w:r>
-      <w:r>
-        <w:rPr>
-          <w:rFonts w:ascii="맑은 고딕" w:hAnsi="맑은 고딕" w:eastAsia="맑은 고딕"/>
-          <w:b w:val="0"/>
-          <w:sz w:val="14"/>
-          <w:u w:val="none"/>
-        </w:rPr>
-        <w:t>: adequate/stable을 맞바꾼 조합 — “adequate meanings that everyone accepts”도 그럴듯하지만, ‘was stable enough’는 ‘발을 볼 수 있어서 충분했다’는 because절과 결이 어긋나고, ‘모두가 받아들이는’에는 ‘고정된 의미’가 호응.</w:t>
-      </w:r>
-    </w:p>
-    <w:p>
-      <w:pPr>
-        <w:spacing w:before="0" w:after="20" w:line="259" w:lineRule="auto"/>
-        <w:jc w:val="both"/>
-        <w:snapToGrid w:val="0"/>
-      </w:pPr>
-      <w:r>
-        <w:rPr>
-          <w:rFonts w:ascii="맑은 고딕" w:hAnsi="맑은 고딕" w:eastAsia="맑은 고딕"/>
-          <w:b/>
-          <w:sz w:val="14"/>
-          <w:u w:val="none"/>
-        </w:rPr>
-        <w:t>38-9</w:t>
-      </w:r>
-      <w:r>
-        <w:rPr>
-          <w:rFonts w:ascii="맑은 고딕" w:hAnsi="맑은 고딕" w:eastAsia="맑은 고딕"/>
-          <w:b w:val="0"/>
-          <w:sz w:val="14"/>
-          <w:u w:val="none"/>
-        </w:rPr>
-        <w:t xml:space="preserve"> 정답 ③: 본문은 초기 사회의 정의가 ‘신체 부위와 같다는 것을 아는 것</w:t>
-      </w:r>
-      <w:r>
-        <w:rPr>
-          <w:rFonts w:ascii="맑은 고딕" w:hAnsi="맑은 고딕" w:eastAsia="맑은 고딕"/>
-          <w:b/>
-          <w:sz w:val="14"/>
-          <w:u w:val="none"/>
-        </w:rPr>
-        <w:t>보다 더 복잡할 수 없었다</w:t>
-      </w:r>
-      <w:r>
-        <w:rPr>
-          <w:rFonts w:ascii="맑은 고딕" w:hAnsi="맑은 고딕" w:eastAsia="맑은 고딕"/>
-          <w:b w:val="0"/>
-          <w:sz w:val="14"/>
-          <w:u w:val="none"/>
-        </w:rPr>
-        <w:t>’(= 극히 단순했고 한 정착지 안에서는 그것으로 충분했다)고 말한다. 요약은 이를 ‘</w:t>
-      </w:r>
-      <w:r>
-        <w:rPr>
-          <w:rFonts w:ascii="맑은 고딕" w:hAnsi="맑은 고딕" w:eastAsia="맑은 고딕"/>
-          <w:b/>
-          <w:sz w:val="14"/>
-          <w:u w:val="none"/>
-        </w:rPr>
-        <w:t>far too complex</w:t>
-      </w:r>
-      <w:r>
-        <w:rPr>
-          <w:rFonts w:ascii="맑은 고딕" w:hAnsi="맑은 고딕" w:eastAsia="맑은 고딕"/>
-          <w:b w:val="0"/>
-          <w:sz w:val="14"/>
-          <w:u w:val="none"/>
-        </w:rPr>
-        <w:t xml:space="preserve"> to be of any use’로 </w:t>
-      </w:r>
-      <w:r>
-        <w:rPr>
-          <w:rFonts w:ascii="맑은 고딕" w:hAnsi="맑은 고딕" w:eastAsia="맑은 고딕"/>
-          <w:b/>
-          <w:sz w:val="14"/>
-          <w:u w:val="none"/>
-        </w:rPr>
-        <w:t>비교 방향 반전</w:t>
-      </w:r>
-      <w:r>
-        <w:rPr>
-          <w:rFonts w:ascii="맑은 고딕" w:hAnsi="맑은 고딕" w:eastAsia="맑은 고딕"/>
-          <w:b w:val="0"/>
-          <w:sz w:val="14"/>
-          <w:u w:val="none"/>
-        </w:rPr>
-        <w:t xml:space="preserve"> — no more … than(상한)을 far too(초과)로 뒤집었다. 부적절함이 드러난 것은 S6의 ‘공동체가 커진 뒤’이지 초기 공동체 안에서가 아니다.</w:t>
-        <w:br/>
-        <w:br/>
-      </w:r>
-      <w:r>
-        <w:rPr>
-          <w:rFonts w:ascii="맑은 고딕" w:hAnsi="맑은 고딕" w:eastAsia="맑은 고딕"/>
-          <w:b/>
-          <w:sz w:val="14"/>
-          <w:u w:val="none"/>
-        </w:rPr>
-        <w:t>균형추</w:t>
-      </w:r>
-      <w:r>
-        <w:rPr>
-          <w:rFonts w:ascii="맑은 고딕" w:hAnsi="맑은 고딕" w:eastAsia="맑은 고딕"/>
-          <w:b w:val="0"/>
-          <w:sz w:val="14"/>
-          <w:u w:val="none"/>
-        </w:rPr>
-        <w:t>: ②의 rely on·⑤의 firmer는 본문 단어가 아니지만 정당한 유의 환언 — ‘바뀐 단어 = 오답’식 기계 풀이를 차단한다.</w:t>
-      </w:r>
-    </w:p>
-    <w:p>
-      <w:pPr>
-        <w:spacing w:before="0" w:after="20" w:line="259" w:lineRule="auto"/>
-        <w:jc w:val="both"/>
-        <w:snapToGrid w:val="0"/>
-      </w:pPr>
-      <w:r>
-        <w:rPr>
-          <w:rFonts w:ascii="맑은 고딕" w:hAnsi="맑은 고딕" w:eastAsia="맑은 고딕"/>
-          <w:b/>
-          <w:sz w:val="14"/>
-          <w:u w:val="none"/>
-        </w:rPr>
-        <w:t>38-10</w:t>
-      </w:r>
-      <w:r>
-        <w:rPr>
-          <w:rFonts w:ascii="맑은 고딕" w:hAnsi="맑은 고딕" w:eastAsia="맑은 고딕"/>
-          <w:b w:val="0"/>
-          <w:sz w:val="14"/>
-          <w:u w:val="none"/>
-        </w:rPr>
-        <w:t xml:space="preserve"> 정답 ①: 주어진 문장은 ‘Even so’로 직전의 주장(일관성이 필요하다)을 인정한 뒤 ‘그래도 개인적 방식을 무시하지 말라’고 꺾는다. 그 직후 문장 S2가 “주관적 척도는 </w:t>
-      </w:r>
-      <w:r>
-        <w:rPr>
-          <w:rFonts w:ascii="맑은 고딕" w:hAnsi="맑은 고딕" w:eastAsia="맑은 고딕"/>
-          <w:b/>
-          <w:sz w:val="14"/>
-          <w:u w:val="none"/>
-        </w:rPr>
-        <w:t>유용한 지식을 담고 있다</w:t>
-      </w:r>
-      <w:r>
-        <w:rPr>
-          <w:rFonts w:ascii="맑은 고딕" w:hAnsi="맑은 고딕" w:eastAsia="맑은 고딕"/>
-          <w:b w:val="0"/>
-          <w:sz w:val="14"/>
-          <w:u w:val="none"/>
-        </w:rPr>
-        <w:t>, 하지만 공유가 어렵다”로 그 이유(무시 못 할 가치)와 한계를 동시에 구체화하므로 ‘인정 → 꺾기 → 구체화’ 구조가 완성된다.</w:t>
-        <w:br/>
-        <w:br/>
-      </w:r>
-      <w:r>
-        <w:rPr>
-          <w:rFonts w:ascii="맑은 고딕" w:hAnsi="맑은 고딕" w:eastAsia="맑은 고딕"/>
-          <w:b/>
-          <w:sz w:val="14"/>
-          <w:u w:val="none"/>
-        </w:rPr>
-        <w:t>함정 ②</w:t>
-      </w:r>
-      <w:r>
-        <w:rPr>
-          <w:rFonts w:ascii="맑은 고딕" w:hAnsi="맑은 고딕" w:eastAsia="맑은 고딕"/>
-          <w:b w:val="0"/>
-          <w:sz w:val="14"/>
-          <w:u w:val="none"/>
-        </w:rPr>
-        <w:t>: S2의 ‘but difficult to share’ 뒤에 ‘그래도 무시 말라’를 놓아도 읽히지만, 그러면 바로 뒤 Porter 문장(공유를 가능케 하는 도구)이 ‘개인 방식의 가치’와 무관하게 이어져 주어진 문장이 고립된다. 또한 ‘came first(먼저 생겨난)’는 아직 초기 사회 서술 이전에 등장해야 자연스럽다.</w:t>
-      </w:r>
-    </w:p>
-    <w:p>
-      <w:pPr>
-        <w:spacing w:before="0" w:after="20" w:line="259" w:lineRule="auto"/>
-        <w:jc w:val="both"/>
-        <w:snapToGrid w:val="0"/>
-      </w:pPr>
-      <w:r>
-        <w:rPr>
-          <w:rFonts w:ascii="맑은 고딕" w:hAnsi="맑은 고딕" w:eastAsia="맑은 고딕"/>
-          <w:b/>
-          <w:sz w:val="14"/>
-          <w:u w:val="none"/>
-        </w:rPr>
-        <w:t>38-11</w:t>
-      </w:r>
-      <w:r>
-        <w:rPr>
-          <w:rFonts w:ascii="맑은 고딕" w:hAnsi="맑은 고딕" w:eastAsia="맑은 고딕"/>
-          <w:b w:val="0"/>
-          <w:sz w:val="14"/>
-          <w:u w:val="none"/>
-        </w:rPr>
-        <w:t xml:space="preserve"> 정답 ③: ‘Such a local rule’은 직전 문장의 ‘한 정착지 안에서만 공유되는, 신체 부위와 같다는 정의’를 받고, ‘the same body’는 body part를 받는다. 그리고 바로 뒤 S6의 </w:t>
-      </w:r>
-      <w:r>
-        <w:rPr>
-          <w:rFonts w:ascii="맑은 고딕" w:hAnsi="맑은 고딕" w:eastAsia="맑은 고딕"/>
-          <w:b/>
-          <w:sz w:val="14"/>
-          <w:u w:val="none"/>
-        </w:rPr>
-        <w:t>though</w:t>
-      </w:r>
-      <w:r>
-        <w:rPr>
-          <w:rFonts w:ascii="맑은 고딕" w:hAnsi="맑은 고딕" w:eastAsia="맑은 고딕"/>
-          <w:b w:val="0"/>
-          <w:sz w:val="14"/>
-          <w:u w:val="none"/>
-        </w:rPr>
-        <w:t>는 ‘규칙이 작동하던 상태’와의 대조를 요구하므로, ③에 넣어야 ‘작동한다(조건) → 하지만 커지면 실패’의 역접이 성립한다.</w:t>
-        <w:br/>
-        <w:br/>
-      </w:r>
-      <w:r>
-        <w:rPr>
-          <w:rFonts w:ascii="맑은 고딕" w:hAnsi="맑은 고딕" w:eastAsia="맑은 고딕"/>
-          <w:b/>
-          <w:sz w:val="14"/>
-          <w:u w:val="none"/>
-        </w:rPr>
-        <w:t>함정 ④</w:t>
-      </w:r>
-      <w:r>
-        <w:rPr>
-          <w:rFonts w:ascii="맑은 고딕" w:hAnsi="맑은 고딕" w:eastAsia="맑은 고딕"/>
-          <w:b w:val="0"/>
-          <w:sz w:val="14"/>
-          <w:u w:val="none"/>
-        </w:rPr>
-        <w:t xml:space="preserve">: 내용 연상(local rule ↔ this system)은 되지만, ④에 넣으면 이미 ‘부적절함이 드러났다’고 선언한 뒤에 ‘작동한다’는 조건을 다시 말하는 순서 역행이 되고, S6의 though가 받을 앞 문장이 사라진다. </w:t>
-      </w:r>
-      <w:r>
-        <w:rPr>
-          <w:rFonts w:ascii="맑은 고딕" w:hAnsi="맑은 고딕" w:eastAsia="맑은 고딕"/>
-          <w:b/>
-          <w:sz w:val="14"/>
-          <w:u w:val="none"/>
-        </w:rPr>
-        <w:t>함정 ②</w:t>
-      </w:r>
-      <w:r>
-        <w:rPr>
-          <w:rFonts w:ascii="맑은 고딕" w:hAnsi="맑은 고딕" w:eastAsia="맑은 고딕"/>
-          <w:b w:val="0"/>
-          <w:sz w:val="14"/>
-          <w:u w:val="none"/>
-        </w:rPr>
-        <w:t>: ‘Such a local rule’의 선행 어구(지역적 규칙)가 아직 등장하지 않아 지시 실패.</w:t>
-      </w:r>
-    </w:p>
-    <w:p>
-      <w:pPr>
-        <w:spacing w:before="0" w:after="20" w:line="259" w:lineRule="auto"/>
-        <w:jc w:val="both"/>
-        <w:snapToGrid w:val="0"/>
-      </w:pPr>
-      <w:r>
-        <w:rPr>
-          <w:rFonts w:ascii="맑은 고딕" w:hAnsi="맑은 고딕" w:eastAsia="맑은 고딕"/>
-          <w:b/>
-          <w:sz w:val="14"/>
-          <w:u w:val="none"/>
-        </w:rPr>
-        <w:t>38-12</w:t>
-      </w:r>
-      <w:r>
-        <w:rPr>
-          <w:rFonts w:ascii="맑은 고딕" w:hAnsi="맑은 고딕" w:eastAsia="맑은 고딕"/>
-          <w:b w:val="0"/>
-          <w:sz w:val="14"/>
-          <w:u w:val="none"/>
-        </w:rPr>
-        <w:t xml:space="preserve"> 정답 ①: 네 자리의 함정 축이 모두 다르다 — (A) 그리스계 -is/-es, (B) -is/-es 동일 어미인데 정답은 반대로 복수(같은 어미 규칙을 두 번 묻되 방향을 엇갈리게), (C) 라틴계 -us/-i, (D) 삽입구를 건너뛴 수일치.</w:t>
-        <w:br/>
-        <w:br/>
-      </w:r>
-      <w:r>
-        <w:rPr>
-          <w:rFonts w:ascii="맑은 고딕" w:hAnsi="맑은 고딕" w:eastAsia="맑은 고딕"/>
-          <w:b/>
-          <w:sz w:val="14"/>
-          <w:u w:val="none"/>
-        </w:rPr>
-        <w:t>함정 ②</w:t>
-      </w:r>
-      <w:r>
-        <w:rPr>
-          <w:rFonts w:ascii="맑은 고딕" w:hAnsi="맑은 고딕" w:eastAsia="맑은 고딕"/>
-          <w:b w:val="0"/>
-          <w:sz w:val="14"/>
-          <w:u w:val="none"/>
-        </w:rPr>
-        <w:t xml:space="preserve">: (B)를 단수 basis로 — ‘the basis of the two systems’가 자연스러워 보이지만 동사 were가 결정. </w:t>
-      </w:r>
-      <w:r>
-        <w:rPr>
-          <w:rFonts w:ascii="맑은 고딕" w:hAnsi="맑은 고딕" w:eastAsia="맑은 고딕"/>
-          <w:b/>
-          <w:sz w:val="14"/>
-          <w:u w:val="none"/>
-        </w:rPr>
-        <w:t>함정 ④</w:t>
-      </w:r>
-      <w:r>
-        <w:rPr>
-          <w:rFonts w:ascii="맑은 고딕" w:hAnsi="맑은 고딕" w:eastAsia="맑은 고딕"/>
-          <w:b w:val="0"/>
-          <w:sz w:val="14"/>
-          <w:u w:val="none"/>
-        </w:rPr>
-        <w:t xml:space="preserve">: nucleus 단수 — ‘the nucleus of regional trade’(중심지 하나)로 읽으면 앞의 the towns(복수)가 형성한 것과 충돌. </w:t>
-      </w:r>
-      <w:r>
-        <w:rPr>
-          <w:rFonts w:ascii="맑은 고딕" w:hAnsi="맑은 고딕" w:eastAsia="맑은 고딕"/>
-          <w:b/>
-          <w:sz w:val="14"/>
-          <w:u w:val="none"/>
-        </w:rPr>
-        <w:t>함정 ⑤</w:t>
-      </w:r>
-      <w:r>
-        <w:rPr>
-          <w:rFonts w:ascii="맑은 고딕" w:hAnsi="맑은 고딕" w:eastAsia="맑은 고딕"/>
-          <w:b w:val="0"/>
-          <w:sz w:val="14"/>
-          <w:u w:val="none"/>
-        </w:rPr>
-        <w:t>: (D) were — a means(-s로 끝남)의 착시 + 복수 towns의 잔상. 후보가 ①·⑤로 좁혀진 뒤 마지막 (D) 한 자리에서 갈리도록 설계.</w:t>
-      </w:r>
-    </w:p>
-    <w:p>
-      <w:pPr>
-        <w:spacing w:before="0" w:after="20" w:line="259" w:lineRule="auto"/>
-        <w:jc w:val="both"/>
-        <w:snapToGrid w:val="0"/>
-      </w:pPr>
-      <w:r>
-        <w:rPr>
-          <w:rFonts w:ascii="맑은 고딕" w:hAnsi="맑은 고딕" w:eastAsia="맑은 고딕"/>
-          <w:b/>
-          <w:sz w:val="14"/>
-          <w:u w:val="none"/>
-        </w:rPr>
-        <w:t>38-13</w:t>
-      </w:r>
-      <w:r>
-        <w:rPr>
-          <w:rFonts w:ascii="맑은 고딕" w:hAnsi="맑은 고딕" w:eastAsia="맑은 고딕"/>
-          <w:b w:val="0"/>
-          <w:sz w:val="14"/>
-          <w:u w:val="none"/>
-        </w:rPr>
-        <w:t xml:space="preserve"> 정답 ①: (A) 본문 핵심어 </w:t>
-      </w:r>
-      <w:r>
-        <w:rPr>
-          <w:rFonts w:ascii="맑은 고딕" w:hAnsi="맑은 고딕" w:eastAsia="맑은 고딕"/>
-          <w:b/>
-          <w:sz w:val="14"/>
-          <w:u w:val="none"/>
-        </w:rPr>
-        <w:t>reliable</w:t>
-      </w:r>
-      <w:r>
-        <w:rPr>
-          <w:rFonts w:ascii="맑은 고딕" w:hAnsi="맑은 고딕" w:eastAsia="맑은 고딕"/>
-          <w:b w:val="0"/>
-          <w:sz w:val="14"/>
-          <w:u w:val="none"/>
-        </w:rPr>
-        <w:t xml:space="preserve">(definitions)이 어근 착시 함정 — 새 지문의 문맥은 ‘on a single unit’이 뒤따르는 </w:t>
-      </w:r>
-      <w:r>
-        <w:rPr>
-          <w:rFonts w:ascii="맑은 고딕" w:hAnsi="맑은 고딕" w:eastAsia="맑은 고딕"/>
-          <w:b/>
-          <w:sz w:val="14"/>
-          <w:u w:val="none"/>
-        </w:rPr>
-        <w:t>의존</w:t>
-      </w:r>
-      <w:r>
-        <w:rPr>
-          <w:rFonts w:ascii="맑은 고딕" w:hAnsi="맑은 고딕" w:eastAsia="맑은 고딕"/>
-          <w:b w:val="0"/>
-          <w:sz w:val="14"/>
-          <w:u w:val="none"/>
-        </w:rPr>
-        <w:t>이므로 reliant. (B) 기록의 종류(역사 사료)를 말하므로 historical; historic은 ‘역사적 사건’처럼 중요성 평가. (C) ‘나란히 놓고 검증할 수 있는’ = comparable; comparative는 ‘비교 연구·비교급’ 등 학술 용법.</w:t>
-        <w:br/>
-        <w:br/>
-      </w:r>
-      <w:r>
-        <w:rPr>
-          <w:rFonts w:ascii="맑은 고딕" w:hAnsi="맑은 고딕" w:eastAsia="맑은 고딕"/>
-          <w:b/>
-          <w:sz w:val="14"/>
-          <w:u w:val="none"/>
-        </w:rPr>
-        <w:t>최종 변별 선지 ②</w:t>
-      </w:r>
-      <w:r>
-        <w:rPr>
-          <w:rFonts w:ascii="맑은 고딕" w:hAnsi="맑은 고딕" w:eastAsia="맑은 고딕"/>
-          <w:b w:val="0"/>
-          <w:sz w:val="14"/>
-          <w:u w:val="none"/>
-        </w:rPr>
-        <w:t xml:space="preserve">: 정답과 (A) 한 항목만 다름 — 본문에서 reliable을 방금 본 학생이 그대로 고르는 순간 탈락. </w:t>
-      </w:r>
-      <w:r>
-        <w:rPr>
-          <w:rFonts w:ascii="맑은 고딕" w:hAnsi="맑은 고딕" w:eastAsia="맑은 고딕"/>
-          <w:b/>
-          <w:sz w:val="14"/>
-          <w:u w:val="none"/>
-        </w:rPr>
-        <w:t>④</w:t>
-      </w:r>
-      <w:r>
-        <w:rPr>
-          <w:rFonts w:ascii="맑은 고딕" w:hAnsi="맑은 고딕" w:eastAsia="맑은 고딕"/>
-          <w:b w:val="0"/>
-          <w:sz w:val="14"/>
-          <w:u w:val="none"/>
-        </w:rPr>
-        <w:t>는 (C)만 다른 근접 함정.</w:t>
+        <w:t xml:space="preserve"> 신체 부위 단위 = 개인 경험이라 연결해 보이지만, ④ 뒤 though(그러나)는 ‘한 정착지 안에서는 그 정도로 충분했다’와 대비되어야 하므로 ‘공유가 어렵다’가 끼면 역접이 성립하지 않는다.</w:t>
       </w:r>
     </w:p>
     <w:p>

--- a/shinmok1/pack/2609/H1MOGO26-09_38_SET.docx
+++ b/shinmok1/pack/2609/H1MOGO26-09_38_SET.docx
@@ -107,7 +107,7 @@
     </w:p>
     <w:p>
       <w:pPr>
-        <w:spacing w:before="0" w:after="20" w:line="360" w:lineRule="auto"/>
+        <w:spacing w:before="0" w:after="20" w:line="300" w:lineRule="auto"/>
         <w:jc w:val="both"/>
         <w:snapToGrid w:val="0"/>
       </w:pPr>
@@ -147,7 +147,7 @@
           <w:sz w:val="17"/>
           <w:u w:val="none"/>
         </w:rPr>
-        <w:t xml:space="preserve"> the full potential of units of measurement, we need some degree of </w:t>
+        <w:t xml:space="preserve"> the full </w:t>
       </w:r>
       <w:r>
         <w:rPr>
@@ -167,7 +167,7 @@
           <w:sz w:val="17"/>
           <w:u w:val="none"/>
         </w:rPr>
-        <w:t xml:space="preserve">c________. Subjective measures </w:t>
+        <w:t xml:space="preserve">p________ of units of </w:t>
       </w:r>
       <w:r>
         <w:rPr>
@@ -183,20 +183,11 @@
       <w:r>
         <w:rPr>
           <w:rFonts w:ascii="맑은 고딕" w:hAnsi="맑은 고딕" w:eastAsia="맑은 고딕"/>
-          <w:b/>
-          <w:sz w:val="17"/>
-          <w:u w:val="none"/>
-        </w:rPr>
-        <w:t>[ contain / contains ]</w:t>
-      </w:r>
-      <w:r>
-        <w:rPr>
-          <w:rFonts w:ascii="맑은 고딕" w:hAnsi="맑은 고딕" w:eastAsia="맑은 고딕"/>
           <w:b w:val="0"/>
           <w:sz w:val="17"/>
           <w:u w:val="none"/>
         </w:rPr>
-        <w:t xml:space="preserve"> </w:t>
+        <w:t xml:space="preserve">________(measure), we need some degree of </w:t>
       </w:r>
       <w:r>
         <w:rPr>
@@ -212,20 +203,11 @@
       <w:r>
         <w:rPr>
           <w:rFonts w:ascii="맑은 고딕" w:hAnsi="맑은 고딕" w:eastAsia="맑은 고딕"/>
-          <w:b/>
-          <w:sz w:val="17"/>
-          <w:u w:val="none"/>
-        </w:rPr>
-        <w:t>[ useful / useless ]</w:t>
-      </w:r>
-      <w:r>
-        <w:rPr>
-          <w:rFonts w:ascii="맑은 고딕" w:hAnsi="맑은 고딕" w:eastAsia="맑은 고딕"/>
           <w:b w:val="0"/>
           <w:sz w:val="17"/>
           <w:u w:val="none"/>
         </w:rPr>
-        <w:t xml:space="preserve"> knowledge, but this can be difficult </w:t>
+        <w:t xml:space="preserve">c________. </w:t>
       </w:r>
       <w:r>
         <w:rPr>
@@ -245,7 +227,7 @@
           <w:sz w:val="17"/>
           <w:u w:val="none"/>
         </w:rPr>
-        <w:t>[ to share / sharing ]</w:t>
+        <w:t>[ Subjective / Objective ]</w:t>
       </w:r>
       <w:r>
         <w:rPr>
@@ -254,7 +236,7 @@
           <w:sz w:val="17"/>
           <w:u w:val="none"/>
         </w:rPr>
-        <w:t xml:space="preserve">, based as it is on an individual’s </w:t>
+        <w:t xml:space="preserve"> measures contain useful knowledge, but this can be </w:t>
       </w:r>
       <w:r>
         <w:rPr>
@@ -270,11 +252,20 @@
       <w:r>
         <w:rPr>
           <w:rFonts w:ascii="맑은 고딕" w:hAnsi="맑은 고딕" w:eastAsia="맑은 고딕"/>
+          <w:b/>
+          <w:sz w:val="17"/>
+          <w:u w:val="none"/>
+        </w:rPr>
+        <w:t>[ difficult / difficulty ]</w:t>
+      </w:r>
+      <w:r>
+        <w:rPr>
+          <w:rFonts w:ascii="맑은 고딕" w:hAnsi="맑은 고딕" w:eastAsia="맑은 고딕"/>
           <w:b w:val="0"/>
           <w:sz w:val="17"/>
           <w:u w:val="none"/>
         </w:rPr>
-        <w:t xml:space="preserve">e________. The historian of science Theodore M. </w:t>
+        <w:t xml:space="preserve"> to share, </w:t>
       </w:r>
       <w:r>
         <w:rPr>
@@ -290,11 +281,20 @@
       <w:r>
         <w:rPr>
           <w:rFonts w:ascii="맑은 고딕" w:hAnsi="맑은 고딕" w:eastAsia="맑은 고딕"/>
+          <w:b/>
+          <w:sz w:val="17"/>
+          <w:u w:val="none"/>
+        </w:rPr>
+        <w:t>[ based / basing ]</w:t>
+      </w:r>
+      <w:r>
+        <w:rPr>
+          <w:rFonts w:ascii="맑은 고딕" w:hAnsi="맑은 고딕" w:eastAsia="맑은 고딕"/>
           <w:b w:val="0"/>
           <w:sz w:val="17"/>
           <w:u w:val="none"/>
         </w:rPr>
-        <w:t xml:space="preserve">P________ describes measurement as a ‘technology of </w:t>
+        <w:t xml:space="preserve"> as it is on an individual’s experience. The historian of science Theodore M. Porter </w:t>
       </w:r>
       <w:r>
         <w:rPr>
@@ -310,11 +310,20 @@
       <w:r>
         <w:rPr>
           <w:rFonts w:ascii="맑은 고딕" w:hAnsi="맑은 고딕" w:eastAsia="맑은 고딕"/>
+          <w:b/>
+          <w:sz w:val="17"/>
+          <w:u w:val="none"/>
+        </w:rPr>
+        <w:t>[ describes / describe ]</w:t>
+      </w:r>
+      <w:r>
+        <w:rPr>
+          <w:rFonts w:ascii="맑은 고딕" w:hAnsi="맑은 고딕" w:eastAsia="맑은 고딕"/>
           <w:b w:val="0"/>
           <w:sz w:val="17"/>
           <w:u w:val="none"/>
         </w:rPr>
-        <w:t xml:space="preserve">d________’: a tool </w:t>
+        <w:t xml:space="preserve"> measurement as a ‘technology of </w:t>
       </w:r>
       <w:r>
         <w:rPr>
@@ -330,20 +339,11 @@
       <w:r>
         <w:rPr>
           <w:rFonts w:ascii="맑은 고딕" w:hAnsi="맑은 고딕" w:eastAsia="맑은 고딕"/>
-          <w:b/>
-          <w:sz w:val="17"/>
-          <w:u w:val="none"/>
-        </w:rPr>
-        <w:t>[ that / what ]</w:t>
-      </w:r>
-      <w:r>
-        <w:rPr>
-          <w:rFonts w:ascii="맑은 고딕" w:hAnsi="맑은 고딕" w:eastAsia="맑은 고딕"/>
           <w:b w:val="0"/>
           <w:sz w:val="17"/>
           <w:u w:val="none"/>
         </w:rPr>
-        <w:t xml:space="preserve"> uses shared rules to bridge differences of culture and geography, </w:t>
+        <w:t xml:space="preserve">d________’: a tool </w:t>
       </w:r>
       <w:r>
         <w:rPr>
@@ -363,7 +363,7 @@
           <w:sz w:val="17"/>
           <w:u w:val="none"/>
         </w:rPr>
-        <w:t>[ allowing / allowed ]</w:t>
+        <w:t>[ that / what ]</w:t>
       </w:r>
       <w:r>
         <w:rPr>
@@ -372,7 +372,7 @@
           <w:sz w:val="17"/>
           <w:u w:val="none"/>
         </w:rPr>
-        <w:t xml:space="preserve"> for the exchange of information. Following this logic, if measurement is another sort of </w:t>
+        <w:t xml:space="preserve"> uses </w:t>
       </w:r>
       <w:r>
         <w:rPr>
@@ -388,11 +388,20 @@
       <w:r>
         <w:rPr>
           <w:rFonts w:ascii="맑은 고딕" w:hAnsi="맑은 고딕" w:eastAsia="맑은 고딕"/>
+          <w:b/>
+          <w:sz w:val="17"/>
+          <w:u w:val="none"/>
+        </w:rPr>
+        <w:t>[ shared / sharing ]</w:t>
+      </w:r>
+      <w:r>
+        <w:rPr>
+          <w:rFonts w:ascii="맑은 고딕" w:hAnsi="맑은 고딕" w:eastAsia="맑은 고딕"/>
           <w:b w:val="0"/>
           <w:sz w:val="17"/>
           <w:u w:val="none"/>
         </w:rPr>
-        <w:t xml:space="preserve">l________, then just as with words, individual units need </w:t>
+        <w:t xml:space="preserve"> rules to bridge differences of culture and geography, </w:t>
       </w:r>
       <w:r>
         <w:rPr>
@@ -408,20 +417,11 @@
       <w:r>
         <w:rPr>
           <w:rFonts w:ascii="맑은 고딕" w:hAnsi="맑은 고딕" w:eastAsia="맑은 고딕"/>
-          <w:b/>
-          <w:sz w:val="17"/>
-          <w:u w:val="none"/>
-        </w:rPr>
-        <w:t>[ reliable / ambiguous ]</w:t>
-      </w:r>
-      <w:r>
-        <w:rPr>
-          <w:rFonts w:ascii="맑은 고딕" w:hAnsi="맑은 고딕" w:eastAsia="맑은 고딕"/>
           <w:b w:val="0"/>
           <w:sz w:val="17"/>
           <w:u w:val="none"/>
         </w:rPr>
-        <w:t xml:space="preserve"> definitions in order to </w:t>
+        <w:t xml:space="preserve">________(allow) for the exchange of </w:t>
       </w:r>
       <w:r>
         <w:rPr>
@@ -437,20 +437,11 @@
       <w:r>
         <w:rPr>
           <w:rFonts w:ascii="맑은 고딕" w:hAnsi="맑은 고딕" w:eastAsia="맑은 고딕"/>
-          <w:b/>
-          <w:sz w:val="17"/>
-          <w:u w:val="none"/>
-        </w:rPr>
-        <w:t>[ communicate / communicating ]</w:t>
-      </w:r>
-      <w:r>
-        <w:rPr>
-          <w:rFonts w:ascii="맑은 고딕" w:hAnsi="맑은 고딕" w:eastAsia="맑은 고딕"/>
           <w:b w:val="0"/>
           <w:sz w:val="17"/>
           <w:u w:val="none"/>
         </w:rPr>
-        <w:t xml:space="preserve">. In the earliest societies, these definitions might need to be </w:t>
+        <w:t xml:space="preserve">________(inform). Following this logic, if measurement is another sort of language, then just as with words, individual units need </w:t>
       </w:r>
       <w:r>
         <w:rPr>
@@ -466,11 +457,20 @@
       <w:r>
         <w:rPr>
           <w:rFonts w:ascii="맑은 고딕" w:hAnsi="맑은 고딕" w:eastAsia="맑은 고딕"/>
+          <w:b/>
+          <w:sz w:val="17"/>
+          <w:u w:val="none"/>
+        </w:rPr>
+        <w:t>[ reliable / unreliable ]</w:t>
+      </w:r>
+      <w:r>
+        <w:rPr>
+          <w:rFonts w:ascii="맑은 고딕" w:hAnsi="맑은 고딕" w:eastAsia="맑은 고딕"/>
           <w:b w:val="0"/>
           <w:sz w:val="17"/>
           <w:u w:val="none"/>
         </w:rPr>
-        <w:t xml:space="preserve">________(share) no more </w:t>
+        <w:t xml:space="preserve"> </w:t>
       </w:r>
       <w:r>
         <w:rPr>
@@ -490,7 +490,7 @@
           <w:sz w:val="17"/>
           <w:u w:val="none"/>
         </w:rPr>
-        <w:t xml:space="preserve">________(wide) than a single settlement, </w:t>
+        <w:t xml:space="preserve">________(define) in order to communicate. In the earliest societies, these definitions might need </w:t>
       </w:r>
       <w:r>
         <w:rPr>
@@ -510,7 +510,7 @@
           <w:sz w:val="17"/>
           <w:u w:val="none"/>
         </w:rPr>
-        <w:t>[ meaning / meant ]</w:t>
+        <w:t>[ to be shared / to share ]</w:t>
       </w:r>
       <w:r>
         <w:rPr>
@@ -519,7 +519,7 @@
           <w:sz w:val="17"/>
           <w:u w:val="none"/>
         </w:rPr>
-        <w:t xml:space="preserve"> that the definition can be no more </w:t>
+        <w:t xml:space="preserve"> no more widely than a single </w:t>
       </w:r>
       <w:r>
         <w:rPr>
@@ -535,20 +535,11 @@
       <w:r>
         <w:rPr>
           <w:rFonts w:ascii="맑은 고딕" w:hAnsi="맑은 고딕" w:eastAsia="맑은 고딕"/>
-          <w:b/>
-          <w:sz w:val="17"/>
-          <w:u w:val="none"/>
-        </w:rPr>
-        <w:t>[ complex / simple ]</w:t>
-      </w:r>
-      <w:r>
-        <w:rPr>
-          <w:rFonts w:ascii="맑은 고딕" w:hAnsi="맑은 고딕" w:eastAsia="맑은 고딕"/>
           <w:b w:val="0"/>
           <w:sz w:val="17"/>
           <w:u w:val="none"/>
         </w:rPr>
-        <w:t xml:space="preserve"> than knowing that a unit </w:t>
+        <w:t xml:space="preserve">s________, meaning that the definition can be no more </w:t>
       </w:r>
       <w:r>
         <w:rPr>
@@ -568,7 +559,7 @@
           <w:sz w:val="17"/>
           <w:u w:val="none"/>
         </w:rPr>
-        <w:t>[ was / were ]</w:t>
+        <w:t>[ complex / complexly ]</w:t>
       </w:r>
       <w:r>
         <w:rPr>
@@ -577,7 +568,7 @@
           <w:sz w:val="17"/>
           <w:u w:val="none"/>
         </w:rPr>
-        <w:t xml:space="preserve"> equal to a certain body part. As these communities </w:t>
+        <w:t xml:space="preserve"> than knowing that a unit was equal to a certain body part. As these communities </w:t>
       </w:r>
       <w:r>
         <w:rPr>
@@ -597,7 +588,7 @@
           <w:sz w:val="17"/>
           <w:u w:val="none"/>
         </w:rPr>
-        <w:t>[ grew / grown ]</w:t>
+        <w:t>[ grew / have grown ]</w:t>
       </w:r>
       <w:r>
         <w:rPr>
@@ -626,7 +617,7 @@
           <w:sz w:val="17"/>
           <w:u w:val="none"/>
         </w:rPr>
-        <w:t xml:space="preserve">________(adequate) of this system would become </w:t>
+        <w:t xml:space="preserve">i________ of this system would become </w:t>
       </w:r>
       <w:r>
         <w:rPr>
@@ -642,11 +633,20 @@
       <w:r>
         <w:rPr>
           <w:rFonts w:ascii="맑은 고딕" w:hAnsi="맑은 고딕" w:eastAsia="맑은 고딕"/>
+          <w:b/>
+          <w:sz w:val="17"/>
+          <w:u w:val="none"/>
+        </w:rPr>
+        <w:t>[ evident / hidden ]</w:t>
+      </w:r>
+      <w:r>
+        <w:rPr>
+          <w:rFonts w:ascii="맑은 고딕" w:hAnsi="맑은 고딕" w:eastAsia="맑은 고딕"/>
           <w:b w:val="0"/>
           <w:sz w:val="17"/>
           <w:u w:val="none"/>
         </w:rPr>
-        <w:t>________(evidence).</w:t>
+        <w:t>.</w:t>
       </w:r>
     </w:p>
     <w:p>
@@ -698,7 +698,7 @@
           <w:sz w:val="17"/>
           <w:u w:val="none"/>
         </w:rPr>
-        <w:t xml:space="preserve">…, but this can be difficult to share, </w:t>
+        <w:t xml:space="preserve">… but this can be difficult to share, </w:t>
       </w:r>
       <w:r>
         <w:rPr>
@@ -725,7 +725,7 @@
           <w:sz w:val="17"/>
           <w:u w:val="none"/>
         </w:rPr>
-        <w:t>as it is based</w:t>
+        <w:t>because it is based</w:t>
       </w:r>
       <w:r>
         <w:rPr>
@@ -760,7 +760,7 @@
           <w:sz w:val="17"/>
           <w:u w:val="none"/>
         </w:rPr>
-        <w:t xml:space="preserve">a tool that uses shared rules to bridge differences of culture and geography, </w:t>
+        <w:t xml:space="preserve">… a tool that uses shared rules to bridge differences of culture and geography, </w:t>
       </w:r>
       <w:r>
         <w:rPr>
@@ -769,7 +769,7 @@
           <w:sz w:val="17"/>
           <w:u w:val="single"/>
         </w:rPr>
-        <w:t>allowing</w:t>
+        <w:t>allowing for</w:t>
       </w:r>
       <w:r>
         <w:rPr>
@@ -778,7 +778,7 @@
           <w:sz w:val="17"/>
           <w:u w:val="none"/>
         </w:rPr>
-        <w:t xml:space="preserve"> for the exchange of information.  → 제시 교정: </w:t>
+        <w:t xml:space="preserve"> the exchange of information.  → 제시 교정: </w:t>
       </w:r>
       <w:r>
         <w:rPr>
@@ -787,7 +787,7 @@
           <w:sz w:val="17"/>
           <w:u w:val="none"/>
         </w:rPr>
-        <w:t>allowed</w:t>
+        <w:t>which allows for</w:t>
       </w:r>
       <w:r>
         <w:rPr>
@@ -822,7 +822,7 @@
           <w:sz w:val="17"/>
           <w:u w:val="none"/>
         </w:rPr>
-        <w:t xml:space="preserve">… these definitions might need to be shared </w:t>
+        <w:t xml:space="preserve">… meaning that the definition can be </w:t>
       </w:r>
       <w:r>
         <w:rPr>
@@ -831,7 +831,7 @@
           <w:sz w:val="17"/>
           <w:u w:val="single"/>
         </w:rPr>
-        <w:t>no more widely than</w:t>
+        <w:t>no more complex than</w:t>
       </w:r>
       <w:r>
         <w:rPr>
@@ -840,7 +840,7 @@
           <w:sz w:val="17"/>
           <w:u w:val="none"/>
         </w:rPr>
-        <w:t xml:space="preserve"> a single settlement  → 제시 교정: </w:t>
+        <w:t xml:space="preserve"> knowing that a unit was equal to a certain body part.  → 제시 교정: </w:t>
       </w:r>
       <w:r>
         <w:rPr>
@@ -849,7 +849,7 @@
           <w:sz w:val="17"/>
           <w:u w:val="none"/>
         </w:rPr>
-        <w:t>only as widely as</w:t>
+        <w:t>not more complex as</w:t>
       </w:r>
       <w:r>
         <w:rPr>
@@ -910,7 +910,7 @@
           <w:sz w:val="17"/>
           <w:u w:val="none"/>
         </w:rPr>
-        <w:t>주관적 척도는 유용한 지식을 담고 있지만, 그것은 공유하기 어려울 수 있다.</w:t>
+        <w:t>이 논리를 따르면, 측정이 또 다른 종류의 언어라면, 단어와 마찬가지로 개별 단위도 소통하기 위해 믿을 만한 정의가 필요하다.</w:t>
       </w:r>
     </w:p>
     <w:p>
@@ -927,7 +927,7 @@
           <w:sz w:val="17"/>
           <w:u w:val="none"/>
         </w:rPr>
-        <w:t>subjective measures / contain / useful knowledge / but / this / can / be / difficult / share / difficulty</w:t>
+        <w:t>this logic / following / measurement / if / be / of language / need / then / another sort / just as / reliable / define / in order to / individual units / with words / communicate / unless</w:t>
       </w:r>
     </w:p>
     <w:p>
@@ -962,7 +962,7 @@
           <w:sz w:val="17"/>
           <w:u w:val="none"/>
         </w:rPr>
-        <w:t>이 공동체들의 규모가 커지면서, 이 체계의 부적절함이 분명해졌을 것이다.</w:t>
+        <w:t>하지만 이 공동체들이 규모가 커지면서, 이 체계의 부적절함이 분명해지곤 했다.</w:t>
       </w:r>
     </w:p>
     <w:p>
@@ -979,7 +979,7 @@
           <w:sz w:val="17"/>
           <w:u w:val="none"/>
         </w:rPr>
-        <w:t>as / these communities / grow / size / the inadequacies / of this system / would / become / evident / evidence</w:t>
+        <w:t>these communities / as / grow / in size / the inadequacies / of / would / this system / though / evident / because / become</w:t>
       </w:r>
     </w:p>
     <w:p>
@@ -1040,7 +1040,7 @@
           <w:sz w:val="17"/>
           <w:u w:val="none"/>
         </w:rPr>
-        <w:t>개별 단위는 의사소통을 하기 위해 신뢰할 수 있는 정의를 필요로 한다.</w:t>
+        <w:t>측정 단위의 잠재력을 온전히 활용하기 위해서는, 우리는 어느 정도의 일관성이 필요하다.</w:t>
       </w:r>
     </w:p>
     <w:p>
@@ -1057,7 +1057,7 @@
           <w:sz w:val="17"/>
           <w:u w:val="none"/>
         </w:rPr>
-        <w:t>individual units / need / reliable / definitions / in order to / communication</w:t>
+        <w:t>harness / to / the full potential / of / consistent / we / need / units of measurement / of / some degree</w:t>
       </w:r>
     </w:p>
     <w:p>
@@ -1158,11 +1158,20 @@
       <w:r>
         <w:rPr>
           <w:rFonts w:ascii="맑은 고딕" w:hAnsi="맑은 고딕" w:eastAsia="맑은 고딕"/>
+          <w:b/>
+          <w:sz w:val="17"/>
+          <w:u w:val="none"/>
+        </w:rPr>
+        <w:t>Following this logic</w:t>
+      </w:r>
+      <w:r>
+        <w:rPr>
+          <w:rFonts w:ascii="맑은 고딕" w:hAnsi="맑은 고딕" w:eastAsia="맑은 고딕"/>
           <w:b w:val="0"/>
           <w:sz w:val="17"/>
           <w:u w:val="none"/>
         </w:rPr>
-        <w:t>a ‘technology of distance’ — Porter가 이 표현으로 설명한 대상(1단어): ______________</w:t>
+        <w:t xml:space="preserve"> — this logic의 내용을 우리말로: ____________________________________________</w:t>
       </w:r>
     </w:p>
     <w:p>
@@ -1184,29 +1193,20 @@
       <w:r>
         <w:rPr>
           <w:rFonts w:ascii="맑은 고딕" w:hAnsi="맑은 고딕" w:eastAsia="맑은 고딕"/>
+          <w:b/>
+          <w:sz w:val="17"/>
+          <w:u w:val="none"/>
+        </w:rPr>
+        <w:t>these definitions</w:t>
+      </w:r>
+      <w:r>
+        <w:rPr>
+          <w:rFonts w:ascii="맑은 고딕" w:hAnsi="맑은 고딕" w:eastAsia="맑은 고딕"/>
           <w:b w:val="0"/>
           <w:sz w:val="17"/>
           <w:u w:val="none"/>
         </w:rPr>
-        <w:t xml:space="preserve">Following </w:t>
-      </w:r>
-      <w:r>
-        <w:rPr>
-          <w:rFonts w:ascii="맑은 고딕" w:hAnsi="맑은 고딕" w:eastAsia="맑은 고딕"/>
-          <w:b/>
-          <w:sz w:val="17"/>
-          <w:u w:val="none"/>
-        </w:rPr>
-        <w:t>this logic</w:t>
-      </w:r>
-      <w:r>
-        <w:rPr>
-          <w:rFonts w:ascii="맑은 고딕" w:hAnsi="맑은 고딕" w:eastAsia="맑은 고딕"/>
-          <w:b w:val="0"/>
-          <w:sz w:val="17"/>
-          <w:u w:val="none"/>
-        </w:rPr>
-        <w:t xml:space="preserve"> — 가리키는 내용을 우리말로: ______________________________________</w:t>
+        <w:t xml:space="preserve"> might need to be shared — these definitions가 가리키는 말을 본문에서(2단어): ______________</w:t>
       </w:r>
     </w:p>
     <w:p>
@@ -1250,7 +1250,7 @@
           <w:sz w:val="17"/>
           <w:u w:val="none"/>
         </w:rPr>
-        <w:t xml:space="preserve"> — 가리키는 것을 우리말로: ______________________________________</w:t>
+        <w:t xml:space="preserve"> — this system이 가리키는 것을 우리말로: ____________________________________________</w:t>
       </w:r>
     </w:p>
     <w:p>
@@ -1281,7 +1281,7 @@
     </w:p>
     <w:p>
       <w:pPr>
-        <w:spacing w:before="0" w:after="20" w:line="360" w:lineRule="auto"/>
+        <w:spacing w:before="0" w:after="20" w:line="300" w:lineRule="auto"/>
         <w:jc w:val="both"/>
         <w:snapToGrid w:val="0"/>
       </w:pPr>
@@ -1292,7 +1292,7 @@
           <w:sz w:val="17"/>
           <w:u w:val="none"/>
         </w:rPr>
-        <w:t xml:space="preserve">Recipes went through a similar change. When cooking happened only within one family, ‘a handful of flour’ or ‘a cup of milk’ worked well, because everyone </w:t>
+        <w:t xml:space="preserve">Timekeeping went through the same stages. For a village, ‘at sunrise’ or ‘when the shadow touches the wall’ was a perfectly good appointment, because everyone </w:t>
       </w:r>
       <w:r>
         <w:rPr>
@@ -1312,7 +1312,7 @@
           <w:sz w:val="17"/>
           <w:u w:val="none"/>
         </w:rPr>
-        <w:t>[ used / using ]</w:t>
+        <w:t>[ shared / sharing ]</w:t>
       </w:r>
       <w:r>
         <w:rPr>
@@ -1321,7 +1321,7 @@
           <w:sz w:val="17"/>
           <w:u w:val="none"/>
         </w:rPr>
-        <w:t xml:space="preserve"> the same hands and the same cup. Once recipes began </w:t>
+        <w:t xml:space="preserve"> the same wall and the same sky. Once trains began to link distant towns, however, each town’s own noon became a problem: a timetable </w:t>
       </w:r>
       <w:r>
         <w:rPr>
@@ -1341,7 +1341,7 @@
           <w:sz w:val="17"/>
           <w:u w:val="none"/>
         </w:rPr>
-        <w:t>[ to be printed / printing ]</w:t>
+        <w:t>[ that / what ]</w:t>
       </w:r>
       <w:r>
         <w:rPr>
@@ -1350,7 +1350,7 @@
           <w:sz w:val="17"/>
           <w:u w:val="none"/>
         </w:rPr>
-        <w:t xml:space="preserve"> for strangers, those homely measures caused failed cakes, and cooks needed units that </w:t>
+        <w:t xml:space="preserve"> meant something different in every station was no timetable at all. Standard time zones were the answer, a set of common rules that </w:t>
       </w:r>
       <w:r>
         <w:rPr>
@@ -1370,7 +1370,7 @@
           <w:sz w:val="17"/>
           <w:u w:val="none"/>
         </w:rPr>
-        <w:t>[ meant / means ]</w:t>
+        <w:t>[ let / lets ]</w:t>
       </w:r>
       <w:r>
         <w:rPr>
@@ -1379,7 +1379,7 @@
           <w:sz w:val="17"/>
           <w:u w:val="none"/>
         </w:rPr>
-        <w:t xml:space="preserve"> the same thing in every kitchen.</w:t>
+        <w:t xml:space="preserve"> a traveller in one city know exactly what a clock in another city would say.</w:t>
       </w:r>
     </w:p>
     <w:p>
@@ -1431,7 +1431,7 @@
           <w:sz w:val="17"/>
           <w:u w:val="none"/>
         </w:rPr>
-        <w:t>As communities grew, measurement needed definitions that everyone could s____________.</w:t>
+        <w:t>Units of measurement, like words, need shared d____________ before they can carry meaning between people.</w:t>
       </w:r>
     </w:p>
     <w:p>
@@ -1515,61 +1515,7 @@
           <w:sz w:val="17"/>
           <w:u w:val="none"/>
         </w:rPr>
-        <w:t>To harness the full potential of units of measurement, we need some degree of consistency. Subjective measures contain useful knowledge, but this can be difficult to share, ⓐ</w:t>
-      </w:r>
-      <w:r>
-        <w:rPr>
-          <w:rFonts w:ascii="맑은 고딕" w:hAnsi="맑은 고딕" w:eastAsia="맑은 고딕"/>
-          <w:b w:val="0"/>
-          <w:sz w:val="17"/>
-          <w:u w:val="single"/>
-        </w:rPr>
-        <w:t>based as it is</w:t>
-      </w:r>
-      <w:r>
-        <w:rPr>
-          <w:rFonts w:ascii="맑은 고딕" w:hAnsi="맑은 고딕" w:eastAsia="맑은 고딕"/>
-          <w:b w:val="0"/>
-          <w:sz w:val="17"/>
-          <w:u w:val="none"/>
-        </w:rPr>
-        <w:t xml:space="preserve"> on an individual’s experience. The historian of science Theodore M. Porter describes measurement as a ‘technology of distance’: a tool that uses shared rules to bridge differences of culture and geography, ⓑ</w:t>
-      </w:r>
-      <w:r>
-        <w:rPr>
-          <w:rFonts w:ascii="맑은 고딕" w:hAnsi="맑은 고딕" w:eastAsia="맑은 고딕"/>
-          <w:b w:val="0"/>
-          <w:sz w:val="17"/>
-          <w:u w:val="single"/>
-        </w:rPr>
-        <w:t>allowing for</w:t>
-      </w:r>
-      <w:r>
-        <w:rPr>
-          <w:rFonts w:ascii="맑은 고딕" w:hAnsi="맑은 고딕" w:eastAsia="맑은 고딕"/>
-          <w:b w:val="0"/>
-          <w:sz w:val="17"/>
-          <w:u w:val="none"/>
-        </w:rPr>
-        <w:t xml:space="preserve"> the exchange of information. Following this logic, if measurement is another sort of language, then just as with words, individual units need reliable definitions in order to communicate. In the earliest societies, these definitions might need to be shared no more widely than a single settlement, meaning that the definition can be no more complex than knowing that a unit was equal to a certain body part. As these communities grew in size, ⓒ</w:t>
-      </w:r>
-      <w:r>
-        <w:rPr>
-          <w:rFonts w:ascii="맑은 고딕" w:hAnsi="맑은 고딕" w:eastAsia="맑은 고딕"/>
-          <w:b w:val="0"/>
-          <w:sz w:val="17"/>
-          <w:u w:val="single"/>
-        </w:rPr>
-        <w:t>though</w:t>
-      </w:r>
-      <w:r>
-        <w:rPr>
-          <w:rFonts w:ascii="맑은 고딕" w:hAnsi="맑은 고딕" w:eastAsia="맑은 고딕"/>
-          <w:b w:val="0"/>
-          <w:sz w:val="17"/>
-          <w:u w:val="none"/>
-        </w:rPr>
-        <w:t>, the inadequacies of this system would become evident.</w:t>
+        <w:t>To get the most out of units of measurement, we need a certain level of consistency. Personal, subjective measures hold real knowledge, yet that knowledge is hard to pass on, since it rests on one person’s experience. Theodore M. Porter, a historian of science, calls measurement a ‘technology of distance’—a tool (ⓐ) [that / what] relies on common rules to overcome gaps of culture and geography so that information can be exchanged. By the same reasoning, if measurement is a kind of language, then, as with words, each unit needs a dependable definition before it can carry meaning between people. In the first human communities, such a definition might have to travel no farther than one village, so it could be as simple as the knowledge that a unit matched a particular part of the body. Once those communities expanded, however, the weaknesses of such a system would come into plain view.</w:t>
       </w:r>
     </w:p>
     <w:p>
@@ -1615,7 +1561,7 @@
           <w:sz w:val="17"/>
           <w:u w:val="none"/>
         </w:rPr>
-        <w:t>(a) The writer compares measurement to a language that needs reliable definitions.</w:t>
+        <w:t>(A) The body-part unit is given as an example of a definition that worked only within a small community.</w:t>
       </w:r>
     </w:p>
     <w:p>
@@ -1638,7 +1584,7 @@
           <w:sz w:val="17"/>
           <w:u w:val="none"/>
         </w:rPr>
-        <w:t>(b) ⓐ ‘based as it is’ is a participial phrase with a meaning of reason.</w:t>
+        <w:t>(B) ‘what’ cannot fill (ⓐ), because ‘a tool’ is the antecedent of the relative clause.</w:t>
       </w:r>
     </w:p>
     <w:p>
@@ -1661,7 +1607,1090 @@
           <w:sz w:val="17"/>
           <w:u w:val="none"/>
         </w:rPr>
-        <w:t>(c) ⓑ ‘allowing for’ can be replaced by ‘and it allows for’.</w:t>
+        <w:t>(C) The last sentence means that larger communities found body-part units even more convenient than small ones did.</w:t>
+      </w:r>
+    </w:p>
+    <w:p>
+      <w:pPr>
+        <w:spacing w:before="0" w:after="60" w:line="288" w:lineRule="auto"/>
+        <w:ind w:left="40"/>
+        <w:snapToGrid w:val="0"/>
+        <w:pBdr>
+          <w:top w:val="single" w:sz="4" w:space="2" w:color="9B6BD0"/>
+          <w:left w:val="single" w:sz="4" w:space="2" w:color="9B6BD0"/>
+          <w:bottom w:val="single" w:sz="4" w:space="2" w:color="9B6BD0"/>
+          <w:right w:val="single" w:sz="4" w:space="2" w:color="9B6BD0"/>
+        </w:pBdr>
+        <w:shd w:val="clear" w:color="auto" w:fill="FAF5FF"/>
+      </w:pPr>
+      <w:r>
+        <w:rPr>
+          <w:rFonts w:ascii="맑은 고딕" w:hAnsi="맑은 고딕" w:eastAsia="맑은 고딕"/>
+          <w:b w:val="0"/>
+          <w:sz w:val="17"/>
+          <w:u w:val="none"/>
+        </w:rPr>
+        <w:t>(D) In the summary ‘Units of measurement, like words, needs shared definitions to carry meaning’, the verb ‘needs’ is correct because ‘words’ is singular.</w:t>
+      </w:r>
+    </w:p>
+    <w:p>
+      <w:pPr>
+        <w:spacing w:before="0" w:after="20" w:line="276" w:lineRule="auto"/>
+        <w:ind w:left="80"/>
+        <w:snapToGrid w:val="0"/>
+      </w:pPr>
+      <w:r>
+        <w:rPr>
+          <w:rFonts w:ascii="맑은 고딕" w:hAnsi="맑은 고딕" w:eastAsia="맑은 고딕"/>
+          <w:b w:val="0"/>
+          <w:sz w:val="17"/>
+          <w:u w:val="none"/>
+        </w:rPr>
+        <w:t>① (A), (C)    ② (C), (D)    ③ (B), (D)    ④ (A), (B), (D)    ⑤ (B), (C)</w:t>
+      </w:r>
+    </w:p>
+    <w:p>
+      <w:pPr>
+        <w:keepNext/>
+        <w:spacing w:before="80" w:after="20" w:line="276" w:lineRule="auto"/>
+        <w:snapToGrid w:val="0"/>
+      </w:pPr>
+      <w:r>
+        <w:rPr>
+          <w:rFonts w:ascii="맑은 고딕" w:hAnsi="맑은 고딕" w:eastAsia="맑은 고딕"/>
+          <w:b/>
+          <w:sz w:val="17"/>
+          <w:u w:val="none"/>
+        </w:rPr>
+        <w:t>38-2.</w:t>
+      </w:r>
+      <w:r>
+        <w:rPr>
+          <w:rFonts w:ascii="맑은 고딕" w:hAnsi="맑은 고딕" w:eastAsia="맑은 고딕"/>
+          <w:b w:val="0"/>
+          <w:sz w:val="17"/>
+          <w:u w:val="none"/>
+        </w:rPr>
+        <w:t xml:space="preserve"> 다음 글의 빈칸 (A), (B)에 들어갈 말로 가장 적절한 것은? [3.1점]</w:t>
+      </w:r>
+    </w:p>
+    <w:p>
+      <w:pPr>
+        <w:spacing w:before="0" w:after="60" w:line="288" w:lineRule="auto"/>
+        <w:ind w:left="40"/>
+        <w:snapToGrid w:val="0"/>
+        <w:pBdr>
+          <w:top w:val="single" w:sz="4" w:space="2" w:color="999999"/>
+          <w:left w:val="single" w:sz="4" w:space="2" w:color="999999"/>
+          <w:bottom w:val="single" w:sz="4" w:space="2" w:color="999999"/>
+          <w:right w:val="single" w:sz="4" w:space="2" w:color="999999"/>
+        </w:pBdr>
+        <w:shd w:val="clear" w:color="auto" w:fill="F6F3EA"/>
+      </w:pPr>
+      <w:r>
+        <w:rPr>
+          <w:rFonts w:ascii="맑은 고딕" w:hAnsi="맑은 고딕" w:eastAsia="맑은 고딕"/>
+          <w:b w:val="0"/>
+          <w:sz w:val="17"/>
+          <w:u w:val="none"/>
+        </w:rPr>
+        <w:t>To harness the full potential of units of measurement, we need some degree of consistency. In other words, (A) ________________________. Personal, subjective measures hold real knowledge, yet that knowledge is hard to pass on, since it rests on one person’s experience. The historian of science Theodore M. Porter describes measurement as a ‘technology of distance’: a tool that uses shared rules to bridge differences of culture and geography, allowing for the exchange of information. Following this logic, if measurement is another sort of language, then just as with words, individual units need reliable definitions in order to communicate. In the earliest societies, these definitions might need to be shared no more widely than a single settlement, meaning that the definition can be no more complex than knowing that a unit was equal to a certain body part. As these communities grew in size, though, the inadequacies of this system would become evident. (B) ________________________.</w:t>
+      </w:r>
+    </w:p>
+    <w:p>
+      <w:pPr>
+        <w:spacing w:before="0" w:after="0" w:line="269" w:lineRule="auto"/>
+        <w:ind w:left="180" w:hanging="180"/>
+        <w:snapToGrid w:val="0"/>
+      </w:pPr>
+      <w:r>
+        <w:rPr>
+          <w:rFonts w:ascii="맑은 고딕" w:hAnsi="맑은 고딕" w:eastAsia="맑은 고딕"/>
+          <w:b w:val="0"/>
+          <w:sz w:val="17"/>
+          <w:u w:val="none"/>
+        </w:rPr>
+        <w:t>① (A) the more units we have, the better we can measure  (B) A unit tied to one person’s arm could not travel beyond the village that knew that arm.</w:t>
+      </w:r>
+    </w:p>
+    <w:p>
+      <w:pPr>
+        <w:spacing w:before="0" w:after="0" w:line="269" w:lineRule="auto"/>
+        <w:ind w:left="180" w:hanging="180"/>
+        <w:snapToGrid w:val="0"/>
+      </w:pPr>
+      <w:r>
+        <w:rPr>
+          <w:rFonts w:ascii="맑은 고딕" w:hAnsi="맑은 고딕" w:eastAsia="맑은 고딕"/>
+          <w:b w:val="0"/>
+          <w:sz w:val="17"/>
+          <w:u w:val="none"/>
+        </w:rPr>
+        <w:t>② (A) a unit is useless unless everyone means the same thing by it  (B) Larger communities simply measured more things with the same body parts.</w:t>
+      </w:r>
+    </w:p>
+    <w:p>
+      <w:pPr>
+        <w:spacing w:before="0" w:after="0" w:line="269" w:lineRule="auto"/>
+        <w:ind w:left="180" w:hanging="180"/>
+        <w:snapToGrid w:val="0"/>
+      </w:pPr>
+      <w:r>
+        <w:rPr>
+          <w:rFonts w:ascii="맑은 고딕" w:hAnsi="맑은 고딕" w:eastAsia="맑은 고딕"/>
+          <w:b w:val="0"/>
+          <w:sz w:val="17"/>
+          <w:u w:val="none"/>
+        </w:rPr>
+        <w:t>③ (A) a unit is useless unless everyone means the same thing by it  (B) A unit tied to one person’s arm could not travel beyond the village that knew that arm.</w:t>
+      </w:r>
+    </w:p>
+    <w:p>
+      <w:pPr>
+        <w:spacing w:before="0" w:after="0" w:line="269" w:lineRule="auto"/>
+        <w:ind w:left="180" w:hanging="180"/>
+        <w:snapToGrid w:val="0"/>
+      </w:pPr>
+      <w:r>
+        <w:rPr>
+          <w:rFonts w:ascii="맑은 고딕" w:hAnsi="맑은 고딕" w:eastAsia="맑은 고딕"/>
+          <w:b w:val="0"/>
+          <w:sz w:val="17"/>
+          <w:u w:val="none"/>
+        </w:rPr>
+        <w:t>④ (A) measurement should stay as personal as possible  (B) A unit tied to one person’s arm could not travel beyond the village that knew that arm.</w:t>
+      </w:r>
+    </w:p>
+    <w:p>
+      <w:pPr>
+        <w:spacing w:before="0" w:after="0" w:line="269" w:lineRule="auto"/>
+        <w:ind w:left="180" w:hanging="180"/>
+        <w:snapToGrid w:val="0"/>
+      </w:pPr>
+      <w:r>
+        <w:rPr>
+          <w:rFonts w:ascii="맑은 고딕" w:hAnsi="맑은 고딕" w:eastAsia="맑은 고딕"/>
+          <w:b w:val="0"/>
+          <w:sz w:val="17"/>
+          <w:u w:val="none"/>
+        </w:rPr>
+        <w:t>⑤ (A) a unit is useless unless everyone means the same thing by it  (B) Body-part units were therefore abandoned as soon as they were invented.</w:t>
+      </w:r>
+    </w:p>
+    <w:p>
+      <w:pPr>
+        <w:keepNext/>
+        <w:spacing w:before="80" w:after="20" w:line="276" w:lineRule="auto"/>
+        <w:snapToGrid w:val="0"/>
+      </w:pPr>
+      <w:r>
+        <w:rPr>
+          <w:rFonts w:ascii="맑은 고딕" w:hAnsi="맑은 고딕" w:eastAsia="맑은 고딕"/>
+          <w:b/>
+          <w:sz w:val="17"/>
+          <w:u w:val="none"/>
+        </w:rPr>
+        <w:t>38-3.</w:t>
+      </w:r>
+      <w:r>
+        <w:rPr>
+          <w:rFonts w:ascii="맑은 고딕" w:hAnsi="맑은 고딕" w:eastAsia="맑은 고딕"/>
+          <w:b w:val="0"/>
+          <w:sz w:val="17"/>
+          <w:u w:val="none"/>
+        </w:rPr>
+        <w:t xml:space="preserve"> 윗글의 밑줄 친 </w:t>
+      </w:r>
+      <w:r>
+        <w:rPr>
+          <w:rFonts w:ascii="맑은 고딕" w:hAnsi="맑은 고딕" w:eastAsia="맑은 고딕"/>
+          <w:b w:val="0"/>
+          <w:sz w:val="17"/>
+          <w:u w:val="single"/>
+        </w:rPr>
+        <w:t>technology of distance</w:t>
+      </w:r>
+      <w:r>
+        <w:rPr>
+          <w:rFonts w:ascii="맑은 고딕" w:hAnsi="맑은 고딕" w:eastAsia="맑은 고딕"/>
+          <w:b w:val="0"/>
+          <w:sz w:val="17"/>
+          <w:u w:val="none"/>
+        </w:rPr>
+        <w:t>가 의미하는 바로 가장 적절한 것은? [2.9점]</w:t>
+      </w:r>
+    </w:p>
+    <w:p>
+      <w:pPr>
+        <w:spacing w:before="0" w:after="60" w:line="288" w:lineRule="auto"/>
+        <w:ind w:left="40"/>
+        <w:snapToGrid w:val="0"/>
+        <w:pBdr>
+          <w:top w:val="single" w:sz="4" w:space="2" w:color="999999"/>
+          <w:left w:val="single" w:sz="4" w:space="2" w:color="999999"/>
+          <w:bottom w:val="single" w:sz="4" w:space="2" w:color="999999"/>
+          <w:right w:val="single" w:sz="4" w:space="2" w:color="999999"/>
+        </w:pBdr>
+        <w:shd w:val="clear" w:color="auto" w:fill="F6F3EA"/>
+      </w:pPr>
+      <w:r>
+        <w:rPr>
+          <w:rFonts w:ascii="맑은 고딕" w:hAnsi="맑은 고딕" w:eastAsia="맑은 고딕"/>
+          <w:b w:val="0"/>
+          <w:sz w:val="17"/>
+          <w:u w:val="none"/>
+        </w:rPr>
+        <w:t>To harness the full potential of units of measurement, we need some degree of consistency. Personal, subjective measures hold real knowledge, yet that knowledge is hard to pass on, since it rests on one person’s experience. The historian of science Theodore M. Porter describes measurement as a ‘</w:t>
+      </w:r>
+      <w:r>
+        <w:rPr>
+          <w:rFonts w:ascii="맑은 고딕" w:hAnsi="맑은 고딕" w:eastAsia="맑은 고딕"/>
+          <w:b w:val="0"/>
+          <w:sz w:val="17"/>
+          <w:u w:val="single"/>
+        </w:rPr>
+        <w:t>technology of distance</w:t>
+      </w:r>
+      <w:r>
+        <w:rPr>
+          <w:rFonts w:ascii="맑은 고딕" w:hAnsi="맑은 고딕" w:eastAsia="맑은 고딕"/>
+          <w:b w:val="0"/>
+          <w:sz w:val="17"/>
+          <w:u w:val="none"/>
+        </w:rPr>
+        <w:t>’: a tool that uses shared rules to bridge differences of culture and geography, allowing for the exchange of information. Following this logic, if measurement is another sort of language, then just as with words, individual units need reliable definitions in order to communicate.</w:t>
+      </w:r>
+    </w:p>
+    <w:p>
+      <w:pPr>
+        <w:spacing w:before="0" w:after="0" w:line="269" w:lineRule="auto"/>
+        <w:ind w:left="180" w:hanging="180"/>
+        <w:snapToGrid w:val="0"/>
+      </w:pPr>
+      <w:r>
+        <w:rPr>
+          <w:rFonts w:ascii="맑은 고딕" w:hAnsi="맑은 고딕" w:eastAsia="맑은 고딕"/>
+          <w:b w:val="0"/>
+          <w:sz w:val="17"/>
+          <w:u w:val="none"/>
+        </w:rPr>
+        <w:t>① a device for measuring how far apart two places are</w:t>
+      </w:r>
+    </w:p>
+    <w:p>
+      <w:pPr>
+        <w:spacing w:before="0" w:after="0" w:line="269" w:lineRule="auto"/>
+        <w:ind w:left="180" w:hanging="180"/>
+        <w:snapToGrid w:val="0"/>
+      </w:pPr>
+      <w:r>
+        <w:rPr>
+          <w:rFonts w:ascii="맑은 고딕" w:hAnsi="맑은 고딕" w:eastAsia="맑은 고딕"/>
+          <w:b w:val="0"/>
+          <w:sz w:val="17"/>
+          <w:u w:val="none"/>
+        </w:rPr>
+        <w:t>② a method of keeping measurements secret from distant rivals</w:t>
+      </w:r>
+    </w:p>
+    <w:p>
+      <w:pPr>
+        <w:spacing w:before="0" w:after="0" w:line="269" w:lineRule="auto"/>
+        <w:ind w:left="180" w:hanging="180"/>
+        <w:snapToGrid w:val="0"/>
+      </w:pPr>
+      <w:r>
+        <w:rPr>
+          <w:rFonts w:ascii="맑은 고딕" w:hAnsi="맑은 고딕" w:eastAsia="맑은 고딕"/>
+          <w:b w:val="0"/>
+          <w:sz w:val="17"/>
+          <w:u w:val="none"/>
+        </w:rPr>
+        <w:t>③ a technique that allows each culture to keep its own units</w:t>
+      </w:r>
+    </w:p>
+    <w:p>
+      <w:pPr>
+        <w:spacing w:before="0" w:after="0" w:line="269" w:lineRule="auto"/>
+        <w:ind w:left="180" w:hanging="180"/>
+        <w:snapToGrid w:val="0"/>
+      </w:pPr>
+      <w:r>
+        <w:rPr>
+          <w:rFonts w:ascii="맑은 고딕" w:hAnsi="맑은 고딕" w:eastAsia="맑은 고딕"/>
+          <w:b w:val="0"/>
+          <w:sz w:val="17"/>
+          <w:u w:val="none"/>
+        </w:rPr>
+        <w:t>④ a way of travelling long distances to compare measurements</w:t>
+      </w:r>
+    </w:p>
+    <w:p>
+      <w:pPr>
+        <w:spacing w:before="0" w:after="0" w:line="269" w:lineRule="auto"/>
+        <w:ind w:left="180" w:hanging="180"/>
+        <w:snapToGrid w:val="0"/>
+      </w:pPr>
+      <w:r>
+        <w:rPr>
+          <w:rFonts w:ascii="맑은 고딕" w:hAnsi="맑은 고딕" w:eastAsia="맑은 고딕"/>
+          <w:b w:val="0"/>
+          <w:sz w:val="17"/>
+          <w:u w:val="none"/>
+        </w:rPr>
+        <w:t>⑤ a system of shared rules that lets people far apart exchange information</w:t>
+      </w:r>
+    </w:p>
+    <w:p>
+      <w:pPr>
+        <w:keepNext/>
+        <w:spacing w:before="80" w:after="20" w:line="276" w:lineRule="auto"/>
+        <w:snapToGrid w:val="0"/>
+      </w:pPr>
+      <w:r>
+        <w:rPr>
+          <w:rFonts w:ascii="맑은 고딕" w:hAnsi="맑은 고딕" w:eastAsia="맑은 고딕"/>
+          <w:b/>
+          <w:sz w:val="17"/>
+          <w:u w:val="none"/>
+        </w:rPr>
+        <w:t>38-4.</w:t>
+      </w:r>
+      <w:r>
+        <w:rPr>
+          <w:rFonts w:ascii="맑은 고딕" w:hAnsi="맑은 고딕" w:eastAsia="맑은 고딕"/>
+          <w:b w:val="0"/>
+          <w:sz w:val="17"/>
+          <w:u w:val="none"/>
+        </w:rPr>
+        <w:t xml:space="preserve"> 다음 글의 밑줄 친 ⓐ ~ ⓕ 중, 어법상 </w:t>
+      </w:r>
+      <w:r>
+        <w:rPr>
+          <w:rFonts w:ascii="맑은 고딕" w:hAnsi="맑은 고딕" w:eastAsia="맑은 고딕"/>
+          <w:b w:val="0"/>
+          <w:sz w:val="17"/>
+          <w:u w:val="single"/>
+        </w:rPr>
+        <w:t>틀린</w:t>
+      </w:r>
+      <w:r>
+        <w:rPr>
+          <w:rFonts w:ascii="맑은 고딕" w:hAnsi="맑은 고딕" w:eastAsia="맑은 고딕"/>
+          <w:b w:val="0"/>
+          <w:sz w:val="17"/>
+          <w:u w:val="none"/>
+        </w:rPr>
+        <w:t xml:space="preserve"> 것을 모두 고른 것은? [3.0점]</w:t>
+      </w:r>
+    </w:p>
+    <w:p>
+      <w:pPr>
+        <w:spacing w:before="0" w:after="60" w:line="288" w:lineRule="auto"/>
+        <w:ind w:left="40"/>
+        <w:snapToGrid w:val="0"/>
+        <w:pBdr>
+          <w:top w:val="single" w:sz="4" w:space="2" w:color="999999"/>
+          <w:left w:val="single" w:sz="4" w:space="2" w:color="999999"/>
+          <w:bottom w:val="single" w:sz="4" w:space="2" w:color="999999"/>
+          <w:right w:val="single" w:sz="4" w:space="2" w:color="999999"/>
+        </w:pBdr>
+        <w:shd w:val="clear" w:color="auto" w:fill="F6F3EA"/>
+      </w:pPr>
+      <w:r>
+        <w:rPr>
+          <w:rFonts w:ascii="맑은 고딕" w:hAnsi="맑은 고딕" w:eastAsia="맑은 고딕"/>
+          <w:b w:val="0"/>
+          <w:sz w:val="17"/>
+          <w:u w:val="none"/>
+        </w:rPr>
+        <w:t>ⓐ</w:t>
+      </w:r>
+      <w:r>
+        <w:rPr>
+          <w:rFonts w:ascii="맑은 고딕" w:hAnsi="맑은 고딕" w:eastAsia="맑은 고딕"/>
+          <w:b w:val="0"/>
+          <w:sz w:val="17"/>
+          <w:u w:val="single"/>
+        </w:rPr>
+        <w:t>To harness</w:t>
+      </w:r>
+      <w:r>
+        <w:rPr>
+          <w:rFonts w:ascii="맑은 고딕" w:hAnsi="맑은 고딕" w:eastAsia="맑은 고딕"/>
+          <w:b w:val="0"/>
+          <w:sz w:val="17"/>
+          <w:u w:val="none"/>
+        </w:rPr>
+        <w:t xml:space="preserve"> the full potential of units of measurement, we need some degree of consistency. Personal, subjective measures hold real knowledge, yet that knowledge is hard to pass on, since it rests on one person’s experience. The historian of science Theodore M. Porter describes measurement as a ‘technology of distance’: a tool that uses shared rules to bridge differences of culture and geography, ⓑ</w:t>
+      </w:r>
+      <w:r>
+        <w:rPr>
+          <w:rFonts w:ascii="맑은 고딕" w:hAnsi="맑은 고딕" w:eastAsia="맑은 고딕"/>
+          <w:b w:val="0"/>
+          <w:sz w:val="17"/>
+          <w:u w:val="single"/>
+        </w:rPr>
+        <w:t>allowed</w:t>
+      </w:r>
+      <w:r>
+        <w:rPr>
+          <w:rFonts w:ascii="맑은 고딕" w:hAnsi="맑은 고딕" w:eastAsia="맑은 고딕"/>
+          <w:b w:val="0"/>
+          <w:sz w:val="17"/>
+          <w:u w:val="none"/>
+        </w:rPr>
+        <w:t xml:space="preserve"> for the exchange of information. ⓒ</w:t>
+      </w:r>
+      <w:r>
+        <w:rPr>
+          <w:rFonts w:ascii="맑은 고딕" w:hAnsi="맑은 고딕" w:eastAsia="맑은 고딕"/>
+          <w:b w:val="0"/>
+          <w:sz w:val="17"/>
+          <w:u w:val="single"/>
+        </w:rPr>
+        <w:t>Following</w:t>
+      </w:r>
+      <w:r>
+        <w:rPr>
+          <w:rFonts w:ascii="맑은 고딕" w:hAnsi="맑은 고딕" w:eastAsia="맑은 고딕"/>
+          <w:b w:val="0"/>
+          <w:sz w:val="17"/>
+          <w:u w:val="none"/>
+        </w:rPr>
+        <w:t xml:space="preserve"> this logic, if measurement is another sort of language, then just as with words, individual units ⓓ</w:t>
+      </w:r>
+      <w:r>
+        <w:rPr>
+          <w:rFonts w:ascii="맑은 고딕" w:hAnsi="맑은 고딕" w:eastAsia="맑은 고딕"/>
+          <w:b w:val="0"/>
+          <w:sz w:val="17"/>
+          <w:u w:val="single"/>
+        </w:rPr>
+        <w:t>needs</w:t>
+      </w:r>
+      <w:r>
+        <w:rPr>
+          <w:rFonts w:ascii="맑은 고딕" w:hAnsi="맑은 고딕" w:eastAsia="맑은 고딕"/>
+          <w:b w:val="0"/>
+          <w:sz w:val="17"/>
+          <w:u w:val="none"/>
+        </w:rPr>
+        <w:t xml:space="preserve"> reliable definitions in order to communicate. In the earliest societies, these definitions might need ⓔ</w:t>
+      </w:r>
+      <w:r>
+        <w:rPr>
+          <w:rFonts w:ascii="맑은 고딕" w:hAnsi="맑은 고딕" w:eastAsia="맑은 고딕"/>
+          <w:b w:val="0"/>
+          <w:sz w:val="17"/>
+          <w:u w:val="single"/>
+        </w:rPr>
+        <w:t>to share</w:t>
+      </w:r>
+      <w:r>
+        <w:rPr>
+          <w:rFonts w:ascii="맑은 고딕" w:hAnsi="맑은 고딕" w:eastAsia="맑은 고딕"/>
+          <w:b w:val="0"/>
+          <w:sz w:val="17"/>
+          <w:u w:val="none"/>
+        </w:rPr>
+        <w:t xml:space="preserve"> no more widely than a single settlement, meaning that the definition can be no more complex than knowing that a unit was equal to a certain body part. As these communities grew in size, though, the inadequacies of this system would ⓕ</w:t>
+      </w:r>
+      <w:r>
+        <w:rPr>
+          <w:rFonts w:ascii="맑은 고딕" w:hAnsi="맑은 고딕" w:eastAsia="맑은 고딕"/>
+          <w:b w:val="0"/>
+          <w:sz w:val="17"/>
+          <w:u w:val="single"/>
+        </w:rPr>
+        <w:t>become evident</w:t>
+      </w:r>
+      <w:r>
+        <w:rPr>
+          <w:rFonts w:ascii="맑은 고딕" w:hAnsi="맑은 고딕" w:eastAsia="맑은 고딕"/>
+          <w:b w:val="0"/>
+          <w:sz w:val="17"/>
+          <w:u w:val="none"/>
+        </w:rPr>
+        <w:t>.</w:t>
+      </w:r>
+    </w:p>
+    <w:p>
+      <w:pPr>
+        <w:spacing w:before="0" w:after="20" w:line="276" w:lineRule="auto"/>
+        <w:ind w:left="80"/>
+        <w:snapToGrid w:val="0"/>
+      </w:pPr>
+      <w:r>
+        <w:rPr>
+          <w:rFonts w:ascii="맑은 고딕" w:hAnsi="맑은 고딕" w:eastAsia="맑은 고딕"/>
+          <w:b w:val="0"/>
+          <w:sz w:val="17"/>
+          <w:u w:val="none"/>
+        </w:rPr>
+        <w:t>① ⓐ, ⓒ    ② ⓑ, ⓓ    ③ ⓒ, ⓔ, ⓕ    ④ ⓑ, ⓓ, ⓔ    ⑤ ⓐ, ⓓ, ⓕ</w:t>
+      </w:r>
+    </w:p>
+    <w:p>
+      <w:pPr>
+        <w:keepNext/>
+        <w:spacing w:before="80" w:after="20" w:line="276" w:lineRule="auto"/>
+        <w:snapToGrid w:val="0"/>
+      </w:pPr>
+      <w:r>
+        <w:rPr>
+          <w:rFonts w:ascii="맑은 고딕" w:hAnsi="맑은 고딕" w:eastAsia="맑은 고딕"/>
+          <w:b/>
+          <w:sz w:val="17"/>
+          <w:u w:val="none"/>
+        </w:rPr>
+        <w:t>38-5.</w:t>
+      </w:r>
+      <w:r>
+        <w:rPr>
+          <w:rFonts w:ascii="맑은 고딕" w:hAnsi="맑은 고딕" w:eastAsia="맑은 고딕"/>
+          <w:b w:val="0"/>
+          <w:sz w:val="17"/>
+          <w:u w:val="none"/>
+        </w:rPr>
+        <w:t xml:space="preserve"> According to the passage, which of the following is </w:t>
+      </w:r>
+      <w:r>
+        <w:rPr>
+          <w:rFonts w:ascii="맑은 고딕" w:hAnsi="맑은 고딕" w:eastAsia="맑은 고딕"/>
+          <w:b w:val="0"/>
+          <w:sz w:val="17"/>
+          <w:u w:val="single"/>
+        </w:rPr>
+        <w:t>NOT</w:t>
+      </w:r>
+      <w:r>
+        <w:rPr>
+          <w:rFonts w:ascii="맑은 고딕" w:hAnsi="맑은 고딕" w:eastAsia="맑은 고딕"/>
+          <w:b w:val="0"/>
+          <w:sz w:val="17"/>
+          <w:u w:val="none"/>
+        </w:rPr>
+        <w:t xml:space="preserve"> true? [2.8점]</w:t>
+      </w:r>
+    </w:p>
+    <w:p>
+      <w:pPr>
+        <w:spacing w:before="0" w:after="60" w:line="288" w:lineRule="auto"/>
+        <w:ind w:left="40"/>
+        <w:snapToGrid w:val="0"/>
+        <w:pBdr>
+          <w:top w:val="single" w:sz="4" w:space="2" w:color="999999"/>
+          <w:left w:val="single" w:sz="4" w:space="2" w:color="999999"/>
+          <w:bottom w:val="single" w:sz="4" w:space="2" w:color="999999"/>
+          <w:right w:val="single" w:sz="4" w:space="2" w:color="999999"/>
+        </w:pBdr>
+        <w:shd w:val="clear" w:color="auto" w:fill="F6F3EA"/>
+      </w:pPr>
+      <w:r>
+        <w:rPr>
+          <w:rFonts w:ascii="맑은 고딕" w:hAnsi="맑은 고딕" w:eastAsia="맑은 고딕"/>
+          <w:b w:val="0"/>
+          <w:sz w:val="17"/>
+          <w:u w:val="none"/>
+        </w:rPr>
+        <w:t>To get the most out of units of measurement, we need a certain level of consistency. Personal, subjective measures hold real knowledge, yet that knowledge is hard to pass on, since it rests on one person’s experience. Theodore M. Porter, a historian of science, calls measurement a ‘technology of distance’—a tool that relies on common rules to overcome gaps of culture and geography so that information can be exchanged. By the same reasoning, if measurement is a kind of language, then, as with words, each unit needs a dependable definition before it can carry meaning between people. In the first human communities, such a definition might have to travel no farther than one village, so it could be as simple as the knowledge that a unit matched a particular part of the body. Once those communities expanded, however, the weaknesses of such a system would come into plain view.</w:t>
+      </w:r>
+    </w:p>
+    <w:p>
+      <w:pPr>
+        <w:spacing w:before="0" w:after="0" w:line="269" w:lineRule="auto"/>
+        <w:ind w:left="180" w:hanging="180"/>
+        <w:snapToGrid w:val="0"/>
+      </w:pPr>
+      <w:r>
+        <w:rPr>
+          <w:rFonts w:ascii="맑은 고딕" w:hAnsi="맑은 고딕" w:eastAsia="맑은 고딕"/>
+          <w:b w:val="0"/>
+          <w:sz w:val="17"/>
+          <w:u w:val="none"/>
+        </w:rPr>
+        <w:t>① Subjective measures are dismissed as useless because they contain no real knowledge.</w:t>
+      </w:r>
+    </w:p>
+    <w:p>
+      <w:pPr>
+        <w:spacing w:before="0" w:after="0" w:line="269" w:lineRule="auto"/>
+        <w:ind w:left="180" w:hanging="180"/>
+        <w:snapToGrid w:val="0"/>
+      </w:pPr>
+      <w:r>
+        <w:rPr>
+          <w:rFonts w:ascii="맑은 고딕" w:hAnsi="맑은 고딕" w:eastAsia="맑은 고딕"/>
+          <w:b w:val="0"/>
+          <w:sz w:val="17"/>
+          <w:u w:val="none"/>
+        </w:rPr>
+        <w:t>② Porter sees measurement as a tool that overcomes differences of culture and geography.</w:t>
+      </w:r>
+    </w:p>
+    <w:p>
+      <w:pPr>
+        <w:spacing w:before="0" w:after="0" w:line="269" w:lineRule="auto"/>
+        <w:ind w:left="180" w:hanging="180"/>
+        <w:snapToGrid w:val="0"/>
+      </w:pPr>
+      <w:r>
+        <w:rPr>
+          <w:rFonts w:ascii="맑은 고딕" w:hAnsi="맑은 고딕" w:eastAsia="맑은 고딕"/>
+          <w:b w:val="0"/>
+          <w:sz w:val="17"/>
+          <w:u w:val="none"/>
+        </w:rPr>
+        <w:t>③ The writer compares units of measurement to the words of a language.</w:t>
+      </w:r>
+    </w:p>
+    <w:p>
+      <w:pPr>
+        <w:spacing w:before="0" w:after="0" w:line="269" w:lineRule="auto"/>
+        <w:ind w:left="180" w:hanging="180"/>
+        <w:snapToGrid w:val="0"/>
+      </w:pPr>
+      <w:r>
+        <w:rPr>
+          <w:rFonts w:ascii="맑은 고딕" w:hAnsi="맑은 고딕" w:eastAsia="맑은 고딕"/>
+          <w:b w:val="0"/>
+          <w:sz w:val="17"/>
+          <w:u w:val="none"/>
+        </w:rPr>
+        <w:t>④ In early communities a unit could be defined by reference to a part of the body.</w:t>
+      </w:r>
+    </w:p>
+    <w:p>
+      <w:pPr>
+        <w:spacing w:before="0" w:after="0" w:line="269" w:lineRule="auto"/>
+        <w:ind w:left="180" w:hanging="180"/>
+        <w:snapToGrid w:val="0"/>
+      </w:pPr>
+      <w:r>
+        <w:rPr>
+          <w:rFonts w:ascii="맑은 고딕" w:hAnsi="맑은 고딕" w:eastAsia="맑은 고딕"/>
+          <w:b w:val="0"/>
+          <w:sz w:val="17"/>
+          <w:u w:val="none"/>
+        </w:rPr>
+        <w:t>⑤ As communities grew, the weaknesses of body-based units became clear.</w:t>
+      </w:r>
+    </w:p>
+    <w:p>
+      <w:pPr>
+        <w:keepNext/>
+        <w:spacing w:before="80" w:after="20" w:line="276" w:lineRule="auto"/>
+        <w:snapToGrid w:val="0"/>
+      </w:pPr>
+      <w:r>
+        <w:rPr>
+          <w:rFonts w:ascii="맑은 고딕" w:hAnsi="맑은 고딕" w:eastAsia="맑은 고딕"/>
+          <w:b/>
+          <w:sz w:val="17"/>
+          <w:u w:val="none"/>
+        </w:rPr>
+        <w:t>38-6.</w:t>
+      </w:r>
+      <w:r>
+        <w:rPr>
+          <w:rFonts w:ascii="맑은 고딕" w:hAnsi="맑은 고딕" w:eastAsia="맑은 고딕"/>
+          <w:b w:val="0"/>
+          <w:sz w:val="17"/>
+          <w:u w:val="none"/>
+        </w:rPr>
+        <w:t xml:space="preserve"> What is the main idea of the passage? [2.7점]</w:t>
+      </w:r>
+    </w:p>
+    <w:p>
+      <w:pPr>
+        <w:spacing w:before="0" w:after="60" w:line="288" w:lineRule="auto"/>
+        <w:ind w:left="40"/>
+        <w:snapToGrid w:val="0"/>
+        <w:pBdr>
+          <w:top w:val="single" w:sz="4" w:space="2" w:color="999999"/>
+          <w:left w:val="single" w:sz="4" w:space="2" w:color="999999"/>
+          <w:bottom w:val="single" w:sz="4" w:space="2" w:color="999999"/>
+          <w:right w:val="single" w:sz="4" w:space="2" w:color="999999"/>
+        </w:pBdr>
+        <w:shd w:val="clear" w:color="auto" w:fill="F6F3EA"/>
+      </w:pPr>
+      <w:r>
+        <w:rPr>
+          <w:rFonts w:ascii="맑은 고딕" w:hAnsi="맑은 고딕" w:eastAsia="맑은 고딕"/>
+          <w:b w:val="0"/>
+          <w:sz w:val="17"/>
+          <w:u w:val="none"/>
+        </w:rPr>
+        <w:t>To get the most out of units of measurement, we need a certain level of consistency. Personal, subjective measures hold real knowledge, yet that knowledge is hard to pass on, since it rests on one person’s experience. Theodore M. Porter, a historian of science, calls measurement a ‘technology of distance’—a tool that relies on common rules to overcome gaps of culture and geography so that information can be exchanged. By the same reasoning, if measurement is a kind of language, then, as with words, each unit needs a dependable definition before it can carry meaning between people. In the first human communities, such a definition might have to travel no farther than one village, so it could be as simple as the knowledge that a unit matched a particular part of the body. Once those communities expanded, however, the weaknesses of such a system would come into plain view.</w:t>
+      </w:r>
+    </w:p>
+    <w:p>
+      <w:pPr>
+        <w:spacing w:before="0" w:after="0" w:line="269" w:lineRule="auto"/>
+        <w:ind w:left="180" w:hanging="180"/>
+        <w:snapToGrid w:val="0"/>
+      </w:pPr>
+      <w:r>
+        <w:rPr>
+          <w:rFonts w:ascii="맑은 고딕" w:hAnsi="맑은 고딕" w:eastAsia="맑은 고딕"/>
+          <w:b w:val="0"/>
+          <w:sz w:val="17"/>
+          <w:u w:val="none"/>
+        </w:rPr>
+        <w:t>① Early societies measured things more accurately than modern ones do.</w:t>
+      </w:r>
+    </w:p>
+    <w:p>
+      <w:pPr>
+        <w:spacing w:before="0" w:after="0" w:line="269" w:lineRule="auto"/>
+        <w:ind w:left="180" w:hanging="180"/>
+        <w:snapToGrid w:val="0"/>
+      </w:pPr>
+      <w:r>
+        <w:rPr>
+          <w:rFonts w:ascii="맑은 고딕" w:hAnsi="맑은 고딕" w:eastAsia="맑은 고딕"/>
+          <w:b w:val="0"/>
+          <w:sz w:val="17"/>
+          <w:u w:val="none"/>
+        </w:rPr>
+        <w:t>② Units of measurement work only when their definitions are shared and consistent across people.</w:t>
+      </w:r>
+    </w:p>
+    <w:p>
+      <w:pPr>
+        <w:spacing w:before="0" w:after="0" w:line="269" w:lineRule="auto"/>
+        <w:ind w:left="180" w:hanging="180"/>
+        <w:snapToGrid w:val="0"/>
+      </w:pPr>
+      <w:r>
+        <w:rPr>
+          <w:rFonts w:ascii="맑은 고딕" w:hAnsi="맑은 고딕" w:eastAsia="맑은 고딕"/>
+          <w:b w:val="0"/>
+          <w:sz w:val="17"/>
+          <w:u w:val="none"/>
+        </w:rPr>
+        <w:t>③ Every culture should keep its own traditional units of measurement.</w:t>
+      </w:r>
+    </w:p>
+    <w:p>
+      <w:pPr>
+        <w:spacing w:before="0" w:after="0" w:line="269" w:lineRule="auto"/>
+        <w:ind w:left="180" w:hanging="180"/>
+        <w:snapToGrid w:val="0"/>
+      </w:pPr>
+      <w:r>
+        <w:rPr>
+          <w:rFonts w:ascii="맑은 고딕" w:hAnsi="맑은 고딕" w:eastAsia="맑은 고딕"/>
+          <w:b w:val="0"/>
+          <w:sz w:val="17"/>
+          <w:u w:val="none"/>
+        </w:rPr>
+        <w:t>④ Parts of the body are the most natural basis for any system of measurement.</w:t>
+      </w:r>
+    </w:p>
+    <w:p>
+      <w:pPr>
+        <w:spacing w:before="0" w:after="0" w:line="269" w:lineRule="auto"/>
+        <w:ind w:left="180" w:hanging="180"/>
+        <w:snapToGrid w:val="0"/>
+      </w:pPr>
+      <w:r>
+        <w:rPr>
+          <w:rFonts w:ascii="맑은 고딕" w:hAnsi="맑은 고딕" w:eastAsia="맑은 고딕"/>
+          <w:b w:val="0"/>
+          <w:sz w:val="17"/>
+          <w:u w:val="none"/>
+        </w:rPr>
+        <w:t>⑤ Historians of science disagree about when measurement first began.</w:t>
+      </w:r>
+    </w:p>
+    <w:p>
+      <w:pPr>
+        <w:keepNext/>
+        <w:spacing w:before="80" w:after="20" w:line="276" w:lineRule="auto"/>
+        <w:snapToGrid w:val="0"/>
+      </w:pPr>
+      <w:r>
+        <w:rPr>
+          <w:rFonts w:ascii="맑은 고딕" w:hAnsi="맑은 고딕" w:eastAsia="맑은 고딕"/>
+          <w:b/>
+          <w:sz w:val="17"/>
+          <w:u w:val="none"/>
+        </w:rPr>
+        <w:t>38-7.</w:t>
+      </w:r>
+      <w:r>
+        <w:rPr>
+          <w:rFonts w:ascii="맑은 고딕" w:hAnsi="맑은 고딕" w:eastAsia="맑은 고딕"/>
+          <w:b w:val="0"/>
+          <w:sz w:val="17"/>
+          <w:u w:val="none"/>
+        </w:rPr>
+        <w:t xml:space="preserve"> 다음 글의 밑줄 친 부분 중, 문맥상 낱말의 쓰임이 적절하지 </w:t>
+      </w:r>
+      <w:r>
+        <w:rPr>
+          <w:rFonts w:ascii="맑은 고딕" w:hAnsi="맑은 고딕" w:eastAsia="맑은 고딕"/>
+          <w:b w:val="0"/>
+          <w:sz w:val="17"/>
+          <w:u w:val="single"/>
+        </w:rPr>
+        <w:t>않은</w:t>
+      </w:r>
+      <w:r>
+        <w:rPr>
+          <w:rFonts w:ascii="맑은 고딕" w:hAnsi="맑은 고딕" w:eastAsia="맑은 고딕"/>
+          <w:b w:val="0"/>
+          <w:sz w:val="17"/>
+          <w:u w:val="none"/>
+        </w:rPr>
+        <w:t xml:space="preserve"> 것은? [3.0점]</w:t>
+      </w:r>
+    </w:p>
+    <w:p>
+      <w:pPr>
+        <w:spacing w:before="0" w:after="60" w:line="288" w:lineRule="auto"/>
+        <w:ind w:left="40"/>
+        <w:snapToGrid w:val="0"/>
+        <w:pBdr>
+          <w:top w:val="single" w:sz="4" w:space="2" w:color="999999"/>
+          <w:left w:val="single" w:sz="4" w:space="2" w:color="999999"/>
+          <w:bottom w:val="single" w:sz="4" w:space="2" w:color="999999"/>
+          <w:right w:val="single" w:sz="4" w:space="2" w:color="999999"/>
+        </w:pBdr>
+        <w:shd w:val="clear" w:color="auto" w:fill="F6F3EA"/>
+      </w:pPr>
+      <w:r>
+        <w:rPr>
+          <w:rFonts w:ascii="맑은 고딕" w:hAnsi="맑은 고딕" w:eastAsia="맑은 고딕"/>
+          <w:b w:val="0"/>
+          <w:sz w:val="17"/>
+          <w:u w:val="none"/>
+        </w:rPr>
+        <w:t>To harness the full potential of units of measurement, we need some degree of ①</w:t>
+      </w:r>
+      <w:r>
+        <w:rPr>
+          <w:rFonts w:ascii="맑은 고딕" w:hAnsi="맑은 고딕" w:eastAsia="맑은 고딕"/>
+          <w:b w:val="0"/>
+          <w:sz w:val="17"/>
+          <w:u w:val="single"/>
+        </w:rPr>
+        <w:t>consistency</w:t>
+      </w:r>
+      <w:r>
+        <w:rPr>
+          <w:rFonts w:ascii="맑은 고딕" w:hAnsi="맑은 고딕" w:eastAsia="맑은 고딕"/>
+          <w:b w:val="0"/>
+          <w:sz w:val="17"/>
+          <w:u w:val="none"/>
+        </w:rPr>
+        <w:t>. Personal, ②</w:t>
+      </w:r>
+      <w:r>
+        <w:rPr>
+          <w:rFonts w:ascii="맑은 고딕" w:hAnsi="맑은 고딕" w:eastAsia="맑은 고딕"/>
+          <w:b w:val="0"/>
+          <w:sz w:val="17"/>
+          <w:u w:val="single"/>
+        </w:rPr>
+        <w:t>subjective</w:t>
+      </w:r>
+      <w:r>
+        <w:rPr>
+          <w:rFonts w:ascii="맑은 고딕" w:hAnsi="맑은 고딕" w:eastAsia="맑은 고딕"/>
+          <w:b w:val="0"/>
+          <w:sz w:val="17"/>
+          <w:u w:val="none"/>
+        </w:rPr>
+        <w:t xml:space="preserve"> measures hold real knowledge, yet that knowledge is hard to pass on, since it rests on one person’s experience. The historian of science Theodore M. Porter describes measurement as a ‘technology of distance’: a tool that uses shared rules to ③</w:t>
+      </w:r>
+      <w:r>
+        <w:rPr>
+          <w:rFonts w:ascii="맑은 고딕" w:hAnsi="맑은 고딕" w:eastAsia="맑은 고딕"/>
+          <w:b w:val="0"/>
+          <w:sz w:val="17"/>
+          <w:u w:val="single"/>
+        </w:rPr>
+        <w:t>bridge</w:t>
+      </w:r>
+      <w:r>
+        <w:rPr>
+          <w:rFonts w:ascii="맑은 고딕" w:hAnsi="맑은 고딕" w:eastAsia="맑은 고딕"/>
+          <w:b w:val="0"/>
+          <w:sz w:val="17"/>
+          <w:u w:val="none"/>
+        </w:rPr>
+        <w:t xml:space="preserve"> differences of culture and geography, allowing for the exchange of information. Following this logic, if measurement is another sort of language, then just as with words, individual units need ④</w:t>
+      </w:r>
+      <w:r>
+        <w:rPr>
+          <w:rFonts w:ascii="맑은 고딕" w:hAnsi="맑은 고딕" w:eastAsia="맑은 고딕"/>
+          <w:b w:val="0"/>
+          <w:sz w:val="17"/>
+          <w:u w:val="single"/>
+        </w:rPr>
+        <w:t>reliable</w:t>
+      </w:r>
+      <w:r>
+        <w:rPr>
+          <w:rFonts w:ascii="맑은 고딕" w:hAnsi="맑은 고딕" w:eastAsia="맑은 고딕"/>
+          <w:b w:val="0"/>
+          <w:sz w:val="17"/>
+          <w:u w:val="none"/>
+        </w:rPr>
+        <w:t xml:space="preserve"> definitions in order to communicate. In the earliest societies, these definitions might need to be shared no more widely than a single settlement, meaning that the definition can be no more complex than knowing that a unit was equal to a certain body part. As these communities grew in size, though, the ⑤</w:t>
+      </w:r>
+      <w:r>
+        <w:rPr>
+          <w:rFonts w:ascii="맑은 고딕" w:hAnsi="맑은 고딕" w:eastAsia="맑은 고딕"/>
+          <w:b w:val="0"/>
+          <w:sz w:val="17"/>
+          <w:u w:val="single"/>
+        </w:rPr>
+        <w:t>advantages</w:t>
+      </w:r>
+      <w:r>
+        <w:rPr>
+          <w:rFonts w:ascii="맑은 고딕" w:hAnsi="맑은 고딕" w:eastAsia="맑은 고딕"/>
+          <w:b w:val="0"/>
+          <w:sz w:val="17"/>
+          <w:u w:val="none"/>
+        </w:rPr>
+        <w:t xml:space="preserve"> of this system would become evident.</w:t>
+      </w:r>
+    </w:p>
+    <w:p>
+      <w:pPr>
+        <w:spacing w:before="0" w:after="20" w:line="276" w:lineRule="auto"/>
+        <w:ind w:left="80"/>
+        <w:snapToGrid w:val="0"/>
+      </w:pPr>
+      <w:r>
+        <w:rPr>
+          <w:rFonts w:ascii="맑은 고딕" w:hAnsi="맑은 고딕" w:eastAsia="맑은 고딕"/>
+          <w:b w:val="0"/>
+          <w:sz w:val="17"/>
+          <w:u w:val="none"/>
+        </w:rPr>
+        <w:t>① ①    ② ②    ③ ③    ④ ④    ⑤ ⑤</w:t>
+      </w:r>
+    </w:p>
+    <w:p>
+      <w:pPr>
+        <w:keepNext/>
+        <w:spacing w:before="80" w:after="40" w:line="276" w:lineRule="auto"/>
+        <w:snapToGrid w:val="0"/>
+        <w:shd w:val="clear" w:color="auto" w:fill="8A3A12"/>
+      </w:pPr>
+      <w:r>
+        <w:rPr>
+          <w:rFonts w:ascii="맑은 고딕" w:hAnsi="맑은 고딕" w:eastAsia="맑은 고딕"/>
+          <w:b/>
+          <w:color w:val="FFFFFF"/>
+          <w:sz w:val="17"/>
+          <w:u w:val="none"/>
+        </w:rPr>
+        <w:t>서답형  38-서1 ~ 38-서2</w:t>
+      </w:r>
+    </w:p>
+    <w:p>
+      <w:pPr>
+        <w:keepNext/>
+        <w:spacing w:before="80" w:after="20" w:line="276" w:lineRule="auto"/>
+        <w:snapToGrid w:val="0"/>
+      </w:pPr>
+      <w:r>
+        <w:rPr>
+          <w:rFonts w:ascii="맑은 고딕" w:hAnsi="맑은 고딕" w:eastAsia="맑은 고딕"/>
+          <w:b/>
+          <w:sz w:val="17"/>
+          <w:u w:val="none"/>
+        </w:rPr>
+        <w:t>38-서1.</w:t>
+      </w:r>
+      <w:r>
+        <w:rPr>
+          <w:rFonts w:ascii="맑은 고딕" w:hAnsi="맑은 고딕" w:eastAsia="맑은 고딕"/>
+          <w:b w:val="0"/>
+          <w:sz w:val="17"/>
+          <w:u w:val="none"/>
+        </w:rPr>
+        <w:t xml:space="preserve"> 다음 글의 밑줄 친 문장과 같은 뜻이 되도록 &lt;보기&gt;의 표현을 모두 사용하여 &lt;조건&gt;에 맞게 영작하시오. [3점] [3.0점]</w:t>
+      </w:r>
+    </w:p>
+    <w:p>
+      <w:pPr>
+        <w:spacing w:before="0" w:after="60" w:line="288" w:lineRule="auto"/>
+        <w:ind w:left="40"/>
+        <w:snapToGrid w:val="0"/>
+        <w:pBdr>
+          <w:top w:val="single" w:sz="4" w:space="2" w:color="999999"/>
+          <w:left w:val="single" w:sz="4" w:space="2" w:color="999999"/>
+          <w:bottom w:val="single" w:sz="4" w:space="2" w:color="999999"/>
+          <w:right w:val="single" w:sz="4" w:space="2" w:color="999999"/>
+        </w:pBdr>
+        <w:shd w:val="clear" w:color="auto" w:fill="F6F3EA"/>
+      </w:pPr>
+      <w:r>
+        <w:rPr>
+          <w:rFonts w:ascii="맑은 고딕" w:hAnsi="맑은 고딕" w:eastAsia="맑은 고딕"/>
+          <w:b w:val="0"/>
+          <w:sz w:val="17"/>
+          <w:u w:val="none"/>
+        </w:rPr>
+        <w:t xml:space="preserve">To harness the full potential of units of measurement, we need some degree of consistency. </w:t>
+      </w:r>
+      <w:r>
+        <w:rPr>
+          <w:rFonts w:ascii="맑은 고딕" w:hAnsi="맑은 고딕" w:eastAsia="맑은 고딕"/>
+          <w:b w:val="0"/>
+          <w:sz w:val="17"/>
+          <w:u w:val="single"/>
+        </w:rPr>
+        <w:t>Subjective measures contain useful knowledge, but this can be difficult to share, based as it is on an individual’s experience.</w:t>
+      </w:r>
+      <w:r>
+        <w:rPr>
+          <w:rFonts w:ascii="맑은 고딕" w:hAnsi="맑은 고딕" w:eastAsia="맑은 고딕"/>
+          <w:b w:val="0"/>
+          <w:sz w:val="17"/>
+          <w:u w:val="none"/>
+        </w:rPr>
+        <w:t xml:space="preserve"> The historian of science Theodore M. Porter describes measurement as a ‘technology of distance’.</w:t>
+      </w:r>
+    </w:p>
+    <w:p>
+      <w:pPr>
+        <w:spacing w:before="0" w:after="60" w:line="288" w:lineRule="auto"/>
+        <w:ind w:left="40"/>
+        <w:snapToGrid w:val="0"/>
+        <w:pBdr>
+          <w:top w:val="single" w:sz="4" w:space="2" w:color="9B6BD0"/>
+          <w:left w:val="single" w:sz="4" w:space="2" w:color="9B6BD0"/>
+          <w:bottom w:val="single" w:sz="4" w:space="2" w:color="9B6BD0"/>
+          <w:right w:val="single" w:sz="4" w:space="2" w:color="9B6BD0"/>
+        </w:pBdr>
+        <w:shd w:val="clear" w:color="auto" w:fill="FAF5FF"/>
+      </w:pPr>
+      <w:r>
+        <w:rPr>
+          <w:rFonts w:ascii="맑은 고딕" w:hAnsi="맑은 고딕" w:eastAsia="맑은 고딕"/>
+          <w:b/>
+          <w:sz w:val="17"/>
+          <w:u w:val="none"/>
+        </w:rPr>
+        <w:t>&lt;보 기&gt;</w:t>
+      </w:r>
+      <w:r>
+        <w:rPr>
+          <w:rFonts w:ascii="맑은 고딕" w:hAnsi="맑은 고딕" w:eastAsia="맑은 고딕"/>
+          <w:b w:val="0"/>
+          <w:sz w:val="17"/>
+          <w:u w:val="none"/>
+        </w:rPr>
+        <w:t xml:space="preserve"> subjective measures / contain / useful knowledge / but / this / can / be / difficult / to share / because / it / is / based / on / an individual’s experience</w:t>
       </w:r>
     </w:p>
     <w:p>
@@ -1680,11 +2709,103 @@
       <w:r>
         <w:rPr>
           <w:rFonts w:ascii="맑은 고딕" w:hAnsi="맑은 고딕" w:eastAsia="맑은 고딕"/>
+          <w:b/>
+          <w:sz w:val="17"/>
+          <w:u w:val="none"/>
+        </w:rPr>
+        <w:t>&lt;조 건&gt;</w:t>
+      </w:r>
+    </w:p>
+    <w:p>
+      <w:pPr>
+        <w:spacing w:before="0" w:after="0" w:line="288" w:lineRule="auto"/>
+        <w:ind w:left="40"/>
+        <w:snapToGrid w:val="0"/>
+        <w:pBdr>
+          <w:top w:val="single" w:sz="4" w:space="2" w:color="9B6BD0"/>
+          <w:left w:val="single" w:sz="4" w:space="2" w:color="9B6BD0"/>
+          <w:bottom w:val="single" w:sz="4" w:space="2" w:color="9B6BD0"/>
+          <w:right w:val="single" w:sz="4" w:space="2" w:color="9B6BD0"/>
+        </w:pBdr>
+        <w:shd w:val="clear" w:color="auto" w:fill="FAF5FF"/>
+      </w:pPr>
+      <w:r>
+        <w:rPr>
+          <w:rFonts w:ascii="맑은 고딕" w:hAnsi="맑은 고딕" w:eastAsia="맑은 고딕"/>
           <w:b w:val="0"/>
           <w:sz w:val="17"/>
           <w:u w:val="none"/>
         </w:rPr>
-        <w:t>(d) According to Porter, measurement makes cultural differences larger.</w:t>
+        <w:t>1. Use ALL the expressions in the box, each only once.</w:t>
+      </w:r>
+    </w:p>
+    <w:p>
+      <w:pPr>
+        <w:spacing w:before="0" w:after="0" w:line="288" w:lineRule="auto"/>
+        <w:ind w:left="40"/>
+        <w:snapToGrid w:val="0"/>
+        <w:pBdr>
+          <w:top w:val="single" w:sz="4" w:space="2" w:color="9B6BD0"/>
+          <w:left w:val="single" w:sz="4" w:space="2" w:color="9B6BD0"/>
+          <w:bottom w:val="single" w:sz="4" w:space="2" w:color="9B6BD0"/>
+          <w:right w:val="single" w:sz="4" w:space="2" w:color="9B6BD0"/>
+        </w:pBdr>
+        <w:shd w:val="clear" w:color="auto" w:fill="FAF5FF"/>
+      </w:pPr>
+      <w:r>
+        <w:rPr>
+          <w:rFonts w:ascii="맑은 고딕" w:hAnsi="맑은 고딕" w:eastAsia="맑은 고딕"/>
+          <w:b w:val="0"/>
+          <w:sz w:val="17"/>
+          <w:u w:val="none"/>
+        </w:rPr>
+        <w:t>2. Do NOT change the form of any word, and do NOT add any other words.</w:t>
+      </w:r>
+    </w:p>
+    <w:p>
+      <w:pPr>
+        <w:spacing w:before="0" w:after="0" w:line="288" w:lineRule="auto"/>
+        <w:ind w:left="40"/>
+        <w:snapToGrid w:val="0"/>
+        <w:pBdr>
+          <w:top w:val="single" w:sz="4" w:space="2" w:color="9B6BD0"/>
+          <w:left w:val="single" w:sz="4" w:space="2" w:color="9B6BD0"/>
+          <w:bottom w:val="single" w:sz="4" w:space="2" w:color="9B6BD0"/>
+          <w:right w:val="single" w:sz="4" w:space="2" w:color="9B6BD0"/>
+        </w:pBdr>
+        <w:shd w:val="clear" w:color="auto" w:fill="FAF5FF"/>
+      </w:pPr>
+      <w:r>
+        <w:rPr>
+          <w:rFonts w:ascii="맑은 고딕" w:hAnsi="맑은 고딕" w:eastAsia="맑은 고딕"/>
+          <w:b w:val="0"/>
+          <w:sz w:val="17"/>
+          <w:u w:val="none"/>
+        </w:rPr>
+        <w:t>3. Rewrite the participle phrase (‘based as it is on …’) as an adverbial clause of reason beginning with ‘because’.</w:t>
+      </w:r>
+    </w:p>
+    <w:p>
+      <w:pPr>
+        <w:spacing w:before="0" w:after="0" w:line="288" w:lineRule="auto"/>
+        <w:ind w:left="40"/>
+        <w:snapToGrid w:val="0"/>
+        <w:pBdr>
+          <w:top w:val="single" w:sz="4" w:space="2" w:color="9B6BD0"/>
+          <w:left w:val="single" w:sz="4" w:space="2" w:color="9B6BD0"/>
+          <w:bottom w:val="single" w:sz="4" w:space="2" w:color="9B6BD0"/>
+          <w:right w:val="single" w:sz="4" w:space="2" w:color="9B6BD0"/>
+        </w:pBdr>
+        <w:shd w:val="clear" w:color="auto" w:fill="FAF5FF"/>
+      </w:pPr>
+      <w:r>
+        <w:rPr>
+          <w:rFonts w:ascii="맑은 고딕" w:hAnsi="맑은 고딕" w:eastAsia="맑은 고딕"/>
+          <w:b w:val="0"/>
+          <w:sz w:val="17"/>
+          <w:u w:val="none"/>
+        </w:rPr>
+        <w:t>4. Write 20 words in total.</w:t>
       </w:r>
     </w:p>
     <w:p>
@@ -1707,13 +2828,12 @@
           <w:sz w:val="17"/>
           <w:u w:val="none"/>
         </w:rPr>
-        <w:t>(e) ⓒ ‘though’ shows that the body-part system worked even better as communities grew.</w:t>
+        <w:t>5. 답안지에 소문항 번호를 정확하게 기입할 것</w:t>
       </w:r>
     </w:p>
     <w:p>
       <w:pPr>
-        <w:spacing w:before="0" w:after="20" w:line="276" w:lineRule="auto"/>
-        <w:ind w:left="80"/>
+        <w:spacing w:before="0" w:after="40" w:line="360" w:lineRule="auto"/>
         <w:snapToGrid w:val="0"/>
       </w:pPr>
       <w:r>
@@ -1723,7 +2843,7 @@
           <w:sz w:val="17"/>
           <w:u w:val="none"/>
         </w:rPr>
-        <w:t>① (a), (c)    ② (d), (e)    ③ (b), (d)    ④ (a), (b), (e)    ⑤ (c), (d), (e)</w:t>
+        <w:t>⇒ Subjective measures ________________________________________________________________________ .</w:t>
       </w:r>
     </w:p>
     <w:p>
@@ -1739,7 +2859,7 @@
           <w:sz w:val="17"/>
           <w:u w:val="none"/>
         </w:rPr>
-        <w:t>38-2.</w:t>
+        <w:t>38-서2.</w:t>
       </w:r>
       <w:r>
         <w:rPr>
@@ -1748,7 +2868,7 @@
           <w:sz w:val="17"/>
           <w:u w:val="none"/>
         </w:rPr>
-        <w:t xml:space="preserve"> 다음 글의 밑줄 친 ⓐ ~ ⓕ 중, 어법상 </w:t>
+        <w:t xml:space="preserve"> 다음 글의 요약문을 완성하시오. 빈칸 (1)~(4)에 &lt;보기&gt;에서 알맞은 단어를 골라 </w:t>
       </w:r>
       <w:r>
         <w:rPr>
@@ -1757,7 +2877,7 @@
           <w:sz w:val="17"/>
           <w:u w:val="single"/>
         </w:rPr>
-        <w:t>틀린</w:t>
+        <w:t>필요하면 어형을 바꾸어</w:t>
       </w:r>
       <w:r>
         <w:rPr>
@@ -1766,7 +2886,7 @@
           <w:sz w:val="17"/>
           <w:u w:val="none"/>
         </w:rPr>
-        <w:t xml:space="preserve"> 것을 모두 고른 것은? [3.1점]</w:t>
+        <w:t xml:space="preserve"> 쓰시오. (한 칸에 한 단어, 중복 사용 불가) [각 0.75점, 총 3점] [3.0점]</w:t>
       </w:r>
     </w:p>
     <w:p>
@@ -1789,16 +2909,53 @@
           <w:sz w:val="17"/>
           <w:u w:val="none"/>
         </w:rPr>
-        <w:t>ⓐ</w:t>
-      </w:r>
+        <w:t>To get the most out of units of measurement, we need a certain level of consistency. Personal, subjective measures hold real knowledge, yet that knowledge is hard to pass on, since it rests on one person’s experience. Theodore M. Porter, a historian of science, calls measurement a ‘technology of distance’—a tool that relies on common rules to overcome gaps of culture and geography so that information can be exchanged. By the same reasoning, if measurement is a kind of language, then, as with words, each unit needs a dependable definition before it can carry meaning between people. In the first human communities, such a definition might have to travel no farther than one village, so it could be as simple as the knowledge that a unit matched a particular part of the body. Once those communities expanded, however, the weaknesses of such a system would come into plain view.</w:t>
+      </w:r>
+    </w:p>
+    <w:p>
+      <w:pPr>
+        <w:spacing w:before="0" w:after="60" w:line="288" w:lineRule="auto"/>
+        <w:ind w:left="40"/>
+        <w:snapToGrid w:val="0"/>
+        <w:pBdr>
+          <w:top w:val="single" w:sz="4" w:space="2" w:color="C99B4E"/>
+          <w:left w:val="single" w:sz="4" w:space="2" w:color="C99B4E"/>
+          <w:bottom w:val="single" w:sz="4" w:space="2" w:color="C99B4E"/>
+          <w:right w:val="single" w:sz="4" w:space="2" w:color="C99B4E"/>
+        </w:pBdr>
+        <w:shd w:val="clear" w:color="auto" w:fill="FFF8E1"/>
+      </w:pPr>
       <w:r>
         <w:rPr>
           <w:rFonts w:ascii="맑은 고딕" w:hAnsi="맑은 고딕" w:eastAsia="맑은 고딕"/>
           <w:b w:val="0"/>
           <w:sz w:val="17"/>
-          <w:u w:val="single"/>
-        </w:rPr>
-        <w:t>Harness</w:t>
+          <w:u w:val="none"/>
+        </w:rPr>
+        <w:t>Measurement needs (1) ________ because a (2) ________ measure, however useful, cannot easily be shared; Porter therefore calls measurement a technology of distance, a tool (3) ________ on common rules. Just as words need definitions, units need (4) ________ fixed meanings, and body-based units lost their usefulness once communities grew.</w:t>
+      </w:r>
+    </w:p>
+    <w:p>
+      <w:pPr>
+        <w:spacing w:before="0" w:after="60" w:line="288" w:lineRule="auto"/>
+        <w:ind w:left="40"/>
+        <w:snapToGrid w:val="0"/>
+        <w:pBdr>
+          <w:top w:val="single" w:sz="4" w:space="2" w:color="9B6BD0"/>
+          <w:left w:val="single" w:sz="4" w:space="2" w:color="9B6BD0"/>
+          <w:bottom w:val="single" w:sz="4" w:space="2" w:color="9B6BD0"/>
+          <w:right w:val="single" w:sz="4" w:space="2" w:color="9B6BD0"/>
+        </w:pBdr>
+        <w:shd w:val="clear" w:color="auto" w:fill="FAF5FF"/>
+      </w:pPr>
+      <w:r>
+        <w:rPr>
+          <w:rFonts w:ascii="맑은 고딕" w:hAnsi="맑은 고딕" w:eastAsia="맑은 고딕"/>
+          <w:b/>
+          <w:sz w:val="17"/>
+          <w:u w:val="none"/>
+        </w:rPr>
+        <w:t>&lt;보 기&gt;</w:t>
       </w:r>
       <w:r>
         <w:rPr>
@@ -1807,17 +2964,68 @@
           <w:sz w:val="17"/>
           <w:u w:val="none"/>
         </w:rPr>
-        <w:t xml:space="preserve"> the full potential of units of measurement, we need some degree of consistency. Subjective measures contain useful knowledge, but this can be difficult to share, based as it is on an individual’s experience. The historian of science Theodore M. Porter describes measurement as a ‘technology of distance’: a tool ⓑ</w:t>
-      </w:r>
+        <w:t xml:space="preserve"> consistent / person / rely / reliable / distance / share / define / grow / exchange / accurate</w:t>
+      </w:r>
+    </w:p>
+    <w:p>
+      <w:pPr>
+        <w:spacing w:before="0" w:after="0" w:line="288" w:lineRule="auto"/>
+        <w:ind w:left="40"/>
+        <w:snapToGrid w:val="0"/>
+        <w:pBdr>
+          <w:top w:val="single" w:sz="4" w:space="2" w:color="9B6BD0"/>
+          <w:left w:val="single" w:sz="4" w:space="2" w:color="9B6BD0"/>
+          <w:bottom w:val="single" w:sz="4" w:space="2" w:color="9B6BD0"/>
+          <w:right w:val="single" w:sz="4" w:space="2" w:color="9B6BD0"/>
+        </w:pBdr>
+        <w:shd w:val="clear" w:color="auto" w:fill="FAF5FF"/>
+      </w:pPr>
+      <w:r>
+        <w:rPr>
+          <w:rFonts w:ascii="맑은 고딕" w:hAnsi="맑은 고딕" w:eastAsia="맑은 고딕"/>
+          <w:b/>
+          <w:sz w:val="17"/>
+          <w:u w:val="none"/>
+        </w:rPr>
+        <w:t>&lt;조 건&gt;</w:t>
+      </w:r>
+    </w:p>
+    <w:p>
+      <w:pPr>
+        <w:spacing w:before="0" w:after="0" w:line="288" w:lineRule="auto"/>
+        <w:ind w:left="40"/>
+        <w:snapToGrid w:val="0"/>
+        <w:pBdr>
+          <w:top w:val="single" w:sz="4" w:space="2" w:color="9B6BD0"/>
+          <w:left w:val="single" w:sz="4" w:space="2" w:color="9B6BD0"/>
+          <w:bottom w:val="single" w:sz="4" w:space="2" w:color="9B6BD0"/>
+          <w:right w:val="single" w:sz="4" w:space="2" w:color="9B6BD0"/>
+        </w:pBdr>
+        <w:shd w:val="clear" w:color="auto" w:fill="FAF5FF"/>
+      </w:pPr>
       <w:r>
         <w:rPr>
           <w:rFonts w:ascii="맑은 고딕" w:hAnsi="맑은 고딕" w:eastAsia="맑은 고딕"/>
           <w:b w:val="0"/>
           <w:sz w:val="17"/>
-          <w:u w:val="single"/>
-        </w:rPr>
-        <w:t>that</w:t>
-      </w:r>
+          <w:u w:val="none"/>
+        </w:rPr>
+        <w:t>1. &lt;보기&gt;의 단어를 골라 필요하면 어형(품사·시제·태)을 바꾸어 쓸 것</w:t>
+      </w:r>
+    </w:p>
+    <w:p>
+      <w:pPr>
+        <w:spacing w:before="0" w:after="60" w:line="288" w:lineRule="auto"/>
+        <w:ind w:left="40"/>
+        <w:snapToGrid w:val="0"/>
+        <w:pBdr>
+          <w:top w:val="single" w:sz="4" w:space="2" w:color="9B6BD0"/>
+          <w:left w:val="single" w:sz="4" w:space="2" w:color="9B6BD0"/>
+          <w:bottom w:val="single" w:sz="4" w:space="2" w:color="9B6BD0"/>
+          <w:right w:val="single" w:sz="4" w:space="2" w:color="9B6BD0"/>
+        </w:pBdr>
+        <w:shd w:val="clear" w:color="auto" w:fill="FAF5FF"/>
+      </w:pPr>
       <w:r>
         <w:rPr>
           <w:rFonts w:ascii="맑은 고딕" w:hAnsi="맑은 고딕" w:eastAsia="맑은 고딕"/>
@@ -1825,95 +3033,40 @@
           <w:sz w:val="17"/>
           <w:u w:val="none"/>
         </w:rPr>
-        <w:t xml:space="preserve"> uses shared rules to bridge differences of culture and geography, allowing for the exchange of information. ⓓ</w:t>
-      </w:r>
+        <w:t>2. 답안지에 소문항 번호를 정확하게 기입할 것  예) 2-(1) 2-(2)</w:t>
+      </w:r>
+    </w:p>
+    <w:p>
+      <w:pPr>
+        <w:spacing w:before="0" w:after="40" w:line="360" w:lineRule="auto"/>
+        <w:snapToGrid w:val="0"/>
+      </w:pPr>
       <w:r>
         <w:rPr>
           <w:rFonts w:ascii="맑은 고딕" w:hAnsi="맑은 고딕" w:eastAsia="맑은 고딕"/>
           <w:b w:val="0"/>
           <w:sz w:val="17"/>
-          <w:u w:val="single"/>
-        </w:rPr>
-        <w:t>Following</w:t>
-      </w:r>
-      <w:r>
-        <w:rPr>
-          <w:rFonts w:ascii="맑은 고딕" w:hAnsi="맑은 고딕" w:eastAsia="맑은 고딕"/>
-          <w:b w:val="0"/>
-          <w:sz w:val="17"/>
-          <w:u w:val="none"/>
-        </w:rPr>
-        <w:t xml:space="preserve"> this logic, if measurement is another sort of language, then just as with words, individual units ⓒ</w:t>
-      </w:r>
-      <w:r>
-        <w:rPr>
-          <w:rFonts w:ascii="맑은 고딕" w:hAnsi="맑은 고딕" w:eastAsia="맑은 고딕"/>
-          <w:b w:val="0"/>
-          <w:sz w:val="17"/>
-          <w:u w:val="single"/>
-        </w:rPr>
-        <w:t>needs</w:t>
-      </w:r>
-      <w:r>
-        <w:rPr>
-          <w:rFonts w:ascii="맑은 고딕" w:hAnsi="맑은 고딕" w:eastAsia="맑은 고딕"/>
-          <w:b w:val="0"/>
-          <w:sz w:val="17"/>
-          <w:u w:val="none"/>
-        </w:rPr>
-        <w:t xml:space="preserve"> reliable definitions in order to communicate. In the earliest societies, these definitions might need to be shared no ⓕ</w:t>
-      </w:r>
-      <w:r>
-        <w:rPr>
-          <w:rFonts w:ascii="맑은 고딕" w:hAnsi="맑은 고딕" w:eastAsia="맑은 고딕"/>
-          <w:b w:val="0"/>
-          <w:sz w:val="17"/>
-          <w:u w:val="single"/>
-        </w:rPr>
-        <w:t>much</w:t>
-      </w:r>
-      <w:r>
-        <w:rPr>
-          <w:rFonts w:ascii="맑은 고딕" w:hAnsi="맑은 고딕" w:eastAsia="맑은 고딕"/>
-          <w:b w:val="0"/>
-          <w:sz w:val="17"/>
-          <w:u w:val="none"/>
-        </w:rPr>
-        <w:t xml:space="preserve"> widely than a single settlement, meaning that the definition can be no more complex than knowing that a unit was equal to a certain body part. As these communities grew in size, though, the inadequacies of this system ⓔ</w:t>
-      </w:r>
-      <w:r>
-        <w:rPr>
-          <w:rFonts w:ascii="맑은 고딕" w:hAnsi="맑은 고딕" w:eastAsia="맑은 고딕"/>
-          <w:b w:val="0"/>
-          <w:sz w:val="17"/>
-          <w:u w:val="single"/>
-        </w:rPr>
-        <w:t>would</w:t>
-      </w:r>
-      <w:r>
-        <w:rPr>
-          <w:rFonts w:ascii="맑은 고딕" w:hAnsi="맑은 고딕" w:eastAsia="맑은 고딕"/>
-          <w:b w:val="0"/>
-          <w:sz w:val="17"/>
-          <w:u w:val="none"/>
-        </w:rPr>
-        <w:t xml:space="preserve"> become evident.</w:t>
+          <w:u w:val="none"/>
+        </w:rPr>
+        <w:t>(1) ______________  (2) ______________  (3) ______________  (4) ______________</w:t>
       </w:r>
     </w:p>
     <w:p>
       <w:pPr>
-        <w:spacing w:before="0" w:after="20" w:line="276" w:lineRule="auto"/>
-        <w:ind w:left="80"/>
+        <w:keepNext/>
+        <w:spacing w:before="80" w:after="40" w:line="276" w:lineRule="auto"/>
         <w:snapToGrid w:val="0"/>
-      </w:pPr>
-      <w:r>
-        <w:rPr>
-          <w:rFonts w:ascii="맑은 고딕" w:hAnsi="맑은 고딕" w:eastAsia="맑은 고딕"/>
-          <w:b w:val="0"/>
+        <w:shd w:val="clear" w:color="auto" w:fill="6B21A8"/>
+      </w:pPr>
+      <w:r>
+        <w:rPr>
+          <w:rFonts w:ascii="맑은 고딕" w:hAnsi="맑은 고딕" w:eastAsia="맑은 고딕"/>
+          <w:b/>
+          <w:color w:val="FFFFFF"/>
           <w:sz w:val="17"/>
           <w:u w:val="none"/>
         </w:rPr>
-        <w:t>① ⓑ, ⓓ    ② ⓒ, ⓔ    ③ ⓐ, ⓑ, ⓕ    ④ ⓓ, ⓔ, ⓕ    ⑤ ⓐ, ⓒ, ⓕ</w:t>
+        <w:t>[지문 구조]  ※ 앞 문항을 모두 푼 뒤에 풀 것</w:t>
       </w:r>
     </w:p>
     <w:p>
@@ -1929,7 +3082,7 @@
           <w:sz w:val="17"/>
           <w:u w:val="none"/>
         </w:rPr>
-        <w:t>38-3.</w:t>
+        <w:t>38-8.</w:t>
       </w:r>
       <w:r>
         <w:rPr>
@@ -1938,7 +3091,76 @@
           <w:sz w:val="17"/>
           <w:u w:val="none"/>
         </w:rPr>
-        <w:t xml:space="preserve"> 다음 글의 (A), (B), (C)의 각 괄호 안에서 문맥에 맞는 낱말로 가장 적절한 것은? [3.0점]</w:t>
+        <w:t xml:space="preserve"> 주어진 글 다음에 이어질 글의 순서로 가장 적절한 것은? [3.2점]</w:t>
+      </w:r>
+    </w:p>
+    <w:p>
+      <w:pPr>
+        <w:spacing w:before="0" w:after="60" w:line="288" w:lineRule="auto"/>
+        <w:ind w:left="40"/>
+        <w:snapToGrid w:val="0"/>
+        <w:pBdr>
+          <w:top w:val="single" w:sz="4" w:space="2" w:color="C99B4E"/>
+          <w:left w:val="single" w:sz="4" w:space="2" w:color="C99B4E"/>
+          <w:bottom w:val="single" w:sz="4" w:space="2" w:color="C99B4E"/>
+          <w:right w:val="single" w:sz="4" w:space="2" w:color="C99B4E"/>
+        </w:pBdr>
+        <w:shd w:val="clear" w:color="auto" w:fill="FFF8E1"/>
+      </w:pPr>
+      <w:r>
+        <w:rPr>
+          <w:rFonts w:ascii="맑은 고딕" w:hAnsi="맑은 고딕" w:eastAsia="맑은 고딕"/>
+          <w:b w:val="0"/>
+          <w:sz w:val="17"/>
+          <w:u w:val="none"/>
+        </w:rPr>
+        <w:t>To harness the full potential of units of measurement, we need some degree of consistency.</w:t>
+      </w:r>
+    </w:p>
+    <w:p>
+      <w:pPr>
+        <w:spacing w:before="0" w:after="0" w:line="288" w:lineRule="auto"/>
+        <w:ind w:left="40"/>
+        <w:snapToGrid w:val="0"/>
+        <w:pBdr>
+          <w:top w:val="single" w:sz="4" w:space="2" w:color="999999"/>
+          <w:left w:val="single" w:sz="4" w:space="2" w:color="999999"/>
+          <w:bottom w:val="single" w:sz="4" w:space="2" w:color="999999"/>
+          <w:right w:val="single" w:sz="4" w:space="2" w:color="999999"/>
+        </w:pBdr>
+        <w:shd w:val="clear" w:color="auto" w:fill="F6F3EA"/>
+      </w:pPr>
+      <w:r>
+        <w:rPr>
+          <w:rFonts w:ascii="맑은 고딕" w:hAnsi="맑은 고딕" w:eastAsia="맑은 고딕"/>
+          <w:b w:val="0"/>
+          <w:sz w:val="17"/>
+          <w:u w:val="none"/>
+        </w:rPr>
+        <w:t>(A) Following this logic, if measurement is another sort of language, then just as with words, individual units need reliable definitions in order to communicate. In the earliest societies, these definitions might need to be shared no more widely than a single settlement, meaning that the definition can be no more complex than knowing that a unit was equal to a certain body part.</w:t>
+      </w:r>
+    </w:p>
+    <w:p>
+      <w:pPr>
+        <w:spacing w:before="0" w:after="0" w:line="288" w:lineRule="auto"/>
+        <w:ind w:left="40"/>
+        <w:snapToGrid w:val="0"/>
+        <w:pBdr>
+          <w:top w:val="single" w:sz="4" w:space="2" w:color="999999"/>
+          <w:left w:val="single" w:sz="4" w:space="2" w:color="999999"/>
+          <w:bottom w:val="single" w:sz="4" w:space="2" w:color="999999"/>
+          <w:right w:val="single" w:sz="4" w:space="2" w:color="999999"/>
+        </w:pBdr>
+        <w:shd w:val="clear" w:color="auto" w:fill="F6F3EA"/>
+      </w:pPr>
+      <w:r>
+        <w:rPr>
+          <w:rFonts w:ascii="맑은 고딕" w:hAnsi="맑은 고딕" w:eastAsia="맑은 고딕"/>
+          <w:b w:val="0"/>
+          <w:sz w:val="17"/>
+          <w:u w:val="none"/>
+        </w:rPr>
+        <w:t>(B) As these communities grew in size, though, the inadequacies of this system would become evident.</w:t>
       </w:r>
     </w:p>
     <w:p>
@@ -1961,7 +3183,7 @@
           <w:sz w:val="17"/>
           <w:u w:val="none"/>
         </w:rPr>
-        <w:t>To harness the full potential of units of measurement, we need some degree of (A) [consistency / variety]. (B) [Subjective / Objective] measures contain useful knowledge, but this can be difficult to share, based as it is on an individual’s experience. The historian of science Theodore M. Porter describes measurement as a ‘technology of distance’: a tool that uses shared rules to bridge differences of culture and geography, allowing for the exchange of information. Following this logic, if measurement is another sort of language, then just as with words, individual units need reliable definitions in order to communicate. In the earliest societies, these definitions might need to be shared no more widely than a single settlement, meaning that the definition can be no more complex than knowing that a unit was equal to a certain body part. As these communities grew in size, though, the (C) [inadequacies / advantages] of this system would become evident.</w:t>
+        <w:t>(C) Subjective measures contain useful knowledge, but this can be difficult to share, based as it is on an individual’s experience. The historian of science Theodore M. Porter describes measurement as a ‘technology of distance’: a tool that uses shared rules to bridge differences of culture and geography, allowing for the exchange of information.</w:t>
       </w:r>
     </w:p>
     <w:p>
@@ -1977,7 +3199,7 @@
           <w:sz w:val="17"/>
           <w:u w:val="none"/>
         </w:rPr>
-        <w:t>① (A) variety  (B) Subjective  (C) inadequacies</w:t>
+        <w:t>① (A) - (B) - (C)</w:t>
       </w:r>
     </w:p>
     <w:p>
@@ -1993,7 +3215,7 @@
           <w:sz w:val="17"/>
           <w:u w:val="none"/>
         </w:rPr>
-        <w:t>② (A) consistency  (B) Objective  (C) advantages</w:t>
+        <w:t>② (A) - (C) - (B)</w:t>
       </w:r>
     </w:p>
     <w:p>
@@ -2009,7 +3231,7 @@
           <w:sz w:val="17"/>
           <w:u w:val="none"/>
         </w:rPr>
-        <w:t>③ (A) consistency  (B) Subjective  (C) inadequacies</w:t>
+        <w:t>③ (C) - (A) - (B)</w:t>
       </w:r>
     </w:p>
     <w:p>
@@ -2025,7 +3247,7 @@
           <w:sz w:val="17"/>
           <w:u w:val="none"/>
         </w:rPr>
-        <w:t>④ (A) variety  (B) Objective  (C) inadequacies</w:t>
+        <w:t>④ (B) - (A) - (C)</w:t>
       </w:r>
     </w:p>
     <w:p>
@@ -2041,1120 +3263,7 @@
           <w:sz w:val="17"/>
           <w:u w:val="none"/>
         </w:rPr>
-        <w:t>⑤ (A) consistency  (B) Subjective  (C) advantages</w:t>
-      </w:r>
-    </w:p>
-    <w:p>
-      <w:pPr>
-        <w:keepNext/>
-        <w:spacing w:before="80" w:after="20" w:line="276" w:lineRule="auto"/>
-        <w:snapToGrid w:val="0"/>
-      </w:pPr>
-      <w:r>
-        <w:rPr>
-          <w:rFonts w:ascii="맑은 고딕" w:hAnsi="맑은 고딕" w:eastAsia="맑은 고딕"/>
-          <w:b/>
-          <w:sz w:val="17"/>
-          <w:u w:val="none"/>
-        </w:rPr>
-        <w:t>38-4.</w:t>
-      </w:r>
-      <w:r>
-        <w:rPr>
-          <w:rFonts w:ascii="맑은 고딕" w:hAnsi="맑은 고딕" w:eastAsia="맑은 고딕"/>
-          <w:b w:val="0"/>
-          <w:sz w:val="17"/>
-          <w:u w:val="none"/>
-        </w:rPr>
-        <w:t xml:space="preserve"> 윗글의 내용과 일치하는 것은? [2.7점]</w:t>
-      </w:r>
-    </w:p>
-    <w:p>
-      <w:pPr>
-        <w:spacing w:before="0" w:after="60" w:line="288" w:lineRule="auto"/>
-        <w:ind w:left="40"/>
-        <w:snapToGrid w:val="0"/>
-        <w:pBdr>
-          <w:top w:val="single" w:sz="4" w:space="2" w:color="999999"/>
-          <w:left w:val="single" w:sz="4" w:space="2" w:color="999999"/>
-          <w:bottom w:val="single" w:sz="4" w:space="2" w:color="999999"/>
-          <w:right w:val="single" w:sz="4" w:space="2" w:color="999999"/>
-        </w:pBdr>
-        <w:shd w:val="clear" w:color="auto" w:fill="F6F3EA"/>
-      </w:pPr>
-      <w:r>
-        <w:rPr>
-          <w:rFonts w:ascii="맑은 고딕" w:hAnsi="맑은 고딕" w:eastAsia="맑은 고딕"/>
-          <w:b w:val="0"/>
-          <w:sz w:val="17"/>
-          <w:u w:val="none"/>
-        </w:rPr>
-        <w:t>To harness the full potential of units of measurement, we need some degree of consistency. Subjective measures contain useful knowledge, but this can be difficult to share, based as it is on an individual’s experience. The historian of science Theodore M. Porter describes measurement as a ‘technology of distance’: a tool that uses shared rules to bridge differences of culture and geography, allowing for the exchange of information. Following this logic, if measurement is another sort of language, then just as with words, individual units need reliable definitions in order to communicate. In the earliest societies, these definitions might need to be shared no more widely than a single settlement, meaning that the definition can be no more complex than knowing that a unit was equal to a certain body part. As these communities grew in size, though, the inadequacies of this system would become evident.</w:t>
-      </w:r>
-    </w:p>
-    <w:p>
-      <w:pPr>
-        <w:spacing w:before="0" w:after="0" w:line="269" w:lineRule="auto"/>
-        <w:ind w:left="180" w:hanging="180"/>
-        <w:snapToGrid w:val="0"/>
-      </w:pPr>
-      <w:r>
-        <w:rPr>
-          <w:rFonts w:ascii="맑은 고딕" w:hAnsi="맑은 고딕" w:eastAsia="맑은 고딕"/>
-          <w:b w:val="0"/>
-          <w:sz w:val="17"/>
-          <w:u w:val="none"/>
-        </w:rPr>
-        <w:t>① 초기 사회에서 단위의 정의는 단일 정착지 안에서만 공유되면 충분했을 것이다.</w:t>
-      </w:r>
-    </w:p>
-    <w:p>
-      <w:pPr>
-        <w:spacing w:before="0" w:after="0" w:line="269" w:lineRule="auto"/>
-        <w:ind w:left="180" w:hanging="180"/>
-        <w:snapToGrid w:val="0"/>
-      </w:pPr>
-      <w:r>
-        <w:rPr>
-          <w:rFonts w:ascii="맑은 고딕" w:hAnsi="맑은 고딕" w:eastAsia="맑은 고딕"/>
-          <w:b w:val="0"/>
-          <w:sz w:val="17"/>
-          <w:u w:val="none"/>
-        </w:rPr>
-        <w:t>② 주관적 척도는 유용한 지식을 담고 있지 않다.</w:t>
-      </w:r>
-    </w:p>
-    <w:p>
-      <w:pPr>
-        <w:spacing w:before="0" w:after="0" w:line="269" w:lineRule="auto"/>
-        <w:ind w:left="180" w:hanging="180"/>
-        <w:snapToGrid w:val="0"/>
-      </w:pPr>
-      <w:r>
-        <w:rPr>
-          <w:rFonts w:ascii="맑은 고딕" w:hAnsi="맑은 고딕" w:eastAsia="맑은 고딕"/>
-          <w:b w:val="0"/>
-          <w:sz w:val="17"/>
-          <w:u w:val="none"/>
-        </w:rPr>
-        <w:t>③ Porter는 측정을 ‘시간의 기술’이라고 묘사했다.</w:t>
-      </w:r>
-    </w:p>
-    <w:p>
-      <w:pPr>
-        <w:spacing w:before="0" w:after="0" w:line="269" w:lineRule="auto"/>
-        <w:ind w:left="180" w:hanging="180"/>
-        <w:snapToGrid w:val="0"/>
-      </w:pPr>
-      <w:r>
-        <w:rPr>
-          <w:rFonts w:ascii="맑은 고딕" w:hAnsi="맑은 고딕" w:eastAsia="맑은 고딕"/>
-          <w:b w:val="0"/>
-          <w:sz w:val="17"/>
-          <w:u w:val="none"/>
-        </w:rPr>
-        <w:t>④ 가장 초기의 사회는 신체 부위 대신 복잡한 수학 공식으로 단위를 정의했다.</w:t>
-      </w:r>
-    </w:p>
-    <w:p>
-      <w:pPr>
-        <w:spacing w:before="0" w:after="0" w:line="269" w:lineRule="auto"/>
-        <w:ind w:left="180" w:hanging="180"/>
-        <w:snapToGrid w:val="0"/>
-      </w:pPr>
-      <w:r>
-        <w:rPr>
-          <w:rFonts w:ascii="맑은 고딕" w:hAnsi="맑은 고딕" w:eastAsia="맑은 고딕"/>
-          <w:b w:val="0"/>
-          <w:sz w:val="17"/>
-          <w:u w:val="none"/>
-        </w:rPr>
-        <w:t>⑤ 공동체가 커지면서 신체 부위 기반 체계는 더 정확해졌다.</w:t>
-      </w:r>
-    </w:p>
-    <w:p>
-      <w:pPr>
-        <w:keepNext/>
-        <w:spacing w:before="80" w:after="20" w:line="276" w:lineRule="auto"/>
-        <w:snapToGrid w:val="0"/>
-      </w:pPr>
-      <w:r>
-        <w:rPr>
-          <w:rFonts w:ascii="맑은 고딕" w:hAnsi="맑은 고딕" w:eastAsia="맑은 고딕"/>
-          <w:b/>
-          <w:sz w:val="17"/>
-          <w:u w:val="none"/>
-        </w:rPr>
-        <w:t>38-5.</w:t>
-      </w:r>
-      <w:r>
-        <w:rPr>
-          <w:rFonts w:ascii="맑은 고딕" w:hAnsi="맑은 고딕" w:eastAsia="맑은 고딕"/>
-          <w:b w:val="0"/>
-          <w:sz w:val="17"/>
-          <w:u w:val="none"/>
-        </w:rPr>
-        <w:t xml:space="preserve"> [A]와 [B]를 읽고 이해한 것으로 가장 적절하지 </w:t>
-      </w:r>
-      <w:r>
-        <w:rPr>
-          <w:rFonts w:ascii="맑은 고딕" w:hAnsi="맑은 고딕" w:eastAsia="맑은 고딕"/>
-          <w:b w:val="0"/>
-          <w:sz w:val="17"/>
-          <w:u w:val="single"/>
-        </w:rPr>
-        <w:t>않은</w:t>
-      </w:r>
-      <w:r>
-        <w:rPr>
-          <w:rFonts w:ascii="맑은 고딕" w:hAnsi="맑은 고딕" w:eastAsia="맑은 고딕"/>
-          <w:b w:val="0"/>
-          <w:sz w:val="17"/>
-          <w:u w:val="none"/>
-        </w:rPr>
-        <w:t xml:space="preserve"> 것은? [3.2점]</w:t>
-      </w:r>
-    </w:p>
-    <w:p>
-      <w:pPr>
-        <w:spacing w:before="0" w:after="60" w:line="288" w:lineRule="auto"/>
-        <w:ind w:left="40"/>
-        <w:snapToGrid w:val="0"/>
-        <w:pBdr>
-          <w:top w:val="single" w:sz="4" w:space="2" w:color="999999"/>
-          <w:left w:val="single" w:sz="4" w:space="2" w:color="999999"/>
-          <w:bottom w:val="single" w:sz="4" w:space="2" w:color="999999"/>
-          <w:right w:val="single" w:sz="4" w:space="2" w:color="999999"/>
-        </w:pBdr>
-        <w:shd w:val="clear" w:color="auto" w:fill="F6F3EA"/>
-      </w:pPr>
-      <w:r>
-        <w:rPr>
-          <w:rFonts w:ascii="맑은 고딕" w:hAnsi="맑은 고딕" w:eastAsia="맑은 고딕"/>
-          <w:b w:val="0"/>
-          <w:sz w:val="17"/>
-          <w:u w:val="none"/>
-        </w:rPr>
-        <w:t>[A] In the earliest societies, these definitions might need to be shared no more widely than a single settlement, meaning that the definition can be no more complex than knowing that a unit was equal to a certain body part. As these communities grew in size, though, the inadequacies of this system would become evident.</w:t>
-      </w:r>
-    </w:p>
-    <w:p>
-      <w:pPr>
-        <w:spacing w:before="0" w:after="60" w:line="288" w:lineRule="auto"/>
-        <w:ind w:left="40"/>
-        <w:snapToGrid w:val="0"/>
-        <w:pBdr>
-          <w:top w:val="single" w:sz="4" w:space="2" w:color="6B7FB8"/>
-          <w:left w:val="single" w:sz="4" w:space="2" w:color="6B7FB8"/>
-          <w:bottom w:val="single" w:sz="4" w:space="2" w:color="6B7FB8"/>
-          <w:right w:val="single" w:sz="4" w:space="2" w:color="6B7FB8"/>
-        </w:pBdr>
-        <w:shd w:val="clear" w:color="auto" w:fill="EEF2FF"/>
-      </w:pPr>
-      <w:r>
-        <w:rPr>
-          <w:rFonts w:ascii="맑은 고딕" w:hAnsi="맑은 고딕" w:eastAsia="맑은 고딕"/>
-          <w:b w:val="0"/>
-          <w:sz w:val="17"/>
-          <w:u w:val="none"/>
-        </w:rPr>
-        <w:t>[B] For centuries, each town set its clocks by the sun overhead, so noon in one town came a few minutes before noon in the next. Nobody minded until railways linked distant cities. Suddenly trains needed timetables that every station could read the same way, and local time had to give way to a shared standard.</w:t>
-      </w:r>
-    </w:p>
-    <w:p>
-      <w:pPr>
-        <w:spacing w:before="0" w:after="0" w:line="269" w:lineRule="auto"/>
-        <w:ind w:left="180" w:hanging="180"/>
-        <w:snapToGrid w:val="0"/>
-      </w:pPr>
-      <w:r>
-        <w:rPr>
-          <w:rFonts w:ascii="맑은 고딕" w:hAnsi="맑은 고딕" w:eastAsia="맑은 고딕"/>
-          <w:b w:val="0"/>
-          <w:sz w:val="17"/>
-          <w:u w:val="none"/>
-        </w:rPr>
-        <w:t>① Both texts describe a local standard that worked well for a small community.</w:t>
-      </w:r>
-    </w:p>
-    <w:p>
-      <w:pPr>
-        <w:spacing w:before="0" w:after="0" w:line="269" w:lineRule="auto"/>
-        <w:ind w:left="180" w:hanging="180"/>
-        <w:snapToGrid w:val="0"/>
-      </w:pPr>
-      <w:r>
-        <w:rPr>
-          <w:rFonts w:ascii="맑은 고딕" w:hAnsi="맑은 고딕" w:eastAsia="맑은 고딕"/>
-          <w:b w:val="0"/>
-          <w:sz w:val="17"/>
-          <w:u w:val="none"/>
-        </w:rPr>
-        <w:t>② In both texts, growth in connection or size reveals the weakness of a local system.</w:t>
-      </w:r>
-    </w:p>
-    <w:p>
-      <w:pPr>
-        <w:spacing w:before="0" w:after="0" w:line="269" w:lineRule="auto"/>
-        <w:ind w:left="180" w:hanging="180"/>
-        <w:snapToGrid w:val="0"/>
-      </w:pPr>
-      <w:r>
-        <w:rPr>
-          <w:rFonts w:ascii="맑은 고딕" w:hAnsi="맑은 고딕" w:eastAsia="맑은 고딕"/>
-          <w:b w:val="0"/>
-          <w:sz w:val="17"/>
-          <w:u w:val="none"/>
-        </w:rPr>
-        <w:t>③ [B]’s railways play a role similar to the growth of communities in [A].</w:t>
-      </w:r>
-    </w:p>
-    <w:p>
-      <w:pPr>
-        <w:spacing w:before="0" w:after="0" w:line="269" w:lineRule="auto"/>
-        <w:ind w:left="180" w:hanging="180"/>
-        <w:snapToGrid w:val="0"/>
-      </w:pPr>
-      <w:r>
-        <w:rPr>
-          <w:rFonts w:ascii="맑은 고딕" w:hAnsi="맑은 고딕" w:eastAsia="맑은 고딕"/>
-          <w:b w:val="0"/>
-          <w:sz w:val="17"/>
-          <w:u w:val="none"/>
-        </w:rPr>
-        <w:t>④ Both texts suggest that local standards should be kept even after communities connect.</w:t>
-      </w:r>
-    </w:p>
-    <w:p>
-      <w:pPr>
-        <w:spacing w:before="0" w:after="0" w:line="269" w:lineRule="auto"/>
-        <w:ind w:left="180" w:hanging="180"/>
-        <w:snapToGrid w:val="0"/>
-      </w:pPr>
-      <w:r>
-        <w:rPr>
-          <w:rFonts w:ascii="맑은 고딕" w:hAnsi="맑은 고딕" w:eastAsia="맑은 고딕"/>
-          <w:b w:val="0"/>
-          <w:sz w:val="17"/>
-          <w:u w:val="none"/>
-        </w:rPr>
-        <w:t>⑤ Both texts point to the need for shared rules to exchange information across distance.</w:t>
-      </w:r>
-    </w:p>
-    <w:p>
-      <w:pPr>
-        <w:keepNext/>
-        <w:spacing w:before="80" w:after="20" w:line="276" w:lineRule="auto"/>
-        <w:snapToGrid w:val="0"/>
-      </w:pPr>
-      <w:r>
-        <w:rPr>
-          <w:rFonts w:ascii="맑은 고딕" w:hAnsi="맑은 고딕" w:eastAsia="맑은 고딕"/>
-          <w:b/>
-          <w:sz w:val="17"/>
-          <w:u w:val="none"/>
-        </w:rPr>
-        <w:t>38-6.</w:t>
-      </w:r>
-      <w:r>
-        <w:rPr>
-          <w:rFonts w:ascii="맑은 고딕" w:hAnsi="맑은 고딕" w:eastAsia="맑은 고딕"/>
-          <w:b w:val="0"/>
-          <w:sz w:val="17"/>
-          <w:u w:val="none"/>
-        </w:rPr>
-        <w:t xml:space="preserve"> 밑줄 친 </w:t>
-      </w:r>
-      <w:r>
-        <w:rPr>
-          <w:rFonts w:ascii="맑은 고딕" w:hAnsi="맑은 고딕" w:eastAsia="맑은 고딕"/>
-          <w:b w:val="0"/>
-          <w:sz w:val="17"/>
-          <w:u w:val="single"/>
-        </w:rPr>
-        <w:t>a ‘technology of distance’</w:t>
-      </w:r>
-      <w:r>
-        <w:rPr>
-          <w:rFonts w:ascii="맑은 고딕" w:hAnsi="맑은 고딕" w:eastAsia="맑은 고딕"/>
-          <w:b w:val="0"/>
-          <w:sz w:val="17"/>
-          <w:u w:val="none"/>
-        </w:rPr>
-        <w:t>가 의미하는 바로 가장 적절한 것은? [2.9점]</w:t>
-      </w:r>
-    </w:p>
-    <w:p>
-      <w:pPr>
-        <w:spacing w:before="0" w:after="60" w:line="288" w:lineRule="auto"/>
-        <w:ind w:left="40"/>
-        <w:snapToGrid w:val="0"/>
-        <w:pBdr>
-          <w:top w:val="single" w:sz="4" w:space="2" w:color="999999"/>
-          <w:left w:val="single" w:sz="4" w:space="2" w:color="999999"/>
-          <w:bottom w:val="single" w:sz="4" w:space="2" w:color="999999"/>
-          <w:right w:val="single" w:sz="4" w:space="2" w:color="999999"/>
-        </w:pBdr>
-        <w:shd w:val="clear" w:color="auto" w:fill="F6F3EA"/>
-      </w:pPr>
-      <w:r>
-        <w:rPr>
-          <w:rFonts w:ascii="맑은 고딕" w:hAnsi="맑은 고딕" w:eastAsia="맑은 고딕"/>
-          <w:b w:val="0"/>
-          <w:sz w:val="17"/>
-          <w:u w:val="none"/>
-        </w:rPr>
-        <w:t xml:space="preserve">To harness the full potential of units of measurement, we need some degree of consistency. Subjective measures contain useful knowledge, but this can be difficult to share, based as it is on an individual’s experience. The historian of science Theodore M. Porter describes measurement as </w:t>
-      </w:r>
-      <w:r>
-        <w:rPr>
-          <w:rFonts w:ascii="맑은 고딕" w:hAnsi="맑은 고딕" w:eastAsia="맑은 고딕"/>
-          <w:b w:val="0"/>
-          <w:sz w:val="17"/>
-          <w:u w:val="single"/>
-        </w:rPr>
-        <w:t>a ‘technology of distance’</w:t>
-      </w:r>
-      <w:r>
-        <w:rPr>
-          <w:rFonts w:ascii="맑은 고딕" w:hAnsi="맑은 고딕" w:eastAsia="맑은 고딕"/>
-          <w:b w:val="0"/>
-          <w:sz w:val="17"/>
-          <w:u w:val="none"/>
-        </w:rPr>
-        <w:t>: a tool that uses shared rules to bridge differences of culture and geography, allowing for the exchange of information. Following this logic, if measurement is another sort of language, then just as with words, individual units need reliable definitions in order to communicate. In the earliest societies, these definitions might need to be shared no more widely than a single settlement, meaning that the definition can be no more complex than knowing that a unit was equal to a certain body part. As these communities grew in size, though, the inadequacies of this system would become evident.</w:t>
-      </w:r>
-    </w:p>
-    <w:p>
-      <w:pPr>
-        <w:spacing w:before="0" w:after="0" w:line="269" w:lineRule="auto"/>
-        <w:ind w:left="180" w:hanging="180"/>
-        <w:snapToGrid w:val="0"/>
-      </w:pPr>
-      <w:r>
-        <w:rPr>
-          <w:rFonts w:ascii="맑은 고딕" w:hAnsi="맑은 고딕" w:eastAsia="맑은 고딕"/>
-          <w:b w:val="0"/>
-          <w:sz w:val="17"/>
-          <w:u w:val="none"/>
-        </w:rPr>
-        <w:t>① a means of letting people far apart share information using common rules</w:t>
-      </w:r>
-    </w:p>
-    <w:p>
-      <w:pPr>
-        <w:spacing w:before="0" w:after="0" w:line="269" w:lineRule="auto"/>
-        <w:ind w:left="180" w:hanging="180"/>
-        <w:snapToGrid w:val="0"/>
-      </w:pPr>
-      <w:r>
-        <w:rPr>
-          <w:rFonts w:ascii="맑은 고딕" w:hAnsi="맑은 고딕" w:eastAsia="맑은 고딕"/>
-          <w:b w:val="0"/>
-          <w:sz w:val="17"/>
-          <w:u w:val="none"/>
-        </w:rPr>
-        <w:t>② a device for measuring how far apart two places are</w:t>
-      </w:r>
-    </w:p>
-    <w:p>
-      <w:pPr>
-        <w:spacing w:before="0" w:after="0" w:line="269" w:lineRule="auto"/>
-        <w:ind w:left="180" w:hanging="180"/>
-        <w:snapToGrid w:val="0"/>
-      </w:pPr>
-      <w:r>
-        <w:rPr>
-          <w:rFonts w:ascii="맑은 고딕" w:hAnsi="맑은 고딕" w:eastAsia="맑은 고딕"/>
-          <w:b w:val="0"/>
-          <w:sz w:val="17"/>
-          <w:u w:val="none"/>
-        </w:rPr>
-        <w:t>③ a way of keeping different cultures separate from each other</w:t>
-      </w:r>
-    </w:p>
-    <w:p>
-      <w:pPr>
-        <w:spacing w:before="0" w:after="0" w:line="269" w:lineRule="auto"/>
-        <w:ind w:left="180" w:hanging="180"/>
-        <w:snapToGrid w:val="0"/>
-      </w:pPr>
-      <w:r>
-        <w:rPr>
-          <w:rFonts w:ascii="맑은 고딕" w:hAnsi="맑은 고딕" w:eastAsia="맑은 고딕"/>
-          <w:b w:val="0"/>
-          <w:sz w:val="17"/>
-          <w:u w:val="none"/>
-        </w:rPr>
-        <w:t>④ a method of traveling long distances more quickly</w:t>
-      </w:r>
-    </w:p>
-    <w:p>
-      <w:pPr>
-        <w:spacing w:before="0" w:after="0" w:line="269" w:lineRule="auto"/>
-        <w:ind w:left="180" w:hanging="180"/>
-        <w:snapToGrid w:val="0"/>
-      </w:pPr>
-      <w:r>
-        <w:rPr>
-          <w:rFonts w:ascii="맑은 고딕" w:hAnsi="맑은 고딕" w:eastAsia="맑은 고딕"/>
-          <w:b w:val="0"/>
-          <w:sz w:val="17"/>
-          <w:u w:val="none"/>
-        </w:rPr>
-        <w:t>⑤ a skill that only experts in measurement can use</w:t>
-      </w:r>
-    </w:p>
-    <w:p>
-      <w:pPr>
-        <w:keepNext/>
-        <w:spacing w:before="80" w:after="20" w:line="276" w:lineRule="auto"/>
-        <w:snapToGrid w:val="0"/>
-      </w:pPr>
-      <w:r>
-        <w:rPr>
-          <w:rFonts w:ascii="맑은 고딕" w:hAnsi="맑은 고딕" w:eastAsia="맑은 고딕"/>
-          <w:b/>
-          <w:sz w:val="17"/>
-          <w:u w:val="none"/>
-        </w:rPr>
-        <w:t>38-7.</w:t>
-      </w:r>
-      <w:r>
-        <w:rPr>
-          <w:rFonts w:ascii="맑은 고딕" w:hAnsi="맑은 고딕" w:eastAsia="맑은 고딕"/>
-          <w:b w:val="0"/>
-          <w:sz w:val="17"/>
-          <w:u w:val="none"/>
-        </w:rPr>
-        <w:t xml:space="preserve"> 다음 글에서 전체 흐름과 관계 </w:t>
-      </w:r>
-      <w:r>
-        <w:rPr>
-          <w:rFonts w:ascii="맑은 고딕" w:hAnsi="맑은 고딕" w:eastAsia="맑은 고딕"/>
-          <w:b w:val="0"/>
-          <w:sz w:val="17"/>
-          <w:u w:val="single"/>
-        </w:rPr>
-        <w:t>없는</w:t>
-      </w:r>
-      <w:r>
-        <w:rPr>
-          <w:rFonts w:ascii="맑은 고딕" w:hAnsi="맑은 고딕" w:eastAsia="맑은 고딕"/>
-          <w:b w:val="0"/>
-          <w:sz w:val="17"/>
-          <w:u w:val="none"/>
-        </w:rPr>
-        <w:t xml:space="preserve"> 문장은? [3.0점]</w:t>
-      </w:r>
-    </w:p>
-    <w:p>
-      <w:pPr>
-        <w:spacing w:before="0" w:after="60" w:line="288" w:lineRule="auto"/>
-        <w:ind w:left="40"/>
-        <w:snapToGrid w:val="0"/>
-        <w:pBdr>
-          <w:top w:val="single" w:sz="4" w:space="2" w:color="999999"/>
-          <w:left w:val="single" w:sz="4" w:space="2" w:color="999999"/>
-          <w:bottom w:val="single" w:sz="4" w:space="2" w:color="999999"/>
-          <w:right w:val="single" w:sz="4" w:space="2" w:color="999999"/>
-        </w:pBdr>
-        <w:shd w:val="clear" w:color="auto" w:fill="F6F3EA"/>
-      </w:pPr>
-      <w:r>
-        <w:rPr>
-          <w:rFonts w:ascii="맑은 고딕" w:hAnsi="맑은 고딕" w:eastAsia="맑은 고딕"/>
-          <w:b w:val="0"/>
-          <w:sz w:val="17"/>
-          <w:u w:val="none"/>
-        </w:rPr>
-        <w:t>To harness the full potential of units of measurement, we need some degree of consistency. ① Subjective measures contain useful knowledge, but this can be difficult to share, based as it is on an individual’s experience. ② The historian of science Theodore M. Porter describes measurement as a ‘technology of distance’: a tool that uses shared rules to bridge differences of culture and geography, allowing for the exchange of information. ③ Learning a foreign language is easier for children than for adults. ④ Following this logic, if measurement is another sort of language, then just as with words, individual units need reliable definitions in order to communicate. ⑤ In the earliest societies, these definitions might need to be shared no more widely than a single settlement.</w:t>
-      </w:r>
-    </w:p>
-    <w:p>
-      <w:pPr>
-        <w:spacing w:before="0" w:after="20" w:line="276" w:lineRule="auto"/>
-        <w:ind w:left="80"/>
-        <w:snapToGrid w:val="0"/>
-      </w:pPr>
-      <w:r>
-        <w:rPr>
-          <w:rFonts w:ascii="맑은 고딕" w:hAnsi="맑은 고딕" w:eastAsia="맑은 고딕"/>
-          <w:b w:val="0"/>
-          <w:sz w:val="17"/>
-          <w:u w:val="none"/>
-        </w:rPr>
-        <w:t>① ①    ② ②    ③ ③    ④ ④    ⑤ ⑤</w:t>
-      </w:r>
-    </w:p>
-    <w:p>
-      <w:pPr>
-        <w:keepNext/>
-        <w:spacing w:before="80" w:after="40" w:line="276" w:lineRule="auto"/>
-        <w:snapToGrid w:val="0"/>
-        <w:shd w:val="clear" w:color="auto" w:fill="8A3A12"/>
-      </w:pPr>
-      <w:r>
-        <w:rPr>
-          <w:rFonts w:ascii="맑은 고딕" w:hAnsi="맑은 고딕" w:eastAsia="맑은 고딕"/>
-          <w:b/>
-          <w:color w:val="FFFFFF"/>
-          <w:sz w:val="17"/>
-          <w:u w:val="none"/>
-        </w:rPr>
-        <w:t>서답형  38-서1 ~ 38-서2</w:t>
-      </w:r>
-    </w:p>
-    <w:p>
-      <w:pPr>
-        <w:keepNext/>
-        <w:spacing w:before="80" w:after="20" w:line="276" w:lineRule="auto"/>
-        <w:snapToGrid w:val="0"/>
-      </w:pPr>
-      <w:r>
-        <w:rPr>
-          <w:rFonts w:ascii="맑은 고딕" w:hAnsi="맑은 고딕" w:eastAsia="맑은 고딕"/>
-          <w:b/>
-          <w:sz w:val="17"/>
-          <w:u w:val="none"/>
-        </w:rPr>
-        <w:t>38-서1.</w:t>
-      </w:r>
-      <w:r>
-        <w:rPr>
-          <w:rFonts w:ascii="맑은 고딕" w:hAnsi="맑은 고딕" w:eastAsia="맑은 고딕"/>
-          <w:b w:val="0"/>
-          <w:sz w:val="17"/>
-          <w:u w:val="none"/>
-        </w:rPr>
-        <w:t xml:space="preserve"> 다음 글의 내용을 요약하고자 한다. 빈칸 (1)~(3)에 들어갈 말을 본문에서 찾아 </w:t>
-      </w:r>
-      <w:r>
-        <w:rPr>
-          <w:rFonts w:ascii="맑은 고딕" w:hAnsi="맑은 고딕" w:eastAsia="맑은 고딕"/>
-          <w:b w:val="0"/>
-          <w:sz w:val="17"/>
-          <w:u w:val="single"/>
-        </w:rPr>
-        <w:t>반드시 변형하여</w:t>
-      </w:r>
-      <w:r>
-        <w:rPr>
-          <w:rFonts w:ascii="맑은 고딕" w:hAnsi="맑은 고딕" w:eastAsia="맑은 고딕"/>
-          <w:b w:val="0"/>
-          <w:sz w:val="17"/>
-          <w:u w:val="none"/>
-        </w:rPr>
-        <w:t xml:space="preserve"> 쓰시오. (한 칸에 한 단어) [각 1점, 총 3점] [3.0점]</w:t>
-      </w:r>
-    </w:p>
-    <w:p>
-      <w:pPr>
-        <w:spacing w:before="0" w:after="60" w:line="288" w:lineRule="auto"/>
-        <w:ind w:left="40"/>
-        <w:snapToGrid w:val="0"/>
-        <w:pBdr>
-          <w:top w:val="single" w:sz="4" w:space="2" w:color="999999"/>
-          <w:left w:val="single" w:sz="4" w:space="2" w:color="999999"/>
-          <w:bottom w:val="single" w:sz="4" w:space="2" w:color="999999"/>
-          <w:right w:val="single" w:sz="4" w:space="2" w:color="999999"/>
-        </w:pBdr>
-        <w:shd w:val="clear" w:color="auto" w:fill="F6F3EA"/>
-      </w:pPr>
-      <w:r>
-        <w:rPr>
-          <w:rFonts w:ascii="맑은 고딕" w:hAnsi="맑은 고딕" w:eastAsia="맑은 고딕"/>
-          <w:b w:val="0"/>
-          <w:sz w:val="17"/>
-          <w:u w:val="none"/>
-        </w:rPr>
-        <w:t>To harness the full potential of units of measurement, we need some degree of consistency. Subjective measures contain useful knowledge, but this can be difficult to share, based as it is on an individual’s experience. The historian of science Theodore M. Porter describes measurement as a ‘technology of distance’: a tool that uses shared rules to bridge differences of culture and geography, allowing for the exchange of information. Following this logic, if measurement is another sort of language, then just as with words, individual units need reliable definitions in order to communicate. In the earliest societies, these definitions might need to be shared no more widely than a single settlement, meaning that the definition can be no more complex than knowing that a unit was equal to a certain body part. As these communities grew in size, though, the inadequacies of this system would become evident.</w:t>
-      </w:r>
-    </w:p>
-    <w:p>
-      <w:pPr>
-        <w:spacing w:before="0" w:after="60" w:line="288" w:lineRule="auto"/>
-        <w:ind w:left="40"/>
-        <w:snapToGrid w:val="0"/>
-        <w:pBdr>
-          <w:top w:val="single" w:sz="4" w:space="2" w:color="C99B4E"/>
-          <w:left w:val="single" w:sz="4" w:space="2" w:color="C99B4E"/>
-          <w:bottom w:val="single" w:sz="4" w:space="2" w:color="C99B4E"/>
-          <w:right w:val="single" w:sz="4" w:space="2" w:color="C99B4E"/>
-        </w:pBdr>
-        <w:shd w:val="clear" w:color="auto" w:fill="FFF8E1"/>
-      </w:pPr>
-      <w:r>
-        <w:rPr>
-          <w:rFonts w:ascii="맑은 고딕" w:hAnsi="맑은 고딕" w:eastAsia="맑은 고딕"/>
-          <w:b w:val="0"/>
-          <w:sz w:val="17"/>
-          <w:u w:val="none"/>
-        </w:rPr>
-        <w:t>Like words, units of measurement must be (1) ________ and (2) ________ defined to allow (3) ________ across larger communities.</w:t>
-      </w:r>
-    </w:p>
-    <w:p>
-      <w:pPr>
-        <w:spacing w:before="0" w:after="0" w:line="288" w:lineRule="auto"/>
-        <w:ind w:left="40"/>
-        <w:snapToGrid w:val="0"/>
-        <w:pBdr>
-          <w:top w:val="single" w:sz="4" w:space="2" w:color="9B6BD0"/>
-          <w:left w:val="single" w:sz="4" w:space="2" w:color="9B6BD0"/>
-          <w:bottom w:val="single" w:sz="4" w:space="2" w:color="9B6BD0"/>
-          <w:right w:val="single" w:sz="4" w:space="2" w:color="9B6BD0"/>
-        </w:pBdr>
-        <w:shd w:val="clear" w:color="auto" w:fill="FAF5FF"/>
-      </w:pPr>
-      <w:r>
-        <w:rPr>
-          <w:rFonts w:ascii="맑은 고딕" w:hAnsi="맑은 고딕" w:eastAsia="맑은 고딕"/>
-          <w:b/>
-          <w:sz w:val="17"/>
-          <w:u w:val="none"/>
-        </w:rPr>
-        <w:t>&lt;조 건&gt;</w:t>
-      </w:r>
-    </w:p>
-    <w:p>
-      <w:pPr>
-        <w:spacing w:before="0" w:after="0" w:line="288" w:lineRule="auto"/>
-        <w:ind w:left="40"/>
-        <w:snapToGrid w:val="0"/>
-        <w:pBdr>
-          <w:top w:val="single" w:sz="4" w:space="2" w:color="9B6BD0"/>
-          <w:left w:val="single" w:sz="4" w:space="2" w:color="9B6BD0"/>
-          <w:bottom w:val="single" w:sz="4" w:space="2" w:color="9B6BD0"/>
-          <w:right w:val="single" w:sz="4" w:space="2" w:color="9B6BD0"/>
-        </w:pBdr>
-        <w:shd w:val="clear" w:color="auto" w:fill="FAF5FF"/>
-      </w:pPr>
-      <w:r>
-        <w:rPr>
-          <w:rFonts w:ascii="맑은 고딕" w:hAnsi="맑은 고딕" w:eastAsia="맑은 고딕"/>
-          <w:b w:val="0"/>
-          <w:sz w:val="17"/>
-          <w:u w:val="none"/>
-        </w:rPr>
-        <w:t>1. 본문의 단어를 반드시 변형(품사·어형)하여 쓸 것 — 본문 형태 그대로 쓰면 0점</w:t>
-      </w:r>
-    </w:p>
-    <w:p>
-      <w:pPr>
-        <w:spacing w:before="0" w:after="60" w:line="288" w:lineRule="auto"/>
-        <w:ind w:left="40"/>
-        <w:snapToGrid w:val="0"/>
-        <w:pBdr>
-          <w:top w:val="single" w:sz="4" w:space="2" w:color="9B6BD0"/>
-          <w:left w:val="single" w:sz="4" w:space="2" w:color="9B6BD0"/>
-          <w:bottom w:val="single" w:sz="4" w:space="2" w:color="9B6BD0"/>
-          <w:right w:val="single" w:sz="4" w:space="2" w:color="9B6BD0"/>
-        </w:pBdr>
-        <w:shd w:val="clear" w:color="auto" w:fill="FAF5FF"/>
-      </w:pPr>
-      <w:r>
-        <w:rPr>
-          <w:rFonts w:ascii="맑은 고딕" w:hAnsi="맑은 고딕" w:eastAsia="맑은 고딕"/>
-          <w:b w:val="0"/>
-          <w:sz w:val="17"/>
-          <w:u w:val="none"/>
-        </w:rPr>
-        <w:t>2. 답안지에 소문항 번호를 정확하게 기입할 것  예) 1-(1) 1-(2) 1-(3)</w:t>
-      </w:r>
-    </w:p>
-    <w:p>
-      <w:pPr>
-        <w:spacing w:before="0" w:after="40" w:line="360" w:lineRule="auto"/>
-        <w:snapToGrid w:val="0"/>
-      </w:pPr>
-      <w:r>
-        <w:rPr>
-          <w:rFonts w:ascii="맑은 고딕" w:hAnsi="맑은 고딕" w:eastAsia="맑은 고딕"/>
-          <w:b w:val="0"/>
-          <w:sz w:val="17"/>
-          <w:u w:val="none"/>
-        </w:rPr>
-        <w:t>(1) ______________   (2) ______________   (3) ______________</w:t>
-      </w:r>
-    </w:p>
-    <w:p>
-      <w:pPr>
-        <w:keepNext/>
-        <w:spacing w:before="80" w:after="20" w:line="276" w:lineRule="auto"/>
-        <w:snapToGrid w:val="0"/>
-      </w:pPr>
-      <w:r>
-        <w:rPr>
-          <w:rFonts w:ascii="맑은 고딕" w:hAnsi="맑은 고딕" w:eastAsia="맑은 고딕"/>
-          <w:b/>
-          <w:sz w:val="17"/>
-          <w:u w:val="none"/>
-        </w:rPr>
-        <w:t>38-서2.</w:t>
-      </w:r>
-      <w:r>
-        <w:rPr>
-          <w:rFonts w:ascii="맑은 고딕" w:hAnsi="맑은 고딕" w:eastAsia="맑은 고딕"/>
-          <w:b w:val="0"/>
-          <w:sz w:val="17"/>
-          <w:u w:val="none"/>
-        </w:rPr>
-        <w:t xml:space="preserve"> 다음 우리말과 같은 뜻이 되도록 &lt;보기&gt;의 표현을 모두 사용하여 &lt;조건&gt;에 맞게 영작하시오. [3점] [3.0점]</w:t>
-      </w:r>
-    </w:p>
-    <w:p>
-      <w:pPr>
-        <w:spacing w:before="0" w:after="60" w:line="288" w:lineRule="auto"/>
-        <w:ind w:left="40"/>
-        <w:snapToGrid w:val="0"/>
-        <w:pBdr>
-          <w:top w:val="single" w:sz="4" w:space="2" w:color="999999"/>
-          <w:left w:val="single" w:sz="4" w:space="2" w:color="999999"/>
-          <w:bottom w:val="single" w:sz="4" w:space="2" w:color="999999"/>
-          <w:right w:val="single" w:sz="4" w:space="2" w:color="999999"/>
-        </w:pBdr>
-        <w:shd w:val="clear" w:color="auto" w:fill="F6F3EA"/>
-      </w:pPr>
-      <w:r>
-        <w:rPr>
-          <w:rFonts w:ascii="맑은 고딕" w:hAnsi="맑은 고딕" w:eastAsia="맑은 고딕"/>
-          <w:b w:val="0"/>
-          <w:sz w:val="17"/>
-          <w:u w:val="none"/>
-        </w:rPr>
-        <w:t xml:space="preserve">In the earliest societies, </w:t>
-      </w:r>
-      <w:r>
-        <w:rPr>
-          <w:rFonts w:ascii="맑은 고딕" w:hAnsi="맑은 고딕" w:eastAsia="맑은 고딕"/>
-          <w:b w:val="0"/>
-          <w:sz w:val="17"/>
-          <w:u w:val="single"/>
-        </w:rPr>
-        <w:t>these definitions might need to be shared no more widely than a single settlement</w:t>
-      </w:r>
-      <w:r>
-        <w:rPr>
-          <w:rFonts w:ascii="맑은 고딕" w:hAnsi="맑은 고딕" w:eastAsia="맑은 고딕"/>
-          <w:b w:val="0"/>
-          <w:sz w:val="17"/>
-          <w:u w:val="none"/>
-        </w:rPr>
-        <w:t>.</w:t>
-      </w:r>
-    </w:p>
-    <w:p>
-      <w:pPr>
-        <w:spacing w:before="0" w:after="60" w:line="288" w:lineRule="auto"/>
-        <w:ind w:left="40"/>
-        <w:snapToGrid w:val="0"/>
-        <w:pBdr>
-          <w:top w:val="single" w:sz="4" w:space="2" w:color="C99B4E"/>
-          <w:left w:val="single" w:sz="4" w:space="2" w:color="C99B4E"/>
-          <w:bottom w:val="single" w:sz="4" w:space="2" w:color="C99B4E"/>
-          <w:right w:val="single" w:sz="4" w:space="2" w:color="C99B4E"/>
-        </w:pBdr>
-        <w:shd w:val="clear" w:color="auto" w:fill="FFF8E1"/>
-      </w:pPr>
-      <w:r>
-        <w:rPr>
-          <w:rFonts w:ascii="맑은 고딕" w:hAnsi="맑은 고딕" w:eastAsia="맑은 고딕"/>
-          <w:b w:val="0"/>
-          <w:sz w:val="17"/>
-          <w:u w:val="none"/>
-        </w:rPr>
-        <w:t>가장 초기의 사회에서 이 정의들은 단일 정착지보다 더 넓게 공유될 필요가 없었다.</w:t>
-      </w:r>
-    </w:p>
-    <w:p>
-      <w:pPr>
-        <w:spacing w:before="0" w:after="60" w:line="288" w:lineRule="auto"/>
-        <w:ind w:left="40"/>
-        <w:snapToGrid w:val="0"/>
-        <w:pBdr>
-          <w:top w:val="single" w:sz="4" w:space="2" w:color="9B6BD0"/>
-          <w:left w:val="single" w:sz="4" w:space="2" w:color="9B6BD0"/>
-          <w:bottom w:val="single" w:sz="4" w:space="2" w:color="9B6BD0"/>
-          <w:right w:val="single" w:sz="4" w:space="2" w:color="9B6BD0"/>
-        </w:pBdr>
-        <w:shd w:val="clear" w:color="auto" w:fill="FAF5FF"/>
-      </w:pPr>
-      <w:r>
-        <w:rPr>
-          <w:rFonts w:ascii="맑은 고딕" w:hAnsi="맑은 고딕" w:eastAsia="맑은 고딕"/>
-          <w:b/>
-          <w:sz w:val="17"/>
-          <w:u w:val="none"/>
-        </w:rPr>
-        <w:t>&lt;보 기&gt;</w:t>
-      </w:r>
-      <w:r>
-        <w:rPr>
-          <w:rFonts w:ascii="맑은 고딕" w:hAnsi="맑은 고딕" w:eastAsia="맑은 고딕"/>
-          <w:b w:val="0"/>
-          <w:sz w:val="17"/>
-          <w:u w:val="none"/>
-        </w:rPr>
-        <w:t xml:space="preserve"> in the earliest societies / these definitions / need / to be shared / no / more / widely / than / a single settlement</w:t>
-      </w:r>
-    </w:p>
-    <w:p>
-      <w:pPr>
-        <w:spacing w:before="0" w:after="0" w:line="288" w:lineRule="auto"/>
-        <w:ind w:left="40"/>
-        <w:snapToGrid w:val="0"/>
-        <w:pBdr>
-          <w:top w:val="single" w:sz="4" w:space="2" w:color="9B6BD0"/>
-          <w:left w:val="single" w:sz="4" w:space="2" w:color="9B6BD0"/>
-          <w:bottom w:val="single" w:sz="4" w:space="2" w:color="9B6BD0"/>
-          <w:right w:val="single" w:sz="4" w:space="2" w:color="9B6BD0"/>
-        </w:pBdr>
-        <w:shd w:val="clear" w:color="auto" w:fill="FAF5FF"/>
-      </w:pPr>
-      <w:r>
-        <w:rPr>
-          <w:rFonts w:ascii="맑은 고딕" w:hAnsi="맑은 고딕" w:eastAsia="맑은 고딕"/>
-          <w:b/>
-          <w:sz w:val="17"/>
-          <w:u w:val="none"/>
-        </w:rPr>
-        <w:t>&lt;조 건&gt;</w:t>
-      </w:r>
-    </w:p>
-    <w:p>
-      <w:pPr>
-        <w:spacing w:before="0" w:after="0" w:line="288" w:lineRule="auto"/>
-        <w:ind w:left="40"/>
-        <w:snapToGrid w:val="0"/>
-        <w:pBdr>
-          <w:top w:val="single" w:sz="4" w:space="2" w:color="9B6BD0"/>
-          <w:left w:val="single" w:sz="4" w:space="2" w:color="9B6BD0"/>
-          <w:bottom w:val="single" w:sz="4" w:space="2" w:color="9B6BD0"/>
-          <w:right w:val="single" w:sz="4" w:space="2" w:color="9B6BD0"/>
-        </w:pBdr>
-        <w:shd w:val="clear" w:color="auto" w:fill="FAF5FF"/>
-      </w:pPr>
-      <w:r>
-        <w:rPr>
-          <w:rFonts w:ascii="맑은 고딕" w:hAnsi="맑은 고딕" w:eastAsia="맑은 고딕"/>
-          <w:b w:val="0"/>
-          <w:sz w:val="17"/>
-          <w:u w:val="none"/>
-        </w:rPr>
-        <w:t>1. &lt;보기&gt;의 표현을 모두 한 번씩만 사용할 것</w:t>
-      </w:r>
-    </w:p>
-    <w:p>
-      <w:pPr>
-        <w:spacing w:before="0" w:after="0" w:line="288" w:lineRule="auto"/>
-        <w:ind w:left="40"/>
-        <w:snapToGrid w:val="0"/>
-        <w:pBdr>
-          <w:top w:val="single" w:sz="4" w:space="2" w:color="9B6BD0"/>
-          <w:left w:val="single" w:sz="4" w:space="2" w:color="9B6BD0"/>
-          <w:bottom w:val="single" w:sz="4" w:space="2" w:color="9B6BD0"/>
-          <w:right w:val="single" w:sz="4" w:space="2" w:color="9B6BD0"/>
-        </w:pBdr>
-        <w:shd w:val="clear" w:color="auto" w:fill="FAF5FF"/>
-      </w:pPr>
-      <w:r>
-        <w:rPr>
-          <w:rFonts w:ascii="맑은 고딕" w:hAnsi="맑은 고딕" w:eastAsia="맑은 고딕"/>
-          <w:b w:val="0"/>
-          <w:sz w:val="17"/>
-          <w:u w:val="none"/>
-        </w:rPr>
-        <w:t>2. 필요시 어형을 바꾸되 다른 단어를 추가하지 말 것 (콤마 사용 가능)</w:t>
-      </w:r>
-    </w:p>
-    <w:p>
-      <w:pPr>
-        <w:spacing w:before="0" w:after="0" w:line="288" w:lineRule="auto"/>
-        <w:ind w:left="40"/>
-        <w:snapToGrid w:val="0"/>
-        <w:pBdr>
-          <w:top w:val="single" w:sz="4" w:space="2" w:color="9B6BD0"/>
-          <w:left w:val="single" w:sz="4" w:space="2" w:color="9B6BD0"/>
-          <w:bottom w:val="single" w:sz="4" w:space="2" w:color="9B6BD0"/>
-          <w:right w:val="single" w:sz="4" w:space="2" w:color="9B6BD0"/>
-        </w:pBdr>
-        <w:shd w:val="clear" w:color="auto" w:fill="FAF5FF"/>
-      </w:pPr>
-      <w:r>
-        <w:rPr>
-          <w:rFonts w:ascii="맑은 고딕" w:hAnsi="맑은 고딕" w:eastAsia="맑은 고딕"/>
-          <w:b w:val="0"/>
-          <w:sz w:val="17"/>
-          <w:u w:val="none"/>
-        </w:rPr>
-        <w:t>3. ‘no more ~ than’ 비교 구문을 쓸 것</w:t>
-      </w:r>
-    </w:p>
-    <w:p>
-      <w:pPr>
-        <w:spacing w:before="0" w:after="0" w:line="288" w:lineRule="auto"/>
-        <w:ind w:left="40"/>
-        <w:snapToGrid w:val="0"/>
-        <w:pBdr>
-          <w:top w:val="single" w:sz="4" w:space="2" w:color="9B6BD0"/>
-          <w:left w:val="single" w:sz="4" w:space="2" w:color="9B6BD0"/>
-          <w:bottom w:val="single" w:sz="4" w:space="2" w:color="9B6BD0"/>
-          <w:right w:val="single" w:sz="4" w:space="2" w:color="9B6BD0"/>
-        </w:pBdr>
-        <w:shd w:val="clear" w:color="auto" w:fill="FAF5FF"/>
-      </w:pPr>
-      <w:r>
-        <w:rPr>
-          <w:rFonts w:ascii="맑은 고딕" w:hAnsi="맑은 고딕" w:eastAsia="맑은 고딕"/>
-          <w:b w:val="0"/>
-          <w:sz w:val="17"/>
-          <w:u w:val="none"/>
-        </w:rPr>
-        <w:t>4. 총 17단어로 쓸 것</w:t>
-      </w:r>
-    </w:p>
-    <w:p>
-      <w:pPr>
-        <w:spacing w:before="0" w:after="60" w:line="288" w:lineRule="auto"/>
-        <w:ind w:left="40"/>
-        <w:snapToGrid w:val="0"/>
-        <w:pBdr>
-          <w:top w:val="single" w:sz="4" w:space="2" w:color="9B6BD0"/>
-          <w:left w:val="single" w:sz="4" w:space="2" w:color="9B6BD0"/>
-          <w:bottom w:val="single" w:sz="4" w:space="2" w:color="9B6BD0"/>
-          <w:right w:val="single" w:sz="4" w:space="2" w:color="9B6BD0"/>
-        </w:pBdr>
-        <w:shd w:val="clear" w:color="auto" w:fill="FAF5FF"/>
-      </w:pPr>
-      <w:r>
-        <w:rPr>
-          <w:rFonts w:ascii="맑은 고딕" w:hAnsi="맑은 고딕" w:eastAsia="맑은 고딕"/>
-          <w:b w:val="0"/>
-          <w:sz w:val="17"/>
-          <w:u w:val="none"/>
-        </w:rPr>
-        <w:t>5. 답안지에 소문항 번호를 정확하게 기입할 것</w:t>
-      </w:r>
-    </w:p>
-    <w:p>
-      <w:pPr>
-        <w:spacing w:before="0" w:after="40" w:line="360" w:lineRule="auto"/>
-        <w:snapToGrid w:val="0"/>
-      </w:pPr>
-      <w:r>
-        <w:rPr>
-          <w:rFonts w:ascii="맑은 고딕" w:hAnsi="맑은 고딕" w:eastAsia="맑은 고딕"/>
-          <w:b w:val="0"/>
-          <w:sz w:val="17"/>
-          <w:u w:val="none"/>
-        </w:rPr>
-        <w:t>⇒ ______________________________________________________________ .</w:t>
-      </w:r>
-    </w:p>
-    <w:p>
-      <w:pPr>
-        <w:keepNext/>
-        <w:spacing w:before="80" w:after="40" w:line="276" w:lineRule="auto"/>
-        <w:snapToGrid w:val="0"/>
-        <w:shd w:val="clear" w:color="auto" w:fill="6B21A8"/>
-      </w:pPr>
-      <w:r>
-        <w:rPr>
-          <w:rFonts w:ascii="맑은 고딕" w:hAnsi="맑은 고딕" w:eastAsia="맑은 고딕"/>
-          <w:b/>
-          <w:color w:val="FFFFFF"/>
-          <w:sz w:val="17"/>
-          <w:u w:val="none"/>
-        </w:rPr>
-        <w:t>[지문 구조]  ※ 앞 문항을 모두 푼 뒤에 풀 것</w:t>
-      </w:r>
-    </w:p>
-    <w:p>
-      <w:pPr>
-        <w:keepNext/>
-        <w:spacing w:before="80" w:after="20" w:line="276" w:lineRule="auto"/>
-        <w:snapToGrid w:val="0"/>
-      </w:pPr>
-      <w:r>
-        <w:rPr>
-          <w:rFonts w:ascii="맑은 고딕" w:hAnsi="맑은 고딕" w:eastAsia="맑은 고딕"/>
-          <w:b/>
-          <w:sz w:val="17"/>
-          <w:u w:val="none"/>
-        </w:rPr>
-        <w:t>38-8.</w:t>
-      </w:r>
-      <w:r>
-        <w:rPr>
-          <w:rFonts w:ascii="맑은 고딕" w:hAnsi="맑은 고딕" w:eastAsia="맑은 고딕"/>
-          <w:b w:val="0"/>
-          <w:sz w:val="17"/>
-          <w:u w:val="none"/>
-        </w:rPr>
-        <w:t xml:space="preserve"> 글의 흐름으로 보아, 주어진 문장이 들어가기에 가장 적절한 곳은? [2.8점]</w:t>
-      </w:r>
-    </w:p>
-    <w:p>
-      <w:pPr>
-        <w:spacing w:before="0" w:after="60" w:line="288" w:lineRule="auto"/>
-        <w:ind w:left="40"/>
-        <w:snapToGrid w:val="0"/>
-        <w:pBdr>
-          <w:top w:val="single" w:sz="4" w:space="2" w:color="C99B4E"/>
-          <w:left w:val="single" w:sz="4" w:space="2" w:color="C99B4E"/>
-          <w:bottom w:val="single" w:sz="4" w:space="2" w:color="C99B4E"/>
-          <w:right w:val="single" w:sz="4" w:space="2" w:color="C99B4E"/>
-        </w:pBdr>
-        <w:shd w:val="clear" w:color="auto" w:fill="FFF8E1"/>
-      </w:pPr>
-      <w:r>
-        <w:rPr>
-          <w:rFonts w:ascii="맑은 고딕" w:hAnsi="맑은 고딕" w:eastAsia="맑은 고딕"/>
-          <w:b w:val="0"/>
-          <w:sz w:val="17"/>
-          <w:u w:val="none"/>
-        </w:rPr>
-        <w:t>Subjective measures contain useful knowledge, but this can be difficult to share, based as it is on an individual’s experience.</w:t>
-      </w:r>
-    </w:p>
-    <w:p>
-      <w:pPr>
-        <w:spacing w:before="0" w:after="60" w:line="288" w:lineRule="auto"/>
-        <w:ind w:left="40"/>
-        <w:snapToGrid w:val="0"/>
-        <w:pBdr>
-          <w:top w:val="single" w:sz="4" w:space="2" w:color="999999"/>
-          <w:left w:val="single" w:sz="4" w:space="2" w:color="999999"/>
-          <w:bottom w:val="single" w:sz="4" w:space="2" w:color="999999"/>
-          <w:right w:val="single" w:sz="4" w:space="2" w:color="999999"/>
-        </w:pBdr>
-        <w:shd w:val="clear" w:color="auto" w:fill="F6F3EA"/>
-      </w:pPr>
-      <w:r>
-        <w:rPr>
-          <w:rFonts w:ascii="맑은 고딕" w:hAnsi="맑은 고딕" w:eastAsia="맑은 고딕"/>
-          <w:b w:val="0"/>
-          <w:sz w:val="17"/>
-          <w:u w:val="none"/>
-        </w:rPr>
-        <w:t>To harness the full potential of units of measurement, we need some degree of consistency. ( ① ) The historian of science Theodore M. Porter describes measurement as a ‘technology of distance’: a tool that uses shared rules to bridge differences of culture and geography, allowing for the exchange of information. ( ② ) Following this logic, if measurement is another sort of language, then just as with words, individual units need reliable definitions in order to communicate. ( ③ ) In the earliest societies, these definitions might need to be shared no more widely than a single settlement, meaning that the definition can be no more complex than knowing that a unit was equal to a certain body part. ( ④ ) As these communities grew in size, though, the inadequacies of this system would become evident. ( ⑤ )</w:t>
-      </w:r>
-    </w:p>
-    <w:p>
-      <w:pPr>
-        <w:spacing w:before="0" w:after="20" w:line="276" w:lineRule="auto"/>
-        <w:ind w:left="80"/>
-        <w:snapToGrid w:val="0"/>
-      </w:pPr>
-      <w:r>
-        <w:rPr>
-          <w:rFonts w:ascii="맑은 고딕" w:hAnsi="맑은 고딕" w:eastAsia="맑은 고딕"/>
-          <w:b w:val="0"/>
-          <w:sz w:val="17"/>
-          <w:u w:val="none"/>
-        </w:rPr>
-        <w:t>① ①    ② ②    ③ ③    ④ ④    ⑤ ⑤</w:t>
+        <w:t>⑤ (C) - (B) - (A)</w:t>
       </w:r>
     </w:p>
     <w:p>
@@ -3232,7 +3341,7 @@
           <w:sz w:val="15"/>
           <w:u w:val="none"/>
         </w:rPr>
-        <w:t xml:space="preserve"> ★harness (목적의 to부정사 To + 동사원형)</w:t>
+        <w:t xml:space="preserve"> ★harness (목적의 to부정사 ‘~하기 위해’)</w:t>
       </w:r>
     </w:p>
     <w:p>
@@ -3257,7 +3366,7 @@
           <w:sz w:val="15"/>
           <w:u w:val="none"/>
         </w:rPr>
-        <w:t xml:space="preserve"> consistency</w:t>
+        <w:t xml:space="preserve"> potential</w:t>
       </w:r>
     </w:p>
     <w:p>
@@ -3282,7 +3391,7 @@
           <w:sz w:val="15"/>
           <w:u w:val="none"/>
         </w:rPr>
-        <w:t xml:space="preserve"> ★contain (주어 Subjective measures 복수)</w:t>
+        <w:t xml:space="preserve"> measurement (전치사 of 뒤 명사)</w:t>
       </w:r>
     </w:p>
     <w:p>
@@ -3307,7 +3416,7 @@
           <w:sz w:val="15"/>
           <w:u w:val="none"/>
         </w:rPr>
-        <w:t xml:space="preserve"> useful (유용한 ↔ useless — but 뒤 공유 어려움과 대조)</w:t>
+        <w:t xml:space="preserve"> consistency</w:t>
       </w:r>
     </w:p>
     <w:p>
@@ -3332,7 +3441,7 @@
           <w:sz w:val="15"/>
           <w:u w:val="none"/>
         </w:rPr>
-        <w:t xml:space="preserve"> ★to share (형용사 difficult 뒤 to부정사)</w:t>
+        <w:t xml:space="preserve"> Subjective (개인의 경험에 기반한 ‘주관적’ 척도 — 뒤 an individual’s experience와 호응; Objective는 반대)</w:t>
       </w:r>
     </w:p>
     <w:p>
@@ -3357,7 +3466,7 @@
           <w:sz w:val="15"/>
           <w:u w:val="none"/>
         </w:rPr>
-        <w:t xml:space="preserve"> experience</w:t>
+        <w:t xml:space="preserve"> ★difficult (be + 형용사 + to-v; difficulty는 명사)</w:t>
       </w:r>
     </w:p>
     <w:p>
@@ -3382,7 +3491,7 @@
           <w:sz w:val="15"/>
           <w:u w:val="none"/>
         </w:rPr>
-        <w:t xml:space="preserve"> Porter</w:t>
+        <w:t xml:space="preserve"> ★based (based as it is on ~ = as it is based on ~ ‘~에 기반하고 있으므로’ 과거분사)</w:t>
       </w:r>
     </w:p>
     <w:p>
@@ -3407,7 +3516,7 @@
           <w:sz w:val="15"/>
           <w:u w:val="none"/>
         </w:rPr>
-        <w:t xml:space="preserve"> distance</w:t>
+        <w:t xml:space="preserve"> ★describes (주어 Porter 단수 — 긴 동격 명사구 뒤)</w:t>
       </w:r>
     </w:p>
     <w:p>
@@ -3432,7 +3541,7 @@
           <w:sz w:val="15"/>
           <w:u w:val="none"/>
         </w:rPr>
-        <w:t xml:space="preserve"> ★that (선행사 a tool — what 불가)</w:t>
+        <w:t xml:space="preserve"> distance</w:t>
       </w:r>
     </w:p>
     <w:p>
@@ -3457,7 +3566,7 @@
           <w:sz w:val="15"/>
           <w:u w:val="none"/>
         </w:rPr>
-        <w:t xml:space="preserve"> ★allowing (결과 분사구문 능동)</w:t>
+        <w:t xml:space="preserve"> ★that (선행사 a tool + 주어 빠진 절; what은 선행사 불가)</w:t>
       </w:r>
     </w:p>
     <w:p>
@@ -3482,7 +3591,7 @@
           <w:sz w:val="15"/>
           <w:u w:val="none"/>
         </w:rPr>
-        <w:t xml:space="preserve"> language</w:t>
+        <w:t xml:space="preserve"> ★shared (‘공유된’ 규칙 — 수동 분사)</w:t>
       </w:r>
     </w:p>
     <w:p>
@@ -3507,7 +3616,7 @@
           <w:sz w:val="15"/>
           <w:u w:val="none"/>
         </w:rPr>
-        <w:t xml:space="preserve"> reliable (신뢰할 수 있는 ↔ ambiguous)</w:t>
+        <w:t xml:space="preserve"> allowing (결과 분사구문 ‘그리하여 ~을 가능하게 하면서’)</w:t>
       </w:r>
     </w:p>
     <w:p>
@@ -3532,7 +3641,7 @@
           <w:sz w:val="15"/>
           <w:u w:val="none"/>
         </w:rPr>
-        <w:t xml:space="preserve"> ★communicate (in order to + 동사원형)</w:t>
+        <w:t xml:space="preserve"> information (전치사 of 뒤 불가산 명사)</w:t>
       </w:r>
     </w:p>
     <w:p>
@@ -3557,7 +3666,7 @@
           <w:sz w:val="15"/>
           <w:u w:val="none"/>
         </w:rPr>
-        <w:t xml:space="preserve"> shared (be + p.p. 수동)</w:t>
+        <w:t xml:space="preserve"> reliable (단위에는 ‘믿을 수 있는’ 정의가 필요; unreliable은 반대)</w:t>
       </w:r>
     </w:p>
     <w:p>
@@ -3582,7 +3691,7 @@
           <w:sz w:val="15"/>
           <w:u w:val="none"/>
         </w:rPr>
-        <w:t xml:space="preserve"> widely (no more widely than — 부사)</w:t>
+        <w:t xml:space="preserve"> definitions (형용사 reliable 뒤 명사, 복수)</w:t>
       </w:r>
     </w:p>
     <w:p>
@@ -3607,7 +3716,7 @@
           <w:sz w:val="15"/>
           <w:u w:val="none"/>
         </w:rPr>
-        <w:t xml:space="preserve"> ★meaning (결과 분사구문 능동)</w:t>
+        <w:t xml:space="preserve"> ★to be shared (정의가 ‘공유되는’ 수동 — need to be p.p.)</w:t>
       </w:r>
     </w:p>
     <w:p>
@@ -3632,7 +3741,7 @@
           <w:sz w:val="15"/>
           <w:u w:val="none"/>
         </w:rPr>
-        <w:t xml:space="preserve"> complex (복잡한 — no more complex than 신체 부위)</w:t>
+        <w:t xml:space="preserve"> settlement</w:t>
       </w:r>
     </w:p>
     <w:p>
@@ -3657,7 +3766,7 @@
           <w:sz w:val="15"/>
           <w:u w:val="none"/>
         </w:rPr>
-        <w:t xml:space="preserve"> ★was (that절 주어 a unit 단수)</w:t>
+        <w:t xml:space="preserve"> ★complex (no more + 형용사 + than — be동사의 보어)</w:t>
       </w:r>
     </w:p>
     <w:p>
@@ -3682,7 +3791,7 @@
           <w:sz w:val="15"/>
           <w:u w:val="none"/>
         </w:rPr>
-        <w:t xml:space="preserve"> ★grew (주절 과거 서술 — 자동사 과거)</w:t>
+        <w:t xml:space="preserve"> ★grew (과거 서술 — 주절 would become과 시제 일치)</w:t>
       </w:r>
     </w:p>
     <w:p>
@@ -3707,7 +3816,7 @@
           <w:sz w:val="15"/>
           <w:u w:val="none"/>
         </w:rPr>
-        <w:t xml:space="preserve"> inadequacies (정관사 the 뒤 → 명사)</w:t>
+        <w:t xml:space="preserve"> inadequacies</w:t>
       </w:r>
     </w:p>
     <w:p>
@@ -3732,7 +3841,7 @@
           <w:sz w:val="15"/>
           <w:u w:val="none"/>
         </w:rPr>
-        <w:t xml:space="preserve"> evident (become의 보어 → 형용사)</w:t>
+        <w:t xml:space="preserve"> evident (한계가 ‘분명해진다’; hidden은 반대)</w:t>
       </w:r>
     </w:p>
     <w:p>
@@ -3757,7 +3866,7 @@
           <w:sz w:val="15"/>
           <w:u w:val="none"/>
         </w:rPr>
-        <w:t xml:space="preserve"> ○ (based as it is = as it is based 이유 분사구문)</w:t>
+        <w:t xml:space="preserve"> ○ (based as it is on = because it is based on ‘~에 기반하므로’)</w:t>
       </w:r>
     </w:p>
     <w:p>
@@ -3782,7 +3891,7 @@
           <w:sz w:val="15"/>
           <w:u w:val="none"/>
         </w:rPr>
-        <w:t xml:space="preserve"> ★✕ — 바른 형태: allowing (도구가 교환을 ‘가능하게 하는’ 능동)</w:t>
+        <w:t xml:space="preserve"> ○ (결과 분사구문 = 계속적 용법 which + 동사)</w:t>
       </w:r>
     </w:p>
     <w:p>
@@ -3807,7 +3916,7 @@
           <w:sz w:val="15"/>
           <w:u w:val="none"/>
         </w:rPr>
-        <w:t xml:space="preserve"> ○ (no more widely than = only as widely as)</w:t>
+        <w:t xml:space="preserve"> ★✕ — 바른 형태: no more complex than (비교급 뒤 than; as 불가)</w:t>
       </w:r>
     </w:p>
     <w:p>
@@ -3832,7 +3941,7 @@
           <w:sz w:val="15"/>
           <w:u w:val="none"/>
         </w:rPr>
-        <w:t xml:space="preserve"> Subjective measures contain useful knowledge, but this can be difficult to share. (보충 to / 제외 difficulty)</w:t>
+        <w:t xml:space="preserve"> Following this logic, if measurement is another sort of language, then just as with words, individual units need reliable definitions in order to communicate. (보충 if / 제외 unless / be→is, define→definitions)</w:t>
       </w:r>
     </w:p>
     <w:p>
@@ -3857,7 +3966,7 @@
           <w:sz w:val="15"/>
           <w:u w:val="none"/>
         </w:rPr>
-        <w:t xml:space="preserve"> As these communities grew in size, the inadequacies of this system would become evident. (보충 in / 제외 evidence / grow→grew)</w:t>
+        <w:t xml:space="preserve"> As these communities grew in size, though, the inadequacies of this system would become evident. (보충 though / 제외 because / grow→grew)</w:t>
       </w:r>
     </w:p>
     <w:p>
@@ -3882,7 +3991,7 @@
           <w:sz w:val="15"/>
           <w:u w:val="none"/>
         </w:rPr>
-        <w:t xml:space="preserve"> Individual units need reliable definitions in order to communicate. (communication→communicate)</w:t>
+        <w:t xml:space="preserve"> To harness the full potential of units of measurement, we need some degree of consistency. (consistent→consistency)</w:t>
       </w:r>
     </w:p>
     <w:p>
@@ -3932,7 +4041,7 @@
           <w:sz w:val="15"/>
           <w:u w:val="none"/>
         </w:rPr>
-        <w:t xml:space="preserve"> measurement</w:t>
+        <w:t xml:space="preserve"> 측정은 공유된 규칙으로 문화·지리의 차이를 잇는 ‘거리의 기술’이라는 것</w:t>
       </w:r>
     </w:p>
     <w:p>
@@ -3957,7 +4066,7 @@
           <w:sz w:val="15"/>
           <w:u w:val="none"/>
         </w:rPr>
-        <w:t xml:space="preserve"> 측정은 공유된 규칙으로 문화와 지리의 차이를 잇는 기술(일종의 언어)이라는 것</w:t>
+        <w:t xml:space="preserve"> reliable definitions</w:t>
       </w:r>
     </w:p>
     <w:p>
@@ -4007,7 +4116,7 @@
           <w:sz w:val="15"/>
           <w:u w:val="none"/>
         </w:rPr>
-        <w:t xml:space="preserve"> ★used (과거 서술 — 주어 everyone)</w:t>
+        <w:t xml:space="preserve"> ★shared (because 절의 과거 서술 — 주절 was와 시제 일치; sharing이면 동사 없음)</w:t>
       </w:r>
     </w:p>
     <w:p>
@@ -4032,7 +4141,7 @@
           <w:sz w:val="15"/>
           <w:u w:val="none"/>
         </w:rPr>
-        <w:t xml:space="preserve"> ★to be printed (요리법이 ‘인쇄되는’ 수동)</w:t>
+        <w:t xml:space="preserve"> ★that (선행사 a timetable, 관계절 주어 자리; what은 선행사 불가)</w:t>
       </w:r>
     </w:p>
     <w:p>
@@ -4057,7 +4166,7 @@
           <w:sz w:val="15"/>
           <w:u w:val="none"/>
         </w:rPr>
-        <w:t xml:space="preserve"> ★meant (과거 서술, 선행사 units)</w:t>
+        <w:t xml:space="preserve"> ★let (주어 a set of common rules → rules 복수; let + O + 원형)</w:t>
       </w:r>
     </w:p>
     <w:p>
@@ -4082,7 +4191,7 @@
           <w:sz w:val="15"/>
           <w:u w:val="none"/>
         </w:rPr>
-        <w:t xml:space="preserve"> share</w:t>
+        <w:t xml:space="preserve"> definitions</w:t>
       </w:r>
     </w:p>
     <w:p>
@@ -4123,7 +4232,7 @@
           <w:sz w:val="15"/>
           <w:u w:val="none"/>
         </w:rPr>
-        <w:t xml:space="preserve"> 정답 ② — (a) ○ (b) ○ (c) ○ (d) ✕ (e) ✕</w:t>
+        <w:t xml:space="preserve"> 정답 ② — (A) ○ (B) ○ (C) ✕ (D) ✕</w:t>
       </w:r>
     </w:p>
     <w:p>
@@ -4148,7 +4257,7 @@
           <w:sz w:val="15"/>
           <w:u w:val="none"/>
         </w:rPr>
-        <w:t xml:space="preserve"> 정답 ⑤ — ⓐ Harness → To harness / ⓒ needs → need / ⓕ much → more</w:t>
+        <w:t xml:space="preserve"> 정답 ③</w:t>
       </w:r>
     </w:p>
     <w:p>
@@ -4173,7 +4282,7 @@
           <w:sz w:val="15"/>
           <w:u w:val="none"/>
         </w:rPr>
-        <w:t xml:space="preserve"> 정답 ③ — consistency · Subjective · inadequacies</w:t>
+        <w:t xml:space="preserve"> 정답 ⑤</w:t>
       </w:r>
     </w:p>
     <w:p>
@@ -4198,7 +4307,7 @@
           <w:sz w:val="15"/>
           <w:u w:val="none"/>
         </w:rPr>
-        <w:t xml:space="preserve"> 정답 ①</w:t>
+        <w:t xml:space="preserve"> 정답 ④ — ⓑ allowed → allowing / ⓓ needs → need / ⓔ to share → to be shared</w:t>
       </w:r>
     </w:p>
     <w:p>
@@ -4223,7 +4332,7 @@
           <w:sz w:val="15"/>
           <w:u w:val="none"/>
         </w:rPr>
-        <w:t xml:space="preserve"> 정답 ④</w:t>
+        <w:t xml:space="preserve"> 정답 ①</w:t>
       </w:r>
     </w:p>
     <w:p>
@@ -4248,7 +4357,7 @@
           <w:sz w:val="15"/>
           <w:u w:val="none"/>
         </w:rPr>
-        <w:t xml:space="preserve"> 정답 ①</w:t>
+        <w:t xml:space="preserve"> 정답 ②</w:t>
       </w:r>
     </w:p>
     <w:p>
@@ -4273,7 +4382,7 @@
           <w:sz w:val="15"/>
           <w:u w:val="none"/>
         </w:rPr>
-        <w:t xml:space="preserve"> 정답 ③</w:t>
+        <w:t xml:space="preserve"> 정답 ⑤ — advantages → inadequacies</w:t>
       </w:r>
     </w:p>
     <w:p>
@@ -4298,7 +4407,7 @@
           <w:sz w:val="15"/>
           <w:u w:val="none"/>
         </w:rPr>
-        <w:t xml:space="preserve"> (1) consistent  (2) reliably  (3) communication</w:t>
+        <w:t xml:space="preserve"> Subjective measures contain useful knowledge, but this can be difficult to share because it is based on an individual’s experience.</w:t>
       </w:r>
     </w:p>
     <w:p>
@@ -4323,7 +4432,7 @@
           <w:sz w:val="15"/>
           <w:u w:val="none"/>
         </w:rPr>
-        <w:t xml:space="preserve"> In the earliest societies, these definitions needed to be shared no more widely than a single settlement.</w:t>
+        <w:t xml:space="preserve"> (1) consistency  (2) personal  (3) relying  (4) reliably</w:t>
       </w:r>
     </w:p>
     <w:p>
@@ -4348,7 +4457,7 @@
           <w:sz w:val="15"/>
           <w:u w:val="none"/>
         </w:rPr>
-        <w:t xml:space="preserve"> 정답 ①</w:t>
+        <w:t xml:space="preserve"> 정답 ③</w:t>
       </w:r>
     </w:p>
     <w:p>
@@ -4398,7 +4507,7 @@
           <w:sz w:val="14"/>
           <w:u w:val="none"/>
         </w:rPr>
-        <w:t>(b) [낯선 구문 decoy]</w:t>
+        <w:t>(C) [방향 역전]</w:t>
       </w:r>
       <w:r>
         <w:rPr>
@@ -4407,7 +4516,7 @@
           <w:sz w:val="14"/>
           <w:u w:val="none"/>
         </w:rPr>
-        <w:t xml:space="preserve"> ‘형용사/분사 + as + 주어 + 동사’ 양보·이유 구문이 낯설어 틀렸다고 고르면 ③·④. </w:t>
+        <w:t xml:space="preserve"> weaknesses를 놓치고 ‘규모가 커졌다 → 쓰임이 늘었다’로 읽으면 옳아 보인다. </w:t>
       </w:r>
       <w:r>
         <w:rPr>
@@ -4416,7 +4525,7 @@
           <w:sz w:val="14"/>
           <w:u w:val="none"/>
         </w:rPr>
-        <w:t>(d)</w:t>
+        <w:t>(D) [이중 오류]</w:t>
       </w:r>
       <w:r>
         <w:rPr>
@@ -4425,7 +4534,25 @@
           <w:sz w:val="14"/>
           <w:u w:val="none"/>
         </w:rPr>
-        <w:t xml:space="preserve"> bridge의 의미를 ‘넓히다’로 오독.</w:t>
+        <w:t xml:space="preserve"> 주어도 틀렸고 근거(words 단수)도 틀렸다. </w:t>
+      </w:r>
+      <w:r>
+        <w:rPr>
+          <w:rFonts w:ascii="맑은 고딕" w:hAnsi="맑은 고딕" w:eastAsia="맑은 고딕"/>
+          <w:b/>
+          <w:sz w:val="14"/>
+          <w:u w:val="none"/>
+        </w:rPr>
+        <w:t>(B) [decoy]</w:t>
+      </w:r>
+      <w:r>
+        <w:rPr>
+          <w:rFonts w:ascii="맑은 고딕" w:hAnsi="맑은 고딕" w:eastAsia="맑은 고딕"/>
+          <w:b w:val="0"/>
+          <w:sz w:val="14"/>
+          <w:u w:val="none"/>
+        </w:rPr>
+        <w:t xml:space="preserve"> 틀려 보이지만 옳은 어법 진술 — 이것까지 고르면 ③·⑤.</w:t>
       </w:r>
     </w:p>
     <w:p>
@@ -4459,7 +4586,7 @@
           <w:sz w:val="14"/>
           <w:u w:val="none"/>
         </w:rPr>
-        <w:t>ⓐ [문두 함정]</w:t>
+        <w:t>⑤ [시간축 조작]</w:t>
       </w:r>
       <w:r>
         <w:rPr>
@@ -4468,7 +4595,7 @@
           <w:sz w:val="14"/>
           <w:u w:val="none"/>
         </w:rPr>
-        <w:t xml:space="preserve"> 명령문처럼 읽히지만 뒤에 콤마 + 완전한 절이 있어 부사구여야 한다. </w:t>
+        <w:t xml:space="preserve"> (A)는 맞지만 (B) ‘발명되자마자’는 본문의 ‘공동체가 커지면서’와 충돌. </w:t>
       </w:r>
       <w:r>
         <w:rPr>
@@ -4477,7 +4604,7 @@
           <w:sz w:val="14"/>
           <w:u w:val="none"/>
         </w:rPr>
-        <w:t>ⓒ</w:t>
+        <w:t>② [방향 역전]</w:t>
       </w:r>
       <w:r>
         <w:rPr>
@@ -4486,7 +4613,25 @@
           <w:sz w:val="14"/>
           <w:u w:val="none"/>
         </w:rPr>
-        <w:t xml:space="preserve"> just as with words 삽입구에 끌려 수 일치를 놓치기 쉽다.</w:t>
+        <w:t xml:space="preserve"> (B)가 부적절함이 아니라 쓰임 확대를 말한다. </w:t>
+      </w:r>
+      <w:r>
+        <w:rPr>
+          <w:rFonts w:ascii="맑은 고딕" w:hAnsi="맑은 고딕" w:eastAsia="맑은 고딕"/>
+          <w:b/>
+          <w:sz w:val="14"/>
+          <w:u w:val="none"/>
+        </w:rPr>
+        <w:t>④</w:t>
+      </w:r>
+      <w:r>
+        <w:rPr>
+          <w:rFonts w:ascii="맑은 고딕" w:hAnsi="맑은 고딕" w:eastAsia="맑은 고딕"/>
+          <w:b w:val="0"/>
+          <w:sz w:val="14"/>
+          <w:u w:val="none"/>
+        </w:rPr>
+        <w:t xml:space="preserve"> (A) 개인적 척도는 공유가 어렵다고 했다.</w:t>
       </w:r>
     </w:p>
     <w:p>
@@ -4520,7 +4665,7 @@
           <w:sz w:val="14"/>
           <w:u w:val="none"/>
         </w:rPr>
-        <w:t>⑤ [한 끗]</w:t>
+        <w:t>① [직역 함정]</w:t>
       </w:r>
       <w:r>
         <w:rPr>
@@ -4529,7 +4674,43 @@
           <w:sz w:val="14"/>
           <w:u w:val="none"/>
         </w:rPr>
-        <w:t xml:space="preserve"> (C)만 반대 — though의 역접을 놓치면 ‘장점’이 드러난다고 읽게 된다.</w:t>
+        <w:t xml:space="preserve"> distance를 ‘거리 측정’으로 읽은 오답. </w:t>
+      </w:r>
+      <w:r>
+        <w:rPr>
+          <w:rFonts w:ascii="맑은 고딕" w:hAnsi="맑은 고딕" w:eastAsia="맑은 고딕"/>
+          <w:b/>
+          <w:sz w:val="14"/>
+          <w:u w:val="none"/>
+        </w:rPr>
+        <w:t>③ [방향 역전]</w:t>
+      </w:r>
+      <w:r>
+        <w:rPr>
+          <w:rFonts w:ascii="맑은 고딕" w:hAnsi="맑은 고딕" w:eastAsia="맑은 고딕"/>
+          <w:b w:val="0"/>
+          <w:sz w:val="14"/>
+          <w:u w:val="none"/>
+        </w:rPr>
+        <w:t xml:space="preserve"> 차이를 ‘잇는(bridge)’ 것이지 유지하는 것이 아니다. </w:t>
+      </w:r>
+      <w:r>
+        <w:rPr>
+          <w:rFonts w:ascii="맑은 고딕" w:hAnsi="맑은 고딕" w:eastAsia="맑은 고딕"/>
+          <w:b/>
+          <w:sz w:val="14"/>
+          <w:u w:val="none"/>
+        </w:rPr>
+        <w:t>④</w:t>
+      </w:r>
+      <w:r>
+        <w:rPr>
+          <w:rFonts w:ascii="맑은 고딕" w:hAnsi="맑은 고딕" w:eastAsia="맑은 고딕"/>
+          <w:b w:val="0"/>
+          <w:sz w:val="14"/>
+          <w:u w:val="none"/>
+        </w:rPr>
+        <w:t xml:space="preserve"> 이동이 아니라 규칙의 공유.</w:t>
       </w:r>
     </w:p>
     <w:p>
@@ -4563,7 +4744,7 @@
           <w:sz w:val="14"/>
           <w:u w:val="none"/>
         </w:rPr>
-        <w:t>③ [단어 바꿔치기]</w:t>
+        <w:t>ⓔ [목적어 함정]</w:t>
       </w:r>
       <w:r>
         <w:rPr>
@@ -4572,7 +4753,7 @@
           <w:sz w:val="14"/>
           <w:u w:val="none"/>
         </w:rPr>
-        <w:t xml:space="preserve"> distance → 시간. </w:t>
+        <w:t xml:space="preserve"> 뒤에 no more widely than이 이어져 목적어처럼 보이지만 부사구 — share의 목적어가 없으므로 수동. </w:t>
       </w:r>
       <w:r>
         <w:rPr>
@@ -4581,7 +4762,7 @@
           <w:sz w:val="14"/>
           <w:u w:val="none"/>
         </w:rPr>
-        <w:t>②</w:t>
+        <w:t>ⓑ</w:t>
       </w:r>
       <w:r>
         <w:rPr>
@@ -4590,7 +4771,7 @@
           <w:sz w:val="14"/>
           <w:u w:val="none"/>
         </w:rPr>
-        <w:t xml:space="preserve"> but 앞의 긍정(useful knowledge)을 부정으로 바꿈.</w:t>
+        <w:t xml:space="preserve"> 바로 앞 명사 geography에 붙은 분사로 착각하면 allowed가 맞아 보인다. ② ⓑ,ⓓ만 고르면 ⓔ를 놓친 것.</w:t>
       </w:r>
     </w:p>
     <w:p>
@@ -4624,7 +4805,7 @@
           <w:sz w:val="14"/>
           <w:u w:val="none"/>
         </w:rPr>
-        <w:t>④ [결론 반전]</w:t>
+        <w:t>① [부정어 삽입]</w:t>
       </w:r>
       <w:r>
         <w:rPr>
@@ -4633,7 +4814,7 @@
           <w:sz w:val="14"/>
           <w:u w:val="none"/>
         </w:rPr>
-        <w:t xml:space="preserve"> [B] local time had to give way — 지역 기준은 ‘물러나야’ 했다. </w:t>
+        <w:t xml:space="preserve"> ‘공유가 어렵다’를 ‘지식이 없다’로 — 본문 어휘(subjective, knowledge)를 그대로 써서 참처럼 보인다. </w:t>
       </w:r>
       <w:r>
         <w:rPr>
@@ -4642,7 +4823,7 @@
           <w:sz w:val="14"/>
           <w:u w:val="none"/>
         </w:rPr>
-        <w:t>⑤</w:t>
+        <w:t>④ [한 끗 정답지]</w:t>
       </w:r>
       <w:r>
         <w:rPr>
@@ -4651,7 +4832,25 @@
           <w:sz w:val="14"/>
           <w:u w:val="none"/>
         </w:rPr>
-        <w:t xml:space="preserve"> Porter의 technology of distance와 [B]의 timetables가 대응 — 적절.</w:t>
+        <w:t xml:space="preserve"> a unit matched a particular part of the body — 참. </w:t>
+      </w:r>
+      <w:r>
+        <w:rPr>
+          <w:rFonts w:ascii="맑은 고딕" w:hAnsi="맑은 고딕" w:eastAsia="맑은 고딕"/>
+          <w:b/>
+          <w:sz w:val="14"/>
+          <w:u w:val="none"/>
+        </w:rPr>
+        <w:t>②</w:t>
+      </w:r>
+      <w:r>
+        <w:rPr>
+          <w:rFonts w:ascii="맑은 고딕" w:hAnsi="맑은 고딕" w:eastAsia="맑은 고딕"/>
+          <w:b w:val="0"/>
+          <w:sz w:val="14"/>
+          <w:u w:val="none"/>
+        </w:rPr>
+        <w:t xml:space="preserve"> overcome gaps of culture and geography — 참.</w:t>
       </w:r>
     </w:p>
     <w:p>
@@ -4685,7 +4884,7 @@
           <w:sz w:val="14"/>
           <w:u w:val="none"/>
         </w:rPr>
-        <w:t>② [단어 직역 함정]</w:t>
+        <w:t>④ [사례 일반화]</w:t>
       </w:r>
       <w:r>
         <w:rPr>
@@ -4694,7 +4893,7 @@
           <w:sz w:val="14"/>
           <w:u w:val="none"/>
         </w:rPr>
-        <w:t xml:space="preserve"> distance를 ‘거리 측정’으로 읽음. </w:t>
+        <w:t xml:space="preserve"> 신체 부위 단위는 ‘작은 공동체에서만 통하다 한계를 드러낸’ 예. </w:t>
       </w:r>
       <w:r>
         <w:rPr>
@@ -4703,7 +4902,7 @@
           <w:sz w:val="14"/>
           <w:u w:val="none"/>
         </w:rPr>
-        <w:t>③</w:t>
+        <w:t>③ [방향 역전]</w:t>
       </w:r>
       <w:r>
         <w:rPr>
@@ -4712,7 +4911,25 @@
           <w:sz w:val="14"/>
           <w:u w:val="none"/>
         </w:rPr>
-        <w:t xml:space="preserve"> bridge(잇다)를 반대로 해석.</w:t>
+        <w:t xml:space="preserve"> 글은 차이를 잇는 공유 규칙을 지지한다. </w:t>
+      </w:r>
+      <w:r>
+        <w:rPr>
+          <w:rFonts w:ascii="맑은 고딕" w:hAnsi="맑은 고딕" w:eastAsia="맑은 고딕"/>
+          <w:b/>
+          <w:sz w:val="14"/>
+          <w:u w:val="none"/>
+        </w:rPr>
+        <w:t>⑤</w:t>
+      </w:r>
+      <w:r>
+        <w:rPr>
+          <w:rFonts w:ascii="맑은 고딕" w:hAnsi="맑은 고딕" w:eastAsia="맑은 고딕"/>
+          <w:b w:val="0"/>
+          <w:sz w:val="14"/>
+          <w:u w:val="none"/>
+        </w:rPr>
+        <w:t xml:space="preserve"> Porter는 한 명의 정의를 제공할 뿐 논쟁은 없다.</w:t>
       </w:r>
     </w:p>
     <w:p>
@@ -4746,7 +4963,7 @@
           <w:sz w:val="14"/>
           <w:u w:val="none"/>
         </w:rPr>
-        <w:t>③ [소재어 재사용 함정]</w:t>
+        <w:t>② [한 끗]</w:t>
       </w:r>
       <w:r>
         <w:rPr>
@@ -4755,7 +4972,25 @@
           <w:sz w:val="14"/>
           <w:u w:val="none"/>
         </w:rPr>
-        <w:t xml:space="preserve"> ④의 language를 미리 끌어와 자연스러워 보이지만, ③이 끼면 this logic이 ‘외국어 학습’을 가리키게 된다.</w:t>
+        <w:t xml:space="preserve"> ‘유용한 지식을 담는다’와 subjective가 어긋나 보이지만, 바로 뒤 ‘개인 경험에 기반해 공유가 어렵다’가 뒷받침. </w:t>
+      </w:r>
+      <w:r>
+        <w:rPr>
+          <w:rFonts w:ascii="맑은 고딕" w:hAnsi="맑은 고딕" w:eastAsia="맑은 고딕"/>
+          <w:b/>
+          <w:sz w:val="14"/>
+          <w:u w:val="none"/>
+        </w:rPr>
+        <w:t>③ [어휘 함정]</w:t>
+      </w:r>
+      <w:r>
+        <w:rPr>
+          <w:rFonts w:ascii="맑은 고딕" w:hAnsi="맑은 고딕" w:eastAsia="맑은 고딕"/>
+          <w:b w:val="0"/>
+          <w:sz w:val="14"/>
+          <w:u w:val="none"/>
+        </w:rPr>
+        <w:t xml:space="preserve"> bridge를 명사로만 알면 어색해 보인다 — 동사 ‘잇다’.</w:t>
       </w:r>
     </w:p>
     <w:p>
@@ -4780,7 +5015,43 @@
           <w:sz w:val="14"/>
           <w:u w:val="none"/>
         </w:rPr>
-        <w:t xml:space="preserve"> (1) consistency ✕ — be 뒤 형용사 (be consistent and reliably defined). (2) reliable ✕ — 분사 수식은 부사. (3) communicate ✕. [채점] 각 1점.</w:t>
+        <w:t xml:space="preserve"> </w:t>
+      </w:r>
+      <w:r>
+        <w:rPr>
+          <w:rFonts w:ascii="맑은 고딕" w:hAnsi="맑은 고딕" w:eastAsia="맑은 고딕"/>
+          <w:b/>
+          <w:sz w:val="14"/>
+          <w:u w:val="none"/>
+        </w:rPr>
+        <w:t>because based on</w:t>
+      </w:r>
+      <w:r>
+        <w:rPr>
+          <w:rFonts w:ascii="맑은 고딕" w:hAnsi="맑은 고딕" w:eastAsia="맑은 고딕"/>
+          <w:b w:val="0"/>
+          <w:sz w:val="14"/>
+          <w:u w:val="none"/>
+        </w:rPr>
+        <w:t xml:space="preserve"> ✕ — 접속사 뒤에는 주어 + 동사(it is). </w:t>
+      </w:r>
+      <w:r>
+        <w:rPr>
+          <w:rFonts w:ascii="맑은 고딕" w:hAnsi="맑은 고딕" w:eastAsia="맑은 고딕"/>
+          <w:b/>
+          <w:sz w:val="14"/>
+          <w:u w:val="none"/>
+        </w:rPr>
+        <w:t>because of it is based</w:t>
+      </w:r>
+      <w:r>
+        <w:rPr>
+          <w:rFonts w:ascii="맑은 고딕" w:hAnsi="맑은 고딕" w:eastAsia="맑은 고딕"/>
+          <w:b w:val="0"/>
+          <w:sz w:val="14"/>
+          <w:u w:val="none"/>
+        </w:rPr>
+        <w:t xml:space="preserve"> ✕ — because of 뒤에는 명사구. [채점] because 절 구조 1.5 / 앞 절 어순 1 / 철자·단어 수 0.5.</w:t>
       </w:r>
     </w:p>
     <w:p>
@@ -4814,7 +5085,7 @@
           <w:sz w:val="14"/>
           <w:u w:val="none"/>
         </w:rPr>
-        <w:t>no more wide</w:t>
+        <w:t>accurate</w:t>
       </w:r>
       <w:r>
         <w:rPr>
@@ -4823,7 +5094,7 @@
           <w:sz w:val="14"/>
           <w:u w:val="none"/>
         </w:rPr>
-        <w:t xml:space="preserve"> ✕ — 동사 shared 수식은 부사. </w:t>
+        <w:t xml:space="preserve"> ✕ — (2)에 넣으면 ‘정확한 척도는 공유될 수 없다’가 되어 본문과 무관. </w:t>
       </w:r>
       <w:r>
         <w:rPr>
@@ -4832,7 +5103,7 @@
           <w:sz w:val="14"/>
           <w:u w:val="none"/>
         </w:rPr>
-        <w:t>need to share</w:t>
+        <w:t>reliable</w:t>
       </w:r>
       <w:r>
         <w:rPr>
@@ -4841,7 +5112,25 @@
           <w:sz w:val="14"/>
           <w:u w:val="none"/>
         </w:rPr>
-        <w:t xml:space="preserve"> ✕ — 정의가 ‘공유되는’ 수동. [채점] 비교 구문 1.5 / 수동·시제 1 / 단어 수 0.5.</w:t>
+        <w:t xml:space="preserve"> ✕ — (4)는 분사 fixed를 꾸미는 부사 자리. </w:t>
+      </w:r>
+      <w:r>
+        <w:rPr>
+          <w:rFonts w:ascii="맑은 고딕" w:hAnsi="맑은 고딕" w:eastAsia="맑은 고딕"/>
+          <w:b/>
+          <w:sz w:val="14"/>
+          <w:u w:val="none"/>
+        </w:rPr>
+        <w:t>shared</w:t>
+      </w:r>
+      <w:r>
+        <w:rPr>
+          <w:rFonts w:ascii="맑은 고딕" w:hAnsi="맑은 고딕" w:eastAsia="맑은 고딕"/>
+          <w:b w:val="0"/>
+          <w:sz w:val="14"/>
+          <w:u w:val="none"/>
+        </w:rPr>
+        <w:t xml:space="preserve"> ✕ — (3)에 넣으면 ‘공유된 도구’로 의미 어긋남. [채점] 각 0.75, 어형 오류는 0.</w:t>
       </w:r>
     </w:p>
     <w:p>
@@ -4875,7 +5164,7 @@
           <w:sz w:val="14"/>
           <w:u w:val="none"/>
         </w:rPr>
-        <w:t>④ [신체 부위 함정]</w:t>
+        <w:t>⑤ [한 끗]</w:t>
       </w:r>
       <w:r>
         <w:rPr>
@@ -4884,7 +5173,25 @@
           <w:sz w:val="14"/>
           <w:u w:val="none"/>
         </w:rPr>
-        <w:t xml:space="preserve"> 신체 부위 단위 = 개인 경험이라 연결해 보이지만, ④ 뒤 though(그러나)는 ‘한 정착지 안에서는 그 정도로 충분했다’와 대비되어야 하므로 ‘공유가 어렵다’가 끼면 역접이 성립하지 않는다.</w:t>
+        <w:t xml:space="preserve"> (C)-(B)-(A)는 (B)의 these communities가 가리킬 initial societies가 아직 없다. </w:t>
+      </w:r>
+      <w:r>
+        <w:rPr>
+          <w:rFonts w:ascii="맑은 고딕" w:hAnsi="맑은 고딕" w:eastAsia="맑은 고딕"/>
+          <w:b/>
+          <w:sz w:val="14"/>
+          <w:u w:val="none"/>
+        </w:rPr>
+        <w:t>②</w:t>
+      </w:r>
+      <w:r>
+        <w:rPr>
+          <w:rFonts w:ascii="맑은 고딕" w:hAnsi="맑은 고딕" w:eastAsia="맑은 고딕"/>
+          <w:b w:val="0"/>
+          <w:sz w:val="14"/>
+          <w:u w:val="none"/>
+        </w:rPr>
+        <w:t xml:space="preserve"> (A)의 this logic이 받을 Porter의 논리가 앞에 없다.</w:t>
       </w:r>
     </w:p>
     <w:p>
@@ -4909,7 +5216,7 @@
           <w:sz w:val="14"/>
           <w:u w:val="none"/>
         </w:rPr>
-        <w:t xml:space="preserve"> 측정 단위의 잠재력을 온전히 활용하려면 어느 정도의 일관성이 필요하다. 주관적 척도는 유용한 지식을 담고 있지만, 개인의 경험에 기반하고 있기 때문에 이를 공유하기는 어려울 수 있다. 과학사학자 Theodore M. Porter는 측정을 ‘거리의 기술’, 즉 공유된 규칙을 사용해 문화와 지리의 차이를 연결하여 정보 교환을 가능하게 하는 도구로 묘사한다. 이 논리를 따르면, 측정이 또 다른 종류의 언어라면 단어와 마찬가지로 개별 단위는 소통하기 위해 신뢰할 수 있는 정의가 필요하다. 가장 초기의 사회에서 이 정의들은 단일 정착지보다 더 넓게 공유될 필요가 없었을 것이며, 이는 정의가 한 단위가 특정 신체 부위와 같다는 것을 아는 것보다 더 복잡할 필요가 없었음을 의미한다. 그러나 이 공동체들의 규모가 커지면서, 이 체계의 부적절함이 분명해졌을 것이다.</w:t>
+        <w:t xml:space="preserve"> ['측정 단위의 잠재력을 온전히 활용하기 위해서는, 우리는 어느 정도의 일관성이 필요하다.', '주관적 척도는 유용한 지식을 담고 있지만, 개인의 경험에 기반하고 있으므로 공유하기 어려울 수 있다.', '과학사학자 Theodore M. Porter는 측정을 ‘거리의 기술’, 즉 공유된 규칙을 사용해 문화와 지리의 차이를 이어 정보 교환을 가능하게 하는 도구라고 설명한다.', '이 논리를 따르면, 측정이 또 다른 종류의 언어라면, 단어와 마찬가지로 개별 단위도 소통하기 위해 믿을 만한 정의가 필요하다.', '가장 초기의 사회에서는 이러한 정의가 하나의 정착지보다 더 넓게 공유될 필요가 없었을 것이며, 이는 그 정의가 한 단위가 특정 신체 부위와 같다는 것을 아는 것보다 더 복잡할 필요가 없음을 뜻한다.', '하지만 이 공동체들이 규모가 커지면서, 이 체계의 부적절함이 분명해지곤 했다.']</w:t>
       </w:r>
     </w:p>
     <w:p>
@@ -4934,7 +5241,7 @@
           <w:sz w:val="14"/>
           <w:u w:val="none"/>
         </w:rPr>
-        <w:t xml:space="preserve"> 요리법도 비슷한 변화를 겪었다. 요리가 한 가족 안에서만 이루어지던 때에는 ‘밀가루 한 줌’이나 ‘우유 한 컵’이 잘 통했다. 모두가 같은 손과 같은 컵을 썼기 때문이다. 요리법이 낯선 사람들을 위해 인쇄되기 시작하자, 그런 소박한 계량은 실패한 케이크를 낳았고, 요리사들은 모든 부엌에서 같은 것을 뜻하는 단위가 필요해졌다.</w:t>
+        <w:t xml:space="preserve"> ['시간 측정도 같은 단계를 거쳤다.', '한 마을에서는 ‘해 뜰 때’나 ‘그림자가 벽에 닿을 때’가 완벽하게 좋은 약속 시간이었는데, 모두가 같은 벽과 같은 하늘을 공유했기 때문이다.', '하지만 기차가 멀리 떨어진 도시들을 잇기 시작하자, 도시마다 다른 각자의 정오가 문제가 되었다: 역마다 다른 것을 뜻하는 시간표는 시간표가 아니었다.', '표준 시간대가 그 답이었는데, 이는 한 도시의 여행자가 다른 도시의 시계가 정확히 몇 시를 가리킬지 알게 해 주는 공통 규칙의 묶음이었다.']</w:t>
       </w:r>
     </w:p>
     <w:sectPr>
